--- a/План курсача.docx
+++ b/План курсача.docx
@@ -69,40 +69,57 @@
             <v:path o:extrusionok="f" gradientshapeok="t" o:connecttype="rect"/>
             <o:lock v:ext="edit" aspectratio="t"/>
           </v:shapetype>
+          <v:shape id="_x0000_i1146" type="#_x0000_t75" style="width:16.5pt;height:14pt" o:ole="">
+            <v:imagedata r:id="rId5" o:title=""/>
+          </v:shape>
+          <w:control r:id="rId6" w:name="DefaultOcxName" w:shapeid="_x0000_i1146"/>
+        </w:object>
+      </w:r>
+      <w:r>
+        <w:rPr>
+          <w:rFonts w:ascii="Times New Roman" w:eastAsia="Times New Roman" w:hAnsi="Times New Roman" w:cs="Times New Roman"/>
+          <w:sz w:val="24"/>
+          <w:szCs w:val="24"/>
+          <w:lang w:eastAsia="uk-UA"/>
+        </w:rPr>
+        <w:t xml:space="preserve">Створити репозиторій (GitHub) </w:t>
+      </w:r>
+    </w:p>
+    <w:p>
+      <w:pPr>
+        <w:numPr>
+          <w:ilvl w:val="0"/>
+          <w:numId w:val="1"/>
+        </w:numPr>
+        <w:spacing w:before="100" w:beforeAutospacing="1" w:after="100" w:afterAutospacing="1" w:line="240" w:lineRule="auto"/>
+        <w:rPr>
+          <w:rFonts w:ascii="Times New Roman" w:eastAsia="Times New Roman" w:hAnsi="Times New Roman" w:cs="Times New Roman"/>
+          <w:sz w:val="24"/>
+          <w:szCs w:val="24"/>
+          <w:lang w:eastAsia="uk-UA"/>
+        </w:rPr>
+      </w:pPr>
+      <w:r>
+        <w:rPr>
+          <w:rFonts w:ascii="Times New Roman" w:eastAsia="Times New Roman" w:hAnsi="Times New Roman" w:cs="Times New Roman"/>
+          <w:sz w:val="24"/>
+          <w:szCs w:val="24"/>
+        </w:rPr>
+        <w:object w:dxaOrig="1440" w:dyaOrig="1440" w14:anchorId="14A0D81F">
           <v:shape id="_x0000_i1402" type="#_x0000_t75" style="width:16.5pt;height:14pt" o:ole="">
             <v:imagedata r:id="rId5" o:title=""/>
           </v:shape>
-          <w:control r:id="rId6" w:name="DefaultOcxName" w:shapeid="_x0000_i1402"/>
-        </w:object>
-      </w:r>
-      <w:r>
-        <w:rPr>
-          <w:rFonts w:ascii="Times New Roman" w:eastAsia="Times New Roman" w:hAnsi="Times New Roman" w:cs="Times New Roman"/>
-          <w:sz w:val="24"/>
-          <w:szCs w:val="24"/>
-          <w:lang w:eastAsia="uk-UA"/>
-        </w:rPr>
-        <w:t>Створити репозиторій (</w:t>
-      </w:r>
-      <w:proofErr w:type="spellStart"/>
-      <w:r>
-        <w:rPr>
-          <w:rFonts w:ascii="Times New Roman" w:eastAsia="Times New Roman" w:hAnsi="Times New Roman" w:cs="Times New Roman"/>
-          <w:sz w:val="24"/>
-          <w:szCs w:val="24"/>
-          <w:lang w:eastAsia="uk-UA"/>
-        </w:rPr>
-        <w:t>GitHub</w:t>
-      </w:r>
-      <w:proofErr w:type="spellEnd"/>
-      <w:r>
-        <w:rPr>
-          <w:rFonts w:ascii="Times New Roman" w:eastAsia="Times New Roman" w:hAnsi="Times New Roman" w:cs="Times New Roman"/>
-          <w:sz w:val="24"/>
-          <w:szCs w:val="24"/>
-          <w:lang w:eastAsia="uk-UA"/>
-        </w:rPr>
-        <w:t xml:space="preserve">) </w:t>
+          <w:control r:id="rId7" w:name="DefaultOcxName1" w:shapeid="_x0000_i1402"/>
+        </w:object>
+      </w:r>
+      <w:r>
+        <w:rPr>
+          <w:rFonts w:ascii="Times New Roman" w:eastAsia="Times New Roman" w:hAnsi="Times New Roman" w:cs="Times New Roman"/>
+          <w:sz w:val="24"/>
+          <w:szCs w:val="24"/>
+          <w:lang w:eastAsia="uk-UA"/>
+        </w:rPr>
+        <w:t xml:space="preserve">Налаштувати структуру проєкту (Frontend + Backend) </w:t>
       </w:r>
     </w:p>
     <w:p>
@@ -125,81 +142,21 @@
           <w:sz w:val="24"/>
           <w:szCs w:val="24"/>
         </w:rPr>
-        <w:object w:dxaOrig="1440" w:dyaOrig="1440" w14:anchorId="14A0D81F">
-          <v:shape id="_x0000_i1147" type="#_x0000_t75" style="width:16.5pt;height:14pt" o:ole="">
-            <v:imagedata r:id="rId7" o:title=""/>
-          </v:shape>
-          <w:control r:id="rId8" w:name="DefaultOcxName1" w:shapeid="_x0000_i1147"/>
-        </w:object>
-      </w:r>
-      <w:r>
-        <w:rPr>
-          <w:rFonts w:ascii="Times New Roman" w:eastAsia="Times New Roman" w:hAnsi="Times New Roman" w:cs="Times New Roman"/>
-          <w:sz w:val="24"/>
-          <w:szCs w:val="24"/>
-          <w:lang w:eastAsia="uk-UA"/>
-        </w:rPr>
-        <w:t xml:space="preserve">Налаштувати структуру </w:t>
-      </w:r>
-      <w:proofErr w:type="spellStart"/>
-      <w:r>
-        <w:rPr>
-          <w:rFonts w:ascii="Times New Roman" w:eastAsia="Times New Roman" w:hAnsi="Times New Roman" w:cs="Times New Roman"/>
-          <w:sz w:val="24"/>
-          <w:szCs w:val="24"/>
-          <w:lang w:eastAsia="uk-UA"/>
-        </w:rPr>
-        <w:t>проєкту</w:t>
-      </w:r>
-      <w:proofErr w:type="spellEnd"/>
-      <w:r>
-        <w:rPr>
-          <w:rFonts w:ascii="Times New Roman" w:eastAsia="Times New Roman" w:hAnsi="Times New Roman" w:cs="Times New Roman"/>
-          <w:sz w:val="24"/>
-          <w:szCs w:val="24"/>
-          <w:lang w:eastAsia="uk-UA"/>
-        </w:rPr>
-        <w:t xml:space="preserve"> (</w:t>
-      </w:r>
-      <w:proofErr w:type="spellStart"/>
-      <w:r>
-        <w:rPr>
-          <w:rFonts w:ascii="Times New Roman" w:eastAsia="Times New Roman" w:hAnsi="Times New Roman" w:cs="Times New Roman"/>
-          <w:sz w:val="24"/>
-          <w:szCs w:val="24"/>
-          <w:lang w:eastAsia="uk-UA"/>
-        </w:rPr>
-        <w:t>Frontend</w:t>
-      </w:r>
-      <w:proofErr w:type="spellEnd"/>
-      <w:r>
-        <w:rPr>
-          <w:rFonts w:ascii="Times New Roman" w:eastAsia="Times New Roman" w:hAnsi="Times New Roman" w:cs="Times New Roman"/>
-          <w:sz w:val="24"/>
-          <w:szCs w:val="24"/>
-          <w:lang w:eastAsia="uk-UA"/>
-        </w:rPr>
-        <w:t xml:space="preserve"> + </w:t>
-      </w:r>
-      <w:proofErr w:type="spellStart"/>
-      <w:r>
-        <w:rPr>
-          <w:rFonts w:ascii="Times New Roman" w:eastAsia="Times New Roman" w:hAnsi="Times New Roman" w:cs="Times New Roman"/>
-          <w:sz w:val="24"/>
-          <w:szCs w:val="24"/>
-          <w:lang w:eastAsia="uk-UA"/>
-        </w:rPr>
-        <w:t>Backend</w:t>
-      </w:r>
-      <w:proofErr w:type="spellEnd"/>
-      <w:r>
-        <w:rPr>
-          <w:rFonts w:ascii="Times New Roman" w:eastAsia="Times New Roman" w:hAnsi="Times New Roman" w:cs="Times New Roman"/>
-          <w:sz w:val="24"/>
-          <w:szCs w:val="24"/>
-          <w:lang w:eastAsia="uk-UA"/>
-        </w:rPr>
-        <w:t xml:space="preserve">) </w:t>
+        <w:object w:dxaOrig="1440" w:dyaOrig="1440" w14:anchorId="798FCC8A">
+          <v:shape id="_x0000_i1152" type="#_x0000_t75" style="width:16.5pt;height:14pt" o:ole="">
+            <v:imagedata r:id="rId5" o:title=""/>
+          </v:shape>
+          <w:control r:id="rId8" w:name="DefaultOcxName2" w:shapeid="_x0000_i1152"/>
+        </w:object>
+      </w:r>
+      <w:r>
+        <w:rPr>
+          <w:rFonts w:ascii="Times New Roman" w:eastAsia="Times New Roman" w:hAnsi="Times New Roman" w:cs="Times New Roman"/>
+          <w:sz w:val="24"/>
+          <w:szCs w:val="24"/>
+          <w:lang w:eastAsia="uk-UA"/>
+        </w:rPr>
+        <w:t xml:space="preserve">Обрати стек (наприклад: ASP.NET + JS/HTML/CSS) </w:t>
       </w:r>
     </w:p>
     <w:p>
@@ -222,21 +179,21 @@
           <w:sz w:val="24"/>
           <w:szCs w:val="24"/>
         </w:rPr>
-        <w:object w:dxaOrig="1440" w:dyaOrig="1440" w14:anchorId="798FCC8A">
-          <v:shape id="_x0000_i1403" type="#_x0000_t75" style="width:16.5pt;height:14pt" o:ole="">
+        <w:object w:dxaOrig="1440" w:dyaOrig="1440" w14:anchorId="1CA6BB94">
+          <v:shape id="_x0000_i1401" type="#_x0000_t75" style="width:16.5pt;height:14pt" o:ole="">
             <v:imagedata r:id="rId5" o:title=""/>
           </v:shape>
-          <w:control r:id="rId9" w:name="DefaultOcxName2" w:shapeid="_x0000_i1403"/>
-        </w:object>
-      </w:r>
-      <w:r>
-        <w:rPr>
-          <w:rFonts w:ascii="Times New Roman" w:eastAsia="Times New Roman" w:hAnsi="Times New Roman" w:cs="Times New Roman"/>
-          <w:sz w:val="24"/>
-          <w:szCs w:val="24"/>
-          <w:lang w:eastAsia="uk-UA"/>
-        </w:rPr>
-        <w:t xml:space="preserve">Обрати стек (наприклад: ASP.NET + JS/HTML/CSS) </w:t>
+          <w:control r:id="rId9" w:name="DefaultOcxName3" w:shapeid="_x0000_i1401"/>
+        </w:object>
+      </w:r>
+      <w:r>
+        <w:rPr>
+          <w:rFonts w:ascii="Times New Roman" w:eastAsia="Times New Roman" w:hAnsi="Times New Roman" w:cs="Times New Roman"/>
+          <w:sz w:val="24"/>
+          <w:szCs w:val="24"/>
+          <w:lang w:eastAsia="uk-UA"/>
+        </w:rPr>
+        <w:t xml:space="preserve">Налаштувати базу даних (SQL Server / SQLite) </w:t>
       </w:r>
     </w:p>
     <w:p>
@@ -259,68 +216,11 @@
           <w:sz w:val="24"/>
           <w:szCs w:val="24"/>
         </w:rPr>
-        <w:object w:dxaOrig="1440" w:dyaOrig="1440" w14:anchorId="1CA6BB94">
-          <v:shape id="_x0000_i1153" type="#_x0000_t75" style="width:16.5pt;height:14pt" o:ole="">
-            <v:imagedata r:id="rId7" o:title=""/>
-          </v:shape>
-          <w:control r:id="rId10" w:name="DefaultOcxName3" w:shapeid="_x0000_i1153"/>
-        </w:object>
-      </w:r>
-      <w:r>
-        <w:rPr>
-          <w:rFonts w:ascii="Times New Roman" w:eastAsia="Times New Roman" w:hAnsi="Times New Roman" w:cs="Times New Roman"/>
-          <w:sz w:val="24"/>
-          <w:szCs w:val="24"/>
-          <w:lang w:eastAsia="uk-UA"/>
-        </w:rPr>
-        <w:t xml:space="preserve">Налаштувати базу даних (SQL Server / </w:t>
-      </w:r>
-      <w:proofErr w:type="spellStart"/>
-      <w:r>
-        <w:rPr>
-          <w:rFonts w:ascii="Times New Roman" w:eastAsia="Times New Roman" w:hAnsi="Times New Roman" w:cs="Times New Roman"/>
-          <w:sz w:val="24"/>
-          <w:szCs w:val="24"/>
-          <w:lang w:eastAsia="uk-UA"/>
-        </w:rPr>
-        <w:t>SQLite</w:t>
-      </w:r>
-      <w:proofErr w:type="spellEnd"/>
-      <w:r>
-        <w:rPr>
-          <w:rFonts w:ascii="Times New Roman" w:eastAsia="Times New Roman" w:hAnsi="Times New Roman" w:cs="Times New Roman"/>
-          <w:sz w:val="24"/>
-          <w:szCs w:val="24"/>
-          <w:lang w:eastAsia="uk-UA"/>
-        </w:rPr>
-        <w:t xml:space="preserve">) </w:t>
-      </w:r>
-    </w:p>
-    <w:p>
-      <w:pPr>
-        <w:numPr>
-          <w:ilvl w:val="0"/>
-          <w:numId w:val="1"/>
-        </w:numPr>
-        <w:spacing w:before="100" w:beforeAutospacing="1" w:after="100" w:afterAutospacing="1" w:line="240" w:lineRule="auto"/>
-        <w:rPr>
-          <w:rFonts w:ascii="Times New Roman" w:eastAsia="Times New Roman" w:hAnsi="Times New Roman" w:cs="Times New Roman"/>
-          <w:sz w:val="24"/>
-          <w:szCs w:val="24"/>
-          <w:lang w:eastAsia="uk-UA"/>
-        </w:rPr>
-      </w:pPr>
-      <w:r>
-        <w:rPr>
-          <w:rFonts w:ascii="Times New Roman" w:eastAsia="Times New Roman" w:hAnsi="Times New Roman" w:cs="Times New Roman"/>
-          <w:sz w:val="24"/>
-          <w:szCs w:val="24"/>
-        </w:rPr>
         <w:object w:dxaOrig="1440" w:dyaOrig="1440" w14:anchorId="4376D08B">
-          <v:shape id="_x0000_i1156" type="#_x0000_t75" style="width:16.5pt;height:14pt" o:ole="">
-            <v:imagedata r:id="rId7" o:title=""/>
-          </v:shape>
-          <w:control r:id="rId11" w:name="DefaultOcxName4" w:shapeid="_x0000_i1156"/>
+          <v:shape id="_x0000_i1400" type="#_x0000_t75" style="width:16.5pt;height:14pt" o:ole="">
+            <v:imagedata r:id="rId5" o:title=""/>
+          </v:shape>
+          <w:control r:id="rId10" w:name="DefaultOcxName4" w:shapeid="_x0000_i1400"/>
         </w:object>
       </w:r>
       <w:r>
@@ -381,100 +281,20 @@
           <w:szCs w:val="24"/>
         </w:rPr>
         <w:object w:dxaOrig="1440" w:dyaOrig="1440" w14:anchorId="53377B1E">
-          <v:shape id="_x0000_i1159" type="#_x0000_t75" style="width:16.5pt;height:14pt" o:ole="">
-            <v:imagedata r:id="rId7" o:title=""/>
-          </v:shape>
-          <w:control r:id="rId12" w:name="DefaultOcxName5" w:shapeid="_x0000_i1159"/>
-        </w:object>
-      </w:r>
-      <w:r>
-        <w:rPr>
-          <w:rFonts w:ascii="Times New Roman" w:eastAsia="Times New Roman" w:hAnsi="Times New Roman" w:cs="Times New Roman"/>
-          <w:sz w:val="24"/>
-          <w:szCs w:val="24"/>
-          <w:lang w:eastAsia="uk-UA"/>
-        </w:rPr>
-        <w:t>Створити модель User (</w:t>
-      </w:r>
-      <w:proofErr w:type="spellStart"/>
-      <w:r>
-        <w:rPr>
-          <w:rFonts w:ascii="Times New Roman" w:eastAsia="Times New Roman" w:hAnsi="Times New Roman" w:cs="Times New Roman"/>
-          <w:sz w:val="24"/>
-          <w:szCs w:val="24"/>
-          <w:lang w:eastAsia="uk-UA"/>
-        </w:rPr>
-        <w:t>Id</w:t>
-      </w:r>
-      <w:proofErr w:type="spellEnd"/>
-      <w:r>
-        <w:rPr>
-          <w:rFonts w:ascii="Times New Roman" w:eastAsia="Times New Roman" w:hAnsi="Times New Roman" w:cs="Times New Roman"/>
-          <w:sz w:val="24"/>
-          <w:szCs w:val="24"/>
-          <w:lang w:eastAsia="uk-UA"/>
-        </w:rPr>
-        <w:t xml:space="preserve">, </w:t>
-      </w:r>
-      <w:proofErr w:type="spellStart"/>
-      <w:r>
-        <w:rPr>
-          <w:rFonts w:ascii="Times New Roman" w:eastAsia="Times New Roman" w:hAnsi="Times New Roman" w:cs="Times New Roman"/>
-          <w:sz w:val="24"/>
-          <w:szCs w:val="24"/>
-          <w:lang w:eastAsia="uk-UA"/>
-        </w:rPr>
-        <w:t>Name</w:t>
-      </w:r>
-      <w:proofErr w:type="spellEnd"/>
-      <w:r>
-        <w:rPr>
-          <w:rFonts w:ascii="Times New Roman" w:eastAsia="Times New Roman" w:hAnsi="Times New Roman" w:cs="Times New Roman"/>
-          <w:sz w:val="24"/>
-          <w:szCs w:val="24"/>
-          <w:lang w:eastAsia="uk-UA"/>
-        </w:rPr>
-        <w:t xml:space="preserve">, </w:t>
-      </w:r>
-      <w:proofErr w:type="spellStart"/>
-      <w:r>
-        <w:rPr>
-          <w:rFonts w:ascii="Times New Roman" w:eastAsia="Times New Roman" w:hAnsi="Times New Roman" w:cs="Times New Roman"/>
-          <w:sz w:val="24"/>
-          <w:szCs w:val="24"/>
-          <w:lang w:eastAsia="uk-UA"/>
-        </w:rPr>
-        <w:t>Email</w:t>
-      </w:r>
-      <w:proofErr w:type="spellEnd"/>
-      <w:r>
-        <w:rPr>
-          <w:rFonts w:ascii="Times New Roman" w:eastAsia="Times New Roman" w:hAnsi="Times New Roman" w:cs="Times New Roman"/>
-          <w:sz w:val="24"/>
-          <w:szCs w:val="24"/>
-          <w:lang w:eastAsia="uk-UA"/>
-        </w:rPr>
-        <w:t xml:space="preserve">, </w:t>
-      </w:r>
-      <w:proofErr w:type="spellStart"/>
-      <w:r>
-        <w:rPr>
-          <w:rFonts w:ascii="Times New Roman" w:eastAsia="Times New Roman" w:hAnsi="Times New Roman" w:cs="Times New Roman"/>
-          <w:sz w:val="24"/>
-          <w:szCs w:val="24"/>
-          <w:lang w:eastAsia="uk-UA"/>
-        </w:rPr>
-        <w:t>Password</w:t>
-      </w:r>
-      <w:proofErr w:type="spellEnd"/>
-      <w:r>
-        <w:rPr>
-          <w:rFonts w:ascii="Times New Roman" w:eastAsia="Times New Roman" w:hAnsi="Times New Roman" w:cs="Times New Roman"/>
-          <w:sz w:val="24"/>
-          <w:szCs w:val="24"/>
-          <w:lang w:eastAsia="uk-UA"/>
-        </w:rPr>
-        <w:t xml:space="preserve">) </w:t>
+          <v:shape id="_x0000_i1403" type="#_x0000_t75" style="width:16.5pt;height:14pt" o:ole="">
+            <v:imagedata r:id="rId5" o:title=""/>
+          </v:shape>
+          <w:control r:id="rId11" w:name="DefaultOcxName5" w:shapeid="_x0000_i1403"/>
+        </w:object>
+      </w:r>
+      <w:r>
+        <w:rPr>
+          <w:rFonts w:ascii="Times New Roman" w:eastAsia="Times New Roman" w:hAnsi="Times New Roman" w:cs="Times New Roman"/>
+          <w:sz w:val="24"/>
+          <w:szCs w:val="24"/>
+          <w:lang w:eastAsia="uk-UA"/>
+        </w:rPr>
+        <w:t xml:space="preserve">Створити модель User (Id, Name, Email, Password) </w:t>
       </w:r>
     </w:p>
     <w:p>
@@ -498,10 +318,10 @@
           <w:szCs w:val="24"/>
         </w:rPr>
         <w:object w:dxaOrig="1440" w:dyaOrig="1440" w14:anchorId="127AFDA0">
-          <v:shape id="_x0000_i1162" type="#_x0000_t75" style="width:16.5pt;height:14pt" o:ole="">
-            <v:imagedata r:id="rId7" o:title=""/>
-          </v:shape>
-          <w:control r:id="rId13" w:name="DefaultOcxName6" w:shapeid="_x0000_i1162"/>
+          <v:shape id="_x0000_i1410" type="#_x0000_t75" style="width:16.5pt;height:14pt" o:ole="">
+            <v:imagedata r:id="rId5" o:title=""/>
+          </v:shape>
+          <w:control r:id="rId12" w:name="DefaultOcxName6" w:shapeid="_x0000_i1410"/>
         </w:object>
       </w:r>
       <w:r>
@@ -535,10 +355,10 @@
           <w:szCs w:val="24"/>
         </w:rPr>
         <w:object w:dxaOrig="1440" w:dyaOrig="1440" w14:anchorId="1360A0CB">
-          <v:shape id="_x0000_i1165" type="#_x0000_t75" style="width:16.5pt;height:14pt" o:ole="">
-            <v:imagedata r:id="rId7" o:title=""/>
-          </v:shape>
-          <w:control r:id="rId14" w:name="DefaultOcxName7" w:shapeid="_x0000_i1165"/>
+          <v:shape id="_x0000_i1417" type="#_x0000_t75" style="width:16.5pt;height:14pt" o:ole="">
+            <v:imagedata r:id="rId13" o:title=""/>
+          </v:shape>
+          <w:control r:id="rId14" w:name="DefaultOcxName7" w:shapeid="_x0000_i1417"/>
         </w:object>
       </w:r>
       <w:r>
@@ -572,10 +392,10 @@
           <w:szCs w:val="24"/>
         </w:rPr>
         <w:object w:dxaOrig="1440" w:dyaOrig="1440" w14:anchorId="7D055207">
-          <v:shape id="_x0000_i1168" type="#_x0000_t75" style="width:16.5pt;height:14pt" o:ole="">
-            <v:imagedata r:id="rId7" o:title=""/>
-          </v:shape>
-          <w:control r:id="rId15" w:name="DefaultOcxName8" w:shapeid="_x0000_i1168"/>
+          <v:shape id="_x0000_i1412" type="#_x0000_t75" style="width:16.5pt;height:14pt" o:ole="">
+            <v:imagedata r:id="rId5" o:title=""/>
+          </v:shape>
+          <w:control r:id="rId15" w:name="DefaultOcxName8" w:shapeid="_x0000_i1412"/>
         </w:object>
       </w:r>
       <w:r>
@@ -609,31 +429,20 @@
           <w:szCs w:val="24"/>
         </w:rPr>
         <w:object w:dxaOrig="1440" w:dyaOrig="1440" w14:anchorId="5028BEEB">
-          <v:shape id="_x0000_i1171" type="#_x0000_t75" style="width:16.5pt;height:14pt" o:ole="">
-            <v:imagedata r:id="rId7" o:title=""/>
-          </v:shape>
-          <w:control r:id="rId16" w:name="DefaultOcxName9" w:shapeid="_x0000_i1171"/>
-        </w:object>
-      </w:r>
-      <w:proofErr w:type="spellStart"/>
-      <w:r>
-        <w:rPr>
-          <w:rFonts w:ascii="Times New Roman" w:eastAsia="Times New Roman" w:hAnsi="Times New Roman" w:cs="Times New Roman"/>
-          <w:sz w:val="24"/>
-          <w:szCs w:val="24"/>
-          <w:lang w:eastAsia="uk-UA"/>
-        </w:rPr>
-        <w:t>Валідація</w:t>
-      </w:r>
-      <w:proofErr w:type="spellEnd"/>
-      <w:r>
-        <w:rPr>
-          <w:rFonts w:ascii="Times New Roman" w:eastAsia="Times New Roman" w:hAnsi="Times New Roman" w:cs="Times New Roman"/>
-          <w:sz w:val="24"/>
-          <w:szCs w:val="24"/>
-          <w:lang w:eastAsia="uk-UA"/>
-        </w:rPr>
-        <w:t xml:space="preserve"> введених даних </w:t>
+          <v:shape id="_x0000_i1413" type="#_x0000_t75" style="width:16.5pt;height:14pt" o:ole="">
+            <v:imagedata r:id="rId5" o:title=""/>
+          </v:shape>
+          <w:control r:id="rId16" w:name="DefaultOcxName9" w:shapeid="_x0000_i1413"/>
+        </w:object>
+      </w:r>
+      <w:r>
+        <w:rPr>
+          <w:rFonts w:ascii="Times New Roman" w:eastAsia="Times New Roman" w:hAnsi="Times New Roman" w:cs="Times New Roman"/>
+          <w:sz w:val="24"/>
+          <w:szCs w:val="24"/>
+          <w:lang w:eastAsia="uk-UA"/>
+        </w:rPr>
+        <w:t xml:space="preserve">Валідація введених даних </w:t>
       </w:r>
     </w:p>
     <w:p>
@@ -657,10 +466,10 @@
           <w:szCs w:val="24"/>
         </w:rPr>
         <w:object w:dxaOrig="1440" w:dyaOrig="1440" w14:anchorId="46311842">
-          <v:shape id="_x0000_i1174" type="#_x0000_t75" style="width:16.5pt;height:14pt" o:ole="">
-            <v:imagedata r:id="rId7" o:title=""/>
-          </v:shape>
-          <w:control r:id="rId17" w:name="DefaultOcxName10" w:shapeid="_x0000_i1174"/>
+          <v:shape id="_x0000_i1414" type="#_x0000_t75" style="width:16.5pt;height:14pt" o:ole="">
+            <v:imagedata r:id="rId5" o:title=""/>
+          </v:shape>
+          <w:control r:id="rId17" w:name="DefaultOcxName10" w:shapeid="_x0000_i1414"/>
         </w:object>
       </w:r>
       <w:r>
@@ -694,10 +503,10 @@
           <w:szCs w:val="24"/>
         </w:rPr>
         <w:object w:dxaOrig="1440" w:dyaOrig="1440" w14:anchorId="647C827A">
-          <v:shape id="_x0000_i1177" type="#_x0000_t75" style="width:16.5pt;height:14pt" o:ole="">
-            <v:imagedata r:id="rId7" o:title=""/>
-          </v:shape>
-          <w:control r:id="rId18" w:name="DefaultOcxName11" w:shapeid="_x0000_i1177"/>
+          <v:shape id="_x0000_i1415" type="#_x0000_t75" style="width:16.5pt;height:14pt" o:ole="">
+            <v:imagedata r:id="rId5" o:title=""/>
+          </v:shape>
+          <w:control r:id="rId18" w:name="DefaultOcxName11" w:shapeid="_x0000_i1415"/>
         </w:object>
       </w:r>
       <w:r>
@@ -731,40 +540,20 @@
           <w:szCs w:val="24"/>
         </w:rPr>
         <w:object w:dxaOrig="1440" w:dyaOrig="1440" w14:anchorId="17A66EBF">
-          <v:shape id="_x0000_i1180" type="#_x0000_t75" style="width:16.5pt;height:14pt" o:ole="">
-            <v:imagedata r:id="rId7" o:title=""/>
-          </v:shape>
-          <w:control r:id="rId19" w:name="DefaultOcxName12" w:shapeid="_x0000_i1180"/>
-        </w:object>
-      </w:r>
-      <w:r>
-        <w:rPr>
-          <w:rFonts w:ascii="Times New Roman" w:eastAsia="Times New Roman" w:hAnsi="Times New Roman" w:cs="Times New Roman"/>
-          <w:sz w:val="24"/>
-          <w:szCs w:val="24"/>
-          <w:lang w:eastAsia="uk-UA"/>
-        </w:rPr>
-        <w:t>Вихід з акаунта (</w:t>
-      </w:r>
-      <w:proofErr w:type="spellStart"/>
-      <w:r>
-        <w:rPr>
-          <w:rFonts w:ascii="Times New Roman" w:eastAsia="Times New Roman" w:hAnsi="Times New Roman" w:cs="Times New Roman"/>
-          <w:sz w:val="24"/>
-          <w:szCs w:val="24"/>
-          <w:lang w:eastAsia="uk-UA"/>
-        </w:rPr>
-        <w:t>logout</w:t>
-      </w:r>
-      <w:proofErr w:type="spellEnd"/>
-      <w:r>
-        <w:rPr>
-          <w:rFonts w:ascii="Times New Roman" w:eastAsia="Times New Roman" w:hAnsi="Times New Roman" w:cs="Times New Roman"/>
-          <w:sz w:val="24"/>
-          <w:szCs w:val="24"/>
-          <w:lang w:eastAsia="uk-UA"/>
-        </w:rPr>
-        <w:t xml:space="preserve">) </w:t>
+          <v:shape id="_x0000_i1416" type="#_x0000_t75" style="width:16.5pt;height:14pt" o:ole="">
+            <v:imagedata r:id="rId5" o:title=""/>
+          </v:shape>
+          <w:control r:id="rId19" w:name="DefaultOcxName12" w:shapeid="_x0000_i1416"/>
+        </w:object>
+      </w:r>
+      <w:r>
+        <w:rPr>
+          <w:rFonts w:ascii="Times New Roman" w:eastAsia="Times New Roman" w:hAnsi="Times New Roman" w:cs="Times New Roman"/>
+          <w:sz w:val="24"/>
+          <w:szCs w:val="24"/>
+          <w:lang w:eastAsia="uk-UA"/>
+        </w:rPr>
+        <w:t xml:space="preserve">Вихід з акаунта (logout) </w:t>
       </w:r>
     </w:p>
     <w:p>
@@ -815,40 +604,20 @@
           <w:szCs w:val="24"/>
         </w:rPr>
         <w:object w:dxaOrig="1440" w:dyaOrig="1440" w14:anchorId="1D4AC2F4">
-          <v:shape id="_x0000_i1183" type="#_x0000_t75" style="width:16.5pt;height:14pt" o:ole="">
-            <v:imagedata r:id="rId7" o:title=""/>
-          </v:shape>
-          <w:control r:id="rId20" w:name="DefaultOcxName13" w:shapeid="_x0000_i1183"/>
-        </w:object>
-      </w:r>
-      <w:r>
-        <w:rPr>
-          <w:rFonts w:ascii="Times New Roman" w:eastAsia="Times New Roman" w:hAnsi="Times New Roman" w:cs="Times New Roman"/>
-          <w:sz w:val="24"/>
-          <w:szCs w:val="24"/>
-          <w:lang w:eastAsia="uk-UA"/>
-        </w:rPr>
-        <w:t xml:space="preserve">Створити модель </w:t>
-      </w:r>
-      <w:proofErr w:type="spellStart"/>
-      <w:r>
-        <w:rPr>
-          <w:rFonts w:ascii="Times New Roman" w:eastAsia="Times New Roman" w:hAnsi="Times New Roman" w:cs="Times New Roman"/>
-          <w:sz w:val="24"/>
-          <w:szCs w:val="24"/>
-          <w:lang w:eastAsia="uk-UA"/>
-        </w:rPr>
-        <w:t>Progress</w:t>
-      </w:r>
-      <w:proofErr w:type="spellEnd"/>
-      <w:r>
-        <w:rPr>
-          <w:rFonts w:ascii="Times New Roman" w:eastAsia="Times New Roman" w:hAnsi="Times New Roman" w:cs="Times New Roman"/>
-          <w:sz w:val="24"/>
-          <w:szCs w:val="24"/>
-          <w:lang w:eastAsia="uk-UA"/>
-        </w:rPr>
-        <w:t xml:space="preserve"> </w:t>
+          <v:shape id="_x0000_i1404" type="#_x0000_t75" style="width:16.5pt;height:14pt" o:ole="">
+            <v:imagedata r:id="rId13" o:title=""/>
+          </v:shape>
+          <w:control r:id="rId20" w:name="DefaultOcxName13" w:shapeid="_x0000_i1404"/>
+        </w:object>
+      </w:r>
+      <w:r>
+        <w:rPr>
+          <w:rFonts w:ascii="Times New Roman" w:eastAsia="Times New Roman" w:hAnsi="Times New Roman" w:cs="Times New Roman"/>
+          <w:sz w:val="24"/>
+          <w:szCs w:val="24"/>
+          <w:lang w:eastAsia="uk-UA"/>
+        </w:rPr>
+        <w:t xml:space="preserve">Створити модель Progress </w:t>
       </w:r>
     </w:p>
     <w:p>
@@ -872,10 +641,10 @@
           <w:szCs w:val="24"/>
         </w:rPr>
         <w:object w:dxaOrig="1440" w:dyaOrig="1440" w14:anchorId="5825C2B0">
-          <v:shape id="_x0000_i1186" type="#_x0000_t75" style="width:16.5pt;height:14pt" o:ole="">
-            <v:imagedata r:id="rId7" o:title=""/>
-          </v:shape>
-          <w:control r:id="rId21" w:name="DefaultOcxName14" w:shapeid="_x0000_i1186"/>
+          <v:shape id="_x0000_i1188" type="#_x0000_t75" style="width:16.5pt;height:14pt" o:ole="">
+            <v:imagedata r:id="rId13" o:title=""/>
+          </v:shape>
+          <w:control r:id="rId21" w:name="DefaultOcxName14" w:shapeid="_x0000_i1188"/>
         </w:object>
       </w:r>
       <w:r>
@@ -909,10 +678,10 @@
           <w:szCs w:val="24"/>
         </w:rPr>
         <w:object w:dxaOrig="1440" w:dyaOrig="1440" w14:anchorId="3BAAAEAF">
-          <v:shape id="_x0000_i1189" type="#_x0000_t75" style="width:16.5pt;height:14pt" o:ole="">
-            <v:imagedata r:id="rId7" o:title=""/>
-          </v:shape>
-          <w:control r:id="rId22" w:name="DefaultOcxName15" w:shapeid="_x0000_i1189"/>
+          <v:shape id="_x0000_i1191" type="#_x0000_t75" style="width:16.5pt;height:14pt" o:ole="">
+            <v:imagedata r:id="rId13" o:title=""/>
+          </v:shape>
+          <w:control r:id="rId22" w:name="DefaultOcxName15" w:shapeid="_x0000_i1191"/>
         </w:object>
       </w:r>
       <w:r>
@@ -946,40 +715,20 @@
           <w:szCs w:val="24"/>
         </w:rPr>
         <w:object w:dxaOrig="1440" w:dyaOrig="1440" w14:anchorId="1DFC33C3">
-          <v:shape id="_x0000_i1192" type="#_x0000_t75" style="width:16.5pt;height:14pt" o:ole="">
-            <v:imagedata r:id="rId7" o:title=""/>
-          </v:shape>
-          <w:control r:id="rId23" w:name="DefaultOcxName16" w:shapeid="_x0000_i1192"/>
-        </w:object>
-      </w:r>
-      <w:r>
-        <w:rPr>
-          <w:rFonts w:ascii="Times New Roman" w:eastAsia="Times New Roman" w:hAnsi="Times New Roman" w:cs="Times New Roman"/>
-          <w:sz w:val="24"/>
-          <w:szCs w:val="24"/>
-          <w:lang w:eastAsia="uk-UA"/>
-        </w:rPr>
-        <w:t xml:space="preserve">пройдені </w:t>
-      </w:r>
-      <w:proofErr w:type="spellStart"/>
-      <w:r>
-        <w:rPr>
-          <w:rFonts w:ascii="Times New Roman" w:eastAsia="Times New Roman" w:hAnsi="Times New Roman" w:cs="Times New Roman"/>
-          <w:sz w:val="24"/>
-          <w:szCs w:val="24"/>
-          <w:lang w:eastAsia="uk-UA"/>
-        </w:rPr>
-        <w:t>уроки</w:t>
-      </w:r>
-      <w:proofErr w:type="spellEnd"/>
-      <w:r>
-        <w:rPr>
-          <w:rFonts w:ascii="Times New Roman" w:eastAsia="Times New Roman" w:hAnsi="Times New Roman" w:cs="Times New Roman"/>
-          <w:sz w:val="24"/>
-          <w:szCs w:val="24"/>
-          <w:lang w:eastAsia="uk-UA"/>
-        </w:rPr>
-        <w:t xml:space="preserve"> </w:t>
+          <v:shape id="_x0000_i1194" type="#_x0000_t75" style="width:16.5pt;height:14pt" o:ole="">
+            <v:imagedata r:id="rId13" o:title=""/>
+          </v:shape>
+          <w:control r:id="rId23" w:name="DefaultOcxName16" w:shapeid="_x0000_i1194"/>
+        </w:object>
+      </w:r>
+      <w:r>
+        <w:rPr>
+          <w:rFonts w:ascii="Times New Roman" w:eastAsia="Times New Roman" w:hAnsi="Times New Roman" w:cs="Times New Roman"/>
+          <w:sz w:val="24"/>
+          <w:szCs w:val="24"/>
+          <w:lang w:eastAsia="uk-UA"/>
+        </w:rPr>
+        <w:t xml:space="preserve">пройдені уроки </w:t>
       </w:r>
     </w:p>
     <w:p>
@@ -1003,10 +752,10 @@
           <w:szCs w:val="24"/>
         </w:rPr>
         <w:object w:dxaOrig="1440" w:dyaOrig="1440" w14:anchorId="6F5A7E8D">
-          <v:shape id="_x0000_i1195" type="#_x0000_t75" style="width:16.5pt;height:14pt" o:ole="">
-            <v:imagedata r:id="rId7" o:title=""/>
-          </v:shape>
-          <w:control r:id="rId24" w:name="DefaultOcxName17" w:shapeid="_x0000_i1195"/>
+          <v:shape id="_x0000_i1197" type="#_x0000_t75" style="width:16.5pt;height:14pt" o:ole="">
+            <v:imagedata r:id="rId13" o:title=""/>
+          </v:shape>
+          <w:control r:id="rId24" w:name="DefaultOcxName17" w:shapeid="_x0000_i1197"/>
         </w:object>
       </w:r>
       <w:r>
@@ -1040,10 +789,10 @@
           <w:szCs w:val="24"/>
         </w:rPr>
         <w:object w:dxaOrig="1440" w:dyaOrig="1440" w14:anchorId="7DB5E8B2">
-          <v:shape id="_x0000_i1198" type="#_x0000_t75" style="width:16.5pt;height:14pt" o:ole="">
-            <v:imagedata r:id="rId7" o:title=""/>
-          </v:shape>
-          <w:control r:id="rId25" w:name="DefaultOcxName18" w:shapeid="_x0000_i1198"/>
+          <v:shape id="_x0000_i1200" type="#_x0000_t75" style="width:16.5pt;height:14pt" o:ole="">
+            <v:imagedata r:id="rId13" o:title=""/>
+          </v:shape>
+          <w:control r:id="rId25" w:name="DefaultOcxName18" w:shapeid="_x0000_i1200"/>
         </w:object>
       </w:r>
       <w:r>
@@ -1077,10 +826,10 @@
           <w:szCs w:val="24"/>
         </w:rPr>
         <w:object w:dxaOrig="1440" w:dyaOrig="1440" w14:anchorId="46ACF012">
-          <v:shape id="_x0000_i1201" type="#_x0000_t75" style="width:16.5pt;height:14pt" o:ole="">
-            <v:imagedata r:id="rId7" o:title=""/>
-          </v:shape>
-          <w:control r:id="rId26" w:name="DefaultOcxName19" w:shapeid="_x0000_i1201"/>
+          <v:shape id="_x0000_i1203" type="#_x0000_t75" style="width:16.5pt;height:14pt" o:ole="">
+            <v:imagedata r:id="rId13" o:title=""/>
+          </v:shape>
+          <w:control r:id="rId26" w:name="DefaultOcxName19" w:shapeid="_x0000_i1203"/>
         </w:object>
       </w:r>
       <w:r>
@@ -1141,40 +890,20 @@
           <w:szCs w:val="24"/>
         </w:rPr>
         <w:object w:dxaOrig="1440" w:dyaOrig="1440" w14:anchorId="7A731C0B">
-          <v:shape id="_x0000_i1204" type="#_x0000_t75" style="width:16.5pt;height:14pt" o:ole="">
-            <v:imagedata r:id="rId7" o:title=""/>
-          </v:shape>
-          <w:control r:id="rId27" w:name="DefaultOcxName20" w:shapeid="_x0000_i1204"/>
-        </w:object>
-      </w:r>
-      <w:r>
-        <w:rPr>
-          <w:rFonts w:ascii="Times New Roman" w:eastAsia="Times New Roman" w:hAnsi="Times New Roman" w:cs="Times New Roman"/>
-          <w:sz w:val="24"/>
-          <w:szCs w:val="24"/>
-          <w:lang w:eastAsia="uk-UA"/>
-        </w:rPr>
-        <w:t xml:space="preserve">Створити модель </w:t>
-      </w:r>
-      <w:proofErr w:type="spellStart"/>
-      <w:r>
-        <w:rPr>
-          <w:rFonts w:ascii="Times New Roman" w:eastAsia="Times New Roman" w:hAnsi="Times New Roman" w:cs="Times New Roman"/>
-          <w:sz w:val="24"/>
-          <w:szCs w:val="24"/>
-          <w:lang w:eastAsia="uk-UA"/>
-        </w:rPr>
-        <w:t>Course</w:t>
-      </w:r>
-      <w:proofErr w:type="spellEnd"/>
-      <w:r>
-        <w:rPr>
-          <w:rFonts w:ascii="Times New Roman" w:eastAsia="Times New Roman" w:hAnsi="Times New Roman" w:cs="Times New Roman"/>
-          <w:sz w:val="24"/>
-          <w:szCs w:val="24"/>
-          <w:lang w:eastAsia="uk-UA"/>
-        </w:rPr>
-        <w:t xml:space="preserve"> (назва мови) </w:t>
+          <v:shape id="_x0000_i1206" type="#_x0000_t75" style="width:16.5pt;height:14pt" o:ole="">
+            <v:imagedata r:id="rId13" o:title=""/>
+          </v:shape>
+          <w:control r:id="rId27" w:name="DefaultOcxName20" w:shapeid="_x0000_i1206"/>
+        </w:object>
+      </w:r>
+      <w:r>
+        <w:rPr>
+          <w:rFonts w:ascii="Times New Roman" w:eastAsia="Times New Roman" w:hAnsi="Times New Roman" w:cs="Times New Roman"/>
+          <w:sz w:val="24"/>
+          <w:szCs w:val="24"/>
+          <w:lang w:eastAsia="uk-UA"/>
+        </w:rPr>
+        <w:t xml:space="preserve">Створити модель Course (назва мови) </w:t>
       </w:r>
     </w:p>
     <w:p>
@@ -1198,40 +927,20 @@
           <w:szCs w:val="24"/>
         </w:rPr>
         <w:object w:dxaOrig="1440" w:dyaOrig="1440" w14:anchorId="2D07D100">
-          <v:shape id="_x0000_i1207" type="#_x0000_t75" style="width:16.5pt;height:14pt" o:ole="">
-            <v:imagedata r:id="rId7" o:title=""/>
-          </v:shape>
-          <w:control r:id="rId28" w:name="DefaultOcxName21" w:shapeid="_x0000_i1207"/>
-        </w:object>
-      </w:r>
-      <w:r>
-        <w:rPr>
-          <w:rFonts w:ascii="Times New Roman" w:eastAsia="Times New Roman" w:hAnsi="Times New Roman" w:cs="Times New Roman"/>
-          <w:sz w:val="24"/>
-          <w:szCs w:val="24"/>
-          <w:lang w:eastAsia="uk-UA"/>
-        </w:rPr>
-        <w:t xml:space="preserve">Створити модель </w:t>
-      </w:r>
-      <w:proofErr w:type="spellStart"/>
-      <w:r>
-        <w:rPr>
-          <w:rFonts w:ascii="Times New Roman" w:eastAsia="Times New Roman" w:hAnsi="Times New Roman" w:cs="Times New Roman"/>
-          <w:sz w:val="24"/>
-          <w:szCs w:val="24"/>
-          <w:lang w:eastAsia="uk-UA"/>
-        </w:rPr>
-        <w:t>Lesson</w:t>
-      </w:r>
-      <w:proofErr w:type="spellEnd"/>
-      <w:r>
-        <w:rPr>
-          <w:rFonts w:ascii="Times New Roman" w:eastAsia="Times New Roman" w:hAnsi="Times New Roman" w:cs="Times New Roman"/>
-          <w:sz w:val="24"/>
-          <w:szCs w:val="24"/>
-          <w:lang w:eastAsia="uk-UA"/>
-        </w:rPr>
-        <w:t xml:space="preserve"> </w:t>
+          <v:shape id="_x0000_i1405" type="#_x0000_t75" style="width:16.5pt;height:14pt" o:ole="">
+            <v:imagedata r:id="rId5" o:title=""/>
+          </v:shape>
+          <w:control r:id="rId28" w:name="DefaultOcxName21" w:shapeid="_x0000_i1405"/>
+        </w:object>
+      </w:r>
+      <w:r>
+        <w:rPr>
+          <w:rFonts w:ascii="Times New Roman" w:eastAsia="Times New Roman" w:hAnsi="Times New Roman" w:cs="Times New Roman"/>
+          <w:sz w:val="24"/>
+          <w:szCs w:val="24"/>
+          <w:lang w:eastAsia="uk-UA"/>
+        </w:rPr>
+        <w:t xml:space="preserve">Створити модель Lesson </w:t>
       </w:r>
     </w:p>
     <w:p>
@@ -1255,60 +964,20 @@
           <w:szCs w:val="24"/>
         </w:rPr>
         <w:object w:dxaOrig="1440" w:dyaOrig="1440" w14:anchorId="1FE9C258">
-          <v:shape id="_x0000_i1210" type="#_x0000_t75" style="width:16.5pt;height:14pt" o:ole="">
-            <v:imagedata r:id="rId7" o:title=""/>
-          </v:shape>
-          <w:control r:id="rId29" w:name="DefaultOcxName22" w:shapeid="_x0000_i1210"/>
-        </w:object>
-      </w:r>
-      <w:r>
-        <w:rPr>
-          <w:rFonts w:ascii="Times New Roman" w:eastAsia="Times New Roman" w:hAnsi="Times New Roman" w:cs="Times New Roman"/>
-          <w:sz w:val="24"/>
-          <w:szCs w:val="24"/>
-          <w:lang w:eastAsia="uk-UA"/>
-        </w:rPr>
-        <w:t xml:space="preserve">Створити модель </w:t>
-      </w:r>
-      <w:proofErr w:type="spellStart"/>
-      <w:r>
-        <w:rPr>
-          <w:rFonts w:ascii="Times New Roman" w:eastAsia="Times New Roman" w:hAnsi="Times New Roman" w:cs="Times New Roman"/>
-          <w:sz w:val="24"/>
-          <w:szCs w:val="24"/>
-          <w:lang w:eastAsia="uk-UA"/>
-        </w:rPr>
-        <w:t>Task</w:t>
-      </w:r>
-      <w:proofErr w:type="spellEnd"/>
-      <w:r>
-        <w:rPr>
-          <w:rFonts w:ascii="Times New Roman" w:eastAsia="Times New Roman" w:hAnsi="Times New Roman" w:cs="Times New Roman"/>
-          <w:sz w:val="24"/>
-          <w:szCs w:val="24"/>
-          <w:lang w:eastAsia="uk-UA"/>
-        </w:rPr>
-        <w:t>/</w:t>
-      </w:r>
-      <w:proofErr w:type="spellStart"/>
-      <w:r>
-        <w:rPr>
-          <w:rFonts w:ascii="Times New Roman" w:eastAsia="Times New Roman" w:hAnsi="Times New Roman" w:cs="Times New Roman"/>
-          <w:sz w:val="24"/>
-          <w:szCs w:val="24"/>
-          <w:lang w:eastAsia="uk-UA"/>
-        </w:rPr>
-        <w:t>Exercise</w:t>
-      </w:r>
-      <w:proofErr w:type="spellEnd"/>
-      <w:r>
-        <w:rPr>
-          <w:rFonts w:ascii="Times New Roman" w:eastAsia="Times New Roman" w:hAnsi="Times New Roman" w:cs="Times New Roman"/>
-          <w:sz w:val="24"/>
-          <w:szCs w:val="24"/>
-          <w:lang w:eastAsia="uk-UA"/>
-        </w:rPr>
-        <w:t xml:space="preserve"> </w:t>
+          <v:shape id="_x0000_i1406" type="#_x0000_t75" style="width:16.5pt;height:14pt" o:ole="">
+            <v:imagedata r:id="rId5" o:title=""/>
+          </v:shape>
+          <w:control r:id="rId29" w:name="DefaultOcxName22" w:shapeid="_x0000_i1406"/>
+        </w:object>
+      </w:r>
+      <w:r>
+        <w:rPr>
+          <w:rFonts w:ascii="Times New Roman" w:eastAsia="Times New Roman" w:hAnsi="Times New Roman" w:cs="Times New Roman"/>
+          <w:sz w:val="24"/>
+          <w:szCs w:val="24"/>
+          <w:lang w:eastAsia="uk-UA"/>
+        </w:rPr>
+        <w:t xml:space="preserve">Створити модель Task/Exercise </w:t>
       </w:r>
     </w:p>
     <w:p>
@@ -1332,40 +1001,20 @@
           <w:szCs w:val="24"/>
         </w:rPr>
         <w:object w:dxaOrig="1440" w:dyaOrig="1440" w14:anchorId="65D17F89">
-          <v:shape id="_x0000_i1213" type="#_x0000_t75" style="width:16.5pt;height:14pt" o:ole="">
-            <v:imagedata r:id="rId7" o:title=""/>
-          </v:shape>
-          <w:control r:id="rId30" w:name="DefaultOcxName23" w:shapeid="_x0000_i1213"/>
-        </w:object>
-      </w:r>
-      <w:r>
-        <w:rPr>
-          <w:rFonts w:ascii="Times New Roman" w:eastAsia="Times New Roman" w:hAnsi="Times New Roman" w:cs="Times New Roman"/>
-          <w:sz w:val="24"/>
-          <w:szCs w:val="24"/>
-          <w:lang w:eastAsia="uk-UA"/>
-        </w:rPr>
-        <w:t>Зробити вибір курсу (</w:t>
-      </w:r>
-      <w:proofErr w:type="spellStart"/>
-      <w:r>
-        <w:rPr>
-          <w:rFonts w:ascii="Times New Roman" w:eastAsia="Times New Roman" w:hAnsi="Times New Roman" w:cs="Times New Roman"/>
-          <w:sz w:val="24"/>
-          <w:szCs w:val="24"/>
-          <w:lang w:eastAsia="uk-UA"/>
-        </w:rPr>
-        <w:t>Python</w:t>
-      </w:r>
-      <w:proofErr w:type="spellEnd"/>
-      <w:r>
-        <w:rPr>
-          <w:rFonts w:ascii="Times New Roman" w:eastAsia="Times New Roman" w:hAnsi="Times New Roman" w:cs="Times New Roman"/>
-          <w:sz w:val="24"/>
-          <w:szCs w:val="24"/>
-          <w:lang w:eastAsia="uk-UA"/>
-        </w:rPr>
-        <w:t xml:space="preserve"> / C# / JS) </w:t>
+          <v:shape id="_x0000_i1215" type="#_x0000_t75" style="width:16.5pt;height:14pt" o:ole="">
+            <v:imagedata r:id="rId13" o:title=""/>
+          </v:shape>
+          <w:control r:id="rId30" w:name="DefaultOcxName23" w:shapeid="_x0000_i1215"/>
+        </w:object>
+      </w:r>
+      <w:r>
+        <w:rPr>
+          <w:rFonts w:ascii="Times New Roman" w:eastAsia="Times New Roman" w:hAnsi="Times New Roman" w:cs="Times New Roman"/>
+          <w:sz w:val="24"/>
+          <w:szCs w:val="24"/>
+          <w:lang w:eastAsia="uk-UA"/>
+        </w:rPr>
+        <w:t xml:space="preserve">Зробити вибір курсу (Python / C# / JS) </w:t>
       </w:r>
     </w:p>
     <w:p>
@@ -1389,10 +1038,10 @@
           <w:szCs w:val="24"/>
         </w:rPr>
         <w:object w:dxaOrig="1440" w:dyaOrig="1440" w14:anchorId="3116953E">
-          <v:shape id="_x0000_i1216" type="#_x0000_t75" style="width:16.5pt;height:14pt" o:ole="">
-            <v:imagedata r:id="rId7" o:title=""/>
-          </v:shape>
-          <w:control r:id="rId31" w:name="DefaultOcxName24" w:shapeid="_x0000_i1216"/>
+          <v:shape id="_x0000_i1218" type="#_x0000_t75" style="width:16.5pt;height:14pt" o:ole="">
+            <v:imagedata r:id="rId13" o:title=""/>
+          </v:shape>
+          <w:control r:id="rId31" w:name="DefaultOcxName24" w:shapeid="_x0000_i1218"/>
         </w:object>
       </w:r>
       <w:r>
@@ -1426,10 +1075,10 @@
           <w:szCs w:val="24"/>
         </w:rPr>
         <w:object w:dxaOrig="1440" w:dyaOrig="1440" w14:anchorId="4A6849A2">
-          <v:shape id="_x0000_i1219" type="#_x0000_t75" style="width:16.5pt;height:14pt" o:ole="">
-            <v:imagedata r:id="rId7" o:title=""/>
-          </v:shape>
-          <w:control r:id="rId32" w:name="DefaultOcxName25" w:shapeid="_x0000_i1219"/>
+          <v:shape id="_x0000_i1221" type="#_x0000_t75" style="width:16.5pt;height:14pt" o:ole="">
+            <v:imagedata r:id="rId13" o:title=""/>
+          </v:shape>
+          <w:control r:id="rId32" w:name="DefaultOcxName25" w:shapeid="_x0000_i1221"/>
         </w:object>
       </w:r>
       <w:r>
@@ -1490,10 +1139,10 @@
           <w:szCs w:val="24"/>
         </w:rPr>
         <w:object w:dxaOrig="1440" w:dyaOrig="1440" w14:anchorId="5BF93FA9">
-          <v:shape id="_x0000_i1222" type="#_x0000_t75" style="width:16.5pt;height:14pt" o:ole="">
-            <v:imagedata r:id="rId7" o:title=""/>
-          </v:shape>
-          <w:control r:id="rId33" w:name="DefaultOcxName26" w:shapeid="_x0000_i1222"/>
+          <v:shape id="_x0000_i1224" type="#_x0000_t75" style="width:16.5pt;height:14pt" o:ole="">
+            <v:imagedata r:id="rId13" o:title=""/>
+          </v:shape>
+          <w:control r:id="rId33" w:name="DefaultOcxName26" w:shapeid="_x0000_i1224"/>
         </w:object>
       </w:r>
       <w:r>
@@ -1527,10 +1176,10 @@
           <w:szCs w:val="24"/>
         </w:rPr>
         <w:object w:dxaOrig="1440" w:dyaOrig="1440" w14:anchorId="040C19FA">
-          <v:shape id="_x0000_i1405" type="#_x0000_t75" style="width:16.5pt;height:14pt" o:ole="">
+          <v:shape id="_x0000_i1227" type="#_x0000_t75" style="width:16.5pt;height:14pt" o:ole="">
             <v:imagedata r:id="rId5" o:title=""/>
           </v:shape>
-          <w:control r:id="rId34" w:name="DefaultOcxName27" w:shapeid="_x0000_i1405"/>
+          <w:control r:id="rId34" w:name="DefaultOcxName27" w:shapeid="_x0000_i1227"/>
         </w:object>
       </w:r>
       <w:r>
@@ -1564,10 +1213,10 @@
           <w:szCs w:val="24"/>
         </w:rPr>
         <w:object w:dxaOrig="1440" w:dyaOrig="1440" w14:anchorId="5F4D4EA8">
-          <v:shape id="_x0000_i1228" type="#_x0000_t75" style="width:16.5pt;height:14pt" o:ole="">
-            <v:imagedata r:id="rId7" o:title=""/>
-          </v:shape>
-          <w:control r:id="rId35" w:name="DefaultOcxName28" w:shapeid="_x0000_i1228"/>
+          <v:shape id="_x0000_i1230" type="#_x0000_t75" style="width:16.5pt;height:14pt" o:ole="">
+            <v:imagedata r:id="rId13" o:title=""/>
+          </v:shape>
+          <w:control r:id="rId35" w:name="DefaultOcxName28" w:shapeid="_x0000_i1230"/>
         </w:object>
       </w:r>
       <w:r>
@@ -1602,60 +1251,20 @@
         </w:rPr>
         <w:lastRenderedPageBreak/>
         <w:object w:dxaOrig="1440" w:dyaOrig="1440" w14:anchorId="33CF5DC5">
-          <v:shape id="_x0000_i1231" type="#_x0000_t75" style="width:16.5pt;height:14pt" o:ole="">
-            <v:imagedata r:id="rId7" o:title=""/>
-          </v:shape>
-          <w:control r:id="rId36" w:name="DefaultOcxName29" w:shapeid="_x0000_i1231"/>
-        </w:object>
-      </w:r>
-      <w:r>
-        <w:rPr>
-          <w:rFonts w:ascii="Times New Roman" w:eastAsia="Times New Roman" w:hAnsi="Times New Roman" w:cs="Times New Roman"/>
-          <w:sz w:val="24"/>
-          <w:szCs w:val="24"/>
-          <w:lang w:eastAsia="uk-UA"/>
-        </w:rPr>
-        <w:t>Форматування коду (</w:t>
-      </w:r>
-      <w:proofErr w:type="spellStart"/>
-      <w:r>
-        <w:rPr>
-          <w:rFonts w:ascii="Times New Roman" w:eastAsia="Times New Roman" w:hAnsi="Times New Roman" w:cs="Times New Roman"/>
-          <w:sz w:val="24"/>
-          <w:szCs w:val="24"/>
-          <w:lang w:eastAsia="uk-UA"/>
-        </w:rPr>
-        <w:t>pre</w:t>
-      </w:r>
-      <w:proofErr w:type="spellEnd"/>
-      <w:r>
-        <w:rPr>
-          <w:rFonts w:ascii="Times New Roman" w:eastAsia="Times New Roman" w:hAnsi="Times New Roman" w:cs="Times New Roman"/>
-          <w:sz w:val="24"/>
-          <w:szCs w:val="24"/>
-          <w:lang w:eastAsia="uk-UA"/>
-        </w:rPr>
-        <w:t>/</w:t>
-      </w:r>
-      <w:proofErr w:type="spellStart"/>
-      <w:r>
-        <w:rPr>
-          <w:rFonts w:ascii="Times New Roman" w:eastAsia="Times New Roman" w:hAnsi="Times New Roman" w:cs="Times New Roman"/>
-          <w:sz w:val="24"/>
-          <w:szCs w:val="24"/>
-          <w:lang w:eastAsia="uk-UA"/>
-        </w:rPr>
-        <w:t>code</w:t>
-      </w:r>
-      <w:proofErr w:type="spellEnd"/>
-      <w:r>
-        <w:rPr>
-          <w:rFonts w:ascii="Times New Roman" w:eastAsia="Times New Roman" w:hAnsi="Times New Roman" w:cs="Times New Roman"/>
-          <w:sz w:val="24"/>
-          <w:szCs w:val="24"/>
-          <w:lang w:eastAsia="uk-UA"/>
-        </w:rPr>
-        <w:t xml:space="preserve">) </w:t>
+          <v:shape id="_x0000_i1233" type="#_x0000_t75" style="width:16.5pt;height:14pt" o:ole="">
+            <v:imagedata r:id="rId13" o:title=""/>
+          </v:shape>
+          <w:control r:id="rId36" w:name="DefaultOcxName29" w:shapeid="_x0000_i1233"/>
+        </w:object>
+      </w:r>
+      <w:r>
+        <w:rPr>
+          <w:rFonts w:ascii="Times New Roman" w:eastAsia="Times New Roman" w:hAnsi="Times New Roman" w:cs="Times New Roman"/>
+          <w:sz w:val="24"/>
+          <w:szCs w:val="24"/>
+          <w:lang w:eastAsia="uk-UA"/>
+        </w:rPr>
+        <w:t xml:space="preserve">Форматування коду (pre/code) </w:t>
       </w:r>
     </w:p>
     <w:p>
@@ -1679,10 +1288,10 @@
           <w:szCs w:val="24"/>
         </w:rPr>
         <w:object w:dxaOrig="1440" w:dyaOrig="1440" w14:anchorId="354D2722">
-          <v:shape id="_x0000_i1234" type="#_x0000_t75" style="width:16.5pt;height:14pt" o:ole="">
-            <v:imagedata r:id="rId7" o:title=""/>
-          </v:shape>
-          <w:control r:id="rId37" w:name="DefaultOcxName30" w:shapeid="_x0000_i1234"/>
+          <v:shape id="_x0000_i1236" type="#_x0000_t75" style="width:16.5pt;height:14pt" o:ole="">
+            <v:imagedata r:id="rId13" o:title=""/>
+          </v:shape>
+          <w:control r:id="rId37" w:name="DefaultOcxName30" w:shapeid="_x0000_i1236"/>
         </w:object>
       </w:r>
       <w:r>
@@ -1743,10 +1352,10 @@
           <w:szCs w:val="24"/>
         </w:rPr>
         <w:object w:dxaOrig="1440" w:dyaOrig="1440" w14:anchorId="01290665">
-          <v:shape id="_x0000_i1237" type="#_x0000_t75" style="width:16.5pt;height:14pt" o:ole="">
-            <v:imagedata r:id="rId7" o:title=""/>
-          </v:shape>
-          <w:control r:id="rId38" w:name="DefaultOcxName31" w:shapeid="_x0000_i1237"/>
+          <v:shape id="_x0000_i1239" type="#_x0000_t75" style="width:16.5pt;height:14pt" o:ole="">
+            <v:imagedata r:id="rId13" o:title=""/>
+          </v:shape>
+          <w:control r:id="rId38" w:name="DefaultOcxName31" w:shapeid="_x0000_i1239"/>
         </w:object>
       </w:r>
       <w:r>
@@ -1780,60 +1389,20 @@
           <w:szCs w:val="24"/>
         </w:rPr>
         <w:object w:dxaOrig="1440" w:dyaOrig="1440" w14:anchorId="1DE6F230">
-          <v:shape id="_x0000_i1240" type="#_x0000_t75" style="width:16.5pt;height:14pt" o:ole="">
-            <v:imagedata r:id="rId7" o:title=""/>
-          </v:shape>
-          <w:control r:id="rId39" w:name="DefaultOcxName32" w:shapeid="_x0000_i1240"/>
-        </w:object>
-      </w:r>
-      <w:r>
-        <w:rPr>
-          <w:rFonts w:ascii="Times New Roman" w:eastAsia="Times New Roman" w:hAnsi="Times New Roman" w:cs="Times New Roman"/>
-          <w:sz w:val="24"/>
-          <w:szCs w:val="24"/>
-          <w:lang w:eastAsia="uk-UA"/>
-        </w:rPr>
-        <w:t>Тести (</w:t>
-      </w:r>
-      <w:proofErr w:type="spellStart"/>
-      <w:r>
-        <w:rPr>
-          <w:rFonts w:ascii="Times New Roman" w:eastAsia="Times New Roman" w:hAnsi="Times New Roman" w:cs="Times New Roman"/>
-          <w:sz w:val="24"/>
-          <w:szCs w:val="24"/>
-          <w:lang w:eastAsia="uk-UA"/>
-        </w:rPr>
-        <w:t>multiple</w:t>
-      </w:r>
-      <w:proofErr w:type="spellEnd"/>
-      <w:r>
-        <w:rPr>
-          <w:rFonts w:ascii="Times New Roman" w:eastAsia="Times New Roman" w:hAnsi="Times New Roman" w:cs="Times New Roman"/>
-          <w:sz w:val="24"/>
-          <w:szCs w:val="24"/>
-          <w:lang w:eastAsia="uk-UA"/>
-        </w:rPr>
-        <w:t xml:space="preserve"> </w:t>
-      </w:r>
-      <w:proofErr w:type="spellStart"/>
-      <w:r>
-        <w:rPr>
-          <w:rFonts w:ascii="Times New Roman" w:eastAsia="Times New Roman" w:hAnsi="Times New Roman" w:cs="Times New Roman"/>
-          <w:sz w:val="24"/>
-          <w:szCs w:val="24"/>
-          <w:lang w:eastAsia="uk-UA"/>
-        </w:rPr>
-        <w:t>choice</w:t>
-      </w:r>
-      <w:proofErr w:type="spellEnd"/>
-      <w:r>
-        <w:rPr>
-          <w:rFonts w:ascii="Times New Roman" w:eastAsia="Times New Roman" w:hAnsi="Times New Roman" w:cs="Times New Roman"/>
-          <w:sz w:val="24"/>
-          <w:szCs w:val="24"/>
-          <w:lang w:eastAsia="uk-UA"/>
-        </w:rPr>
-        <w:t xml:space="preserve">) </w:t>
+          <v:shape id="_x0000_i1242" type="#_x0000_t75" style="width:16.5pt;height:14pt" o:ole="">
+            <v:imagedata r:id="rId13" o:title=""/>
+          </v:shape>
+          <w:control r:id="rId39" w:name="DefaultOcxName32" w:shapeid="_x0000_i1242"/>
+        </w:object>
+      </w:r>
+      <w:r>
+        <w:rPr>
+          <w:rFonts w:ascii="Times New Roman" w:eastAsia="Times New Roman" w:hAnsi="Times New Roman" w:cs="Times New Roman"/>
+          <w:sz w:val="24"/>
+          <w:szCs w:val="24"/>
+          <w:lang w:eastAsia="uk-UA"/>
+        </w:rPr>
+        <w:t xml:space="preserve">Тести (multiple choice) </w:t>
       </w:r>
     </w:p>
     <w:p>
@@ -1857,10 +1426,10 @@
           <w:szCs w:val="24"/>
         </w:rPr>
         <w:object w:dxaOrig="1440" w:dyaOrig="1440" w14:anchorId="3FE5D655">
-          <v:shape id="_x0000_i1243" type="#_x0000_t75" style="width:16.5pt;height:14pt" o:ole="">
-            <v:imagedata r:id="rId7" o:title=""/>
-          </v:shape>
-          <w:control r:id="rId40" w:name="DefaultOcxName33" w:shapeid="_x0000_i1243"/>
+          <v:shape id="_x0000_i1245" type="#_x0000_t75" style="width:16.5pt;height:14pt" o:ole="">
+            <v:imagedata r:id="rId13" o:title=""/>
+          </v:shape>
+          <w:control r:id="rId40" w:name="DefaultOcxName33" w:shapeid="_x0000_i1245"/>
         </w:object>
       </w:r>
       <w:r>
@@ -1894,10 +1463,10 @@
           <w:szCs w:val="24"/>
         </w:rPr>
         <w:object w:dxaOrig="1440" w:dyaOrig="1440" w14:anchorId="6F5C5760">
-          <v:shape id="_x0000_i1246" type="#_x0000_t75" style="width:16.5pt;height:14pt" o:ole="">
-            <v:imagedata r:id="rId7" o:title=""/>
-          </v:shape>
-          <w:control r:id="rId41" w:name="DefaultOcxName34" w:shapeid="_x0000_i1246"/>
+          <v:shape id="_x0000_i1248" type="#_x0000_t75" style="width:16.5pt;height:14pt" o:ole="">
+            <v:imagedata r:id="rId13" o:title=""/>
+          </v:shape>
+          <w:control r:id="rId41" w:name="DefaultOcxName34" w:shapeid="_x0000_i1248"/>
         </w:object>
       </w:r>
       <w:r>
@@ -1931,10 +1500,10 @@
           <w:szCs w:val="24"/>
         </w:rPr>
         <w:object w:dxaOrig="1440" w:dyaOrig="1440" w14:anchorId="4490F3F6">
-          <v:shape id="_x0000_i1249" type="#_x0000_t75" style="width:16.5pt;height:14pt" o:ole="">
-            <v:imagedata r:id="rId7" o:title=""/>
-          </v:shape>
-          <w:control r:id="rId42" w:name="DefaultOcxName35" w:shapeid="_x0000_i1249"/>
+          <v:shape id="_x0000_i1251" type="#_x0000_t75" style="width:16.5pt;height:14pt" o:ole="">
+            <v:imagedata r:id="rId13" o:title=""/>
+          </v:shape>
+          <w:control r:id="rId42" w:name="DefaultOcxName35" w:shapeid="_x0000_i1251"/>
         </w:object>
       </w:r>
       <w:r>
@@ -1968,10 +1537,10 @@
           <w:szCs w:val="24"/>
         </w:rPr>
         <w:object w:dxaOrig="1440" w:dyaOrig="1440" w14:anchorId="07EC0866">
-          <v:shape id="_x0000_i1252" type="#_x0000_t75" style="width:16.5pt;height:14pt" o:ole="">
-            <v:imagedata r:id="rId7" o:title=""/>
-          </v:shape>
-          <w:control r:id="rId43" w:name="DefaultOcxName36" w:shapeid="_x0000_i1252"/>
+          <v:shape id="_x0000_i1254" type="#_x0000_t75" style="width:16.5pt;height:14pt" o:ole="">
+            <v:imagedata r:id="rId13" o:title=""/>
+          </v:shape>
+          <w:control r:id="rId43" w:name="DefaultOcxName36" w:shapeid="_x0000_i1254"/>
         </w:object>
       </w:r>
       <w:r>
@@ -2032,10 +1601,10 @@
           <w:szCs w:val="24"/>
         </w:rPr>
         <w:object w:dxaOrig="1440" w:dyaOrig="1440" w14:anchorId="10BF869F">
-          <v:shape id="_x0000_i1255" type="#_x0000_t75" style="width:16.5pt;height:14pt" o:ole="">
-            <v:imagedata r:id="rId7" o:title=""/>
-          </v:shape>
-          <w:control r:id="rId44" w:name="DefaultOcxName37" w:shapeid="_x0000_i1255"/>
+          <v:shape id="_x0000_i1257" type="#_x0000_t75" style="width:16.5pt;height:14pt" o:ole="">
+            <v:imagedata r:id="rId13" o:title=""/>
+          </v:shape>
+          <w:control r:id="rId44" w:name="DefaultOcxName37" w:shapeid="_x0000_i1257"/>
         </w:object>
       </w:r>
       <w:r>
@@ -2069,10 +1638,10 @@
           <w:szCs w:val="24"/>
         </w:rPr>
         <w:object w:dxaOrig="1440" w:dyaOrig="1440" w14:anchorId="1E9C3637">
-          <v:shape id="_x0000_i1258" type="#_x0000_t75" style="width:16.5pt;height:14pt" o:ole="">
-            <v:imagedata r:id="rId7" o:title=""/>
-          </v:shape>
-          <w:control r:id="rId45" w:name="DefaultOcxName38" w:shapeid="_x0000_i1258"/>
+          <v:shape id="_x0000_i1260" type="#_x0000_t75" style="width:16.5pt;height:14pt" o:ole="">
+            <v:imagedata r:id="rId13" o:title=""/>
+          </v:shape>
+          <w:control r:id="rId45" w:name="DefaultOcxName38" w:shapeid="_x0000_i1260"/>
         </w:object>
       </w:r>
       <w:r>
@@ -2106,10 +1675,10 @@
           <w:szCs w:val="24"/>
         </w:rPr>
         <w:object w:dxaOrig="1440" w:dyaOrig="1440" w14:anchorId="69D89526">
-          <v:shape id="_x0000_i1261" type="#_x0000_t75" style="width:16.5pt;height:14pt" o:ole="">
-            <v:imagedata r:id="rId7" o:title=""/>
-          </v:shape>
-          <w:control r:id="rId46" w:name="DefaultOcxName39" w:shapeid="_x0000_i1261"/>
+          <v:shape id="_x0000_i1263" type="#_x0000_t75" style="width:16.5pt;height:14pt" o:ole="">
+            <v:imagedata r:id="rId13" o:title=""/>
+          </v:shape>
+          <w:control r:id="rId46" w:name="DefaultOcxName39" w:shapeid="_x0000_i1263"/>
         </w:object>
       </w:r>
       <w:r>
@@ -2143,10 +1712,10 @@
           <w:szCs w:val="24"/>
         </w:rPr>
         <w:object w:dxaOrig="1440" w:dyaOrig="1440" w14:anchorId="34DEC359">
-          <v:shape id="_x0000_i1264" type="#_x0000_t75" style="width:16.5pt;height:14pt" o:ole="">
-            <v:imagedata r:id="rId7" o:title=""/>
-          </v:shape>
-          <w:control r:id="rId47" w:name="DefaultOcxName40" w:shapeid="_x0000_i1264"/>
+          <v:shape id="_x0000_i1266" type="#_x0000_t75" style="width:16.5pt;height:14pt" o:ole="">
+            <v:imagedata r:id="rId13" o:title=""/>
+          </v:shape>
+          <w:control r:id="rId47" w:name="DefaultOcxName40" w:shapeid="_x0000_i1266"/>
         </w:object>
       </w:r>
       <w:r>
@@ -2180,10 +1749,10 @@
           <w:szCs w:val="24"/>
         </w:rPr>
         <w:object w:dxaOrig="1440" w:dyaOrig="1440" w14:anchorId="60F9006D">
-          <v:shape id="_x0000_i1267" type="#_x0000_t75" style="width:16.5pt;height:14pt" o:ole="">
-            <v:imagedata r:id="rId7" o:title=""/>
-          </v:shape>
-          <w:control r:id="rId48" w:name="DefaultOcxName41" w:shapeid="_x0000_i1267"/>
+          <v:shape id="_x0000_i1269" type="#_x0000_t75" style="width:16.5pt;height:14pt" o:ole="">
+            <v:imagedata r:id="rId13" o:title=""/>
+          </v:shape>
+          <w:control r:id="rId48" w:name="DefaultOcxName41" w:shapeid="_x0000_i1269"/>
         </w:object>
       </w:r>
       <w:r>
@@ -2217,10 +1786,10 @@
           <w:szCs w:val="24"/>
         </w:rPr>
         <w:object w:dxaOrig="1440" w:dyaOrig="1440" w14:anchorId="4B92404C">
-          <v:shape id="_x0000_i1270" type="#_x0000_t75" style="width:16.5pt;height:14pt" o:ole="">
-            <v:imagedata r:id="rId7" o:title=""/>
-          </v:shape>
-          <w:control r:id="rId49" w:name="DefaultOcxName42" w:shapeid="_x0000_i1270"/>
+          <v:shape id="_x0000_i1272" type="#_x0000_t75" style="width:16.5pt;height:14pt" o:ole="">
+            <v:imagedata r:id="rId13" o:title=""/>
+          </v:shape>
+          <w:control r:id="rId49" w:name="DefaultOcxName42" w:shapeid="_x0000_i1272"/>
         </w:object>
       </w:r>
       <w:r>
@@ -2254,10 +1823,10 @@
           <w:szCs w:val="24"/>
         </w:rPr>
         <w:object w:dxaOrig="1440" w:dyaOrig="1440" w14:anchorId="44B97043">
-          <v:shape id="_x0000_i1273" type="#_x0000_t75" style="width:16.5pt;height:14pt" o:ole="">
-            <v:imagedata r:id="rId7" o:title=""/>
-          </v:shape>
-          <w:control r:id="rId50" w:name="DefaultOcxName43" w:shapeid="_x0000_i1273"/>
+          <v:shape id="_x0000_i1275" type="#_x0000_t75" style="width:16.5pt;height:14pt" o:ole="">
+            <v:imagedata r:id="rId13" o:title=""/>
+          </v:shape>
+          <w:control r:id="rId50" w:name="DefaultOcxName43" w:shapeid="_x0000_i1275"/>
         </w:object>
       </w:r>
       <w:r>
@@ -2318,60 +1887,20 @@
           <w:szCs w:val="24"/>
         </w:rPr>
         <w:object w:dxaOrig="1440" w:dyaOrig="1440" w14:anchorId="447A2669">
-          <v:shape id="_x0000_i1276" type="#_x0000_t75" style="width:16.5pt;height:14pt" o:ole="">
-            <v:imagedata r:id="rId7" o:title=""/>
-          </v:shape>
-          <w:control r:id="rId51" w:name="DefaultOcxName44" w:shapeid="_x0000_i1276"/>
-        </w:object>
-      </w:r>
-      <w:r>
-        <w:rPr>
-          <w:rFonts w:ascii="Times New Roman" w:eastAsia="Times New Roman" w:hAnsi="Times New Roman" w:cs="Times New Roman"/>
-          <w:sz w:val="24"/>
-          <w:szCs w:val="24"/>
-          <w:lang w:eastAsia="uk-UA"/>
-        </w:rPr>
-        <w:t xml:space="preserve">Створити модель </w:t>
-      </w:r>
-      <w:proofErr w:type="spellStart"/>
-      <w:r>
-        <w:rPr>
-          <w:rFonts w:ascii="Times New Roman" w:eastAsia="Times New Roman" w:hAnsi="Times New Roman" w:cs="Times New Roman"/>
-          <w:sz w:val="24"/>
-          <w:szCs w:val="24"/>
-          <w:lang w:eastAsia="uk-UA"/>
-        </w:rPr>
-        <w:t>Reward</w:t>
-      </w:r>
-      <w:proofErr w:type="spellEnd"/>
-      <w:r>
-        <w:rPr>
-          <w:rFonts w:ascii="Times New Roman" w:eastAsia="Times New Roman" w:hAnsi="Times New Roman" w:cs="Times New Roman"/>
-          <w:sz w:val="24"/>
-          <w:szCs w:val="24"/>
-          <w:lang w:eastAsia="uk-UA"/>
-        </w:rPr>
-        <w:t xml:space="preserve"> / </w:t>
-      </w:r>
-      <w:proofErr w:type="spellStart"/>
-      <w:r>
-        <w:rPr>
-          <w:rFonts w:ascii="Times New Roman" w:eastAsia="Times New Roman" w:hAnsi="Times New Roman" w:cs="Times New Roman"/>
-          <w:sz w:val="24"/>
-          <w:szCs w:val="24"/>
-          <w:lang w:eastAsia="uk-UA"/>
-        </w:rPr>
-        <w:t>Currency</w:t>
-      </w:r>
-      <w:proofErr w:type="spellEnd"/>
-      <w:r>
-        <w:rPr>
-          <w:rFonts w:ascii="Times New Roman" w:eastAsia="Times New Roman" w:hAnsi="Times New Roman" w:cs="Times New Roman"/>
-          <w:sz w:val="24"/>
-          <w:szCs w:val="24"/>
-          <w:lang w:eastAsia="uk-UA"/>
-        </w:rPr>
-        <w:t xml:space="preserve"> </w:t>
+          <v:shape id="_x0000_i1278" type="#_x0000_t75" style="width:16.5pt;height:14pt" o:ole="">
+            <v:imagedata r:id="rId13" o:title=""/>
+          </v:shape>
+          <w:control r:id="rId51" w:name="DefaultOcxName44" w:shapeid="_x0000_i1278"/>
+        </w:object>
+      </w:r>
+      <w:r>
+        <w:rPr>
+          <w:rFonts w:ascii="Times New Roman" w:eastAsia="Times New Roman" w:hAnsi="Times New Roman" w:cs="Times New Roman"/>
+          <w:sz w:val="24"/>
+          <w:szCs w:val="24"/>
+          <w:lang w:eastAsia="uk-UA"/>
+        </w:rPr>
+        <w:t xml:space="preserve">Створити модель Reward / Currency </w:t>
       </w:r>
     </w:p>
     <w:p>
@@ -2395,10 +1924,10 @@
           <w:szCs w:val="24"/>
         </w:rPr>
         <w:object w:dxaOrig="1440" w:dyaOrig="1440" w14:anchorId="1D206329">
-          <v:shape id="_x0000_i1279" type="#_x0000_t75" style="width:16.5pt;height:14pt" o:ole="">
-            <v:imagedata r:id="rId7" o:title=""/>
-          </v:shape>
-          <w:control r:id="rId52" w:name="DefaultOcxName45" w:shapeid="_x0000_i1279"/>
+          <v:shape id="_x0000_i1281" type="#_x0000_t75" style="width:16.5pt;height:14pt" o:ole="">
+            <v:imagedata r:id="rId13" o:title=""/>
+          </v:shape>
+          <w:control r:id="rId52" w:name="DefaultOcxName45" w:shapeid="_x0000_i1281"/>
         </w:object>
       </w:r>
       <w:r>
@@ -2432,10 +1961,10 @@
           <w:szCs w:val="24"/>
         </w:rPr>
         <w:object w:dxaOrig="1440" w:dyaOrig="1440" w14:anchorId="7E88EDA3">
-          <v:shape id="_x0000_i1282" type="#_x0000_t75" style="width:16.5pt;height:14pt" o:ole="">
-            <v:imagedata r:id="rId7" o:title=""/>
-          </v:shape>
-          <w:control r:id="rId53" w:name="DefaultOcxName46" w:shapeid="_x0000_i1282"/>
+          <v:shape id="_x0000_i1284" type="#_x0000_t75" style="width:16.5pt;height:14pt" o:ole="">
+            <v:imagedata r:id="rId13" o:title=""/>
+          </v:shape>
+          <w:control r:id="rId53" w:name="DefaultOcxName46" w:shapeid="_x0000_i1284"/>
         </w:object>
       </w:r>
       <w:r>
@@ -2469,10 +1998,10 @@
           <w:szCs w:val="24"/>
         </w:rPr>
         <w:object w:dxaOrig="1440" w:dyaOrig="1440" w14:anchorId="66118CEF">
-          <v:shape id="_x0000_i1285" type="#_x0000_t75" style="width:16.5pt;height:14pt" o:ole="">
-            <v:imagedata r:id="rId7" o:title=""/>
-          </v:shape>
-          <w:control r:id="rId54" w:name="DefaultOcxName47" w:shapeid="_x0000_i1285"/>
+          <v:shape id="_x0000_i1287" type="#_x0000_t75" style="width:16.5pt;height:14pt" o:ole="">
+            <v:imagedata r:id="rId13" o:title=""/>
+          </v:shape>
+          <w:control r:id="rId54" w:name="DefaultOcxName47" w:shapeid="_x0000_i1287"/>
         </w:object>
       </w:r>
       <w:r>
@@ -2509,10 +2038,235 @@
           <w:szCs w:val="48"/>
           <w:lang w:eastAsia="uk-UA"/>
         </w:rPr>
-        <w:t xml:space="preserve">9. ЖИТТЯ (як у </w:t>
-      </w:r>
-      <w:proofErr w:type="spellStart"/>
-      <w:r>
+        <w:t>9. ЖИТТЯ (як у Duolingo)</w:t>
+      </w:r>
+    </w:p>
+    <w:p>
+      <w:pPr>
+        <w:numPr>
+          <w:ilvl w:val="0"/>
+          <w:numId w:val="9"/>
+        </w:numPr>
+        <w:spacing w:before="100" w:beforeAutospacing="1" w:after="100" w:afterAutospacing="1" w:line="240" w:lineRule="auto"/>
+        <w:rPr>
+          <w:rFonts w:ascii="Times New Roman" w:eastAsia="Times New Roman" w:hAnsi="Times New Roman" w:cs="Times New Roman"/>
+          <w:sz w:val="24"/>
+          <w:szCs w:val="24"/>
+          <w:lang w:eastAsia="uk-UA"/>
+        </w:rPr>
+      </w:pPr>
+      <w:r>
+        <w:rPr>
+          <w:rFonts w:ascii="Times New Roman" w:eastAsia="Times New Roman" w:hAnsi="Times New Roman" w:cs="Times New Roman"/>
+          <w:sz w:val="24"/>
+          <w:szCs w:val="24"/>
+        </w:rPr>
+        <w:object w:dxaOrig="1440" w:dyaOrig="1440" w14:anchorId="449CD21D">
+          <v:shape id="_x0000_i1290" type="#_x0000_t75" style="width:16.5pt;height:14pt" o:ole="">
+            <v:imagedata r:id="rId13" o:title=""/>
+          </v:shape>
+          <w:control r:id="rId55" w:name="DefaultOcxName48" w:shapeid="_x0000_i1290"/>
+        </w:object>
+      </w:r>
+      <w:r>
+        <w:rPr>
+          <w:rFonts w:ascii="Times New Roman" w:eastAsia="Times New Roman" w:hAnsi="Times New Roman" w:cs="Times New Roman"/>
+          <w:sz w:val="24"/>
+          <w:szCs w:val="24"/>
+          <w:lang w:eastAsia="uk-UA"/>
+        </w:rPr>
+        <w:t xml:space="preserve">Додати поле "життя" користувачу </w:t>
+      </w:r>
+    </w:p>
+    <w:p>
+      <w:pPr>
+        <w:numPr>
+          <w:ilvl w:val="0"/>
+          <w:numId w:val="9"/>
+        </w:numPr>
+        <w:spacing w:before="100" w:beforeAutospacing="1" w:after="100" w:afterAutospacing="1" w:line="240" w:lineRule="auto"/>
+        <w:rPr>
+          <w:rFonts w:ascii="Times New Roman" w:eastAsia="Times New Roman" w:hAnsi="Times New Roman" w:cs="Times New Roman"/>
+          <w:sz w:val="24"/>
+          <w:szCs w:val="24"/>
+          <w:lang w:eastAsia="uk-UA"/>
+        </w:rPr>
+      </w:pPr>
+      <w:r>
+        <w:rPr>
+          <w:rFonts w:ascii="Times New Roman" w:eastAsia="Times New Roman" w:hAnsi="Times New Roman" w:cs="Times New Roman"/>
+          <w:sz w:val="24"/>
+          <w:szCs w:val="24"/>
+        </w:rPr>
+        <w:object w:dxaOrig="1440" w:dyaOrig="1440" w14:anchorId="4F35891D">
+          <v:shape id="_x0000_i1293" type="#_x0000_t75" style="width:16.5pt;height:14pt" o:ole="">
+            <v:imagedata r:id="rId13" o:title=""/>
+          </v:shape>
+          <w:control r:id="rId56" w:name="DefaultOcxName49" w:shapeid="_x0000_i1293"/>
+        </w:object>
+      </w:r>
+      <w:r>
+        <w:rPr>
+          <w:rFonts w:ascii="Times New Roman" w:eastAsia="Times New Roman" w:hAnsi="Times New Roman" w:cs="Times New Roman"/>
+          <w:sz w:val="24"/>
+          <w:szCs w:val="24"/>
+          <w:lang w:eastAsia="uk-UA"/>
+        </w:rPr>
+        <w:t xml:space="preserve">Зменшення життя при помилці </w:t>
+      </w:r>
+    </w:p>
+    <w:p>
+      <w:pPr>
+        <w:numPr>
+          <w:ilvl w:val="0"/>
+          <w:numId w:val="9"/>
+        </w:numPr>
+        <w:spacing w:before="100" w:beforeAutospacing="1" w:after="100" w:afterAutospacing="1" w:line="240" w:lineRule="auto"/>
+        <w:rPr>
+          <w:rFonts w:ascii="Times New Roman" w:eastAsia="Times New Roman" w:hAnsi="Times New Roman" w:cs="Times New Roman"/>
+          <w:sz w:val="24"/>
+          <w:szCs w:val="24"/>
+          <w:lang w:eastAsia="uk-UA"/>
+        </w:rPr>
+      </w:pPr>
+      <w:r>
+        <w:rPr>
+          <w:rFonts w:ascii="Times New Roman" w:eastAsia="Times New Roman" w:hAnsi="Times New Roman" w:cs="Times New Roman"/>
+          <w:sz w:val="24"/>
+          <w:szCs w:val="24"/>
+        </w:rPr>
+        <w:object w:dxaOrig="1440" w:dyaOrig="1440" w14:anchorId="53D9EA90">
+          <v:shape id="_x0000_i1296" type="#_x0000_t75" style="width:16.5pt;height:14pt" o:ole="">
+            <v:imagedata r:id="rId13" o:title=""/>
+          </v:shape>
+          <w:control r:id="rId57" w:name="DefaultOcxName50" w:shapeid="_x0000_i1296"/>
+        </w:object>
+      </w:r>
+      <w:r>
+        <w:rPr>
+          <w:rFonts w:ascii="Times New Roman" w:eastAsia="Times New Roman" w:hAnsi="Times New Roman" w:cs="Times New Roman"/>
+          <w:sz w:val="24"/>
+          <w:szCs w:val="24"/>
+          <w:lang w:eastAsia="uk-UA"/>
+        </w:rPr>
+        <w:t xml:space="preserve">Відновлення життів: </w:t>
+      </w:r>
+    </w:p>
+    <w:p>
+      <w:pPr>
+        <w:numPr>
+          <w:ilvl w:val="1"/>
+          <w:numId w:val="9"/>
+        </w:numPr>
+        <w:spacing w:before="100" w:beforeAutospacing="1" w:after="100" w:afterAutospacing="1" w:line="240" w:lineRule="auto"/>
+        <w:rPr>
+          <w:rFonts w:ascii="Times New Roman" w:eastAsia="Times New Roman" w:hAnsi="Times New Roman" w:cs="Times New Roman"/>
+          <w:sz w:val="24"/>
+          <w:szCs w:val="24"/>
+          <w:lang w:eastAsia="uk-UA"/>
+        </w:rPr>
+      </w:pPr>
+      <w:r>
+        <w:rPr>
+          <w:rFonts w:ascii="Times New Roman" w:eastAsia="Times New Roman" w:hAnsi="Times New Roman" w:cs="Times New Roman"/>
+          <w:sz w:val="24"/>
+          <w:szCs w:val="24"/>
+        </w:rPr>
+        <w:object w:dxaOrig="1440" w:dyaOrig="1440" w14:anchorId="6A0865A9">
+          <v:shape id="_x0000_i1299" type="#_x0000_t75" style="width:16.5pt;height:14pt" o:ole="">
+            <v:imagedata r:id="rId13" o:title=""/>
+          </v:shape>
+          <w:control r:id="rId58" w:name="DefaultOcxName51" w:shapeid="_x0000_i1299"/>
+        </w:object>
+      </w:r>
+      <w:r>
+        <w:rPr>
+          <w:rFonts w:ascii="Times New Roman" w:eastAsia="Times New Roman" w:hAnsi="Times New Roman" w:cs="Times New Roman"/>
+          <w:sz w:val="24"/>
+          <w:szCs w:val="24"/>
+          <w:lang w:eastAsia="uk-UA"/>
+        </w:rPr>
+        <w:t xml:space="preserve">за час </w:t>
+      </w:r>
+    </w:p>
+    <w:p>
+      <w:pPr>
+        <w:numPr>
+          <w:ilvl w:val="1"/>
+          <w:numId w:val="9"/>
+        </w:numPr>
+        <w:spacing w:before="100" w:beforeAutospacing="1" w:after="100" w:afterAutospacing="1" w:line="240" w:lineRule="auto"/>
+        <w:rPr>
+          <w:rFonts w:ascii="Times New Roman" w:eastAsia="Times New Roman" w:hAnsi="Times New Roman" w:cs="Times New Roman"/>
+          <w:sz w:val="24"/>
+          <w:szCs w:val="24"/>
+          <w:lang w:eastAsia="uk-UA"/>
+        </w:rPr>
+      </w:pPr>
+      <w:r>
+        <w:rPr>
+          <w:rFonts w:ascii="Times New Roman" w:eastAsia="Times New Roman" w:hAnsi="Times New Roman" w:cs="Times New Roman"/>
+          <w:sz w:val="24"/>
+          <w:szCs w:val="24"/>
+        </w:rPr>
+        <w:object w:dxaOrig="1440" w:dyaOrig="1440" w14:anchorId="5F30EBF2">
+          <v:shape id="_x0000_i1302" type="#_x0000_t75" style="width:16.5pt;height:14pt" o:ole="">
+            <v:imagedata r:id="rId13" o:title=""/>
+          </v:shape>
+          <w:control r:id="rId59" w:name="DefaultOcxName52" w:shapeid="_x0000_i1302"/>
+        </w:object>
+      </w:r>
+      <w:r>
+        <w:rPr>
+          <w:rFonts w:ascii="Times New Roman" w:eastAsia="Times New Roman" w:hAnsi="Times New Roman" w:cs="Times New Roman"/>
+          <w:sz w:val="24"/>
+          <w:szCs w:val="24"/>
+          <w:lang w:eastAsia="uk-UA"/>
+        </w:rPr>
+        <w:t xml:space="preserve">за валюту </w:t>
+      </w:r>
+    </w:p>
+    <w:p>
+      <w:pPr>
+        <w:numPr>
+          <w:ilvl w:val="0"/>
+          <w:numId w:val="9"/>
+        </w:numPr>
+        <w:spacing w:before="100" w:beforeAutospacing="1" w:after="100" w:afterAutospacing="1" w:line="240" w:lineRule="auto"/>
+        <w:rPr>
+          <w:rFonts w:ascii="Times New Roman" w:eastAsia="Times New Roman" w:hAnsi="Times New Roman" w:cs="Times New Roman"/>
+          <w:sz w:val="24"/>
+          <w:szCs w:val="24"/>
+          <w:lang w:eastAsia="uk-UA"/>
+        </w:rPr>
+      </w:pPr>
+      <w:r>
+        <w:rPr>
+          <w:rFonts w:ascii="Times New Roman" w:eastAsia="Times New Roman" w:hAnsi="Times New Roman" w:cs="Times New Roman"/>
+          <w:sz w:val="24"/>
+          <w:szCs w:val="24"/>
+        </w:rPr>
+        <w:object w:dxaOrig="1440" w:dyaOrig="1440" w14:anchorId="72D87DCD">
+          <v:shape id="_x0000_i1305" type="#_x0000_t75" style="width:16.5pt;height:14pt" o:ole="">
+            <v:imagedata r:id="rId13" o:title=""/>
+          </v:shape>
+          <w:control r:id="rId60" w:name="DefaultOcxName53" w:shapeid="_x0000_i1305"/>
+        </w:object>
+      </w:r>
+      <w:r>
+        <w:rPr>
+          <w:rFonts w:ascii="Times New Roman" w:eastAsia="Times New Roman" w:hAnsi="Times New Roman" w:cs="Times New Roman"/>
+          <w:sz w:val="24"/>
+          <w:szCs w:val="24"/>
+          <w:lang w:eastAsia="uk-UA"/>
+        </w:rPr>
+        <w:t xml:space="preserve">Заборона проходження без життів </w:t>
+      </w:r>
+    </w:p>
+    <w:p>
+      <w:pPr>
+        <w:spacing w:before="100" w:beforeAutospacing="1" w:after="100" w:afterAutospacing="1" w:line="240" w:lineRule="auto"/>
+        <w:outlineLvl w:val="0"/>
         <w:rPr>
           <w:rFonts w:ascii="Times New Roman" w:eastAsia="Times New Roman" w:hAnsi="Times New Roman" w:cs="Times New Roman"/>
           <w:b/>
@@ -2522,9 +2276,7 @@
           <w:szCs w:val="48"/>
           <w:lang w:eastAsia="uk-UA"/>
         </w:rPr>
-        <w:t>Duolingo</w:t>
-      </w:r>
-      <w:proofErr w:type="spellEnd"/>
+      </w:pPr>
       <w:r>
         <w:rPr>
           <w:rFonts w:ascii="Times New Roman" w:eastAsia="Times New Roman" w:hAnsi="Times New Roman" w:cs="Times New Roman"/>
@@ -2535,229 +2287,156 @@
           <w:szCs w:val="48"/>
           <w:lang w:eastAsia="uk-UA"/>
         </w:rPr>
-        <w:t>)</w:t>
-      </w:r>
-    </w:p>
-    <w:p>
-      <w:pPr>
-        <w:numPr>
-          <w:ilvl w:val="0"/>
-          <w:numId w:val="9"/>
-        </w:numPr>
-        <w:spacing w:before="100" w:beforeAutospacing="1" w:after="100" w:afterAutospacing="1" w:line="240" w:lineRule="auto"/>
-        <w:rPr>
-          <w:rFonts w:ascii="Times New Roman" w:eastAsia="Times New Roman" w:hAnsi="Times New Roman" w:cs="Times New Roman"/>
-          <w:sz w:val="24"/>
-          <w:szCs w:val="24"/>
-          <w:lang w:eastAsia="uk-UA"/>
-        </w:rPr>
-      </w:pPr>
-      <w:r>
-        <w:rPr>
-          <w:rFonts w:ascii="Times New Roman" w:eastAsia="Times New Roman" w:hAnsi="Times New Roman" w:cs="Times New Roman"/>
-          <w:sz w:val="24"/>
-          <w:szCs w:val="24"/>
-        </w:rPr>
-        <w:object w:dxaOrig="1440" w:dyaOrig="1440" w14:anchorId="449CD21D">
-          <v:shape id="_x0000_i1288" type="#_x0000_t75" style="width:16.5pt;height:14pt" o:ole="">
-            <v:imagedata r:id="rId7" o:title=""/>
-          </v:shape>
-          <w:control r:id="rId55" w:name="DefaultOcxName48" w:shapeid="_x0000_i1288"/>
-        </w:object>
-      </w:r>
-      <w:r>
-        <w:rPr>
-          <w:rFonts w:ascii="Times New Roman" w:eastAsia="Times New Roman" w:hAnsi="Times New Roman" w:cs="Times New Roman"/>
-          <w:sz w:val="24"/>
-          <w:szCs w:val="24"/>
-          <w:lang w:eastAsia="uk-UA"/>
-        </w:rPr>
-        <w:t xml:space="preserve">Додати поле "життя" користувачу </w:t>
-      </w:r>
-    </w:p>
-    <w:p>
-      <w:pPr>
-        <w:numPr>
-          <w:ilvl w:val="0"/>
-          <w:numId w:val="9"/>
-        </w:numPr>
-        <w:spacing w:before="100" w:beforeAutospacing="1" w:after="100" w:afterAutospacing="1" w:line="240" w:lineRule="auto"/>
-        <w:rPr>
-          <w:rFonts w:ascii="Times New Roman" w:eastAsia="Times New Roman" w:hAnsi="Times New Roman" w:cs="Times New Roman"/>
-          <w:sz w:val="24"/>
-          <w:szCs w:val="24"/>
-          <w:lang w:eastAsia="uk-UA"/>
-        </w:rPr>
-      </w:pPr>
-      <w:r>
-        <w:rPr>
-          <w:rFonts w:ascii="Times New Roman" w:eastAsia="Times New Roman" w:hAnsi="Times New Roman" w:cs="Times New Roman"/>
-          <w:sz w:val="24"/>
-          <w:szCs w:val="24"/>
-        </w:rPr>
-        <w:object w:dxaOrig="1440" w:dyaOrig="1440" w14:anchorId="4F35891D">
-          <v:shape id="_x0000_i1291" type="#_x0000_t75" style="width:16.5pt;height:14pt" o:ole="">
-            <v:imagedata r:id="rId7" o:title=""/>
-          </v:shape>
-          <w:control r:id="rId56" w:name="DefaultOcxName49" w:shapeid="_x0000_i1291"/>
-        </w:object>
-      </w:r>
-      <w:r>
-        <w:rPr>
-          <w:rFonts w:ascii="Times New Roman" w:eastAsia="Times New Roman" w:hAnsi="Times New Roman" w:cs="Times New Roman"/>
-          <w:sz w:val="24"/>
-          <w:szCs w:val="24"/>
-          <w:lang w:eastAsia="uk-UA"/>
-        </w:rPr>
-        <w:t xml:space="preserve">Зменшення життя при помилці </w:t>
-      </w:r>
-    </w:p>
-    <w:p>
-      <w:pPr>
-        <w:numPr>
-          <w:ilvl w:val="0"/>
-          <w:numId w:val="9"/>
-        </w:numPr>
-        <w:spacing w:before="100" w:beforeAutospacing="1" w:after="100" w:afterAutospacing="1" w:line="240" w:lineRule="auto"/>
-        <w:rPr>
-          <w:rFonts w:ascii="Times New Roman" w:eastAsia="Times New Roman" w:hAnsi="Times New Roman" w:cs="Times New Roman"/>
-          <w:sz w:val="24"/>
-          <w:szCs w:val="24"/>
-          <w:lang w:eastAsia="uk-UA"/>
-        </w:rPr>
-      </w:pPr>
-      <w:r>
-        <w:rPr>
-          <w:rFonts w:ascii="Times New Roman" w:eastAsia="Times New Roman" w:hAnsi="Times New Roman" w:cs="Times New Roman"/>
-          <w:sz w:val="24"/>
-          <w:szCs w:val="24"/>
-        </w:rPr>
-        <w:object w:dxaOrig="1440" w:dyaOrig="1440" w14:anchorId="53D9EA90">
-          <v:shape id="_x0000_i1294" type="#_x0000_t75" style="width:16.5pt;height:14pt" o:ole="">
-            <v:imagedata r:id="rId7" o:title=""/>
-          </v:shape>
-          <w:control r:id="rId57" w:name="DefaultOcxName50" w:shapeid="_x0000_i1294"/>
-        </w:object>
-      </w:r>
-      <w:r>
-        <w:rPr>
-          <w:rFonts w:ascii="Times New Roman" w:eastAsia="Times New Roman" w:hAnsi="Times New Roman" w:cs="Times New Roman"/>
-          <w:sz w:val="24"/>
-          <w:szCs w:val="24"/>
-          <w:lang w:eastAsia="uk-UA"/>
-        </w:rPr>
-        <w:t xml:space="preserve">Відновлення життів: </w:t>
-      </w:r>
-    </w:p>
-    <w:p>
-      <w:pPr>
-        <w:numPr>
-          <w:ilvl w:val="1"/>
-          <w:numId w:val="9"/>
-        </w:numPr>
-        <w:spacing w:before="100" w:beforeAutospacing="1" w:after="100" w:afterAutospacing="1" w:line="240" w:lineRule="auto"/>
-        <w:rPr>
-          <w:rFonts w:ascii="Times New Roman" w:eastAsia="Times New Roman" w:hAnsi="Times New Roman" w:cs="Times New Roman"/>
-          <w:sz w:val="24"/>
-          <w:szCs w:val="24"/>
-          <w:lang w:eastAsia="uk-UA"/>
-        </w:rPr>
-      </w:pPr>
-      <w:r>
-        <w:rPr>
-          <w:rFonts w:ascii="Times New Roman" w:eastAsia="Times New Roman" w:hAnsi="Times New Roman" w:cs="Times New Roman"/>
-          <w:sz w:val="24"/>
-          <w:szCs w:val="24"/>
-        </w:rPr>
-        <w:object w:dxaOrig="1440" w:dyaOrig="1440" w14:anchorId="6A0865A9">
-          <v:shape id="_x0000_i1297" type="#_x0000_t75" style="width:16.5pt;height:14pt" o:ole="">
-            <v:imagedata r:id="rId7" o:title=""/>
-          </v:shape>
-          <w:control r:id="rId58" w:name="DefaultOcxName51" w:shapeid="_x0000_i1297"/>
-        </w:object>
-      </w:r>
-      <w:r>
-        <w:rPr>
-          <w:rFonts w:ascii="Times New Roman" w:eastAsia="Times New Roman" w:hAnsi="Times New Roman" w:cs="Times New Roman"/>
-          <w:sz w:val="24"/>
-          <w:szCs w:val="24"/>
-          <w:lang w:eastAsia="uk-UA"/>
-        </w:rPr>
-        <w:t xml:space="preserve">за час </w:t>
-      </w:r>
-    </w:p>
-    <w:p>
-      <w:pPr>
-        <w:numPr>
-          <w:ilvl w:val="1"/>
-          <w:numId w:val="9"/>
-        </w:numPr>
-        <w:spacing w:before="100" w:beforeAutospacing="1" w:after="100" w:afterAutospacing="1" w:line="240" w:lineRule="auto"/>
-        <w:rPr>
-          <w:rFonts w:ascii="Times New Roman" w:eastAsia="Times New Roman" w:hAnsi="Times New Roman" w:cs="Times New Roman"/>
-          <w:sz w:val="24"/>
-          <w:szCs w:val="24"/>
-          <w:lang w:eastAsia="uk-UA"/>
-        </w:rPr>
-      </w:pPr>
-      <w:r>
-        <w:rPr>
-          <w:rFonts w:ascii="Times New Roman" w:eastAsia="Times New Roman" w:hAnsi="Times New Roman" w:cs="Times New Roman"/>
-          <w:sz w:val="24"/>
-          <w:szCs w:val="24"/>
-        </w:rPr>
-        <w:object w:dxaOrig="1440" w:dyaOrig="1440" w14:anchorId="5F30EBF2">
-          <v:shape id="_x0000_i1300" type="#_x0000_t75" style="width:16.5pt;height:14pt" o:ole="">
-            <v:imagedata r:id="rId7" o:title=""/>
-          </v:shape>
-          <w:control r:id="rId59" w:name="DefaultOcxName52" w:shapeid="_x0000_i1300"/>
-        </w:object>
-      </w:r>
-      <w:r>
-        <w:rPr>
-          <w:rFonts w:ascii="Times New Roman" w:eastAsia="Times New Roman" w:hAnsi="Times New Roman" w:cs="Times New Roman"/>
-          <w:sz w:val="24"/>
-          <w:szCs w:val="24"/>
-          <w:lang w:eastAsia="uk-UA"/>
-        </w:rPr>
-        <w:t xml:space="preserve">за валюту </w:t>
-      </w:r>
-    </w:p>
-    <w:p>
-      <w:pPr>
-        <w:numPr>
-          <w:ilvl w:val="0"/>
-          <w:numId w:val="9"/>
-        </w:numPr>
-        <w:spacing w:before="100" w:beforeAutospacing="1" w:after="100" w:afterAutospacing="1" w:line="240" w:lineRule="auto"/>
-        <w:rPr>
-          <w:rFonts w:ascii="Times New Roman" w:eastAsia="Times New Roman" w:hAnsi="Times New Roman" w:cs="Times New Roman"/>
-          <w:sz w:val="24"/>
-          <w:szCs w:val="24"/>
-          <w:lang w:eastAsia="uk-UA"/>
-        </w:rPr>
-      </w:pPr>
-      <w:r>
-        <w:rPr>
-          <w:rFonts w:ascii="Times New Roman" w:eastAsia="Times New Roman" w:hAnsi="Times New Roman" w:cs="Times New Roman"/>
-          <w:sz w:val="24"/>
-          <w:szCs w:val="24"/>
-        </w:rPr>
-        <w:object w:dxaOrig="1440" w:dyaOrig="1440" w14:anchorId="72D87DCD">
-          <v:shape id="_x0000_i1303" type="#_x0000_t75" style="width:16.5pt;height:14pt" o:ole="">
-            <v:imagedata r:id="rId7" o:title=""/>
-          </v:shape>
-          <w:control r:id="rId60" w:name="DefaultOcxName53" w:shapeid="_x0000_i1303"/>
-        </w:object>
-      </w:r>
-      <w:r>
-        <w:rPr>
-          <w:rFonts w:ascii="Times New Roman" w:eastAsia="Times New Roman" w:hAnsi="Times New Roman" w:cs="Times New Roman"/>
-          <w:sz w:val="24"/>
-          <w:szCs w:val="24"/>
-          <w:lang w:eastAsia="uk-UA"/>
-        </w:rPr>
-        <w:t xml:space="preserve">Заборона проходження без життів </w:t>
+        <w:t>10. ВОГНИК (STREAK)</w:t>
+      </w:r>
+    </w:p>
+    <w:p>
+      <w:pPr>
+        <w:numPr>
+          <w:ilvl w:val="0"/>
+          <w:numId w:val="10"/>
+        </w:numPr>
+        <w:spacing w:before="100" w:beforeAutospacing="1" w:after="100" w:afterAutospacing="1" w:line="240" w:lineRule="auto"/>
+        <w:rPr>
+          <w:rFonts w:ascii="Times New Roman" w:eastAsia="Times New Roman" w:hAnsi="Times New Roman" w:cs="Times New Roman"/>
+          <w:sz w:val="24"/>
+          <w:szCs w:val="24"/>
+          <w:lang w:eastAsia="uk-UA"/>
+        </w:rPr>
+      </w:pPr>
+      <w:r>
+        <w:rPr>
+          <w:rFonts w:ascii="Times New Roman" w:eastAsia="Times New Roman" w:hAnsi="Times New Roman" w:cs="Times New Roman"/>
+          <w:sz w:val="24"/>
+          <w:szCs w:val="24"/>
+        </w:rPr>
+        <w:object w:dxaOrig="1440" w:dyaOrig="1440" w14:anchorId="36C1C7E1">
+          <v:shape id="_x0000_i1308" type="#_x0000_t75" style="width:16.5pt;height:14pt" o:ole="">
+            <v:imagedata r:id="rId13" o:title=""/>
+          </v:shape>
+          <w:control r:id="rId61" w:name="DefaultOcxName54" w:shapeid="_x0000_i1308"/>
+        </w:object>
+      </w:r>
+      <w:r>
+        <w:rPr>
+          <w:rFonts w:ascii="Times New Roman" w:eastAsia="Times New Roman" w:hAnsi="Times New Roman" w:cs="Times New Roman"/>
+          <w:sz w:val="24"/>
+          <w:szCs w:val="24"/>
+          <w:lang w:eastAsia="uk-UA"/>
+        </w:rPr>
+        <w:t xml:space="preserve">Зберігати кількість днів підряд </w:t>
+      </w:r>
+    </w:p>
+    <w:p>
+      <w:pPr>
+        <w:numPr>
+          <w:ilvl w:val="0"/>
+          <w:numId w:val="10"/>
+        </w:numPr>
+        <w:spacing w:before="100" w:beforeAutospacing="1" w:after="100" w:afterAutospacing="1" w:line="240" w:lineRule="auto"/>
+        <w:rPr>
+          <w:rFonts w:ascii="Times New Roman" w:eastAsia="Times New Roman" w:hAnsi="Times New Roman" w:cs="Times New Roman"/>
+          <w:sz w:val="24"/>
+          <w:szCs w:val="24"/>
+          <w:lang w:eastAsia="uk-UA"/>
+        </w:rPr>
+      </w:pPr>
+      <w:r>
+        <w:rPr>
+          <w:rFonts w:ascii="Times New Roman" w:eastAsia="Times New Roman" w:hAnsi="Times New Roman" w:cs="Times New Roman"/>
+          <w:sz w:val="24"/>
+          <w:szCs w:val="24"/>
+        </w:rPr>
+        <w:object w:dxaOrig="1440" w:dyaOrig="1440" w14:anchorId="431DD649">
+          <v:shape id="_x0000_i1311" type="#_x0000_t75" style="width:16.5pt;height:14pt" o:ole="">
+            <v:imagedata r:id="rId13" o:title=""/>
+          </v:shape>
+          <w:control r:id="rId62" w:name="DefaultOcxName55" w:shapeid="_x0000_i1311"/>
+        </w:object>
+      </w:r>
+      <w:r>
+        <w:rPr>
+          <w:rFonts w:ascii="Times New Roman" w:eastAsia="Times New Roman" w:hAnsi="Times New Roman" w:cs="Times New Roman"/>
+          <w:sz w:val="24"/>
+          <w:szCs w:val="24"/>
+          <w:lang w:eastAsia="uk-UA"/>
+        </w:rPr>
+        <w:t xml:space="preserve">Оновлення streak при вході </w:t>
+      </w:r>
+    </w:p>
+    <w:p>
+      <w:pPr>
+        <w:numPr>
+          <w:ilvl w:val="0"/>
+          <w:numId w:val="10"/>
+        </w:numPr>
+        <w:spacing w:before="100" w:beforeAutospacing="1" w:after="100" w:afterAutospacing="1" w:line="240" w:lineRule="auto"/>
+        <w:rPr>
+          <w:rFonts w:ascii="Times New Roman" w:eastAsia="Times New Roman" w:hAnsi="Times New Roman" w:cs="Times New Roman"/>
+          <w:sz w:val="24"/>
+          <w:szCs w:val="24"/>
+          <w:lang w:eastAsia="uk-UA"/>
+        </w:rPr>
+      </w:pPr>
+      <w:r>
+        <w:rPr>
+          <w:rFonts w:ascii="Times New Roman" w:eastAsia="Times New Roman" w:hAnsi="Times New Roman" w:cs="Times New Roman"/>
+          <w:sz w:val="24"/>
+          <w:szCs w:val="24"/>
+        </w:rPr>
+        <w:lastRenderedPageBreak/>
+        <w:object w:dxaOrig="1440" w:dyaOrig="1440" w14:anchorId="6AB2764C">
+          <v:shape id="_x0000_i1314" type="#_x0000_t75" style="width:16.5pt;height:14pt" o:ole="">
+            <v:imagedata r:id="rId13" o:title=""/>
+          </v:shape>
+          <w:control r:id="rId63" w:name="DefaultOcxName56" w:shapeid="_x0000_i1314"/>
+        </w:object>
+      </w:r>
+      <w:r>
+        <w:rPr>
+          <w:rFonts w:ascii="Times New Roman" w:eastAsia="Times New Roman" w:hAnsi="Times New Roman" w:cs="Times New Roman"/>
+          <w:sz w:val="24"/>
+          <w:szCs w:val="24"/>
+          <w:lang w:eastAsia="uk-UA"/>
+        </w:rPr>
+        <w:t xml:space="preserve">Скидання streak при пропуску </w:t>
+      </w:r>
+    </w:p>
+    <w:p>
+      <w:pPr>
+        <w:numPr>
+          <w:ilvl w:val="0"/>
+          <w:numId w:val="10"/>
+        </w:numPr>
+        <w:spacing w:before="100" w:beforeAutospacing="1" w:after="100" w:afterAutospacing="1" w:line="240" w:lineRule="auto"/>
+        <w:rPr>
+          <w:rFonts w:ascii="Times New Roman" w:eastAsia="Times New Roman" w:hAnsi="Times New Roman" w:cs="Times New Roman"/>
+          <w:sz w:val="24"/>
+          <w:szCs w:val="24"/>
+          <w:lang w:eastAsia="uk-UA"/>
+        </w:rPr>
+      </w:pPr>
+      <w:r>
+        <w:rPr>
+          <w:rFonts w:ascii="Times New Roman" w:eastAsia="Times New Roman" w:hAnsi="Times New Roman" w:cs="Times New Roman"/>
+          <w:sz w:val="24"/>
+          <w:szCs w:val="24"/>
+        </w:rPr>
+        <w:object w:dxaOrig="1440" w:dyaOrig="1440" w14:anchorId="5B714243">
+          <v:shape id="_x0000_i1317" type="#_x0000_t75" style="width:16.5pt;height:14pt" o:ole="">
+            <v:imagedata r:id="rId13" o:title=""/>
+          </v:shape>
+          <w:control r:id="rId64" w:name="DefaultOcxName57" w:shapeid="_x0000_i1317"/>
+        </w:object>
+      </w:r>
+      <w:r>
+        <w:rPr>
+          <w:rFonts w:ascii="Times New Roman" w:eastAsia="Times New Roman" w:hAnsi="Times New Roman" w:cs="Times New Roman"/>
+          <w:sz w:val="24"/>
+          <w:szCs w:val="24"/>
+          <w:lang w:eastAsia="uk-UA"/>
+        </w:rPr>
+        <w:t xml:space="preserve">Відновлення streak за валюту </w:t>
       </w:r>
     </w:p>
     <w:p>
@@ -2784,216 +2463,155 @@
           <w:szCs w:val="48"/>
           <w:lang w:eastAsia="uk-UA"/>
         </w:rPr>
-        <w:t>10. ВОГНИК (STREAK)</w:t>
-      </w:r>
-    </w:p>
-    <w:p>
-      <w:pPr>
-        <w:numPr>
-          <w:ilvl w:val="0"/>
-          <w:numId w:val="10"/>
-        </w:numPr>
-        <w:spacing w:before="100" w:beforeAutospacing="1" w:after="100" w:afterAutospacing="1" w:line="240" w:lineRule="auto"/>
-        <w:rPr>
-          <w:rFonts w:ascii="Times New Roman" w:eastAsia="Times New Roman" w:hAnsi="Times New Roman" w:cs="Times New Roman"/>
-          <w:sz w:val="24"/>
-          <w:szCs w:val="24"/>
-          <w:lang w:eastAsia="uk-UA"/>
-        </w:rPr>
-      </w:pPr>
-      <w:r>
-        <w:rPr>
-          <w:rFonts w:ascii="Times New Roman" w:eastAsia="Times New Roman" w:hAnsi="Times New Roman" w:cs="Times New Roman"/>
-          <w:sz w:val="24"/>
-          <w:szCs w:val="24"/>
-        </w:rPr>
-        <w:object w:dxaOrig="1440" w:dyaOrig="1440" w14:anchorId="36C1C7E1">
-          <v:shape id="_x0000_i1306" type="#_x0000_t75" style="width:16.5pt;height:14pt" o:ole="">
-            <v:imagedata r:id="rId7" o:title=""/>
-          </v:shape>
-          <w:control r:id="rId61" w:name="DefaultOcxName54" w:shapeid="_x0000_i1306"/>
-        </w:object>
-      </w:r>
-      <w:r>
-        <w:rPr>
-          <w:rFonts w:ascii="Times New Roman" w:eastAsia="Times New Roman" w:hAnsi="Times New Roman" w:cs="Times New Roman"/>
-          <w:sz w:val="24"/>
-          <w:szCs w:val="24"/>
-          <w:lang w:eastAsia="uk-UA"/>
-        </w:rPr>
-        <w:t xml:space="preserve">Зберігати кількість днів підряд </w:t>
-      </w:r>
-    </w:p>
-    <w:p>
-      <w:pPr>
-        <w:numPr>
-          <w:ilvl w:val="0"/>
-          <w:numId w:val="10"/>
-        </w:numPr>
-        <w:spacing w:before="100" w:beforeAutospacing="1" w:after="100" w:afterAutospacing="1" w:line="240" w:lineRule="auto"/>
-        <w:rPr>
-          <w:rFonts w:ascii="Times New Roman" w:eastAsia="Times New Roman" w:hAnsi="Times New Roman" w:cs="Times New Roman"/>
-          <w:sz w:val="24"/>
-          <w:szCs w:val="24"/>
-          <w:lang w:eastAsia="uk-UA"/>
-        </w:rPr>
-      </w:pPr>
-      <w:r>
-        <w:rPr>
-          <w:rFonts w:ascii="Times New Roman" w:eastAsia="Times New Roman" w:hAnsi="Times New Roman" w:cs="Times New Roman"/>
-          <w:sz w:val="24"/>
-          <w:szCs w:val="24"/>
-        </w:rPr>
-        <w:object w:dxaOrig="1440" w:dyaOrig="1440" w14:anchorId="431DD649">
-          <v:shape id="_x0000_i1309" type="#_x0000_t75" style="width:16.5pt;height:14pt" o:ole="">
-            <v:imagedata r:id="rId7" o:title=""/>
-          </v:shape>
-          <w:control r:id="rId62" w:name="DefaultOcxName55" w:shapeid="_x0000_i1309"/>
-        </w:object>
-      </w:r>
-      <w:r>
-        <w:rPr>
-          <w:rFonts w:ascii="Times New Roman" w:eastAsia="Times New Roman" w:hAnsi="Times New Roman" w:cs="Times New Roman"/>
-          <w:sz w:val="24"/>
-          <w:szCs w:val="24"/>
-          <w:lang w:eastAsia="uk-UA"/>
-        </w:rPr>
-        <w:t xml:space="preserve">Оновлення </w:t>
-      </w:r>
-      <w:proofErr w:type="spellStart"/>
-      <w:r>
-        <w:rPr>
-          <w:rFonts w:ascii="Times New Roman" w:eastAsia="Times New Roman" w:hAnsi="Times New Roman" w:cs="Times New Roman"/>
-          <w:sz w:val="24"/>
-          <w:szCs w:val="24"/>
-          <w:lang w:eastAsia="uk-UA"/>
-        </w:rPr>
-        <w:t>streak</w:t>
-      </w:r>
-      <w:proofErr w:type="spellEnd"/>
-      <w:r>
-        <w:rPr>
-          <w:rFonts w:ascii="Times New Roman" w:eastAsia="Times New Roman" w:hAnsi="Times New Roman" w:cs="Times New Roman"/>
-          <w:sz w:val="24"/>
-          <w:szCs w:val="24"/>
-          <w:lang w:eastAsia="uk-UA"/>
-        </w:rPr>
-        <w:t xml:space="preserve"> при вході </w:t>
-      </w:r>
-    </w:p>
-    <w:p>
-      <w:pPr>
-        <w:numPr>
-          <w:ilvl w:val="0"/>
-          <w:numId w:val="10"/>
-        </w:numPr>
-        <w:spacing w:before="100" w:beforeAutospacing="1" w:after="100" w:afterAutospacing="1" w:line="240" w:lineRule="auto"/>
-        <w:rPr>
-          <w:rFonts w:ascii="Times New Roman" w:eastAsia="Times New Roman" w:hAnsi="Times New Roman" w:cs="Times New Roman"/>
-          <w:sz w:val="24"/>
-          <w:szCs w:val="24"/>
-          <w:lang w:eastAsia="uk-UA"/>
-        </w:rPr>
-      </w:pPr>
-      <w:r>
-        <w:rPr>
-          <w:rFonts w:ascii="Times New Roman" w:eastAsia="Times New Roman" w:hAnsi="Times New Roman" w:cs="Times New Roman"/>
-          <w:sz w:val="24"/>
-          <w:szCs w:val="24"/>
-        </w:rPr>
-        <w:lastRenderedPageBreak/>
-        <w:object w:dxaOrig="1440" w:dyaOrig="1440" w14:anchorId="6AB2764C">
-          <v:shape id="_x0000_i1312" type="#_x0000_t75" style="width:16.5pt;height:14pt" o:ole="">
-            <v:imagedata r:id="rId7" o:title=""/>
-          </v:shape>
-          <w:control r:id="rId63" w:name="DefaultOcxName56" w:shapeid="_x0000_i1312"/>
-        </w:object>
-      </w:r>
-      <w:r>
-        <w:rPr>
-          <w:rFonts w:ascii="Times New Roman" w:eastAsia="Times New Roman" w:hAnsi="Times New Roman" w:cs="Times New Roman"/>
-          <w:sz w:val="24"/>
-          <w:szCs w:val="24"/>
-          <w:lang w:eastAsia="uk-UA"/>
-        </w:rPr>
-        <w:t xml:space="preserve">Скидання </w:t>
-      </w:r>
-      <w:proofErr w:type="spellStart"/>
-      <w:r>
-        <w:rPr>
-          <w:rFonts w:ascii="Times New Roman" w:eastAsia="Times New Roman" w:hAnsi="Times New Roman" w:cs="Times New Roman"/>
-          <w:sz w:val="24"/>
-          <w:szCs w:val="24"/>
-          <w:lang w:eastAsia="uk-UA"/>
-        </w:rPr>
-        <w:t>streak</w:t>
-      </w:r>
-      <w:proofErr w:type="spellEnd"/>
-      <w:r>
-        <w:rPr>
-          <w:rFonts w:ascii="Times New Roman" w:eastAsia="Times New Roman" w:hAnsi="Times New Roman" w:cs="Times New Roman"/>
-          <w:sz w:val="24"/>
-          <w:szCs w:val="24"/>
-          <w:lang w:eastAsia="uk-UA"/>
-        </w:rPr>
-        <w:t xml:space="preserve"> при пропуску </w:t>
-      </w:r>
-    </w:p>
-    <w:p>
-      <w:pPr>
-        <w:numPr>
-          <w:ilvl w:val="0"/>
-          <w:numId w:val="10"/>
-        </w:numPr>
-        <w:spacing w:before="100" w:beforeAutospacing="1" w:after="100" w:afterAutospacing="1" w:line="240" w:lineRule="auto"/>
-        <w:rPr>
-          <w:rFonts w:ascii="Times New Roman" w:eastAsia="Times New Roman" w:hAnsi="Times New Roman" w:cs="Times New Roman"/>
-          <w:sz w:val="24"/>
-          <w:szCs w:val="24"/>
-          <w:lang w:eastAsia="uk-UA"/>
-        </w:rPr>
-      </w:pPr>
-      <w:r>
-        <w:rPr>
-          <w:rFonts w:ascii="Times New Roman" w:eastAsia="Times New Roman" w:hAnsi="Times New Roman" w:cs="Times New Roman"/>
-          <w:sz w:val="24"/>
-          <w:szCs w:val="24"/>
-        </w:rPr>
-        <w:object w:dxaOrig="1440" w:dyaOrig="1440" w14:anchorId="5B714243">
-          <v:shape id="_x0000_i1315" type="#_x0000_t75" style="width:16.5pt;height:14pt" o:ole="">
-            <v:imagedata r:id="rId7" o:title=""/>
-          </v:shape>
-          <w:control r:id="rId64" w:name="DefaultOcxName57" w:shapeid="_x0000_i1315"/>
-        </w:object>
-      </w:r>
-      <w:r>
-        <w:rPr>
-          <w:rFonts w:ascii="Times New Roman" w:eastAsia="Times New Roman" w:hAnsi="Times New Roman" w:cs="Times New Roman"/>
-          <w:sz w:val="24"/>
-          <w:szCs w:val="24"/>
-          <w:lang w:eastAsia="uk-UA"/>
-        </w:rPr>
-        <w:t xml:space="preserve">Відновлення </w:t>
-      </w:r>
-      <w:proofErr w:type="spellStart"/>
-      <w:r>
-        <w:rPr>
-          <w:rFonts w:ascii="Times New Roman" w:eastAsia="Times New Roman" w:hAnsi="Times New Roman" w:cs="Times New Roman"/>
-          <w:sz w:val="24"/>
-          <w:szCs w:val="24"/>
-          <w:lang w:eastAsia="uk-UA"/>
-        </w:rPr>
-        <w:t>streak</w:t>
-      </w:r>
-      <w:proofErr w:type="spellEnd"/>
-      <w:r>
-        <w:rPr>
-          <w:rFonts w:ascii="Times New Roman" w:eastAsia="Times New Roman" w:hAnsi="Times New Roman" w:cs="Times New Roman"/>
-          <w:sz w:val="24"/>
-          <w:szCs w:val="24"/>
-          <w:lang w:eastAsia="uk-UA"/>
-        </w:rPr>
-        <w:t xml:space="preserve"> за валюту </w:t>
+        <w:t>11. ВНУТРІШНІ ПОКУПКИ</w:t>
+      </w:r>
+    </w:p>
+    <w:p>
+      <w:pPr>
+        <w:numPr>
+          <w:ilvl w:val="0"/>
+          <w:numId w:val="11"/>
+        </w:numPr>
+        <w:spacing w:before="100" w:beforeAutospacing="1" w:after="100" w:afterAutospacing="1" w:line="240" w:lineRule="auto"/>
+        <w:rPr>
+          <w:rFonts w:ascii="Times New Roman" w:eastAsia="Times New Roman" w:hAnsi="Times New Roman" w:cs="Times New Roman"/>
+          <w:sz w:val="24"/>
+          <w:szCs w:val="24"/>
+          <w:lang w:eastAsia="uk-UA"/>
+        </w:rPr>
+      </w:pPr>
+      <w:r>
+        <w:rPr>
+          <w:rFonts w:ascii="Times New Roman" w:eastAsia="Times New Roman" w:hAnsi="Times New Roman" w:cs="Times New Roman"/>
+          <w:sz w:val="24"/>
+          <w:szCs w:val="24"/>
+        </w:rPr>
+        <w:object w:dxaOrig="1440" w:dyaOrig="1440" w14:anchorId="7F2E4487">
+          <v:shape id="_x0000_i1320" type="#_x0000_t75" style="width:16.5pt;height:14pt" o:ole="">
+            <v:imagedata r:id="rId13" o:title=""/>
+          </v:shape>
+          <w:control r:id="rId65" w:name="DefaultOcxName58" w:shapeid="_x0000_i1320"/>
+        </w:object>
+      </w:r>
+      <w:r>
+        <w:rPr>
+          <w:rFonts w:ascii="Times New Roman" w:eastAsia="Times New Roman" w:hAnsi="Times New Roman" w:cs="Times New Roman"/>
+          <w:sz w:val="24"/>
+          <w:szCs w:val="24"/>
+          <w:lang w:eastAsia="uk-UA"/>
+        </w:rPr>
+        <w:t xml:space="preserve">Купівля життів </w:t>
+      </w:r>
+    </w:p>
+    <w:p>
+      <w:pPr>
+        <w:numPr>
+          <w:ilvl w:val="0"/>
+          <w:numId w:val="11"/>
+        </w:numPr>
+        <w:spacing w:before="100" w:beforeAutospacing="1" w:after="100" w:afterAutospacing="1" w:line="240" w:lineRule="auto"/>
+        <w:rPr>
+          <w:rFonts w:ascii="Times New Roman" w:eastAsia="Times New Roman" w:hAnsi="Times New Roman" w:cs="Times New Roman"/>
+          <w:sz w:val="24"/>
+          <w:szCs w:val="24"/>
+          <w:lang w:eastAsia="uk-UA"/>
+        </w:rPr>
+      </w:pPr>
+      <w:r>
+        <w:rPr>
+          <w:rFonts w:ascii="Times New Roman" w:eastAsia="Times New Roman" w:hAnsi="Times New Roman" w:cs="Times New Roman"/>
+          <w:sz w:val="24"/>
+          <w:szCs w:val="24"/>
+        </w:rPr>
+        <w:object w:dxaOrig="1440" w:dyaOrig="1440" w14:anchorId="2D07E5E1">
+          <v:shape id="_x0000_i1323" type="#_x0000_t75" style="width:16.5pt;height:14pt" o:ole="">
+            <v:imagedata r:id="rId13" o:title=""/>
+          </v:shape>
+          <w:control r:id="rId66" w:name="DefaultOcxName59" w:shapeid="_x0000_i1323"/>
+        </w:object>
+      </w:r>
+      <w:r>
+        <w:rPr>
+          <w:rFonts w:ascii="Times New Roman" w:eastAsia="Times New Roman" w:hAnsi="Times New Roman" w:cs="Times New Roman"/>
+          <w:sz w:val="24"/>
+          <w:szCs w:val="24"/>
+          <w:lang w:eastAsia="uk-UA"/>
+        </w:rPr>
+        <w:t xml:space="preserve">Купівля відновлення streak </w:t>
+      </w:r>
+    </w:p>
+    <w:p>
+      <w:pPr>
+        <w:numPr>
+          <w:ilvl w:val="0"/>
+          <w:numId w:val="11"/>
+        </w:numPr>
+        <w:spacing w:before="100" w:beforeAutospacing="1" w:after="100" w:afterAutospacing="1" w:line="240" w:lineRule="auto"/>
+        <w:rPr>
+          <w:rFonts w:ascii="Times New Roman" w:eastAsia="Times New Roman" w:hAnsi="Times New Roman" w:cs="Times New Roman"/>
+          <w:sz w:val="24"/>
+          <w:szCs w:val="24"/>
+          <w:lang w:eastAsia="uk-UA"/>
+        </w:rPr>
+      </w:pPr>
+      <w:r>
+        <w:rPr>
+          <w:rFonts w:ascii="Times New Roman" w:eastAsia="Times New Roman" w:hAnsi="Times New Roman" w:cs="Times New Roman"/>
+          <w:sz w:val="24"/>
+          <w:szCs w:val="24"/>
+        </w:rPr>
+        <w:object w:dxaOrig="1440" w:dyaOrig="1440" w14:anchorId="230AC5E0">
+          <v:shape id="_x0000_i1326" type="#_x0000_t75" style="width:16.5pt;height:14pt" o:ole="">
+            <v:imagedata r:id="rId13" o:title=""/>
+          </v:shape>
+          <w:control r:id="rId67" w:name="DefaultOcxName60" w:shapeid="_x0000_i1326"/>
+        </w:object>
+      </w:r>
+      <w:r>
+        <w:rPr>
+          <w:rFonts w:ascii="Times New Roman" w:eastAsia="Times New Roman" w:hAnsi="Times New Roman" w:cs="Times New Roman"/>
+          <w:sz w:val="24"/>
+          <w:szCs w:val="24"/>
+          <w:lang w:eastAsia="uk-UA"/>
+        </w:rPr>
+        <w:t xml:space="preserve">Списання валюти </w:t>
+      </w:r>
+    </w:p>
+    <w:p>
+      <w:pPr>
+        <w:numPr>
+          <w:ilvl w:val="0"/>
+          <w:numId w:val="11"/>
+        </w:numPr>
+        <w:spacing w:before="100" w:beforeAutospacing="1" w:after="100" w:afterAutospacing="1" w:line="240" w:lineRule="auto"/>
+        <w:rPr>
+          <w:rFonts w:ascii="Times New Roman" w:eastAsia="Times New Roman" w:hAnsi="Times New Roman" w:cs="Times New Roman"/>
+          <w:sz w:val="24"/>
+          <w:szCs w:val="24"/>
+          <w:lang w:eastAsia="uk-UA"/>
+        </w:rPr>
+      </w:pPr>
+      <w:r>
+        <w:rPr>
+          <w:rFonts w:ascii="Times New Roman" w:eastAsia="Times New Roman" w:hAnsi="Times New Roman" w:cs="Times New Roman"/>
+          <w:sz w:val="24"/>
+          <w:szCs w:val="24"/>
+        </w:rPr>
+        <w:object w:dxaOrig="1440" w:dyaOrig="1440" w14:anchorId="6F55F3BF">
+          <v:shape id="_x0000_i1329" type="#_x0000_t75" style="width:16.5pt;height:14pt" o:ole="">
+            <v:imagedata r:id="rId13" o:title=""/>
+          </v:shape>
+          <w:control r:id="rId68" w:name="DefaultOcxName61" w:shapeid="_x0000_i1329"/>
+        </w:object>
+      </w:r>
+      <w:r>
+        <w:rPr>
+          <w:rFonts w:ascii="Times New Roman" w:eastAsia="Times New Roman" w:hAnsi="Times New Roman" w:cs="Times New Roman"/>
+          <w:sz w:val="24"/>
+          <w:szCs w:val="24"/>
+          <w:lang w:eastAsia="uk-UA"/>
+        </w:rPr>
+        <w:t xml:space="preserve">Перевірка достатності коштів </w:t>
       </w:r>
     </w:p>
     <w:p>
@@ -3020,175 +2638,265 @@
           <w:szCs w:val="48"/>
           <w:lang w:eastAsia="uk-UA"/>
         </w:rPr>
-        <w:t>11. ВНУТРІШНІ ПОКУПКИ</w:t>
-      </w:r>
-    </w:p>
-    <w:p>
-      <w:pPr>
-        <w:numPr>
-          <w:ilvl w:val="0"/>
-          <w:numId w:val="11"/>
-        </w:numPr>
-        <w:spacing w:before="100" w:beforeAutospacing="1" w:after="100" w:afterAutospacing="1" w:line="240" w:lineRule="auto"/>
-        <w:rPr>
-          <w:rFonts w:ascii="Times New Roman" w:eastAsia="Times New Roman" w:hAnsi="Times New Roman" w:cs="Times New Roman"/>
-          <w:sz w:val="24"/>
-          <w:szCs w:val="24"/>
-          <w:lang w:eastAsia="uk-UA"/>
-        </w:rPr>
-      </w:pPr>
-      <w:r>
-        <w:rPr>
-          <w:rFonts w:ascii="Times New Roman" w:eastAsia="Times New Roman" w:hAnsi="Times New Roman" w:cs="Times New Roman"/>
-          <w:sz w:val="24"/>
-          <w:szCs w:val="24"/>
-        </w:rPr>
-        <w:object w:dxaOrig="1440" w:dyaOrig="1440" w14:anchorId="7F2E4487">
-          <v:shape id="_x0000_i1318" type="#_x0000_t75" style="width:16.5pt;height:14pt" o:ole="">
-            <v:imagedata r:id="rId7" o:title=""/>
-          </v:shape>
-          <w:control r:id="rId65" w:name="DefaultOcxName58" w:shapeid="_x0000_i1318"/>
-        </w:object>
-      </w:r>
-      <w:r>
-        <w:rPr>
-          <w:rFonts w:ascii="Times New Roman" w:eastAsia="Times New Roman" w:hAnsi="Times New Roman" w:cs="Times New Roman"/>
-          <w:sz w:val="24"/>
-          <w:szCs w:val="24"/>
-          <w:lang w:eastAsia="uk-UA"/>
-        </w:rPr>
-        <w:t xml:space="preserve">Купівля життів </w:t>
-      </w:r>
-    </w:p>
-    <w:p>
-      <w:pPr>
-        <w:numPr>
-          <w:ilvl w:val="0"/>
-          <w:numId w:val="11"/>
-        </w:numPr>
-        <w:spacing w:before="100" w:beforeAutospacing="1" w:after="100" w:afterAutospacing="1" w:line="240" w:lineRule="auto"/>
-        <w:rPr>
-          <w:rFonts w:ascii="Times New Roman" w:eastAsia="Times New Roman" w:hAnsi="Times New Roman" w:cs="Times New Roman"/>
-          <w:sz w:val="24"/>
-          <w:szCs w:val="24"/>
-          <w:lang w:eastAsia="uk-UA"/>
-        </w:rPr>
-      </w:pPr>
-      <w:r>
-        <w:rPr>
-          <w:rFonts w:ascii="Times New Roman" w:eastAsia="Times New Roman" w:hAnsi="Times New Roman" w:cs="Times New Roman"/>
-          <w:sz w:val="24"/>
-          <w:szCs w:val="24"/>
-        </w:rPr>
-        <w:object w:dxaOrig="1440" w:dyaOrig="1440" w14:anchorId="2D07E5E1">
-          <v:shape id="_x0000_i1321" type="#_x0000_t75" style="width:16.5pt;height:14pt" o:ole="">
-            <v:imagedata r:id="rId7" o:title=""/>
-          </v:shape>
-          <w:control r:id="rId66" w:name="DefaultOcxName59" w:shapeid="_x0000_i1321"/>
-        </w:object>
-      </w:r>
-      <w:r>
-        <w:rPr>
-          <w:rFonts w:ascii="Times New Roman" w:eastAsia="Times New Roman" w:hAnsi="Times New Roman" w:cs="Times New Roman"/>
-          <w:sz w:val="24"/>
-          <w:szCs w:val="24"/>
-          <w:lang w:eastAsia="uk-UA"/>
-        </w:rPr>
-        <w:t xml:space="preserve">Купівля відновлення </w:t>
-      </w:r>
-      <w:proofErr w:type="spellStart"/>
-      <w:r>
-        <w:rPr>
-          <w:rFonts w:ascii="Times New Roman" w:eastAsia="Times New Roman" w:hAnsi="Times New Roman" w:cs="Times New Roman"/>
-          <w:sz w:val="24"/>
-          <w:szCs w:val="24"/>
-          <w:lang w:eastAsia="uk-UA"/>
-        </w:rPr>
-        <w:t>streak</w:t>
-      </w:r>
-      <w:proofErr w:type="spellEnd"/>
-      <w:r>
-        <w:rPr>
-          <w:rFonts w:ascii="Times New Roman" w:eastAsia="Times New Roman" w:hAnsi="Times New Roman" w:cs="Times New Roman"/>
-          <w:sz w:val="24"/>
-          <w:szCs w:val="24"/>
-          <w:lang w:eastAsia="uk-UA"/>
-        </w:rPr>
-        <w:t xml:space="preserve"> </w:t>
-      </w:r>
-    </w:p>
-    <w:p>
-      <w:pPr>
-        <w:numPr>
-          <w:ilvl w:val="0"/>
-          <w:numId w:val="11"/>
-        </w:numPr>
-        <w:spacing w:before="100" w:beforeAutospacing="1" w:after="100" w:afterAutospacing="1" w:line="240" w:lineRule="auto"/>
-        <w:rPr>
-          <w:rFonts w:ascii="Times New Roman" w:eastAsia="Times New Roman" w:hAnsi="Times New Roman" w:cs="Times New Roman"/>
-          <w:sz w:val="24"/>
-          <w:szCs w:val="24"/>
-          <w:lang w:eastAsia="uk-UA"/>
-        </w:rPr>
-      </w:pPr>
-      <w:r>
-        <w:rPr>
-          <w:rFonts w:ascii="Times New Roman" w:eastAsia="Times New Roman" w:hAnsi="Times New Roman" w:cs="Times New Roman"/>
-          <w:sz w:val="24"/>
-          <w:szCs w:val="24"/>
-        </w:rPr>
-        <w:object w:dxaOrig="1440" w:dyaOrig="1440" w14:anchorId="230AC5E0">
-          <v:shape id="_x0000_i1324" type="#_x0000_t75" style="width:16.5pt;height:14pt" o:ole="">
-            <v:imagedata r:id="rId7" o:title=""/>
-          </v:shape>
-          <w:control r:id="rId67" w:name="DefaultOcxName60" w:shapeid="_x0000_i1324"/>
-        </w:object>
-      </w:r>
-      <w:r>
-        <w:rPr>
-          <w:rFonts w:ascii="Times New Roman" w:eastAsia="Times New Roman" w:hAnsi="Times New Roman" w:cs="Times New Roman"/>
-          <w:sz w:val="24"/>
-          <w:szCs w:val="24"/>
-          <w:lang w:eastAsia="uk-UA"/>
-        </w:rPr>
-        <w:t xml:space="preserve">Списання валюти </w:t>
-      </w:r>
-    </w:p>
-    <w:p>
-      <w:pPr>
-        <w:numPr>
-          <w:ilvl w:val="0"/>
-          <w:numId w:val="11"/>
-        </w:numPr>
-        <w:spacing w:before="100" w:beforeAutospacing="1" w:after="100" w:afterAutospacing="1" w:line="240" w:lineRule="auto"/>
-        <w:rPr>
-          <w:rFonts w:ascii="Times New Roman" w:eastAsia="Times New Roman" w:hAnsi="Times New Roman" w:cs="Times New Roman"/>
-          <w:sz w:val="24"/>
-          <w:szCs w:val="24"/>
-          <w:lang w:eastAsia="uk-UA"/>
-        </w:rPr>
-      </w:pPr>
-      <w:r>
-        <w:rPr>
-          <w:rFonts w:ascii="Times New Roman" w:eastAsia="Times New Roman" w:hAnsi="Times New Roman" w:cs="Times New Roman"/>
-          <w:sz w:val="24"/>
-          <w:szCs w:val="24"/>
-        </w:rPr>
-        <w:object w:dxaOrig="1440" w:dyaOrig="1440" w14:anchorId="6F55F3BF">
-          <v:shape id="_x0000_i1327" type="#_x0000_t75" style="width:16.5pt;height:14pt" o:ole="">
-            <v:imagedata r:id="rId7" o:title=""/>
-          </v:shape>
-          <w:control r:id="rId68" w:name="DefaultOcxName61" w:shapeid="_x0000_i1327"/>
-        </w:object>
-      </w:r>
-      <w:r>
-        <w:rPr>
-          <w:rFonts w:ascii="Times New Roman" w:eastAsia="Times New Roman" w:hAnsi="Times New Roman" w:cs="Times New Roman"/>
-          <w:sz w:val="24"/>
-          <w:szCs w:val="24"/>
-          <w:lang w:eastAsia="uk-UA"/>
-        </w:rPr>
-        <w:t xml:space="preserve">Перевірка достатності коштів </w:t>
+        <w:t>12. ІНТЕРФЕЙС (DUOLINGO STYLE)</w:t>
+      </w:r>
+    </w:p>
+    <w:p>
+      <w:pPr>
+        <w:numPr>
+          <w:ilvl w:val="0"/>
+          <w:numId w:val="12"/>
+        </w:numPr>
+        <w:spacing w:before="100" w:beforeAutospacing="1" w:after="100" w:afterAutospacing="1" w:line="240" w:lineRule="auto"/>
+        <w:rPr>
+          <w:rFonts w:ascii="Times New Roman" w:eastAsia="Times New Roman" w:hAnsi="Times New Roman" w:cs="Times New Roman"/>
+          <w:sz w:val="24"/>
+          <w:szCs w:val="24"/>
+          <w:lang w:eastAsia="uk-UA"/>
+        </w:rPr>
+      </w:pPr>
+      <w:r>
+        <w:rPr>
+          <w:rFonts w:ascii="Times New Roman" w:eastAsia="Times New Roman" w:hAnsi="Times New Roman" w:cs="Times New Roman"/>
+          <w:sz w:val="24"/>
+          <w:szCs w:val="24"/>
+        </w:rPr>
+        <w:object w:dxaOrig="1440" w:dyaOrig="1440" w14:anchorId="4E80717D">
+          <v:shape id="_x0000_i1332" type="#_x0000_t75" style="width:16.5pt;height:14pt" o:ole="">
+            <v:imagedata r:id="rId5" o:title=""/>
+          </v:shape>
+          <w:control r:id="rId69" w:name="DefaultOcxName62" w:shapeid="_x0000_i1332"/>
+        </w:object>
+      </w:r>
+      <w:r>
+        <w:rPr>
+          <w:rFonts w:ascii="Times New Roman" w:eastAsia="Times New Roman" w:hAnsi="Times New Roman" w:cs="Times New Roman"/>
+          <w:sz w:val="24"/>
+          <w:szCs w:val="24"/>
+          <w:lang w:eastAsia="uk-UA"/>
+        </w:rPr>
+        <w:t xml:space="preserve">Головна сторінка </w:t>
+      </w:r>
+    </w:p>
+    <w:p>
+      <w:pPr>
+        <w:numPr>
+          <w:ilvl w:val="0"/>
+          <w:numId w:val="12"/>
+        </w:numPr>
+        <w:spacing w:before="100" w:beforeAutospacing="1" w:after="100" w:afterAutospacing="1" w:line="240" w:lineRule="auto"/>
+        <w:rPr>
+          <w:rFonts w:ascii="Times New Roman" w:eastAsia="Times New Roman" w:hAnsi="Times New Roman" w:cs="Times New Roman"/>
+          <w:sz w:val="24"/>
+          <w:szCs w:val="24"/>
+          <w:lang w:eastAsia="uk-UA"/>
+        </w:rPr>
+      </w:pPr>
+      <w:r>
+        <w:rPr>
+          <w:rFonts w:ascii="Times New Roman" w:eastAsia="Times New Roman" w:hAnsi="Times New Roman" w:cs="Times New Roman"/>
+          <w:sz w:val="24"/>
+          <w:szCs w:val="24"/>
+        </w:rPr>
+        <w:object w:dxaOrig="1440" w:dyaOrig="1440" w14:anchorId="69A8B1CB">
+          <v:shape id="_x0000_i1335" type="#_x0000_t75" style="width:16.5pt;height:14pt" o:ole="">
+            <v:imagedata r:id="rId5" o:title=""/>
+          </v:shape>
+          <w:control r:id="rId70" w:name="DefaultOcxName64" w:shapeid="_x0000_i1335"/>
+        </w:object>
+      </w:r>
+      <w:r>
+        <w:rPr>
+          <w:rFonts w:ascii="Times New Roman" w:eastAsia="Times New Roman" w:hAnsi="Times New Roman" w:cs="Times New Roman"/>
+          <w:sz w:val="24"/>
+          <w:szCs w:val="24"/>
+          <w:lang w:eastAsia="uk-UA"/>
+        </w:rPr>
+        <w:t xml:space="preserve">Кнопки уроків </w:t>
+      </w:r>
+    </w:p>
+    <w:p>
+      <w:pPr>
+        <w:numPr>
+          <w:ilvl w:val="0"/>
+          <w:numId w:val="12"/>
+        </w:numPr>
+        <w:spacing w:before="100" w:beforeAutospacing="1" w:after="100" w:afterAutospacing="1" w:line="240" w:lineRule="auto"/>
+        <w:rPr>
+          <w:rFonts w:ascii="Times New Roman" w:eastAsia="Times New Roman" w:hAnsi="Times New Roman" w:cs="Times New Roman"/>
+          <w:sz w:val="24"/>
+          <w:szCs w:val="24"/>
+          <w:lang w:eastAsia="uk-UA"/>
+        </w:rPr>
+      </w:pPr>
+      <w:r>
+        <w:rPr>
+          <w:rFonts w:ascii="Times New Roman" w:eastAsia="Times New Roman" w:hAnsi="Times New Roman" w:cs="Times New Roman"/>
+          <w:sz w:val="24"/>
+          <w:szCs w:val="24"/>
+        </w:rPr>
+        <w:object w:dxaOrig="1440" w:dyaOrig="1440" w14:anchorId="5263BC78">
+          <v:shape id="_x0000_i1338" type="#_x0000_t75" style="width:16.5pt;height:14pt" o:ole="">
+            <v:imagedata r:id="rId13" o:title=""/>
+          </v:shape>
+          <w:control r:id="rId71" w:name="DefaultOcxName671" w:shapeid="_x0000_i1338"/>
+        </w:object>
+      </w:r>
+      <w:r>
+        <w:rPr>
+          <w:rFonts w:ascii="Times New Roman" w:eastAsia="Times New Roman" w:hAnsi="Times New Roman" w:cs="Times New Roman"/>
+          <w:sz w:val="24"/>
+          <w:szCs w:val="24"/>
+          <w:lang w:eastAsia="uk-UA"/>
+        </w:rPr>
+        <w:t>Дизайн уроків</w:t>
+      </w:r>
+    </w:p>
+    <w:p>
+      <w:pPr>
+        <w:numPr>
+          <w:ilvl w:val="0"/>
+          <w:numId w:val="12"/>
+        </w:numPr>
+        <w:spacing w:before="100" w:beforeAutospacing="1" w:after="100" w:afterAutospacing="1" w:line="240" w:lineRule="auto"/>
+        <w:rPr>
+          <w:rFonts w:ascii="Times New Roman" w:eastAsia="Times New Roman" w:hAnsi="Times New Roman" w:cs="Times New Roman"/>
+          <w:sz w:val="24"/>
+          <w:szCs w:val="24"/>
+          <w:lang w:eastAsia="uk-UA"/>
+        </w:rPr>
+      </w:pPr>
+      <w:r>
+        <w:rPr>
+          <w:rFonts w:ascii="Times New Roman" w:eastAsia="Times New Roman" w:hAnsi="Times New Roman" w:cs="Times New Roman"/>
+          <w:sz w:val="24"/>
+          <w:szCs w:val="24"/>
+        </w:rPr>
+        <w:object w:dxaOrig="1440" w:dyaOrig="1440" w14:anchorId="5B9624A5">
+          <v:shape id="_x0000_i1341" type="#_x0000_t75" style="width:16.5pt;height:14pt" o:ole="">
+            <v:imagedata r:id="rId5" o:title=""/>
+          </v:shape>
+          <w:control r:id="rId72" w:name="DefaultOcxName672" w:shapeid="_x0000_i1341"/>
+        </w:object>
+      </w:r>
+      <w:r>
+        <w:rPr>
+          <w:rFonts w:ascii="Times New Roman" w:eastAsia="Times New Roman" w:hAnsi="Times New Roman" w:cs="Times New Roman"/>
+          <w:sz w:val="24"/>
+          <w:szCs w:val="24"/>
+        </w:rPr>
+        <w:t>Магазин</w:t>
+      </w:r>
+    </w:p>
+    <w:p>
+      <w:pPr>
+        <w:numPr>
+          <w:ilvl w:val="0"/>
+          <w:numId w:val="12"/>
+        </w:numPr>
+        <w:spacing w:before="100" w:beforeAutospacing="1" w:after="100" w:afterAutospacing="1" w:line="240" w:lineRule="auto"/>
+        <w:rPr>
+          <w:rFonts w:ascii="Times New Roman" w:eastAsia="Times New Roman" w:hAnsi="Times New Roman" w:cs="Times New Roman"/>
+          <w:sz w:val="24"/>
+          <w:szCs w:val="24"/>
+          <w:lang w:eastAsia="uk-UA"/>
+        </w:rPr>
+      </w:pPr>
+      <w:r>
+        <w:rPr>
+          <w:rFonts w:ascii="Times New Roman" w:eastAsia="Times New Roman" w:hAnsi="Times New Roman" w:cs="Times New Roman"/>
+          <w:sz w:val="24"/>
+          <w:szCs w:val="24"/>
+        </w:rPr>
+        <w:object w:dxaOrig="1440" w:dyaOrig="1440" w14:anchorId="07B99FB4">
+          <v:shape id="_x0000_i1344" type="#_x0000_t75" style="width:16.5pt;height:14pt" o:ole="">
+            <v:imagedata r:id="rId5" o:title=""/>
+          </v:shape>
+          <w:control r:id="rId73" w:name="DefaultOcxName65" w:shapeid="_x0000_i1344"/>
+        </w:object>
+      </w:r>
+      <w:r>
+        <w:rPr>
+          <w:rFonts w:ascii="Times New Roman" w:eastAsia="Times New Roman" w:hAnsi="Times New Roman" w:cs="Times New Roman"/>
+          <w:sz w:val="24"/>
+          <w:szCs w:val="24"/>
+          <w:lang w:eastAsia="uk-UA"/>
+        </w:rPr>
+        <w:t xml:space="preserve">Індикатор прогресу </w:t>
+      </w:r>
+    </w:p>
+    <w:p>
+      <w:pPr>
+        <w:numPr>
+          <w:ilvl w:val="0"/>
+          <w:numId w:val="12"/>
+        </w:numPr>
+        <w:spacing w:before="100" w:beforeAutospacing="1" w:after="100" w:afterAutospacing="1" w:line="240" w:lineRule="auto"/>
+        <w:rPr>
+          <w:rFonts w:ascii="Times New Roman" w:eastAsia="Times New Roman" w:hAnsi="Times New Roman" w:cs="Times New Roman"/>
+          <w:sz w:val="24"/>
+          <w:szCs w:val="24"/>
+          <w:lang w:eastAsia="uk-UA"/>
+        </w:rPr>
+      </w:pPr>
+      <w:r>
+        <w:rPr>
+          <w:rFonts w:ascii="Times New Roman" w:eastAsia="Times New Roman" w:hAnsi="Times New Roman" w:cs="Times New Roman"/>
+          <w:sz w:val="24"/>
+          <w:szCs w:val="24"/>
+        </w:rPr>
+        <w:object w:dxaOrig="1440" w:dyaOrig="1440" w14:anchorId="77305F87">
+          <v:shape id="_x0000_i1347" type="#_x0000_t75" style="width:16.5pt;height:14pt" o:ole="">
+            <v:imagedata r:id="rId5" o:title=""/>
+          </v:shape>
+          <w:control r:id="rId74" w:name="DefaultOcxName66" w:shapeid="_x0000_i1347"/>
+        </w:object>
+      </w:r>
+      <w:r>
+        <w:rPr>
+          <w:rFonts w:ascii="Times New Roman" w:eastAsia="Times New Roman" w:hAnsi="Times New Roman" w:cs="Times New Roman"/>
+          <w:sz w:val="24"/>
+          <w:szCs w:val="24"/>
+          <w:lang w:eastAsia="uk-UA"/>
+        </w:rPr>
+        <w:t xml:space="preserve">Анімації (hover, кліки) </w:t>
+      </w:r>
+    </w:p>
+    <w:p>
+      <w:pPr>
+        <w:numPr>
+          <w:ilvl w:val="0"/>
+          <w:numId w:val="12"/>
+        </w:numPr>
+        <w:spacing w:before="100" w:beforeAutospacing="1" w:after="100" w:afterAutospacing="1" w:line="240" w:lineRule="auto"/>
+        <w:rPr>
+          <w:rFonts w:ascii="Times New Roman" w:eastAsia="Times New Roman" w:hAnsi="Times New Roman" w:cs="Times New Roman"/>
+          <w:sz w:val="24"/>
+          <w:szCs w:val="24"/>
+          <w:lang w:eastAsia="uk-UA"/>
+        </w:rPr>
+      </w:pPr>
+      <w:r>
+        <w:rPr>
+          <w:rFonts w:ascii="Times New Roman" w:eastAsia="Times New Roman" w:hAnsi="Times New Roman" w:cs="Times New Roman"/>
+          <w:sz w:val="24"/>
+          <w:szCs w:val="24"/>
+        </w:rPr>
+        <w:object w:dxaOrig="1440" w:dyaOrig="1440" w14:anchorId="15CDC584">
+          <v:shape id="_x0000_i1350" type="#_x0000_t75" style="width:16.5pt;height:14pt" o:ole="">
+            <v:imagedata r:id="rId13" o:title=""/>
+          </v:shape>
+          <w:control r:id="rId75" w:name="DefaultOcxName67" w:shapeid="_x0000_i1350"/>
+        </w:object>
+      </w:r>
+      <w:r>
+        <w:rPr>
+          <w:rFonts w:ascii="Times New Roman" w:eastAsia="Times New Roman" w:hAnsi="Times New Roman" w:cs="Times New Roman"/>
+          <w:sz w:val="24"/>
+          <w:szCs w:val="24"/>
+          <w:lang w:eastAsia="uk-UA"/>
+        </w:rPr>
+        <w:t xml:space="preserve">Адаптивність </w:t>
       </w:r>
     </w:p>
     <w:p>
@@ -3215,285 +2923,229 @@
           <w:szCs w:val="48"/>
           <w:lang w:eastAsia="uk-UA"/>
         </w:rPr>
-        <w:t>12. ІНТЕРФЕЙС (DUOLINGO STYLE)</w:t>
-      </w:r>
-    </w:p>
-    <w:p>
-      <w:pPr>
-        <w:numPr>
-          <w:ilvl w:val="0"/>
-          <w:numId w:val="12"/>
-        </w:numPr>
-        <w:spacing w:before="100" w:beforeAutospacing="1" w:after="100" w:afterAutospacing="1" w:line="240" w:lineRule="auto"/>
-        <w:rPr>
-          <w:rFonts w:ascii="Times New Roman" w:eastAsia="Times New Roman" w:hAnsi="Times New Roman" w:cs="Times New Roman"/>
-          <w:sz w:val="24"/>
-          <w:szCs w:val="24"/>
-          <w:lang w:eastAsia="uk-UA"/>
-        </w:rPr>
-      </w:pPr>
-      <w:r>
-        <w:rPr>
-          <w:rFonts w:ascii="Times New Roman" w:eastAsia="Times New Roman" w:hAnsi="Times New Roman" w:cs="Times New Roman"/>
-          <w:sz w:val="24"/>
-          <w:szCs w:val="24"/>
-        </w:rPr>
-        <w:object w:dxaOrig="1440" w:dyaOrig="1440" w14:anchorId="4E80717D">
-          <v:shape id="_x0000_i1395" type="#_x0000_t75" style="width:16.5pt;height:14pt" o:ole="">
+        <w:t>13. БЕКЕНД (C# / OOP)</w:t>
+      </w:r>
+    </w:p>
+    <w:p>
+      <w:pPr>
+        <w:numPr>
+          <w:ilvl w:val="0"/>
+          <w:numId w:val="13"/>
+        </w:numPr>
+        <w:spacing w:before="100" w:beforeAutospacing="1" w:after="100" w:afterAutospacing="1" w:line="240" w:lineRule="auto"/>
+        <w:rPr>
+          <w:rFonts w:ascii="Times New Roman" w:eastAsia="Times New Roman" w:hAnsi="Times New Roman" w:cs="Times New Roman"/>
+          <w:sz w:val="24"/>
+          <w:szCs w:val="24"/>
+          <w:lang w:eastAsia="uk-UA"/>
+        </w:rPr>
+      </w:pPr>
+      <w:r>
+        <w:rPr>
+          <w:rFonts w:ascii="Times New Roman" w:eastAsia="Times New Roman" w:hAnsi="Times New Roman" w:cs="Times New Roman"/>
+          <w:sz w:val="24"/>
+          <w:szCs w:val="24"/>
+        </w:rPr>
+        <w:object w:dxaOrig="1440" w:dyaOrig="1440" w14:anchorId="4E828EBC">
+          <v:shape id="_x0000_i1409" type="#_x0000_t75" style="width:16.5pt;height:14pt" o:ole="">
             <v:imagedata r:id="rId5" o:title=""/>
           </v:shape>
-          <w:control r:id="rId69" w:name="DefaultOcxName62" w:shapeid="_x0000_i1395"/>
-        </w:object>
-      </w:r>
-      <w:r>
-        <w:rPr>
-          <w:rFonts w:ascii="Times New Roman" w:eastAsia="Times New Roman" w:hAnsi="Times New Roman" w:cs="Times New Roman"/>
-          <w:sz w:val="24"/>
-          <w:szCs w:val="24"/>
-          <w:lang w:eastAsia="uk-UA"/>
-        </w:rPr>
-        <w:t xml:space="preserve">Головна сторінка </w:t>
-      </w:r>
-    </w:p>
-    <w:p>
-      <w:pPr>
-        <w:numPr>
-          <w:ilvl w:val="0"/>
-          <w:numId w:val="12"/>
-        </w:numPr>
-        <w:spacing w:before="100" w:beforeAutospacing="1" w:after="100" w:afterAutospacing="1" w:line="240" w:lineRule="auto"/>
-        <w:rPr>
-          <w:rFonts w:ascii="Times New Roman" w:eastAsia="Times New Roman" w:hAnsi="Times New Roman" w:cs="Times New Roman"/>
-          <w:sz w:val="24"/>
-          <w:szCs w:val="24"/>
-          <w:lang w:eastAsia="uk-UA"/>
-        </w:rPr>
-      </w:pPr>
-      <w:r>
-        <w:rPr>
-          <w:rFonts w:ascii="Times New Roman" w:eastAsia="Times New Roman" w:hAnsi="Times New Roman" w:cs="Times New Roman"/>
-          <w:sz w:val="24"/>
-          <w:szCs w:val="24"/>
-        </w:rPr>
-        <w:object w:dxaOrig="1440" w:dyaOrig="1440" w14:anchorId="69A8B1CB">
+          <w:control r:id="rId76" w:name="DefaultOcxName68" w:shapeid="_x0000_i1409"/>
+        </w:object>
+      </w:r>
+      <w:r>
+        <w:rPr>
+          <w:rFonts w:ascii="Times New Roman" w:eastAsia="Times New Roman" w:hAnsi="Times New Roman" w:cs="Times New Roman"/>
+          <w:sz w:val="24"/>
+          <w:szCs w:val="24"/>
+          <w:lang w:eastAsia="uk-UA"/>
+        </w:rPr>
+        <w:t xml:space="preserve">Класи моделей (User, Course, Lesson...) </w:t>
+      </w:r>
+    </w:p>
+    <w:p>
+      <w:pPr>
+        <w:numPr>
+          <w:ilvl w:val="0"/>
+          <w:numId w:val="13"/>
+        </w:numPr>
+        <w:spacing w:before="100" w:beforeAutospacing="1" w:after="100" w:afterAutospacing="1" w:line="240" w:lineRule="auto"/>
+        <w:rPr>
+          <w:rFonts w:ascii="Times New Roman" w:eastAsia="Times New Roman" w:hAnsi="Times New Roman" w:cs="Times New Roman"/>
+          <w:sz w:val="24"/>
+          <w:szCs w:val="24"/>
+          <w:lang w:eastAsia="uk-UA"/>
+        </w:rPr>
+      </w:pPr>
+      <w:r>
+        <w:rPr>
+          <w:rFonts w:ascii="Times New Roman" w:eastAsia="Times New Roman" w:hAnsi="Times New Roman" w:cs="Times New Roman"/>
+          <w:sz w:val="24"/>
+          <w:szCs w:val="24"/>
+        </w:rPr>
+        <w:object w:dxaOrig="1440" w:dyaOrig="1440" w14:anchorId="01AA8E81">
           <v:shape id="_x0000_i1407" type="#_x0000_t75" style="width:16.5pt;height:14pt" o:ole="">
             <v:imagedata r:id="rId5" o:title=""/>
           </v:shape>
-          <w:control r:id="rId70" w:name="DefaultOcxName64" w:shapeid="_x0000_i1407"/>
-        </w:object>
-      </w:r>
-      <w:r>
-        <w:rPr>
-          <w:rFonts w:ascii="Times New Roman" w:eastAsia="Times New Roman" w:hAnsi="Times New Roman" w:cs="Times New Roman"/>
-          <w:sz w:val="24"/>
-          <w:szCs w:val="24"/>
-          <w:lang w:eastAsia="uk-UA"/>
-        </w:rPr>
-        <w:t xml:space="preserve">Кнопки уроків </w:t>
-      </w:r>
-    </w:p>
-    <w:p>
-      <w:pPr>
-        <w:numPr>
-          <w:ilvl w:val="0"/>
-          <w:numId w:val="12"/>
-        </w:numPr>
-        <w:spacing w:before="100" w:beforeAutospacing="1" w:after="100" w:afterAutospacing="1" w:line="240" w:lineRule="auto"/>
-        <w:rPr>
-          <w:rFonts w:ascii="Times New Roman" w:eastAsia="Times New Roman" w:hAnsi="Times New Roman" w:cs="Times New Roman"/>
-          <w:sz w:val="24"/>
-          <w:szCs w:val="24"/>
-          <w:lang w:eastAsia="uk-UA"/>
-        </w:rPr>
-      </w:pPr>
-      <w:r>
-        <w:rPr>
-          <w:rFonts w:ascii="Times New Roman" w:eastAsia="Times New Roman" w:hAnsi="Times New Roman" w:cs="Times New Roman"/>
-          <w:sz w:val="24"/>
-          <w:szCs w:val="24"/>
-        </w:rPr>
-        <w:object w:dxaOrig="1440" w:dyaOrig="1440" w14:anchorId="5263BC78">
-          <v:shape id="_x0000_i1413" type="#_x0000_t75" style="width:16.5pt;height:14pt" o:ole="">
-            <v:imagedata r:id="rId7" o:title=""/>
-          </v:shape>
-          <w:control r:id="rId71" w:name="DefaultOcxName671" w:shapeid="_x0000_i1413"/>
-        </w:object>
-      </w:r>
-      <w:r>
-        <w:rPr>
-          <w:rFonts w:ascii="Times New Roman" w:eastAsia="Times New Roman" w:hAnsi="Times New Roman" w:cs="Times New Roman"/>
-          <w:sz w:val="24"/>
-          <w:szCs w:val="24"/>
-          <w:lang w:eastAsia="uk-UA"/>
-        </w:rPr>
-        <w:t>Дизайн уроків</w:t>
-      </w:r>
-    </w:p>
-    <w:p>
-      <w:pPr>
-        <w:numPr>
-          <w:ilvl w:val="0"/>
-          <w:numId w:val="12"/>
-        </w:numPr>
-        <w:spacing w:before="100" w:beforeAutospacing="1" w:after="100" w:afterAutospacing="1" w:line="240" w:lineRule="auto"/>
-        <w:rPr>
-          <w:rFonts w:ascii="Times New Roman" w:eastAsia="Times New Roman" w:hAnsi="Times New Roman" w:cs="Times New Roman"/>
-          <w:sz w:val="24"/>
-          <w:szCs w:val="24"/>
-          <w:lang w:eastAsia="uk-UA"/>
-        </w:rPr>
-      </w:pPr>
-      <w:r>
-        <w:rPr>
-          <w:rFonts w:ascii="Times New Roman" w:eastAsia="Times New Roman" w:hAnsi="Times New Roman" w:cs="Times New Roman"/>
-          <w:sz w:val="24"/>
-          <w:szCs w:val="24"/>
-        </w:rPr>
-        <w:object w:dxaOrig="1440" w:dyaOrig="1440" w14:anchorId="5B9624A5">
-          <v:shape id="_x0000_i1422" type="#_x0000_t75" style="width:16.5pt;height:14pt" o:ole="">
-            <v:imagedata r:id="rId5" o:title=""/>
-          </v:shape>
-          <w:control r:id="rId72" w:name="DefaultOcxName672" w:shapeid="_x0000_i1422"/>
-        </w:object>
-      </w:r>
-      <w:r>
-        <w:rPr>
-          <w:rFonts w:ascii="Times New Roman" w:eastAsia="Times New Roman" w:hAnsi="Times New Roman" w:cs="Times New Roman"/>
-          <w:sz w:val="24"/>
-          <w:szCs w:val="24"/>
-        </w:rPr>
-        <w:t>Магазин</w:t>
-      </w:r>
-    </w:p>
-    <w:p>
-      <w:pPr>
-        <w:numPr>
-          <w:ilvl w:val="0"/>
-          <w:numId w:val="12"/>
-        </w:numPr>
-        <w:spacing w:before="100" w:beforeAutospacing="1" w:after="100" w:afterAutospacing="1" w:line="240" w:lineRule="auto"/>
-        <w:rPr>
-          <w:rFonts w:ascii="Times New Roman" w:eastAsia="Times New Roman" w:hAnsi="Times New Roman" w:cs="Times New Roman"/>
-          <w:sz w:val="24"/>
-          <w:szCs w:val="24"/>
-          <w:lang w:eastAsia="uk-UA"/>
-        </w:rPr>
-      </w:pPr>
-      <w:r>
-        <w:rPr>
-          <w:rFonts w:ascii="Times New Roman" w:eastAsia="Times New Roman" w:hAnsi="Times New Roman" w:cs="Times New Roman"/>
-          <w:sz w:val="24"/>
-          <w:szCs w:val="24"/>
-        </w:rPr>
-        <w:object w:dxaOrig="1440" w:dyaOrig="1440" w14:anchorId="07B99FB4">
-          <v:shape id="_x0000_i1398" type="#_x0000_t75" style="width:16.5pt;height:14pt" o:ole="">
-            <v:imagedata r:id="rId5" o:title=""/>
-          </v:shape>
-          <w:control r:id="rId73" w:name="DefaultOcxName65" w:shapeid="_x0000_i1398"/>
-        </w:object>
-      </w:r>
-      <w:r>
-        <w:rPr>
-          <w:rFonts w:ascii="Times New Roman" w:eastAsia="Times New Roman" w:hAnsi="Times New Roman" w:cs="Times New Roman"/>
-          <w:sz w:val="24"/>
-          <w:szCs w:val="24"/>
-          <w:lang w:eastAsia="uk-UA"/>
-        </w:rPr>
-        <w:t xml:space="preserve">Індикатор прогресу </w:t>
-      </w:r>
-    </w:p>
-    <w:p>
-      <w:pPr>
-        <w:numPr>
-          <w:ilvl w:val="0"/>
-          <w:numId w:val="12"/>
-        </w:numPr>
-        <w:spacing w:before="100" w:beforeAutospacing="1" w:after="100" w:afterAutospacing="1" w:line="240" w:lineRule="auto"/>
-        <w:rPr>
-          <w:rFonts w:ascii="Times New Roman" w:eastAsia="Times New Roman" w:hAnsi="Times New Roman" w:cs="Times New Roman"/>
-          <w:sz w:val="24"/>
-          <w:szCs w:val="24"/>
-          <w:lang w:eastAsia="uk-UA"/>
-        </w:rPr>
-      </w:pPr>
-      <w:r>
-        <w:rPr>
-          <w:rFonts w:ascii="Times New Roman" w:eastAsia="Times New Roman" w:hAnsi="Times New Roman" w:cs="Times New Roman"/>
-          <w:sz w:val="24"/>
-          <w:szCs w:val="24"/>
-        </w:rPr>
-        <w:object w:dxaOrig="1440" w:dyaOrig="1440" w14:anchorId="77305F87">
-          <v:shape id="_x0000_i1396" type="#_x0000_t75" style="width:16.5pt;height:14pt" o:ole="">
-            <v:imagedata r:id="rId5" o:title=""/>
-          </v:shape>
-          <w:control r:id="rId74" w:name="DefaultOcxName66" w:shapeid="_x0000_i1396"/>
-        </w:object>
-      </w:r>
-      <w:r>
-        <w:rPr>
-          <w:rFonts w:ascii="Times New Roman" w:eastAsia="Times New Roman" w:hAnsi="Times New Roman" w:cs="Times New Roman"/>
-          <w:sz w:val="24"/>
-          <w:szCs w:val="24"/>
-          <w:lang w:eastAsia="uk-UA"/>
-        </w:rPr>
-        <w:t>Анімації (</w:t>
-      </w:r>
-      <w:proofErr w:type="spellStart"/>
-      <w:r>
-        <w:rPr>
-          <w:rFonts w:ascii="Times New Roman" w:eastAsia="Times New Roman" w:hAnsi="Times New Roman" w:cs="Times New Roman"/>
-          <w:sz w:val="24"/>
-          <w:szCs w:val="24"/>
-          <w:lang w:eastAsia="uk-UA"/>
-        </w:rPr>
-        <w:t>hover</w:t>
-      </w:r>
-      <w:proofErr w:type="spellEnd"/>
-      <w:r>
-        <w:rPr>
-          <w:rFonts w:ascii="Times New Roman" w:eastAsia="Times New Roman" w:hAnsi="Times New Roman" w:cs="Times New Roman"/>
-          <w:sz w:val="24"/>
-          <w:szCs w:val="24"/>
-          <w:lang w:eastAsia="uk-UA"/>
-        </w:rPr>
-        <w:t xml:space="preserve">, кліки) </w:t>
-      </w:r>
-    </w:p>
-    <w:p>
-      <w:pPr>
-        <w:numPr>
-          <w:ilvl w:val="0"/>
-          <w:numId w:val="12"/>
-        </w:numPr>
-        <w:spacing w:before="100" w:beforeAutospacing="1" w:after="100" w:afterAutospacing="1" w:line="240" w:lineRule="auto"/>
-        <w:rPr>
-          <w:rFonts w:ascii="Times New Roman" w:eastAsia="Times New Roman" w:hAnsi="Times New Roman" w:cs="Times New Roman"/>
-          <w:sz w:val="24"/>
-          <w:szCs w:val="24"/>
-          <w:lang w:eastAsia="uk-UA"/>
-        </w:rPr>
-      </w:pPr>
-      <w:r>
-        <w:rPr>
-          <w:rFonts w:ascii="Times New Roman" w:eastAsia="Times New Roman" w:hAnsi="Times New Roman" w:cs="Times New Roman"/>
-          <w:sz w:val="24"/>
-          <w:szCs w:val="24"/>
-        </w:rPr>
-        <w:object w:dxaOrig="1440" w:dyaOrig="1440" w14:anchorId="15CDC584">
-          <v:shape id="_x0000_i1410" type="#_x0000_t75" style="width:16.5pt;height:14pt" o:ole="">
-            <v:imagedata r:id="rId7" o:title=""/>
-          </v:shape>
-          <w:control r:id="rId75" w:name="DefaultOcxName67" w:shapeid="_x0000_i1410"/>
-        </w:object>
-      </w:r>
-      <w:r>
-        <w:rPr>
-          <w:rFonts w:ascii="Times New Roman" w:eastAsia="Times New Roman" w:hAnsi="Times New Roman" w:cs="Times New Roman"/>
-          <w:sz w:val="24"/>
-          <w:szCs w:val="24"/>
-          <w:lang w:eastAsia="uk-UA"/>
-        </w:rPr>
-        <w:t xml:space="preserve">Адаптивність </w:t>
+          <w:control r:id="rId77" w:name="DefaultOcxName69" w:shapeid="_x0000_i1407"/>
+        </w:object>
+      </w:r>
+      <w:r>
+        <w:rPr>
+          <w:rFonts w:ascii="Times New Roman" w:eastAsia="Times New Roman" w:hAnsi="Times New Roman" w:cs="Times New Roman"/>
+          <w:sz w:val="24"/>
+          <w:szCs w:val="24"/>
+          <w:lang w:eastAsia="uk-UA"/>
+        </w:rPr>
+        <w:t xml:space="preserve">Репозиторії </w:t>
+      </w:r>
+    </w:p>
+    <w:p>
+      <w:pPr>
+        <w:numPr>
+          <w:ilvl w:val="0"/>
+          <w:numId w:val="13"/>
+        </w:numPr>
+        <w:spacing w:before="100" w:beforeAutospacing="1" w:after="100" w:afterAutospacing="1" w:line="240" w:lineRule="auto"/>
+        <w:rPr>
+          <w:rFonts w:ascii="Times New Roman" w:eastAsia="Times New Roman" w:hAnsi="Times New Roman" w:cs="Times New Roman"/>
+          <w:sz w:val="24"/>
+          <w:szCs w:val="24"/>
+          <w:lang w:eastAsia="uk-UA"/>
+        </w:rPr>
+      </w:pPr>
+      <w:r>
+        <w:rPr>
+          <w:rFonts w:ascii="Times New Roman" w:eastAsia="Times New Roman" w:hAnsi="Times New Roman" w:cs="Times New Roman"/>
+          <w:sz w:val="24"/>
+          <w:szCs w:val="24"/>
+        </w:rPr>
+        <w:object w:dxaOrig="1440" w:dyaOrig="1440" w14:anchorId="072993EE">
+          <v:shape id="_x0000_i1359" type="#_x0000_t75" style="width:16.5pt;height:14pt" o:ole="">
+            <v:imagedata r:id="rId13" o:title=""/>
+          </v:shape>
+          <w:control r:id="rId78" w:name="DefaultOcxName70" w:shapeid="_x0000_i1359"/>
+        </w:object>
+      </w:r>
+      <w:r>
+        <w:rPr>
+          <w:rFonts w:ascii="Times New Roman" w:eastAsia="Times New Roman" w:hAnsi="Times New Roman" w:cs="Times New Roman"/>
+          <w:sz w:val="24"/>
+          <w:szCs w:val="24"/>
+          <w:lang w:eastAsia="uk-UA"/>
+        </w:rPr>
+        <w:t xml:space="preserve">Сервіси (логіка) </w:t>
+      </w:r>
+    </w:p>
+    <w:p>
+      <w:pPr>
+        <w:numPr>
+          <w:ilvl w:val="0"/>
+          <w:numId w:val="13"/>
+        </w:numPr>
+        <w:spacing w:before="100" w:beforeAutospacing="1" w:after="100" w:afterAutospacing="1" w:line="240" w:lineRule="auto"/>
+        <w:rPr>
+          <w:rFonts w:ascii="Times New Roman" w:eastAsia="Times New Roman" w:hAnsi="Times New Roman" w:cs="Times New Roman"/>
+          <w:sz w:val="24"/>
+          <w:szCs w:val="24"/>
+          <w:lang w:eastAsia="uk-UA"/>
+        </w:rPr>
+      </w:pPr>
+      <w:r>
+        <w:rPr>
+          <w:rFonts w:ascii="Times New Roman" w:eastAsia="Times New Roman" w:hAnsi="Times New Roman" w:cs="Times New Roman"/>
+          <w:sz w:val="24"/>
+          <w:szCs w:val="24"/>
+        </w:rPr>
+        <w:object w:dxaOrig="1440" w:dyaOrig="1440" w14:anchorId="611CB341">
+          <v:shape id="_x0000_i1362" type="#_x0000_t75" style="width:16.5pt;height:14pt" o:ole="">
+            <v:imagedata r:id="rId13" o:title=""/>
+          </v:shape>
+          <w:control r:id="rId79" w:name="DefaultOcxName71" w:shapeid="_x0000_i1362"/>
+        </w:object>
+      </w:r>
+      <w:r>
+        <w:rPr>
+          <w:rFonts w:ascii="Times New Roman" w:eastAsia="Times New Roman" w:hAnsi="Times New Roman" w:cs="Times New Roman"/>
+          <w:sz w:val="24"/>
+          <w:szCs w:val="24"/>
+          <w:lang w:eastAsia="uk-UA"/>
+        </w:rPr>
+        <w:t xml:space="preserve">Контролери (API) </w:t>
+      </w:r>
+    </w:p>
+    <w:p>
+      <w:pPr>
+        <w:numPr>
+          <w:ilvl w:val="0"/>
+          <w:numId w:val="13"/>
+        </w:numPr>
+        <w:spacing w:before="100" w:beforeAutospacing="1" w:after="100" w:afterAutospacing="1" w:line="240" w:lineRule="auto"/>
+        <w:rPr>
+          <w:rFonts w:ascii="Times New Roman" w:eastAsia="Times New Roman" w:hAnsi="Times New Roman" w:cs="Times New Roman"/>
+          <w:sz w:val="24"/>
+          <w:szCs w:val="24"/>
+          <w:lang w:eastAsia="uk-UA"/>
+        </w:rPr>
+      </w:pPr>
+      <w:r>
+        <w:rPr>
+          <w:rFonts w:ascii="Times New Roman" w:eastAsia="Times New Roman" w:hAnsi="Times New Roman" w:cs="Times New Roman"/>
+          <w:sz w:val="24"/>
+          <w:szCs w:val="24"/>
+        </w:rPr>
+        <w:object w:dxaOrig="1440" w:dyaOrig="1440" w14:anchorId="2515B260">
+          <v:shape id="_x0000_i1365" type="#_x0000_t75" style="width:16.5pt;height:14pt" o:ole="">
+            <v:imagedata r:id="rId13" o:title=""/>
+          </v:shape>
+          <w:control r:id="rId80" w:name="DefaultOcxName72" w:shapeid="_x0000_i1365"/>
+        </w:object>
+      </w:r>
+      <w:r>
+        <w:rPr>
+          <w:rFonts w:ascii="Times New Roman" w:eastAsia="Times New Roman" w:hAnsi="Times New Roman" w:cs="Times New Roman"/>
+          <w:sz w:val="24"/>
+          <w:szCs w:val="24"/>
+          <w:lang w:eastAsia="uk-UA"/>
+        </w:rPr>
+        <w:t xml:space="preserve">DTO (за бажанням) </w:t>
+      </w:r>
+    </w:p>
+    <w:p>
+      <w:pPr>
+        <w:numPr>
+          <w:ilvl w:val="0"/>
+          <w:numId w:val="13"/>
+        </w:numPr>
+        <w:spacing w:before="100" w:beforeAutospacing="1" w:after="100" w:afterAutospacing="1" w:line="240" w:lineRule="auto"/>
+        <w:rPr>
+          <w:rFonts w:ascii="Times New Roman" w:eastAsia="Times New Roman" w:hAnsi="Times New Roman" w:cs="Times New Roman"/>
+          <w:sz w:val="24"/>
+          <w:szCs w:val="24"/>
+          <w:lang w:eastAsia="uk-UA"/>
+        </w:rPr>
+      </w:pPr>
+      <w:r>
+        <w:rPr>
+          <w:rFonts w:ascii="Times New Roman" w:eastAsia="Times New Roman" w:hAnsi="Times New Roman" w:cs="Times New Roman"/>
+          <w:sz w:val="24"/>
+          <w:szCs w:val="24"/>
+        </w:rPr>
+        <w:object w:dxaOrig="1440" w:dyaOrig="1440" w14:anchorId="4C68DB66">
+          <v:shape id="_x0000_i1368" type="#_x0000_t75" style="width:16.5pt;height:14pt" o:ole="">
+            <v:imagedata r:id="rId13" o:title=""/>
+          </v:shape>
+          <w:control r:id="rId81" w:name="DefaultOcxName73" w:shapeid="_x0000_i1368"/>
+        </w:object>
+      </w:r>
+      <w:r>
+        <w:rPr>
+          <w:rFonts w:ascii="Times New Roman" w:eastAsia="Times New Roman" w:hAnsi="Times New Roman" w:cs="Times New Roman"/>
+          <w:sz w:val="24"/>
+          <w:szCs w:val="24"/>
+          <w:lang w:eastAsia="uk-UA"/>
+        </w:rPr>
+        <w:t xml:space="preserve">Dependency Injection </w:t>
       </w:r>
     </w:p>
     <w:p>
@@ -3520,300 +3172,192 @@
           <w:szCs w:val="48"/>
           <w:lang w:eastAsia="uk-UA"/>
         </w:rPr>
-        <w:t>13. БЕКЕНД (C# / OOP)</w:t>
-      </w:r>
-    </w:p>
-    <w:p>
-      <w:pPr>
-        <w:numPr>
-          <w:ilvl w:val="0"/>
-          <w:numId w:val="13"/>
-        </w:numPr>
-        <w:spacing w:before="100" w:beforeAutospacing="1" w:after="100" w:afterAutospacing="1" w:line="240" w:lineRule="auto"/>
-        <w:rPr>
-          <w:rFonts w:ascii="Times New Roman" w:eastAsia="Times New Roman" w:hAnsi="Times New Roman" w:cs="Times New Roman"/>
-          <w:sz w:val="24"/>
-          <w:szCs w:val="24"/>
-          <w:lang w:eastAsia="uk-UA"/>
-        </w:rPr>
-      </w:pPr>
-      <w:r>
-        <w:rPr>
-          <w:rFonts w:ascii="Times New Roman" w:eastAsia="Times New Roman" w:hAnsi="Times New Roman" w:cs="Times New Roman"/>
-          <w:sz w:val="24"/>
-          <w:szCs w:val="24"/>
-        </w:rPr>
-        <w:object w:dxaOrig="1440" w:dyaOrig="1440" w14:anchorId="4E828EBC">
-          <v:shape id="_x0000_i1348" type="#_x0000_t75" style="width:16.5pt;height:14pt" o:ole="">
-            <v:imagedata r:id="rId7" o:title=""/>
-          </v:shape>
-          <w:control r:id="rId76" w:name="DefaultOcxName68" w:shapeid="_x0000_i1348"/>
-        </w:object>
-      </w:r>
-      <w:r>
-        <w:rPr>
-          <w:rFonts w:ascii="Times New Roman" w:eastAsia="Times New Roman" w:hAnsi="Times New Roman" w:cs="Times New Roman"/>
-          <w:sz w:val="24"/>
-          <w:szCs w:val="24"/>
-          <w:lang w:eastAsia="uk-UA"/>
-        </w:rPr>
-        <w:t xml:space="preserve">Класи моделей (User, </w:t>
-      </w:r>
-      <w:proofErr w:type="spellStart"/>
-      <w:r>
-        <w:rPr>
-          <w:rFonts w:ascii="Times New Roman" w:eastAsia="Times New Roman" w:hAnsi="Times New Roman" w:cs="Times New Roman"/>
-          <w:sz w:val="24"/>
-          <w:szCs w:val="24"/>
-          <w:lang w:eastAsia="uk-UA"/>
-        </w:rPr>
-        <w:t>Course</w:t>
-      </w:r>
-      <w:proofErr w:type="spellEnd"/>
-      <w:r>
-        <w:rPr>
-          <w:rFonts w:ascii="Times New Roman" w:eastAsia="Times New Roman" w:hAnsi="Times New Roman" w:cs="Times New Roman"/>
-          <w:sz w:val="24"/>
-          <w:szCs w:val="24"/>
-          <w:lang w:eastAsia="uk-UA"/>
-        </w:rPr>
-        <w:t xml:space="preserve">, </w:t>
-      </w:r>
-      <w:proofErr w:type="spellStart"/>
-      <w:r>
-        <w:rPr>
-          <w:rFonts w:ascii="Times New Roman" w:eastAsia="Times New Roman" w:hAnsi="Times New Roman" w:cs="Times New Roman"/>
-          <w:sz w:val="24"/>
-          <w:szCs w:val="24"/>
-          <w:lang w:eastAsia="uk-UA"/>
-        </w:rPr>
-        <w:t>Lesson</w:t>
-      </w:r>
-      <w:proofErr w:type="spellEnd"/>
-      <w:r>
-        <w:rPr>
-          <w:rFonts w:ascii="Times New Roman" w:eastAsia="Times New Roman" w:hAnsi="Times New Roman" w:cs="Times New Roman"/>
-          <w:sz w:val="24"/>
-          <w:szCs w:val="24"/>
-          <w:lang w:eastAsia="uk-UA"/>
-        </w:rPr>
-        <w:t xml:space="preserve">...) </w:t>
-      </w:r>
-    </w:p>
-    <w:p>
-      <w:pPr>
-        <w:numPr>
-          <w:ilvl w:val="0"/>
-          <w:numId w:val="13"/>
-        </w:numPr>
-        <w:spacing w:before="100" w:beforeAutospacing="1" w:after="100" w:afterAutospacing="1" w:line="240" w:lineRule="auto"/>
-        <w:rPr>
-          <w:rFonts w:ascii="Times New Roman" w:eastAsia="Times New Roman" w:hAnsi="Times New Roman" w:cs="Times New Roman"/>
-          <w:sz w:val="24"/>
-          <w:szCs w:val="24"/>
-          <w:lang w:eastAsia="uk-UA"/>
-        </w:rPr>
-      </w:pPr>
-      <w:r>
-        <w:rPr>
-          <w:rFonts w:ascii="Times New Roman" w:eastAsia="Times New Roman" w:hAnsi="Times New Roman" w:cs="Times New Roman"/>
-          <w:sz w:val="24"/>
-          <w:szCs w:val="24"/>
-        </w:rPr>
-        <w:object w:dxaOrig="1440" w:dyaOrig="1440" w14:anchorId="01AA8E81">
-          <v:shape id="_x0000_i1351" type="#_x0000_t75" style="width:16.5pt;height:14pt" o:ole="">
-            <v:imagedata r:id="rId7" o:title=""/>
-          </v:shape>
-          <w:control r:id="rId77" w:name="DefaultOcxName69" w:shapeid="_x0000_i1351"/>
-        </w:object>
-      </w:r>
-      <w:r>
-        <w:rPr>
-          <w:rFonts w:ascii="Times New Roman" w:eastAsia="Times New Roman" w:hAnsi="Times New Roman" w:cs="Times New Roman"/>
-          <w:sz w:val="24"/>
-          <w:szCs w:val="24"/>
-          <w:lang w:eastAsia="uk-UA"/>
-        </w:rPr>
-        <w:t xml:space="preserve">Репозиторії </w:t>
-      </w:r>
-    </w:p>
-    <w:p>
-      <w:pPr>
-        <w:numPr>
-          <w:ilvl w:val="0"/>
-          <w:numId w:val="13"/>
-        </w:numPr>
-        <w:spacing w:before="100" w:beforeAutospacing="1" w:after="100" w:afterAutospacing="1" w:line="240" w:lineRule="auto"/>
-        <w:rPr>
-          <w:rFonts w:ascii="Times New Roman" w:eastAsia="Times New Roman" w:hAnsi="Times New Roman" w:cs="Times New Roman"/>
-          <w:sz w:val="24"/>
-          <w:szCs w:val="24"/>
-          <w:lang w:eastAsia="uk-UA"/>
-        </w:rPr>
-      </w:pPr>
-      <w:r>
-        <w:rPr>
-          <w:rFonts w:ascii="Times New Roman" w:eastAsia="Times New Roman" w:hAnsi="Times New Roman" w:cs="Times New Roman"/>
-          <w:sz w:val="24"/>
-          <w:szCs w:val="24"/>
-        </w:rPr>
-        <w:object w:dxaOrig="1440" w:dyaOrig="1440" w14:anchorId="072993EE">
-          <v:shape id="_x0000_i1354" type="#_x0000_t75" style="width:16.5pt;height:14pt" o:ole="">
-            <v:imagedata r:id="rId7" o:title=""/>
-          </v:shape>
-          <w:control r:id="rId78" w:name="DefaultOcxName70" w:shapeid="_x0000_i1354"/>
-        </w:object>
-      </w:r>
-      <w:r>
-        <w:rPr>
-          <w:rFonts w:ascii="Times New Roman" w:eastAsia="Times New Roman" w:hAnsi="Times New Roman" w:cs="Times New Roman"/>
-          <w:sz w:val="24"/>
-          <w:szCs w:val="24"/>
-          <w:lang w:eastAsia="uk-UA"/>
-        </w:rPr>
-        <w:t xml:space="preserve">Сервіси (логіка) </w:t>
-      </w:r>
-    </w:p>
-    <w:p>
-      <w:pPr>
-        <w:numPr>
-          <w:ilvl w:val="0"/>
-          <w:numId w:val="13"/>
-        </w:numPr>
-        <w:spacing w:before="100" w:beforeAutospacing="1" w:after="100" w:afterAutospacing="1" w:line="240" w:lineRule="auto"/>
-        <w:rPr>
-          <w:rFonts w:ascii="Times New Roman" w:eastAsia="Times New Roman" w:hAnsi="Times New Roman" w:cs="Times New Roman"/>
-          <w:sz w:val="24"/>
-          <w:szCs w:val="24"/>
-          <w:lang w:eastAsia="uk-UA"/>
-        </w:rPr>
-      </w:pPr>
-      <w:r>
-        <w:rPr>
-          <w:rFonts w:ascii="Times New Roman" w:eastAsia="Times New Roman" w:hAnsi="Times New Roman" w:cs="Times New Roman"/>
-          <w:sz w:val="24"/>
-          <w:szCs w:val="24"/>
-        </w:rPr>
-        <w:object w:dxaOrig="1440" w:dyaOrig="1440" w14:anchorId="611CB341">
-          <v:shape id="_x0000_i1357" type="#_x0000_t75" style="width:16.5pt;height:14pt" o:ole="">
-            <v:imagedata r:id="rId7" o:title=""/>
-          </v:shape>
-          <w:control r:id="rId79" w:name="DefaultOcxName71" w:shapeid="_x0000_i1357"/>
-        </w:object>
-      </w:r>
-      <w:r>
-        <w:rPr>
-          <w:rFonts w:ascii="Times New Roman" w:eastAsia="Times New Roman" w:hAnsi="Times New Roman" w:cs="Times New Roman"/>
-          <w:sz w:val="24"/>
-          <w:szCs w:val="24"/>
-          <w:lang w:eastAsia="uk-UA"/>
-        </w:rPr>
-        <w:t xml:space="preserve">Контролери (API) </w:t>
-      </w:r>
-    </w:p>
-    <w:p>
-      <w:pPr>
-        <w:numPr>
-          <w:ilvl w:val="0"/>
-          <w:numId w:val="13"/>
-        </w:numPr>
-        <w:spacing w:before="100" w:beforeAutospacing="1" w:after="100" w:afterAutospacing="1" w:line="240" w:lineRule="auto"/>
-        <w:rPr>
-          <w:rFonts w:ascii="Times New Roman" w:eastAsia="Times New Roman" w:hAnsi="Times New Roman" w:cs="Times New Roman"/>
-          <w:sz w:val="24"/>
-          <w:szCs w:val="24"/>
-          <w:lang w:eastAsia="uk-UA"/>
-        </w:rPr>
-      </w:pPr>
-      <w:r>
-        <w:rPr>
-          <w:rFonts w:ascii="Times New Roman" w:eastAsia="Times New Roman" w:hAnsi="Times New Roman" w:cs="Times New Roman"/>
-          <w:sz w:val="24"/>
-          <w:szCs w:val="24"/>
-        </w:rPr>
-        <w:object w:dxaOrig="1440" w:dyaOrig="1440" w14:anchorId="2515B260">
-          <v:shape id="_x0000_i1360" type="#_x0000_t75" style="width:16.5pt;height:14pt" o:ole="">
-            <v:imagedata r:id="rId7" o:title=""/>
-          </v:shape>
-          <w:control r:id="rId80" w:name="DefaultOcxName72" w:shapeid="_x0000_i1360"/>
-        </w:object>
-      </w:r>
-      <w:r>
-        <w:rPr>
-          <w:rFonts w:ascii="Times New Roman" w:eastAsia="Times New Roman" w:hAnsi="Times New Roman" w:cs="Times New Roman"/>
-          <w:sz w:val="24"/>
-          <w:szCs w:val="24"/>
-          <w:lang w:eastAsia="uk-UA"/>
-        </w:rPr>
-        <w:t xml:space="preserve">DTO (за бажанням) </w:t>
-      </w:r>
-    </w:p>
-    <w:p>
-      <w:pPr>
-        <w:numPr>
-          <w:ilvl w:val="0"/>
-          <w:numId w:val="13"/>
-        </w:numPr>
-        <w:spacing w:before="100" w:beforeAutospacing="1" w:after="100" w:afterAutospacing="1" w:line="240" w:lineRule="auto"/>
-        <w:rPr>
-          <w:rFonts w:ascii="Times New Roman" w:eastAsia="Times New Roman" w:hAnsi="Times New Roman" w:cs="Times New Roman"/>
-          <w:sz w:val="24"/>
-          <w:szCs w:val="24"/>
-          <w:lang w:eastAsia="uk-UA"/>
-        </w:rPr>
-      </w:pPr>
-      <w:r>
-        <w:rPr>
-          <w:rFonts w:ascii="Times New Roman" w:eastAsia="Times New Roman" w:hAnsi="Times New Roman" w:cs="Times New Roman"/>
-          <w:sz w:val="24"/>
-          <w:szCs w:val="24"/>
-        </w:rPr>
-        <w:object w:dxaOrig="1440" w:dyaOrig="1440" w14:anchorId="4C68DB66">
-          <v:shape id="_x0000_i1363" type="#_x0000_t75" style="width:16.5pt;height:14pt" o:ole="">
-            <v:imagedata r:id="rId7" o:title=""/>
-          </v:shape>
-          <w:control r:id="rId81" w:name="DefaultOcxName73" w:shapeid="_x0000_i1363"/>
-        </w:object>
-      </w:r>
-      <w:proofErr w:type="spellStart"/>
-      <w:r>
-        <w:rPr>
-          <w:rFonts w:ascii="Times New Roman" w:eastAsia="Times New Roman" w:hAnsi="Times New Roman" w:cs="Times New Roman"/>
-          <w:sz w:val="24"/>
-          <w:szCs w:val="24"/>
-          <w:lang w:eastAsia="uk-UA"/>
-        </w:rPr>
-        <w:t>Dependency</w:t>
-      </w:r>
-      <w:proofErr w:type="spellEnd"/>
-      <w:r>
-        <w:rPr>
-          <w:rFonts w:ascii="Times New Roman" w:eastAsia="Times New Roman" w:hAnsi="Times New Roman" w:cs="Times New Roman"/>
-          <w:sz w:val="24"/>
-          <w:szCs w:val="24"/>
-          <w:lang w:eastAsia="uk-UA"/>
-        </w:rPr>
-        <w:t xml:space="preserve"> </w:t>
-      </w:r>
-      <w:proofErr w:type="spellStart"/>
-      <w:r>
-        <w:rPr>
-          <w:rFonts w:ascii="Times New Roman" w:eastAsia="Times New Roman" w:hAnsi="Times New Roman" w:cs="Times New Roman"/>
-          <w:sz w:val="24"/>
-          <w:szCs w:val="24"/>
-          <w:lang w:eastAsia="uk-UA"/>
-        </w:rPr>
-        <w:t>Injection</w:t>
-      </w:r>
-      <w:proofErr w:type="spellEnd"/>
-      <w:r>
-        <w:rPr>
-          <w:rFonts w:ascii="Times New Roman" w:eastAsia="Times New Roman" w:hAnsi="Times New Roman" w:cs="Times New Roman"/>
-          <w:sz w:val="24"/>
-          <w:szCs w:val="24"/>
-          <w:lang w:eastAsia="uk-UA"/>
-        </w:rPr>
-        <w:t xml:space="preserve"> </w:t>
+        <w:t>14. ТЕСТУВАННЯ</w:t>
+      </w:r>
+    </w:p>
+    <w:p>
+      <w:pPr>
+        <w:numPr>
+          <w:ilvl w:val="0"/>
+          <w:numId w:val="14"/>
+        </w:numPr>
+        <w:spacing w:before="100" w:beforeAutospacing="1" w:after="100" w:afterAutospacing="1" w:line="240" w:lineRule="auto"/>
+        <w:rPr>
+          <w:rFonts w:ascii="Times New Roman" w:eastAsia="Times New Roman" w:hAnsi="Times New Roman" w:cs="Times New Roman"/>
+          <w:sz w:val="24"/>
+          <w:szCs w:val="24"/>
+          <w:lang w:eastAsia="uk-UA"/>
+        </w:rPr>
+      </w:pPr>
+      <w:r>
+        <w:rPr>
+          <w:rFonts w:ascii="Times New Roman" w:eastAsia="Times New Roman" w:hAnsi="Times New Roman" w:cs="Times New Roman"/>
+          <w:sz w:val="24"/>
+          <w:szCs w:val="24"/>
+        </w:rPr>
+        <w:object w:dxaOrig="1440" w:dyaOrig="1440" w14:anchorId="70875811">
+          <v:shape id="_x0000_i1371" type="#_x0000_t75" style="width:16.5pt;height:14pt" o:ole="">
+            <v:imagedata r:id="rId13" o:title=""/>
+          </v:shape>
+          <w:control r:id="rId82" w:name="DefaultOcxName74" w:shapeid="_x0000_i1371"/>
+        </w:object>
+      </w:r>
+      <w:r>
+        <w:rPr>
+          <w:rFonts w:ascii="Times New Roman" w:eastAsia="Times New Roman" w:hAnsi="Times New Roman" w:cs="Times New Roman"/>
+          <w:sz w:val="24"/>
+          <w:szCs w:val="24"/>
+          <w:lang w:eastAsia="uk-UA"/>
+        </w:rPr>
+        <w:t xml:space="preserve">Перевірка реєстрації </w:t>
+      </w:r>
+    </w:p>
+    <w:p>
+      <w:pPr>
+        <w:numPr>
+          <w:ilvl w:val="0"/>
+          <w:numId w:val="14"/>
+        </w:numPr>
+        <w:spacing w:before="100" w:beforeAutospacing="1" w:after="100" w:afterAutospacing="1" w:line="240" w:lineRule="auto"/>
+        <w:rPr>
+          <w:rFonts w:ascii="Times New Roman" w:eastAsia="Times New Roman" w:hAnsi="Times New Roman" w:cs="Times New Roman"/>
+          <w:sz w:val="24"/>
+          <w:szCs w:val="24"/>
+          <w:lang w:eastAsia="uk-UA"/>
+        </w:rPr>
+      </w:pPr>
+      <w:r>
+        <w:rPr>
+          <w:rFonts w:ascii="Times New Roman" w:eastAsia="Times New Roman" w:hAnsi="Times New Roman" w:cs="Times New Roman"/>
+          <w:sz w:val="24"/>
+          <w:szCs w:val="24"/>
+        </w:rPr>
+        <w:object w:dxaOrig="1440" w:dyaOrig="1440" w14:anchorId="134A66B6">
+          <v:shape id="_x0000_i1374" type="#_x0000_t75" style="width:16.5pt;height:14pt" o:ole="">
+            <v:imagedata r:id="rId13" o:title=""/>
+          </v:shape>
+          <w:control r:id="rId83" w:name="DefaultOcxName75" w:shapeid="_x0000_i1374"/>
+        </w:object>
+      </w:r>
+      <w:r>
+        <w:rPr>
+          <w:rFonts w:ascii="Times New Roman" w:eastAsia="Times New Roman" w:hAnsi="Times New Roman" w:cs="Times New Roman"/>
+          <w:sz w:val="24"/>
+          <w:szCs w:val="24"/>
+          <w:lang w:eastAsia="uk-UA"/>
+        </w:rPr>
+        <w:t xml:space="preserve">Перевірка логіну </w:t>
+      </w:r>
+    </w:p>
+    <w:p>
+      <w:pPr>
+        <w:numPr>
+          <w:ilvl w:val="0"/>
+          <w:numId w:val="14"/>
+        </w:numPr>
+        <w:spacing w:before="100" w:beforeAutospacing="1" w:after="100" w:afterAutospacing="1" w:line="240" w:lineRule="auto"/>
+        <w:rPr>
+          <w:rFonts w:ascii="Times New Roman" w:eastAsia="Times New Roman" w:hAnsi="Times New Roman" w:cs="Times New Roman"/>
+          <w:sz w:val="24"/>
+          <w:szCs w:val="24"/>
+          <w:lang w:eastAsia="uk-UA"/>
+        </w:rPr>
+      </w:pPr>
+      <w:r>
+        <w:rPr>
+          <w:rFonts w:ascii="Times New Roman" w:eastAsia="Times New Roman" w:hAnsi="Times New Roman" w:cs="Times New Roman"/>
+          <w:sz w:val="24"/>
+          <w:szCs w:val="24"/>
+        </w:rPr>
+        <w:object w:dxaOrig="1440" w:dyaOrig="1440" w14:anchorId="28530233">
+          <v:shape id="_x0000_i1377" type="#_x0000_t75" style="width:16.5pt;height:14pt" o:ole="">
+            <v:imagedata r:id="rId13" o:title=""/>
+          </v:shape>
+          <w:control r:id="rId84" w:name="DefaultOcxName76" w:shapeid="_x0000_i1377"/>
+        </w:object>
+      </w:r>
+      <w:r>
+        <w:rPr>
+          <w:rFonts w:ascii="Times New Roman" w:eastAsia="Times New Roman" w:hAnsi="Times New Roman" w:cs="Times New Roman"/>
+          <w:sz w:val="24"/>
+          <w:szCs w:val="24"/>
+          <w:lang w:eastAsia="uk-UA"/>
+        </w:rPr>
+        <w:t xml:space="preserve">Перевірка уроків </w:t>
+      </w:r>
+    </w:p>
+    <w:p>
+      <w:pPr>
+        <w:numPr>
+          <w:ilvl w:val="0"/>
+          <w:numId w:val="14"/>
+        </w:numPr>
+        <w:spacing w:before="100" w:beforeAutospacing="1" w:after="100" w:afterAutospacing="1" w:line="240" w:lineRule="auto"/>
+        <w:rPr>
+          <w:rFonts w:ascii="Times New Roman" w:eastAsia="Times New Roman" w:hAnsi="Times New Roman" w:cs="Times New Roman"/>
+          <w:sz w:val="24"/>
+          <w:szCs w:val="24"/>
+          <w:lang w:eastAsia="uk-UA"/>
+        </w:rPr>
+      </w:pPr>
+      <w:r>
+        <w:rPr>
+          <w:rFonts w:ascii="Times New Roman" w:eastAsia="Times New Roman" w:hAnsi="Times New Roman" w:cs="Times New Roman"/>
+          <w:sz w:val="24"/>
+          <w:szCs w:val="24"/>
+        </w:rPr>
+        <w:object w:dxaOrig="1440" w:dyaOrig="1440" w14:anchorId="13882D35">
+          <v:shape id="_x0000_i1380" type="#_x0000_t75" style="width:16.5pt;height:14pt" o:ole="">
+            <v:imagedata r:id="rId13" o:title=""/>
+          </v:shape>
+          <w:control r:id="rId85" w:name="DefaultOcxName77" w:shapeid="_x0000_i1380"/>
+        </w:object>
+      </w:r>
+      <w:r>
+        <w:rPr>
+          <w:rFonts w:ascii="Times New Roman" w:eastAsia="Times New Roman" w:hAnsi="Times New Roman" w:cs="Times New Roman"/>
+          <w:sz w:val="24"/>
+          <w:szCs w:val="24"/>
+          <w:lang w:eastAsia="uk-UA"/>
+        </w:rPr>
+        <w:t xml:space="preserve">Перевірка нарахування нагород </w:t>
+      </w:r>
+    </w:p>
+    <w:p>
+      <w:pPr>
+        <w:numPr>
+          <w:ilvl w:val="0"/>
+          <w:numId w:val="14"/>
+        </w:numPr>
+        <w:spacing w:before="100" w:beforeAutospacing="1" w:after="100" w:afterAutospacing="1" w:line="240" w:lineRule="auto"/>
+        <w:rPr>
+          <w:rFonts w:ascii="Times New Roman" w:eastAsia="Times New Roman" w:hAnsi="Times New Roman" w:cs="Times New Roman"/>
+          <w:sz w:val="24"/>
+          <w:szCs w:val="24"/>
+          <w:lang w:eastAsia="uk-UA"/>
+        </w:rPr>
+      </w:pPr>
+      <w:r>
+        <w:rPr>
+          <w:rFonts w:ascii="Times New Roman" w:eastAsia="Times New Roman" w:hAnsi="Times New Roman" w:cs="Times New Roman"/>
+          <w:sz w:val="24"/>
+          <w:szCs w:val="24"/>
+        </w:rPr>
+        <w:object w:dxaOrig="1440" w:dyaOrig="1440" w14:anchorId="6A3AF316">
+          <v:shape id="_x0000_i1383" type="#_x0000_t75" style="width:16.5pt;height:14pt" o:ole="">
+            <v:imagedata r:id="rId13" o:title=""/>
+          </v:shape>
+          <w:control r:id="rId86" w:name="DefaultOcxName78" w:shapeid="_x0000_i1383"/>
+        </w:object>
+      </w:r>
+      <w:r>
+        <w:rPr>
+          <w:rFonts w:ascii="Times New Roman" w:eastAsia="Times New Roman" w:hAnsi="Times New Roman" w:cs="Times New Roman"/>
+          <w:sz w:val="24"/>
+          <w:szCs w:val="24"/>
+          <w:lang w:eastAsia="uk-UA"/>
+        </w:rPr>
+        <w:t xml:space="preserve">Перевірка edge cases </w:t>
       </w:r>
     </w:p>
     <w:p>
@@ -3840,258 +3384,6 @@
           <w:szCs w:val="48"/>
           <w:lang w:eastAsia="uk-UA"/>
         </w:rPr>
-        <w:t>14. ТЕСТУВАННЯ</w:t>
-      </w:r>
-    </w:p>
-    <w:p>
-      <w:pPr>
-        <w:numPr>
-          <w:ilvl w:val="0"/>
-          <w:numId w:val="14"/>
-        </w:numPr>
-        <w:spacing w:before="100" w:beforeAutospacing="1" w:after="100" w:afterAutospacing="1" w:line="240" w:lineRule="auto"/>
-        <w:rPr>
-          <w:rFonts w:ascii="Times New Roman" w:eastAsia="Times New Roman" w:hAnsi="Times New Roman" w:cs="Times New Roman"/>
-          <w:sz w:val="24"/>
-          <w:szCs w:val="24"/>
-          <w:lang w:eastAsia="uk-UA"/>
-        </w:rPr>
-      </w:pPr>
-      <w:r>
-        <w:rPr>
-          <w:rFonts w:ascii="Times New Roman" w:eastAsia="Times New Roman" w:hAnsi="Times New Roman" w:cs="Times New Roman"/>
-          <w:sz w:val="24"/>
-          <w:szCs w:val="24"/>
-        </w:rPr>
-        <w:object w:dxaOrig="1440" w:dyaOrig="1440" w14:anchorId="70875811">
-          <v:shape id="_x0000_i1366" type="#_x0000_t75" style="width:16.5pt;height:14pt" o:ole="">
-            <v:imagedata r:id="rId7" o:title=""/>
-          </v:shape>
-          <w:control r:id="rId82" w:name="DefaultOcxName74" w:shapeid="_x0000_i1366"/>
-        </w:object>
-      </w:r>
-      <w:r>
-        <w:rPr>
-          <w:rFonts w:ascii="Times New Roman" w:eastAsia="Times New Roman" w:hAnsi="Times New Roman" w:cs="Times New Roman"/>
-          <w:sz w:val="24"/>
-          <w:szCs w:val="24"/>
-          <w:lang w:eastAsia="uk-UA"/>
-        </w:rPr>
-        <w:t xml:space="preserve">Перевірка реєстрації </w:t>
-      </w:r>
-    </w:p>
-    <w:p>
-      <w:pPr>
-        <w:numPr>
-          <w:ilvl w:val="0"/>
-          <w:numId w:val="14"/>
-        </w:numPr>
-        <w:spacing w:before="100" w:beforeAutospacing="1" w:after="100" w:afterAutospacing="1" w:line="240" w:lineRule="auto"/>
-        <w:rPr>
-          <w:rFonts w:ascii="Times New Roman" w:eastAsia="Times New Roman" w:hAnsi="Times New Roman" w:cs="Times New Roman"/>
-          <w:sz w:val="24"/>
-          <w:szCs w:val="24"/>
-          <w:lang w:eastAsia="uk-UA"/>
-        </w:rPr>
-      </w:pPr>
-      <w:r>
-        <w:rPr>
-          <w:rFonts w:ascii="Times New Roman" w:eastAsia="Times New Roman" w:hAnsi="Times New Roman" w:cs="Times New Roman"/>
-          <w:sz w:val="24"/>
-          <w:szCs w:val="24"/>
-        </w:rPr>
-        <w:object w:dxaOrig="1440" w:dyaOrig="1440" w14:anchorId="134A66B6">
-          <v:shape id="_x0000_i1369" type="#_x0000_t75" style="width:16.5pt;height:14pt" o:ole="">
-            <v:imagedata r:id="rId7" o:title=""/>
-          </v:shape>
-          <w:control r:id="rId83" w:name="DefaultOcxName75" w:shapeid="_x0000_i1369"/>
-        </w:object>
-      </w:r>
-      <w:r>
-        <w:rPr>
-          <w:rFonts w:ascii="Times New Roman" w:eastAsia="Times New Roman" w:hAnsi="Times New Roman" w:cs="Times New Roman"/>
-          <w:sz w:val="24"/>
-          <w:szCs w:val="24"/>
-          <w:lang w:eastAsia="uk-UA"/>
-        </w:rPr>
-        <w:t xml:space="preserve">Перевірка логіну </w:t>
-      </w:r>
-    </w:p>
-    <w:p>
-      <w:pPr>
-        <w:numPr>
-          <w:ilvl w:val="0"/>
-          <w:numId w:val="14"/>
-        </w:numPr>
-        <w:spacing w:before="100" w:beforeAutospacing="1" w:after="100" w:afterAutospacing="1" w:line="240" w:lineRule="auto"/>
-        <w:rPr>
-          <w:rFonts w:ascii="Times New Roman" w:eastAsia="Times New Roman" w:hAnsi="Times New Roman" w:cs="Times New Roman"/>
-          <w:sz w:val="24"/>
-          <w:szCs w:val="24"/>
-          <w:lang w:eastAsia="uk-UA"/>
-        </w:rPr>
-      </w:pPr>
-      <w:r>
-        <w:rPr>
-          <w:rFonts w:ascii="Times New Roman" w:eastAsia="Times New Roman" w:hAnsi="Times New Roman" w:cs="Times New Roman"/>
-          <w:sz w:val="24"/>
-          <w:szCs w:val="24"/>
-        </w:rPr>
-        <w:object w:dxaOrig="1440" w:dyaOrig="1440" w14:anchorId="28530233">
-          <v:shape id="_x0000_i1372" type="#_x0000_t75" style="width:16.5pt;height:14pt" o:ole="">
-            <v:imagedata r:id="rId7" o:title=""/>
-          </v:shape>
-          <w:control r:id="rId84" w:name="DefaultOcxName76" w:shapeid="_x0000_i1372"/>
-        </w:object>
-      </w:r>
-      <w:r>
-        <w:rPr>
-          <w:rFonts w:ascii="Times New Roman" w:eastAsia="Times New Roman" w:hAnsi="Times New Roman" w:cs="Times New Roman"/>
-          <w:sz w:val="24"/>
-          <w:szCs w:val="24"/>
-          <w:lang w:eastAsia="uk-UA"/>
-        </w:rPr>
-        <w:t xml:space="preserve">Перевірка уроків </w:t>
-      </w:r>
-    </w:p>
-    <w:p>
-      <w:pPr>
-        <w:numPr>
-          <w:ilvl w:val="0"/>
-          <w:numId w:val="14"/>
-        </w:numPr>
-        <w:spacing w:before="100" w:beforeAutospacing="1" w:after="100" w:afterAutospacing="1" w:line="240" w:lineRule="auto"/>
-        <w:rPr>
-          <w:rFonts w:ascii="Times New Roman" w:eastAsia="Times New Roman" w:hAnsi="Times New Roman" w:cs="Times New Roman"/>
-          <w:sz w:val="24"/>
-          <w:szCs w:val="24"/>
-          <w:lang w:eastAsia="uk-UA"/>
-        </w:rPr>
-      </w:pPr>
-      <w:r>
-        <w:rPr>
-          <w:rFonts w:ascii="Times New Roman" w:eastAsia="Times New Roman" w:hAnsi="Times New Roman" w:cs="Times New Roman"/>
-          <w:sz w:val="24"/>
-          <w:szCs w:val="24"/>
-        </w:rPr>
-        <w:object w:dxaOrig="1440" w:dyaOrig="1440" w14:anchorId="13882D35">
-          <v:shape id="_x0000_i1375" type="#_x0000_t75" style="width:16.5pt;height:14pt" o:ole="">
-            <v:imagedata r:id="rId7" o:title=""/>
-          </v:shape>
-          <w:control r:id="rId85" w:name="DefaultOcxName77" w:shapeid="_x0000_i1375"/>
-        </w:object>
-      </w:r>
-      <w:r>
-        <w:rPr>
-          <w:rFonts w:ascii="Times New Roman" w:eastAsia="Times New Roman" w:hAnsi="Times New Roman" w:cs="Times New Roman"/>
-          <w:sz w:val="24"/>
-          <w:szCs w:val="24"/>
-          <w:lang w:eastAsia="uk-UA"/>
-        </w:rPr>
-        <w:t xml:space="preserve">Перевірка нарахування нагород </w:t>
-      </w:r>
-    </w:p>
-    <w:p>
-      <w:pPr>
-        <w:numPr>
-          <w:ilvl w:val="0"/>
-          <w:numId w:val="14"/>
-        </w:numPr>
-        <w:spacing w:before="100" w:beforeAutospacing="1" w:after="100" w:afterAutospacing="1" w:line="240" w:lineRule="auto"/>
-        <w:rPr>
-          <w:rFonts w:ascii="Times New Roman" w:eastAsia="Times New Roman" w:hAnsi="Times New Roman" w:cs="Times New Roman"/>
-          <w:sz w:val="24"/>
-          <w:szCs w:val="24"/>
-          <w:lang w:eastAsia="uk-UA"/>
-        </w:rPr>
-      </w:pPr>
-      <w:r>
-        <w:rPr>
-          <w:rFonts w:ascii="Times New Roman" w:eastAsia="Times New Roman" w:hAnsi="Times New Roman" w:cs="Times New Roman"/>
-          <w:sz w:val="24"/>
-          <w:szCs w:val="24"/>
-        </w:rPr>
-        <w:object w:dxaOrig="1440" w:dyaOrig="1440" w14:anchorId="6A3AF316">
-          <v:shape id="_x0000_i1378" type="#_x0000_t75" style="width:16.5pt;height:14pt" o:ole="">
-            <v:imagedata r:id="rId7" o:title=""/>
-          </v:shape>
-          <w:control r:id="rId86" w:name="DefaultOcxName78" w:shapeid="_x0000_i1378"/>
-        </w:object>
-      </w:r>
-      <w:r>
-        <w:rPr>
-          <w:rFonts w:ascii="Times New Roman" w:eastAsia="Times New Roman" w:hAnsi="Times New Roman" w:cs="Times New Roman"/>
-          <w:sz w:val="24"/>
-          <w:szCs w:val="24"/>
-          <w:lang w:eastAsia="uk-UA"/>
-        </w:rPr>
-        <w:t xml:space="preserve">Перевірка </w:t>
-      </w:r>
-      <w:proofErr w:type="spellStart"/>
-      <w:r>
-        <w:rPr>
-          <w:rFonts w:ascii="Times New Roman" w:eastAsia="Times New Roman" w:hAnsi="Times New Roman" w:cs="Times New Roman"/>
-          <w:sz w:val="24"/>
-          <w:szCs w:val="24"/>
-          <w:lang w:eastAsia="uk-UA"/>
-        </w:rPr>
-        <w:t>edge</w:t>
-      </w:r>
-      <w:proofErr w:type="spellEnd"/>
-      <w:r>
-        <w:rPr>
-          <w:rFonts w:ascii="Times New Roman" w:eastAsia="Times New Roman" w:hAnsi="Times New Roman" w:cs="Times New Roman"/>
-          <w:sz w:val="24"/>
-          <w:szCs w:val="24"/>
-          <w:lang w:eastAsia="uk-UA"/>
-        </w:rPr>
-        <w:t xml:space="preserve"> </w:t>
-      </w:r>
-      <w:proofErr w:type="spellStart"/>
-      <w:r>
-        <w:rPr>
-          <w:rFonts w:ascii="Times New Roman" w:eastAsia="Times New Roman" w:hAnsi="Times New Roman" w:cs="Times New Roman"/>
-          <w:sz w:val="24"/>
-          <w:szCs w:val="24"/>
-          <w:lang w:eastAsia="uk-UA"/>
-        </w:rPr>
-        <w:t>cases</w:t>
-      </w:r>
-      <w:proofErr w:type="spellEnd"/>
-      <w:r>
-        <w:rPr>
-          <w:rFonts w:ascii="Times New Roman" w:eastAsia="Times New Roman" w:hAnsi="Times New Roman" w:cs="Times New Roman"/>
-          <w:sz w:val="24"/>
-          <w:szCs w:val="24"/>
-          <w:lang w:eastAsia="uk-UA"/>
-        </w:rPr>
-        <w:t xml:space="preserve"> </w:t>
-      </w:r>
-    </w:p>
-    <w:p>
-      <w:pPr>
-        <w:spacing w:before="100" w:beforeAutospacing="1" w:after="100" w:afterAutospacing="1" w:line="240" w:lineRule="auto"/>
-        <w:outlineLvl w:val="0"/>
-        <w:rPr>
-          <w:rFonts w:ascii="Times New Roman" w:eastAsia="Times New Roman" w:hAnsi="Times New Roman" w:cs="Times New Roman"/>
-          <w:b/>
-          <w:bCs/>
-          <w:kern w:val="36"/>
-          <w:sz w:val="48"/>
-          <w:szCs w:val="48"/>
-          <w:lang w:eastAsia="uk-UA"/>
-        </w:rPr>
-      </w:pPr>
-      <w:r>
-        <w:rPr>
-          <w:rFonts w:ascii="Times New Roman" w:eastAsia="Times New Roman" w:hAnsi="Times New Roman" w:cs="Times New Roman"/>
-          <w:b/>
-          <w:bCs/>
-          <w:kern w:val="36"/>
-          <w:sz w:val="48"/>
-          <w:szCs w:val="48"/>
-          <w:lang w:eastAsia="uk-UA"/>
-        </w:rPr>
         <w:t xml:space="preserve"> 15. ФІНАЛ</w:t>
       </w:r>
     </w:p>
@@ -4116,10 +3408,10 @@
           <w:szCs w:val="24"/>
         </w:rPr>
         <w:object w:dxaOrig="1440" w:dyaOrig="1440" w14:anchorId="15EF173A">
-          <v:shape id="_x0000_i1381" type="#_x0000_t75" style="width:16.5pt;height:14pt" o:ole="">
-            <v:imagedata r:id="rId7" o:title=""/>
-          </v:shape>
-          <w:control r:id="rId87" w:name="DefaultOcxName79" w:shapeid="_x0000_i1381"/>
+          <v:shape id="_x0000_i1386" type="#_x0000_t75" style="width:16.5pt;height:14pt" o:ole="">
+            <v:imagedata r:id="rId13" o:title=""/>
+          </v:shape>
+          <w:control r:id="rId87" w:name="DefaultOcxName79" w:shapeid="_x0000_i1386"/>
         </w:object>
       </w:r>
       <w:r>
@@ -4153,10 +3445,10 @@
           <w:szCs w:val="24"/>
         </w:rPr>
         <w:object w:dxaOrig="1440" w:dyaOrig="1440" w14:anchorId="105ACB8A">
-          <v:shape id="_x0000_i1384" type="#_x0000_t75" style="width:16.5pt;height:14pt" o:ole="">
-            <v:imagedata r:id="rId7" o:title=""/>
-          </v:shape>
-          <w:control r:id="rId88" w:name="DefaultOcxName80" w:shapeid="_x0000_i1384"/>
+          <v:shape id="_x0000_i1389" type="#_x0000_t75" style="width:16.5pt;height:14pt" o:ole="">
+            <v:imagedata r:id="rId13" o:title=""/>
+          </v:shape>
+          <w:control r:id="rId88" w:name="DefaultOcxName80" w:shapeid="_x0000_i1389"/>
         </w:object>
       </w:r>
       <w:r>
@@ -4190,10 +3482,10 @@
           <w:szCs w:val="24"/>
         </w:rPr>
         <w:object w:dxaOrig="1440" w:dyaOrig="1440" w14:anchorId="063F1AD8">
-          <v:shape id="_x0000_i1387" type="#_x0000_t75" style="width:16.5pt;height:14pt" o:ole="">
-            <v:imagedata r:id="rId7" o:title=""/>
-          </v:shape>
-          <w:control r:id="rId89" w:name="DefaultOcxName81" w:shapeid="_x0000_i1387"/>
+          <v:shape id="_x0000_i1392" type="#_x0000_t75" style="width:16.5pt;height:14pt" o:ole="">
+            <v:imagedata r:id="rId13" o:title=""/>
+          </v:shape>
+          <w:control r:id="rId89" w:name="DefaultOcxName81" w:shapeid="_x0000_i1392"/>
         </w:object>
       </w:r>
       <w:r>
@@ -4227,10 +3519,10 @@
           <w:szCs w:val="24"/>
         </w:rPr>
         <w:object w:dxaOrig="1440" w:dyaOrig="1440" w14:anchorId="3DF57C4D">
-          <v:shape id="_x0000_i1390" type="#_x0000_t75" style="width:16.5pt;height:14pt" o:ole="">
-            <v:imagedata r:id="rId7" o:title=""/>
-          </v:shape>
-          <w:control r:id="rId90" w:name="DefaultOcxName82" w:shapeid="_x0000_i1390"/>
+          <v:shape id="_x0000_i1395" type="#_x0000_t75" style="width:16.5pt;height:14pt" o:ole="">
+            <v:imagedata r:id="rId13" o:title=""/>
+          </v:shape>
+          <w:control r:id="rId90" w:name="DefaultOcxName82" w:shapeid="_x0000_i1395"/>
         </w:object>
       </w:r>
       <w:r>
@@ -4265,10 +3557,10 @@
         </w:rPr>
         <w:lastRenderedPageBreak/>
         <w:object w:dxaOrig="1440" w:dyaOrig="1440" w14:anchorId="0DAE79C8">
-          <v:shape id="_x0000_i1393" type="#_x0000_t75" style="width:16.5pt;height:14pt" o:ole="">
-            <v:imagedata r:id="rId7" o:title=""/>
-          </v:shape>
-          <w:control r:id="rId91" w:name="DefaultOcxName83" w:shapeid="_x0000_i1393"/>
+          <v:shape id="_x0000_i1398" type="#_x0000_t75" style="width:16.5pt;height:14pt" o:ole="">
+            <v:imagedata r:id="rId13" o:title=""/>
+          </v:shape>
+          <w:control r:id="rId91" w:name="DefaultOcxName83" w:shapeid="_x0000_i1398"/>
         </w:object>
       </w:r>
       <w:r>

--- a/План курсача.docx
+++ b/План курсача.docx
@@ -106,10 +106,10 @@
           <w:szCs w:val="24"/>
         </w:rPr>
         <w:object w:dxaOrig="1440" w:dyaOrig="1440" w14:anchorId="14A0D81F">
-          <v:shape id="_x0000_i1402" type="#_x0000_t75" style="width:16.5pt;height:14pt" o:ole="">
+          <v:shape id="_x0000_i1149" type="#_x0000_t75" style="width:16.5pt;height:14pt" o:ole="">
             <v:imagedata r:id="rId5" o:title=""/>
           </v:shape>
-          <w:control r:id="rId7" w:name="DefaultOcxName1" w:shapeid="_x0000_i1402"/>
+          <w:control r:id="rId7" w:name="DefaultOcxName1" w:shapeid="_x0000_i1149"/>
         </w:object>
       </w:r>
       <w:r>
@@ -180,10 +180,10 @@
           <w:szCs w:val="24"/>
         </w:rPr>
         <w:object w:dxaOrig="1440" w:dyaOrig="1440" w14:anchorId="1CA6BB94">
-          <v:shape id="_x0000_i1401" type="#_x0000_t75" style="width:16.5pt;height:14pt" o:ole="">
+          <v:shape id="_x0000_i1155" type="#_x0000_t75" style="width:16.5pt;height:14pt" o:ole="">
             <v:imagedata r:id="rId5" o:title=""/>
           </v:shape>
-          <w:control r:id="rId9" w:name="DefaultOcxName3" w:shapeid="_x0000_i1401"/>
+          <w:control r:id="rId9" w:name="DefaultOcxName3" w:shapeid="_x0000_i1155"/>
         </w:object>
       </w:r>
       <w:r>
@@ -217,10 +217,10 @@
           <w:szCs w:val="24"/>
         </w:rPr>
         <w:object w:dxaOrig="1440" w:dyaOrig="1440" w14:anchorId="4376D08B">
-          <v:shape id="_x0000_i1400" type="#_x0000_t75" style="width:16.5pt;height:14pt" o:ole="">
+          <v:shape id="_x0000_i1158" type="#_x0000_t75" style="width:16.5pt;height:14pt" o:ole="">
             <v:imagedata r:id="rId5" o:title=""/>
           </v:shape>
-          <w:control r:id="rId10" w:name="DefaultOcxName4" w:shapeid="_x0000_i1400"/>
+          <w:control r:id="rId10" w:name="DefaultOcxName4" w:shapeid="_x0000_i1158"/>
         </w:object>
       </w:r>
       <w:r>
@@ -281,10 +281,10 @@
           <w:szCs w:val="24"/>
         </w:rPr>
         <w:object w:dxaOrig="1440" w:dyaOrig="1440" w14:anchorId="53377B1E">
-          <v:shape id="_x0000_i1403" type="#_x0000_t75" style="width:16.5pt;height:14pt" o:ole="">
+          <v:shape id="_x0000_i1161" type="#_x0000_t75" style="width:16.5pt;height:14pt" o:ole="">
             <v:imagedata r:id="rId5" o:title=""/>
           </v:shape>
-          <w:control r:id="rId11" w:name="DefaultOcxName5" w:shapeid="_x0000_i1403"/>
+          <w:control r:id="rId11" w:name="DefaultOcxName5" w:shapeid="_x0000_i1161"/>
         </w:object>
       </w:r>
       <w:r>
@@ -318,10 +318,10 @@
           <w:szCs w:val="24"/>
         </w:rPr>
         <w:object w:dxaOrig="1440" w:dyaOrig="1440" w14:anchorId="127AFDA0">
-          <v:shape id="_x0000_i1410" type="#_x0000_t75" style="width:16.5pt;height:14pt" o:ole="">
+          <v:shape id="_x0000_i1164" type="#_x0000_t75" style="width:16.5pt;height:14pt" o:ole="">
             <v:imagedata r:id="rId5" o:title=""/>
           </v:shape>
-          <w:control r:id="rId12" w:name="DefaultOcxName6" w:shapeid="_x0000_i1410"/>
+          <w:control r:id="rId12" w:name="DefaultOcxName6" w:shapeid="_x0000_i1164"/>
         </w:object>
       </w:r>
       <w:r>
@@ -355,10 +355,10 @@
           <w:szCs w:val="24"/>
         </w:rPr>
         <w:object w:dxaOrig="1440" w:dyaOrig="1440" w14:anchorId="1360A0CB">
-          <v:shape id="_x0000_i1417" type="#_x0000_t75" style="width:16.5pt;height:14pt" o:ole="">
-            <v:imagedata r:id="rId13" o:title=""/>
-          </v:shape>
-          <w:control r:id="rId14" w:name="DefaultOcxName7" w:shapeid="_x0000_i1417"/>
+          <v:shape id="_x0000_i1401" type="#_x0000_t75" style="width:16.5pt;height:14pt" o:ole="">
+            <v:imagedata r:id="rId5" o:title=""/>
+          </v:shape>
+          <w:control r:id="rId13" w:name="DefaultOcxName7" w:shapeid="_x0000_i1401"/>
         </w:object>
       </w:r>
       <w:r>
@@ -392,10 +392,10 @@
           <w:szCs w:val="24"/>
         </w:rPr>
         <w:object w:dxaOrig="1440" w:dyaOrig="1440" w14:anchorId="7D055207">
-          <v:shape id="_x0000_i1412" type="#_x0000_t75" style="width:16.5pt;height:14pt" o:ole="">
+          <v:shape id="_x0000_i1170" type="#_x0000_t75" style="width:16.5pt;height:14pt" o:ole="">
             <v:imagedata r:id="rId5" o:title=""/>
           </v:shape>
-          <w:control r:id="rId15" w:name="DefaultOcxName8" w:shapeid="_x0000_i1412"/>
+          <w:control r:id="rId14" w:name="DefaultOcxName8" w:shapeid="_x0000_i1170"/>
         </w:object>
       </w:r>
       <w:r>
@@ -429,10 +429,10 @@
           <w:szCs w:val="24"/>
         </w:rPr>
         <w:object w:dxaOrig="1440" w:dyaOrig="1440" w14:anchorId="5028BEEB">
-          <v:shape id="_x0000_i1413" type="#_x0000_t75" style="width:16.5pt;height:14pt" o:ole="">
+          <v:shape id="_x0000_i1173" type="#_x0000_t75" style="width:16.5pt;height:14pt" o:ole="">
             <v:imagedata r:id="rId5" o:title=""/>
           </v:shape>
-          <w:control r:id="rId16" w:name="DefaultOcxName9" w:shapeid="_x0000_i1413"/>
+          <w:control r:id="rId15" w:name="DefaultOcxName9" w:shapeid="_x0000_i1173"/>
         </w:object>
       </w:r>
       <w:r>
@@ -466,10 +466,10 @@
           <w:szCs w:val="24"/>
         </w:rPr>
         <w:object w:dxaOrig="1440" w:dyaOrig="1440" w14:anchorId="46311842">
-          <v:shape id="_x0000_i1414" type="#_x0000_t75" style="width:16.5pt;height:14pt" o:ole="">
+          <v:shape id="_x0000_i1176" type="#_x0000_t75" style="width:16.5pt;height:14pt" o:ole="">
             <v:imagedata r:id="rId5" o:title=""/>
           </v:shape>
-          <w:control r:id="rId17" w:name="DefaultOcxName10" w:shapeid="_x0000_i1414"/>
+          <w:control r:id="rId16" w:name="DefaultOcxName10" w:shapeid="_x0000_i1176"/>
         </w:object>
       </w:r>
       <w:r>
@@ -503,10 +503,10 @@
           <w:szCs w:val="24"/>
         </w:rPr>
         <w:object w:dxaOrig="1440" w:dyaOrig="1440" w14:anchorId="647C827A">
-          <v:shape id="_x0000_i1415" type="#_x0000_t75" style="width:16.5pt;height:14pt" o:ole="">
+          <v:shape id="_x0000_i1179" type="#_x0000_t75" style="width:16.5pt;height:14pt" o:ole="">
             <v:imagedata r:id="rId5" o:title=""/>
           </v:shape>
-          <w:control r:id="rId18" w:name="DefaultOcxName11" w:shapeid="_x0000_i1415"/>
+          <w:control r:id="rId17" w:name="DefaultOcxName11" w:shapeid="_x0000_i1179"/>
         </w:object>
       </w:r>
       <w:r>
@@ -540,10 +540,10 @@
           <w:szCs w:val="24"/>
         </w:rPr>
         <w:object w:dxaOrig="1440" w:dyaOrig="1440" w14:anchorId="17A66EBF">
-          <v:shape id="_x0000_i1416" type="#_x0000_t75" style="width:16.5pt;height:14pt" o:ole="">
+          <v:shape id="_x0000_i1182" type="#_x0000_t75" style="width:16.5pt;height:14pt" o:ole="">
             <v:imagedata r:id="rId5" o:title=""/>
           </v:shape>
-          <w:control r:id="rId19" w:name="DefaultOcxName12" w:shapeid="_x0000_i1416"/>
+          <w:control r:id="rId18" w:name="DefaultOcxName12" w:shapeid="_x0000_i1182"/>
         </w:object>
       </w:r>
       <w:r>
@@ -604,10 +604,10 @@
           <w:szCs w:val="24"/>
         </w:rPr>
         <w:object w:dxaOrig="1440" w:dyaOrig="1440" w14:anchorId="1D4AC2F4">
-          <v:shape id="_x0000_i1404" type="#_x0000_t75" style="width:16.5pt;height:14pt" o:ole="">
-            <v:imagedata r:id="rId13" o:title=""/>
-          </v:shape>
-          <w:control r:id="rId20" w:name="DefaultOcxName13" w:shapeid="_x0000_i1404"/>
+          <v:shape id="_x0000_i1185" type="#_x0000_t75" style="width:16.5pt;height:14pt" o:ole="">
+            <v:imagedata r:id="rId19" o:title=""/>
+          </v:shape>
+          <w:control r:id="rId20" w:name="DefaultOcxName13" w:shapeid="_x0000_i1185"/>
         </w:object>
       </w:r>
       <w:r>
@@ -642,7 +642,7 @@
         </w:rPr>
         <w:object w:dxaOrig="1440" w:dyaOrig="1440" w14:anchorId="5825C2B0">
           <v:shape id="_x0000_i1188" type="#_x0000_t75" style="width:16.5pt;height:14pt" o:ole="">
-            <v:imagedata r:id="rId13" o:title=""/>
+            <v:imagedata r:id="rId19" o:title=""/>
           </v:shape>
           <w:control r:id="rId21" w:name="DefaultOcxName14" w:shapeid="_x0000_i1188"/>
         </w:object>
@@ -679,7 +679,7 @@
         </w:rPr>
         <w:object w:dxaOrig="1440" w:dyaOrig="1440" w14:anchorId="3BAAAEAF">
           <v:shape id="_x0000_i1191" type="#_x0000_t75" style="width:16.5pt;height:14pt" o:ole="">
-            <v:imagedata r:id="rId13" o:title=""/>
+            <v:imagedata r:id="rId19" o:title=""/>
           </v:shape>
           <w:control r:id="rId22" w:name="DefaultOcxName15" w:shapeid="_x0000_i1191"/>
         </w:object>
@@ -716,7 +716,7 @@
         </w:rPr>
         <w:object w:dxaOrig="1440" w:dyaOrig="1440" w14:anchorId="1DFC33C3">
           <v:shape id="_x0000_i1194" type="#_x0000_t75" style="width:16.5pt;height:14pt" o:ole="">
-            <v:imagedata r:id="rId13" o:title=""/>
+            <v:imagedata r:id="rId19" o:title=""/>
           </v:shape>
           <w:control r:id="rId23" w:name="DefaultOcxName16" w:shapeid="_x0000_i1194"/>
         </w:object>
@@ -753,7 +753,7 @@
         </w:rPr>
         <w:object w:dxaOrig="1440" w:dyaOrig="1440" w14:anchorId="6F5A7E8D">
           <v:shape id="_x0000_i1197" type="#_x0000_t75" style="width:16.5pt;height:14pt" o:ole="">
-            <v:imagedata r:id="rId13" o:title=""/>
+            <v:imagedata r:id="rId19" o:title=""/>
           </v:shape>
           <w:control r:id="rId24" w:name="DefaultOcxName17" w:shapeid="_x0000_i1197"/>
         </w:object>
@@ -790,7 +790,7 @@
         </w:rPr>
         <w:object w:dxaOrig="1440" w:dyaOrig="1440" w14:anchorId="7DB5E8B2">
           <v:shape id="_x0000_i1200" type="#_x0000_t75" style="width:16.5pt;height:14pt" o:ole="">
-            <v:imagedata r:id="rId13" o:title=""/>
+            <v:imagedata r:id="rId19" o:title=""/>
           </v:shape>
           <w:control r:id="rId25" w:name="DefaultOcxName18" w:shapeid="_x0000_i1200"/>
         </w:object>
@@ -827,7 +827,7 @@
         </w:rPr>
         <w:object w:dxaOrig="1440" w:dyaOrig="1440" w14:anchorId="46ACF012">
           <v:shape id="_x0000_i1203" type="#_x0000_t75" style="width:16.5pt;height:14pt" o:ole="">
-            <v:imagedata r:id="rId13" o:title=""/>
+            <v:imagedata r:id="rId19" o:title=""/>
           </v:shape>
           <w:control r:id="rId26" w:name="DefaultOcxName19" w:shapeid="_x0000_i1203"/>
         </w:object>
@@ -890,47 +890,47 @@
           <w:szCs w:val="24"/>
         </w:rPr>
         <w:object w:dxaOrig="1440" w:dyaOrig="1440" w14:anchorId="7A731C0B">
-          <v:shape id="_x0000_i1206" type="#_x0000_t75" style="width:16.5pt;height:14pt" o:ole="">
-            <v:imagedata r:id="rId13" o:title=""/>
-          </v:shape>
-          <w:control r:id="rId27" w:name="DefaultOcxName20" w:shapeid="_x0000_i1206"/>
-        </w:object>
-      </w:r>
-      <w:r>
-        <w:rPr>
-          <w:rFonts w:ascii="Times New Roman" w:eastAsia="Times New Roman" w:hAnsi="Times New Roman" w:cs="Times New Roman"/>
-          <w:sz w:val="24"/>
-          <w:szCs w:val="24"/>
-          <w:lang w:eastAsia="uk-UA"/>
-        </w:rPr>
-        <w:t xml:space="preserve">Створити модель Course (назва мови) </w:t>
-      </w:r>
-    </w:p>
-    <w:p>
-      <w:pPr>
-        <w:numPr>
-          <w:ilvl w:val="0"/>
-          <w:numId w:val="4"/>
-        </w:numPr>
-        <w:spacing w:before="100" w:beforeAutospacing="1" w:after="100" w:afterAutospacing="1" w:line="240" w:lineRule="auto"/>
-        <w:rPr>
-          <w:rFonts w:ascii="Times New Roman" w:eastAsia="Times New Roman" w:hAnsi="Times New Roman" w:cs="Times New Roman"/>
-          <w:sz w:val="24"/>
-          <w:szCs w:val="24"/>
-          <w:lang w:eastAsia="uk-UA"/>
-        </w:rPr>
-      </w:pPr>
-      <w:r>
-        <w:rPr>
-          <w:rFonts w:ascii="Times New Roman" w:eastAsia="Times New Roman" w:hAnsi="Times New Roman" w:cs="Times New Roman"/>
-          <w:sz w:val="24"/>
-          <w:szCs w:val="24"/>
-        </w:rPr>
-        <w:object w:dxaOrig="1440" w:dyaOrig="1440" w14:anchorId="2D07D100">
           <v:shape id="_x0000_i1405" type="#_x0000_t75" style="width:16.5pt;height:14pt" o:ole="">
             <v:imagedata r:id="rId5" o:title=""/>
           </v:shape>
-          <w:control r:id="rId28" w:name="DefaultOcxName21" w:shapeid="_x0000_i1405"/>
+          <w:control r:id="rId27" w:name="DefaultOcxName20" w:shapeid="_x0000_i1405"/>
+        </w:object>
+      </w:r>
+      <w:r>
+        <w:rPr>
+          <w:rFonts w:ascii="Times New Roman" w:eastAsia="Times New Roman" w:hAnsi="Times New Roman" w:cs="Times New Roman"/>
+          <w:sz w:val="24"/>
+          <w:szCs w:val="24"/>
+          <w:lang w:eastAsia="uk-UA"/>
+        </w:rPr>
+        <w:t xml:space="preserve">Створити модель Course (назва мови) </w:t>
+      </w:r>
+    </w:p>
+    <w:p>
+      <w:pPr>
+        <w:numPr>
+          <w:ilvl w:val="0"/>
+          <w:numId w:val="4"/>
+        </w:numPr>
+        <w:spacing w:before="100" w:beforeAutospacing="1" w:after="100" w:afterAutospacing="1" w:line="240" w:lineRule="auto"/>
+        <w:rPr>
+          <w:rFonts w:ascii="Times New Roman" w:eastAsia="Times New Roman" w:hAnsi="Times New Roman" w:cs="Times New Roman"/>
+          <w:sz w:val="24"/>
+          <w:szCs w:val="24"/>
+          <w:lang w:eastAsia="uk-UA"/>
+        </w:rPr>
+      </w:pPr>
+      <w:r>
+        <w:rPr>
+          <w:rFonts w:ascii="Times New Roman" w:eastAsia="Times New Roman" w:hAnsi="Times New Roman" w:cs="Times New Roman"/>
+          <w:sz w:val="24"/>
+          <w:szCs w:val="24"/>
+        </w:rPr>
+        <w:object w:dxaOrig="1440" w:dyaOrig="1440" w14:anchorId="2D07D100">
+          <v:shape id="_x0000_i1209" type="#_x0000_t75" style="width:16.5pt;height:14pt" o:ole="">
+            <v:imagedata r:id="rId5" o:title=""/>
+          </v:shape>
+          <w:control r:id="rId28" w:name="DefaultOcxName21" w:shapeid="_x0000_i1209"/>
         </w:object>
       </w:r>
       <w:r>
@@ -964,10 +964,10 @@
           <w:szCs w:val="24"/>
         </w:rPr>
         <w:object w:dxaOrig="1440" w:dyaOrig="1440" w14:anchorId="1FE9C258">
-          <v:shape id="_x0000_i1406" type="#_x0000_t75" style="width:16.5pt;height:14pt" o:ole="">
+          <v:shape id="_x0000_i1212" type="#_x0000_t75" style="width:16.5pt;height:14pt" o:ole="">
             <v:imagedata r:id="rId5" o:title=""/>
           </v:shape>
-          <w:control r:id="rId29" w:name="DefaultOcxName22" w:shapeid="_x0000_i1406"/>
+          <w:control r:id="rId29" w:name="DefaultOcxName22" w:shapeid="_x0000_i1212"/>
         </w:object>
       </w:r>
       <w:r>
@@ -1002,7 +1002,7 @@
         </w:rPr>
         <w:object w:dxaOrig="1440" w:dyaOrig="1440" w14:anchorId="65D17F89">
           <v:shape id="_x0000_i1215" type="#_x0000_t75" style="width:16.5pt;height:14pt" o:ole="">
-            <v:imagedata r:id="rId13" o:title=""/>
+            <v:imagedata r:id="rId19" o:title=""/>
           </v:shape>
           <w:control r:id="rId30" w:name="DefaultOcxName23" w:shapeid="_x0000_i1215"/>
         </w:object>
@@ -1039,7 +1039,7 @@
         </w:rPr>
         <w:object w:dxaOrig="1440" w:dyaOrig="1440" w14:anchorId="3116953E">
           <v:shape id="_x0000_i1218" type="#_x0000_t75" style="width:16.5pt;height:14pt" o:ole="">
-            <v:imagedata r:id="rId13" o:title=""/>
+            <v:imagedata r:id="rId19" o:title=""/>
           </v:shape>
           <w:control r:id="rId31" w:name="DefaultOcxName24" w:shapeid="_x0000_i1218"/>
         </w:object>
@@ -1076,7 +1076,7 @@
         </w:rPr>
         <w:object w:dxaOrig="1440" w:dyaOrig="1440" w14:anchorId="4A6849A2">
           <v:shape id="_x0000_i1221" type="#_x0000_t75" style="width:16.5pt;height:14pt" o:ole="">
-            <v:imagedata r:id="rId13" o:title=""/>
+            <v:imagedata r:id="rId19" o:title=""/>
           </v:shape>
           <w:control r:id="rId32" w:name="DefaultOcxName25" w:shapeid="_x0000_i1221"/>
         </w:object>
@@ -1139,10 +1139,10 @@
           <w:szCs w:val="24"/>
         </w:rPr>
         <w:object w:dxaOrig="1440" w:dyaOrig="1440" w14:anchorId="5BF93FA9">
-          <v:shape id="_x0000_i1224" type="#_x0000_t75" style="width:16.5pt;height:14pt" o:ole="">
-            <v:imagedata r:id="rId13" o:title=""/>
-          </v:shape>
-          <w:control r:id="rId33" w:name="DefaultOcxName26" w:shapeid="_x0000_i1224"/>
+          <v:shape id="_x0000_i1406" type="#_x0000_t75" style="width:16.5pt;height:14pt" o:ole="">
+            <v:imagedata r:id="rId5" o:title=""/>
+          </v:shape>
+          <w:control r:id="rId33" w:name="DefaultOcxName26" w:shapeid="_x0000_i1406"/>
         </w:object>
       </w:r>
       <w:r>
@@ -1213,10 +1213,10 @@
           <w:szCs w:val="24"/>
         </w:rPr>
         <w:object w:dxaOrig="1440" w:dyaOrig="1440" w14:anchorId="5F4D4EA8">
-          <v:shape id="_x0000_i1230" type="#_x0000_t75" style="width:16.5pt;height:14pt" o:ole="">
-            <v:imagedata r:id="rId13" o:title=""/>
-          </v:shape>
-          <w:control r:id="rId35" w:name="DefaultOcxName28" w:shapeid="_x0000_i1230"/>
+          <v:shape id="_x0000_i1407" type="#_x0000_t75" style="width:16.5pt;height:14pt" o:ole="">
+            <v:imagedata r:id="rId5" o:title=""/>
+          </v:shape>
+          <w:control r:id="rId35" w:name="DefaultOcxName28" w:shapeid="_x0000_i1407"/>
         </w:object>
       </w:r>
       <w:r>
@@ -1252,7 +1252,7 @@
         <w:lastRenderedPageBreak/>
         <w:object w:dxaOrig="1440" w:dyaOrig="1440" w14:anchorId="33CF5DC5">
           <v:shape id="_x0000_i1233" type="#_x0000_t75" style="width:16.5pt;height:14pt" o:ole="">
-            <v:imagedata r:id="rId13" o:title=""/>
+            <v:imagedata r:id="rId19" o:title=""/>
           </v:shape>
           <w:control r:id="rId36" w:name="DefaultOcxName29" w:shapeid="_x0000_i1233"/>
         </w:object>
@@ -1289,7 +1289,7 @@
         </w:rPr>
         <w:object w:dxaOrig="1440" w:dyaOrig="1440" w14:anchorId="354D2722">
           <v:shape id="_x0000_i1236" type="#_x0000_t75" style="width:16.5pt;height:14pt" o:ole="">
-            <v:imagedata r:id="rId13" o:title=""/>
+            <v:imagedata r:id="rId19" o:title=""/>
           </v:shape>
           <w:control r:id="rId37" w:name="DefaultOcxName30" w:shapeid="_x0000_i1236"/>
         </w:object>
@@ -1352,10 +1352,10 @@
           <w:szCs w:val="24"/>
         </w:rPr>
         <w:object w:dxaOrig="1440" w:dyaOrig="1440" w14:anchorId="01290665">
-          <v:shape id="_x0000_i1239" type="#_x0000_t75" style="width:16.5pt;height:14pt" o:ole="">
-            <v:imagedata r:id="rId13" o:title=""/>
-          </v:shape>
-          <w:control r:id="rId38" w:name="DefaultOcxName31" w:shapeid="_x0000_i1239"/>
+          <v:shape id="_x0000_i1409" type="#_x0000_t75" style="width:16.5pt;height:14pt" o:ole="">
+            <v:imagedata r:id="rId5" o:title=""/>
+          </v:shape>
+          <w:control r:id="rId38" w:name="DefaultOcxName31" w:shapeid="_x0000_i1409"/>
         </w:object>
       </w:r>
       <w:r>
@@ -1389,10 +1389,10 @@
           <w:szCs w:val="24"/>
         </w:rPr>
         <w:object w:dxaOrig="1440" w:dyaOrig="1440" w14:anchorId="1DE6F230">
-          <v:shape id="_x0000_i1242" type="#_x0000_t75" style="width:16.5pt;height:14pt" o:ole="">
-            <v:imagedata r:id="rId13" o:title=""/>
-          </v:shape>
-          <w:control r:id="rId39" w:name="DefaultOcxName32" w:shapeid="_x0000_i1242"/>
+          <v:shape id="_x0000_i1408" type="#_x0000_t75" style="width:16.5pt;height:14pt" o:ole="">
+            <v:imagedata r:id="rId5" o:title=""/>
+          </v:shape>
+          <w:control r:id="rId39" w:name="DefaultOcxName32" w:shapeid="_x0000_i1408"/>
         </w:object>
       </w:r>
       <w:r>
@@ -1426,10 +1426,10 @@
           <w:szCs w:val="24"/>
         </w:rPr>
         <w:object w:dxaOrig="1440" w:dyaOrig="1440" w14:anchorId="3FE5D655">
-          <v:shape id="_x0000_i1245" type="#_x0000_t75" style="width:16.5pt;height:14pt" o:ole="">
-            <v:imagedata r:id="rId13" o:title=""/>
-          </v:shape>
-          <w:control r:id="rId40" w:name="DefaultOcxName33" w:shapeid="_x0000_i1245"/>
+          <v:shape id="_x0000_i1410" type="#_x0000_t75" style="width:16.5pt;height:14pt" o:ole="">
+            <v:imagedata r:id="rId5" o:title=""/>
+          </v:shape>
+          <w:control r:id="rId40" w:name="DefaultOcxName33" w:shapeid="_x0000_i1410"/>
         </w:object>
       </w:r>
       <w:r>
@@ -1463,10 +1463,10 @@
           <w:szCs w:val="24"/>
         </w:rPr>
         <w:object w:dxaOrig="1440" w:dyaOrig="1440" w14:anchorId="6F5C5760">
-          <v:shape id="_x0000_i1248" type="#_x0000_t75" style="width:16.5pt;height:14pt" o:ole="">
-            <v:imagedata r:id="rId13" o:title=""/>
-          </v:shape>
-          <w:control r:id="rId41" w:name="DefaultOcxName34" w:shapeid="_x0000_i1248"/>
+          <v:shape id="_x0000_i1411" type="#_x0000_t75" style="width:16.5pt;height:14pt" o:ole="">
+            <v:imagedata r:id="rId5" o:title=""/>
+          </v:shape>
+          <w:control r:id="rId41" w:name="DefaultOcxName34" w:shapeid="_x0000_i1411"/>
         </w:object>
       </w:r>
       <w:r>
@@ -1501,7 +1501,7 @@
         </w:rPr>
         <w:object w:dxaOrig="1440" w:dyaOrig="1440" w14:anchorId="4490F3F6">
           <v:shape id="_x0000_i1251" type="#_x0000_t75" style="width:16.5pt;height:14pt" o:ole="">
-            <v:imagedata r:id="rId13" o:title=""/>
+            <v:imagedata r:id="rId19" o:title=""/>
           </v:shape>
           <w:control r:id="rId42" w:name="DefaultOcxName35" w:shapeid="_x0000_i1251"/>
         </w:object>
@@ -1538,7 +1538,7 @@
         </w:rPr>
         <w:object w:dxaOrig="1440" w:dyaOrig="1440" w14:anchorId="07EC0866">
           <v:shape id="_x0000_i1254" type="#_x0000_t75" style="width:16.5pt;height:14pt" o:ole="">
-            <v:imagedata r:id="rId13" o:title=""/>
+            <v:imagedata r:id="rId19" o:title=""/>
           </v:shape>
           <w:control r:id="rId43" w:name="DefaultOcxName36" w:shapeid="_x0000_i1254"/>
         </w:object>
@@ -1602,7 +1602,7 @@
         </w:rPr>
         <w:object w:dxaOrig="1440" w:dyaOrig="1440" w14:anchorId="10BF869F">
           <v:shape id="_x0000_i1257" type="#_x0000_t75" style="width:16.5pt;height:14pt" o:ole="">
-            <v:imagedata r:id="rId13" o:title=""/>
+            <v:imagedata r:id="rId19" o:title=""/>
           </v:shape>
           <w:control r:id="rId44" w:name="DefaultOcxName37" w:shapeid="_x0000_i1257"/>
         </w:object>
@@ -1639,7 +1639,7 @@
         </w:rPr>
         <w:object w:dxaOrig="1440" w:dyaOrig="1440" w14:anchorId="1E9C3637">
           <v:shape id="_x0000_i1260" type="#_x0000_t75" style="width:16.5pt;height:14pt" o:ole="">
-            <v:imagedata r:id="rId13" o:title=""/>
+            <v:imagedata r:id="rId19" o:title=""/>
           </v:shape>
           <w:control r:id="rId45" w:name="DefaultOcxName38" w:shapeid="_x0000_i1260"/>
         </w:object>
@@ -1676,7 +1676,7 @@
         </w:rPr>
         <w:object w:dxaOrig="1440" w:dyaOrig="1440" w14:anchorId="69D89526">
           <v:shape id="_x0000_i1263" type="#_x0000_t75" style="width:16.5pt;height:14pt" o:ole="">
-            <v:imagedata r:id="rId13" o:title=""/>
+            <v:imagedata r:id="rId19" o:title=""/>
           </v:shape>
           <w:control r:id="rId46" w:name="DefaultOcxName39" w:shapeid="_x0000_i1263"/>
         </w:object>
@@ -1713,7 +1713,7 @@
         </w:rPr>
         <w:object w:dxaOrig="1440" w:dyaOrig="1440" w14:anchorId="34DEC359">
           <v:shape id="_x0000_i1266" type="#_x0000_t75" style="width:16.5pt;height:14pt" o:ole="">
-            <v:imagedata r:id="rId13" o:title=""/>
+            <v:imagedata r:id="rId19" o:title=""/>
           </v:shape>
           <w:control r:id="rId47" w:name="DefaultOcxName40" w:shapeid="_x0000_i1266"/>
         </w:object>
@@ -1750,7 +1750,7 @@
         </w:rPr>
         <w:object w:dxaOrig="1440" w:dyaOrig="1440" w14:anchorId="60F9006D">
           <v:shape id="_x0000_i1269" type="#_x0000_t75" style="width:16.5pt;height:14pt" o:ole="">
-            <v:imagedata r:id="rId13" o:title=""/>
+            <v:imagedata r:id="rId19" o:title=""/>
           </v:shape>
           <w:control r:id="rId48" w:name="DefaultOcxName41" w:shapeid="_x0000_i1269"/>
         </w:object>
@@ -1787,7 +1787,7 @@
         </w:rPr>
         <w:object w:dxaOrig="1440" w:dyaOrig="1440" w14:anchorId="4B92404C">
           <v:shape id="_x0000_i1272" type="#_x0000_t75" style="width:16.5pt;height:14pt" o:ole="">
-            <v:imagedata r:id="rId13" o:title=""/>
+            <v:imagedata r:id="rId19" o:title=""/>
           </v:shape>
           <w:control r:id="rId49" w:name="DefaultOcxName42" w:shapeid="_x0000_i1272"/>
         </w:object>
@@ -1824,7 +1824,7 @@
         </w:rPr>
         <w:object w:dxaOrig="1440" w:dyaOrig="1440" w14:anchorId="44B97043">
           <v:shape id="_x0000_i1275" type="#_x0000_t75" style="width:16.5pt;height:14pt" o:ole="">
-            <v:imagedata r:id="rId13" o:title=""/>
+            <v:imagedata r:id="rId19" o:title=""/>
           </v:shape>
           <w:control r:id="rId50" w:name="DefaultOcxName43" w:shapeid="_x0000_i1275"/>
         </w:object>
@@ -1888,7 +1888,7 @@
         </w:rPr>
         <w:object w:dxaOrig="1440" w:dyaOrig="1440" w14:anchorId="447A2669">
           <v:shape id="_x0000_i1278" type="#_x0000_t75" style="width:16.5pt;height:14pt" o:ole="">
-            <v:imagedata r:id="rId13" o:title=""/>
+            <v:imagedata r:id="rId19" o:title=""/>
           </v:shape>
           <w:control r:id="rId51" w:name="DefaultOcxName44" w:shapeid="_x0000_i1278"/>
         </w:object>
@@ -1925,7 +1925,7 @@
         </w:rPr>
         <w:object w:dxaOrig="1440" w:dyaOrig="1440" w14:anchorId="1D206329">
           <v:shape id="_x0000_i1281" type="#_x0000_t75" style="width:16.5pt;height:14pt" o:ole="">
-            <v:imagedata r:id="rId13" o:title=""/>
+            <v:imagedata r:id="rId19" o:title=""/>
           </v:shape>
           <w:control r:id="rId52" w:name="DefaultOcxName45" w:shapeid="_x0000_i1281"/>
         </w:object>
@@ -1962,7 +1962,7 @@
         </w:rPr>
         <w:object w:dxaOrig="1440" w:dyaOrig="1440" w14:anchorId="7E88EDA3">
           <v:shape id="_x0000_i1284" type="#_x0000_t75" style="width:16.5pt;height:14pt" o:ole="">
-            <v:imagedata r:id="rId13" o:title=""/>
+            <v:imagedata r:id="rId19" o:title=""/>
           </v:shape>
           <w:control r:id="rId53" w:name="DefaultOcxName46" w:shapeid="_x0000_i1284"/>
         </w:object>
@@ -1999,7 +1999,7 @@
         </w:rPr>
         <w:object w:dxaOrig="1440" w:dyaOrig="1440" w14:anchorId="66118CEF">
           <v:shape id="_x0000_i1287" type="#_x0000_t75" style="width:16.5pt;height:14pt" o:ole="">
-            <v:imagedata r:id="rId13" o:title=""/>
+            <v:imagedata r:id="rId19" o:title=""/>
           </v:shape>
           <w:control r:id="rId54" w:name="DefaultOcxName47" w:shapeid="_x0000_i1287"/>
         </w:object>
@@ -2063,7 +2063,7 @@
         </w:rPr>
         <w:object w:dxaOrig="1440" w:dyaOrig="1440" w14:anchorId="449CD21D">
           <v:shape id="_x0000_i1290" type="#_x0000_t75" style="width:16.5pt;height:14pt" o:ole="">
-            <v:imagedata r:id="rId13" o:title=""/>
+            <v:imagedata r:id="rId19" o:title=""/>
           </v:shape>
           <w:control r:id="rId55" w:name="DefaultOcxName48" w:shapeid="_x0000_i1290"/>
         </w:object>
@@ -2100,7 +2100,7 @@
         </w:rPr>
         <w:object w:dxaOrig="1440" w:dyaOrig="1440" w14:anchorId="4F35891D">
           <v:shape id="_x0000_i1293" type="#_x0000_t75" style="width:16.5pt;height:14pt" o:ole="">
-            <v:imagedata r:id="rId13" o:title=""/>
+            <v:imagedata r:id="rId19" o:title=""/>
           </v:shape>
           <w:control r:id="rId56" w:name="DefaultOcxName49" w:shapeid="_x0000_i1293"/>
         </w:object>
@@ -2137,7 +2137,7 @@
         </w:rPr>
         <w:object w:dxaOrig="1440" w:dyaOrig="1440" w14:anchorId="53D9EA90">
           <v:shape id="_x0000_i1296" type="#_x0000_t75" style="width:16.5pt;height:14pt" o:ole="">
-            <v:imagedata r:id="rId13" o:title=""/>
+            <v:imagedata r:id="rId19" o:title=""/>
           </v:shape>
           <w:control r:id="rId57" w:name="DefaultOcxName50" w:shapeid="_x0000_i1296"/>
         </w:object>
@@ -2174,7 +2174,7 @@
         </w:rPr>
         <w:object w:dxaOrig="1440" w:dyaOrig="1440" w14:anchorId="6A0865A9">
           <v:shape id="_x0000_i1299" type="#_x0000_t75" style="width:16.5pt;height:14pt" o:ole="">
-            <v:imagedata r:id="rId13" o:title=""/>
+            <v:imagedata r:id="rId19" o:title=""/>
           </v:shape>
           <w:control r:id="rId58" w:name="DefaultOcxName51" w:shapeid="_x0000_i1299"/>
         </w:object>
@@ -2211,7 +2211,7 @@
         </w:rPr>
         <w:object w:dxaOrig="1440" w:dyaOrig="1440" w14:anchorId="5F30EBF2">
           <v:shape id="_x0000_i1302" type="#_x0000_t75" style="width:16.5pt;height:14pt" o:ole="">
-            <v:imagedata r:id="rId13" o:title=""/>
+            <v:imagedata r:id="rId19" o:title=""/>
           </v:shape>
           <w:control r:id="rId59" w:name="DefaultOcxName52" w:shapeid="_x0000_i1302"/>
         </w:object>
@@ -2248,7 +2248,7 @@
         </w:rPr>
         <w:object w:dxaOrig="1440" w:dyaOrig="1440" w14:anchorId="72D87DCD">
           <v:shape id="_x0000_i1305" type="#_x0000_t75" style="width:16.5pt;height:14pt" o:ole="">
-            <v:imagedata r:id="rId13" o:title=""/>
+            <v:imagedata r:id="rId19" o:title=""/>
           </v:shape>
           <w:control r:id="rId60" w:name="DefaultOcxName53" w:shapeid="_x0000_i1305"/>
         </w:object>
@@ -2312,7 +2312,7 @@
         </w:rPr>
         <w:object w:dxaOrig="1440" w:dyaOrig="1440" w14:anchorId="36C1C7E1">
           <v:shape id="_x0000_i1308" type="#_x0000_t75" style="width:16.5pt;height:14pt" o:ole="">
-            <v:imagedata r:id="rId13" o:title=""/>
+            <v:imagedata r:id="rId19" o:title=""/>
           </v:shape>
           <w:control r:id="rId61" w:name="DefaultOcxName54" w:shapeid="_x0000_i1308"/>
         </w:object>
@@ -2349,7 +2349,7 @@
         </w:rPr>
         <w:object w:dxaOrig="1440" w:dyaOrig="1440" w14:anchorId="431DD649">
           <v:shape id="_x0000_i1311" type="#_x0000_t75" style="width:16.5pt;height:14pt" o:ole="">
-            <v:imagedata r:id="rId13" o:title=""/>
+            <v:imagedata r:id="rId19" o:title=""/>
           </v:shape>
           <w:control r:id="rId62" w:name="DefaultOcxName55" w:shapeid="_x0000_i1311"/>
         </w:object>
@@ -2387,7 +2387,7 @@
         <w:lastRenderedPageBreak/>
         <w:object w:dxaOrig="1440" w:dyaOrig="1440" w14:anchorId="6AB2764C">
           <v:shape id="_x0000_i1314" type="#_x0000_t75" style="width:16.5pt;height:14pt" o:ole="">
-            <v:imagedata r:id="rId13" o:title=""/>
+            <v:imagedata r:id="rId19" o:title=""/>
           </v:shape>
           <w:control r:id="rId63" w:name="DefaultOcxName56" w:shapeid="_x0000_i1314"/>
         </w:object>
@@ -2424,7 +2424,7 @@
         </w:rPr>
         <w:object w:dxaOrig="1440" w:dyaOrig="1440" w14:anchorId="5B714243">
           <v:shape id="_x0000_i1317" type="#_x0000_t75" style="width:16.5pt;height:14pt" o:ole="">
-            <v:imagedata r:id="rId13" o:title=""/>
+            <v:imagedata r:id="rId19" o:title=""/>
           </v:shape>
           <w:control r:id="rId64" w:name="DefaultOcxName57" w:shapeid="_x0000_i1317"/>
         </w:object>
@@ -2488,7 +2488,7 @@
         </w:rPr>
         <w:object w:dxaOrig="1440" w:dyaOrig="1440" w14:anchorId="7F2E4487">
           <v:shape id="_x0000_i1320" type="#_x0000_t75" style="width:16.5pt;height:14pt" o:ole="">
-            <v:imagedata r:id="rId13" o:title=""/>
+            <v:imagedata r:id="rId19" o:title=""/>
           </v:shape>
           <w:control r:id="rId65" w:name="DefaultOcxName58" w:shapeid="_x0000_i1320"/>
         </w:object>
@@ -2525,7 +2525,7 @@
         </w:rPr>
         <w:object w:dxaOrig="1440" w:dyaOrig="1440" w14:anchorId="2D07E5E1">
           <v:shape id="_x0000_i1323" type="#_x0000_t75" style="width:16.5pt;height:14pt" o:ole="">
-            <v:imagedata r:id="rId13" o:title=""/>
+            <v:imagedata r:id="rId19" o:title=""/>
           </v:shape>
           <w:control r:id="rId66" w:name="DefaultOcxName59" w:shapeid="_x0000_i1323"/>
         </w:object>
@@ -2562,7 +2562,7 @@
         </w:rPr>
         <w:object w:dxaOrig="1440" w:dyaOrig="1440" w14:anchorId="230AC5E0">
           <v:shape id="_x0000_i1326" type="#_x0000_t75" style="width:16.5pt;height:14pt" o:ole="">
-            <v:imagedata r:id="rId13" o:title=""/>
+            <v:imagedata r:id="rId19" o:title=""/>
           </v:shape>
           <w:control r:id="rId67" w:name="DefaultOcxName60" w:shapeid="_x0000_i1326"/>
         </w:object>
@@ -2599,7 +2599,7 @@
         </w:rPr>
         <w:object w:dxaOrig="1440" w:dyaOrig="1440" w14:anchorId="6F55F3BF">
           <v:shape id="_x0000_i1329" type="#_x0000_t75" style="width:16.5pt;height:14pt" o:ole="">
-            <v:imagedata r:id="rId13" o:title=""/>
+            <v:imagedata r:id="rId19" o:title=""/>
           </v:shape>
           <w:control r:id="rId68" w:name="DefaultOcxName61" w:shapeid="_x0000_i1329"/>
         </w:object>
@@ -2737,7 +2737,7 @@
         </w:rPr>
         <w:object w:dxaOrig="1440" w:dyaOrig="1440" w14:anchorId="5263BC78">
           <v:shape id="_x0000_i1338" type="#_x0000_t75" style="width:16.5pt;height:14pt" o:ole="">
-            <v:imagedata r:id="rId13" o:title=""/>
+            <v:imagedata r:id="rId19" o:title=""/>
           </v:shape>
           <w:control r:id="rId71" w:name="DefaultOcxName671" w:shapeid="_x0000_i1338"/>
         </w:object>
@@ -2884,7 +2884,7 @@
         </w:rPr>
         <w:object w:dxaOrig="1440" w:dyaOrig="1440" w14:anchorId="15CDC584">
           <v:shape id="_x0000_i1350" type="#_x0000_t75" style="width:16.5pt;height:14pt" o:ole="">
-            <v:imagedata r:id="rId13" o:title=""/>
+            <v:imagedata r:id="rId19" o:title=""/>
           </v:shape>
           <w:control r:id="rId75" w:name="DefaultOcxName67" w:shapeid="_x0000_i1350"/>
         </w:object>
@@ -2947,10 +2947,10 @@
           <w:szCs w:val="24"/>
         </w:rPr>
         <w:object w:dxaOrig="1440" w:dyaOrig="1440" w14:anchorId="4E828EBC">
-          <v:shape id="_x0000_i1409" type="#_x0000_t75" style="width:16.5pt;height:14pt" o:ole="">
+          <v:shape id="_x0000_i1353" type="#_x0000_t75" style="width:16.5pt;height:14pt" o:ole="">
             <v:imagedata r:id="rId5" o:title=""/>
           </v:shape>
-          <w:control r:id="rId76" w:name="DefaultOcxName68" w:shapeid="_x0000_i1409"/>
+          <w:control r:id="rId76" w:name="DefaultOcxName68" w:shapeid="_x0000_i1353"/>
         </w:object>
       </w:r>
       <w:r>
@@ -2984,10 +2984,10 @@
           <w:szCs w:val="24"/>
         </w:rPr>
         <w:object w:dxaOrig="1440" w:dyaOrig="1440" w14:anchorId="01AA8E81">
-          <v:shape id="_x0000_i1407" type="#_x0000_t75" style="width:16.5pt;height:14pt" o:ole="">
+          <v:shape id="_x0000_i1356" type="#_x0000_t75" style="width:16.5pt;height:14pt" o:ole="">
             <v:imagedata r:id="rId5" o:title=""/>
           </v:shape>
-          <w:control r:id="rId77" w:name="DefaultOcxName69" w:shapeid="_x0000_i1407"/>
+          <w:control r:id="rId77" w:name="DefaultOcxName69" w:shapeid="_x0000_i1356"/>
         </w:object>
       </w:r>
       <w:r>
@@ -3022,7 +3022,7 @@
         </w:rPr>
         <w:object w:dxaOrig="1440" w:dyaOrig="1440" w14:anchorId="072993EE">
           <v:shape id="_x0000_i1359" type="#_x0000_t75" style="width:16.5pt;height:14pt" o:ole="">
-            <v:imagedata r:id="rId13" o:title=""/>
+            <v:imagedata r:id="rId19" o:title=""/>
           </v:shape>
           <w:control r:id="rId78" w:name="DefaultOcxName70" w:shapeid="_x0000_i1359"/>
         </w:object>
@@ -3059,7 +3059,7 @@
         </w:rPr>
         <w:object w:dxaOrig="1440" w:dyaOrig="1440" w14:anchorId="611CB341">
           <v:shape id="_x0000_i1362" type="#_x0000_t75" style="width:16.5pt;height:14pt" o:ole="">
-            <v:imagedata r:id="rId13" o:title=""/>
+            <v:imagedata r:id="rId19" o:title=""/>
           </v:shape>
           <w:control r:id="rId79" w:name="DefaultOcxName71" w:shapeid="_x0000_i1362"/>
         </w:object>
@@ -3095,10 +3095,10 @@
           <w:szCs w:val="24"/>
         </w:rPr>
         <w:object w:dxaOrig="1440" w:dyaOrig="1440" w14:anchorId="2515B260">
-          <v:shape id="_x0000_i1365" type="#_x0000_t75" style="width:16.5pt;height:14pt" o:ole="">
-            <v:imagedata r:id="rId13" o:title=""/>
-          </v:shape>
-          <w:control r:id="rId80" w:name="DefaultOcxName72" w:shapeid="_x0000_i1365"/>
+          <v:shape id="_x0000_i1412" type="#_x0000_t75" style="width:16.5pt;height:14pt" o:ole="">
+            <v:imagedata r:id="rId5" o:title=""/>
+          </v:shape>
+          <w:control r:id="rId80" w:name="DefaultOcxName72" w:shapeid="_x0000_i1412"/>
         </w:object>
       </w:r>
       <w:r>
@@ -3133,7 +3133,7 @@
         </w:rPr>
         <w:object w:dxaOrig="1440" w:dyaOrig="1440" w14:anchorId="4C68DB66">
           <v:shape id="_x0000_i1368" type="#_x0000_t75" style="width:16.5pt;height:14pt" o:ole="">
-            <v:imagedata r:id="rId13" o:title=""/>
+            <v:imagedata r:id="rId19" o:title=""/>
           </v:shape>
           <w:control r:id="rId81" w:name="DefaultOcxName73" w:shapeid="_x0000_i1368"/>
         </w:object>
@@ -3197,7 +3197,7 @@
         </w:rPr>
         <w:object w:dxaOrig="1440" w:dyaOrig="1440" w14:anchorId="70875811">
           <v:shape id="_x0000_i1371" type="#_x0000_t75" style="width:16.5pt;height:14pt" o:ole="">
-            <v:imagedata r:id="rId13" o:title=""/>
+            <v:imagedata r:id="rId19" o:title=""/>
           </v:shape>
           <w:control r:id="rId82" w:name="DefaultOcxName74" w:shapeid="_x0000_i1371"/>
         </w:object>
@@ -3234,7 +3234,7 @@
         </w:rPr>
         <w:object w:dxaOrig="1440" w:dyaOrig="1440" w14:anchorId="134A66B6">
           <v:shape id="_x0000_i1374" type="#_x0000_t75" style="width:16.5pt;height:14pt" o:ole="">
-            <v:imagedata r:id="rId13" o:title=""/>
+            <v:imagedata r:id="rId19" o:title=""/>
           </v:shape>
           <w:control r:id="rId83" w:name="DefaultOcxName75" w:shapeid="_x0000_i1374"/>
         </w:object>
@@ -3271,7 +3271,7 @@
         </w:rPr>
         <w:object w:dxaOrig="1440" w:dyaOrig="1440" w14:anchorId="28530233">
           <v:shape id="_x0000_i1377" type="#_x0000_t75" style="width:16.5pt;height:14pt" o:ole="">
-            <v:imagedata r:id="rId13" o:title=""/>
+            <v:imagedata r:id="rId19" o:title=""/>
           </v:shape>
           <w:control r:id="rId84" w:name="DefaultOcxName76" w:shapeid="_x0000_i1377"/>
         </w:object>
@@ -3308,7 +3308,7 @@
         </w:rPr>
         <w:object w:dxaOrig="1440" w:dyaOrig="1440" w14:anchorId="13882D35">
           <v:shape id="_x0000_i1380" type="#_x0000_t75" style="width:16.5pt;height:14pt" o:ole="">
-            <v:imagedata r:id="rId13" o:title=""/>
+            <v:imagedata r:id="rId19" o:title=""/>
           </v:shape>
           <w:control r:id="rId85" w:name="DefaultOcxName77" w:shapeid="_x0000_i1380"/>
         </w:object>
@@ -3345,7 +3345,7 @@
         </w:rPr>
         <w:object w:dxaOrig="1440" w:dyaOrig="1440" w14:anchorId="6A3AF316">
           <v:shape id="_x0000_i1383" type="#_x0000_t75" style="width:16.5pt;height:14pt" o:ole="">
-            <v:imagedata r:id="rId13" o:title=""/>
+            <v:imagedata r:id="rId19" o:title=""/>
           </v:shape>
           <w:control r:id="rId86" w:name="DefaultOcxName78" w:shapeid="_x0000_i1383"/>
         </w:object>
@@ -3409,7 +3409,7 @@
         </w:rPr>
         <w:object w:dxaOrig="1440" w:dyaOrig="1440" w14:anchorId="15EF173A">
           <v:shape id="_x0000_i1386" type="#_x0000_t75" style="width:16.5pt;height:14pt" o:ole="">
-            <v:imagedata r:id="rId13" o:title=""/>
+            <v:imagedata r:id="rId19" o:title=""/>
           </v:shape>
           <w:control r:id="rId87" w:name="DefaultOcxName79" w:shapeid="_x0000_i1386"/>
         </w:object>
@@ -3446,7 +3446,7 @@
         </w:rPr>
         <w:object w:dxaOrig="1440" w:dyaOrig="1440" w14:anchorId="105ACB8A">
           <v:shape id="_x0000_i1389" type="#_x0000_t75" style="width:16.5pt;height:14pt" o:ole="">
-            <v:imagedata r:id="rId13" o:title=""/>
+            <v:imagedata r:id="rId19" o:title=""/>
           </v:shape>
           <w:control r:id="rId88" w:name="DefaultOcxName80" w:shapeid="_x0000_i1389"/>
         </w:object>
@@ -3483,7 +3483,7 @@
         </w:rPr>
         <w:object w:dxaOrig="1440" w:dyaOrig="1440" w14:anchorId="063F1AD8">
           <v:shape id="_x0000_i1392" type="#_x0000_t75" style="width:16.5pt;height:14pt" o:ole="">
-            <v:imagedata r:id="rId13" o:title=""/>
+            <v:imagedata r:id="rId19" o:title=""/>
           </v:shape>
           <w:control r:id="rId89" w:name="DefaultOcxName81" w:shapeid="_x0000_i1392"/>
         </w:object>
@@ -3520,7 +3520,7 @@
         </w:rPr>
         <w:object w:dxaOrig="1440" w:dyaOrig="1440" w14:anchorId="3DF57C4D">
           <v:shape id="_x0000_i1395" type="#_x0000_t75" style="width:16.5pt;height:14pt" o:ole="">
-            <v:imagedata r:id="rId13" o:title=""/>
+            <v:imagedata r:id="rId19" o:title=""/>
           </v:shape>
           <w:control r:id="rId90" w:name="DefaultOcxName82" w:shapeid="_x0000_i1395"/>
         </w:object>
@@ -3555,22 +3555,12 @@
           <w:sz w:val="24"/>
           <w:szCs w:val="24"/>
         </w:rPr>
-        <w:lastRenderedPageBreak/>
         <w:object w:dxaOrig="1440" w:dyaOrig="1440" w14:anchorId="0DAE79C8">
-          <v:shape id="_x0000_i1398" type="#_x0000_t75" style="width:16.5pt;height:14pt" o:ole="">
-            <v:imagedata r:id="rId13" o:title=""/>
-          </v:shape>
-          <w:control r:id="rId91" w:name="DefaultOcxName83" w:shapeid="_x0000_i1398"/>
-        </w:object>
-      </w:r>
-      <w:r>
-        <w:rPr>
-          <w:rFonts w:ascii="Times New Roman" w:eastAsia="Times New Roman" w:hAnsi="Times New Roman" w:cs="Times New Roman"/>
-          <w:sz w:val="24"/>
-          <w:szCs w:val="24"/>
-          <w:lang w:eastAsia="uk-UA"/>
-        </w:rPr>
-        <w:t>Презентація</w:t>
+          <v:shape id="_x0000_i1404" type="#_x0000_t75" style="width:16.5pt;height:14pt" o:ole="">
+            <v:imagedata r:id="rId19" o:title=""/>
+          </v:shape>
+          <w:control r:id="rId91" w:name="DefaultOcxName83" w:shapeid="_x0000_i1404"/>
+        </w:object>
       </w:r>
     </w:p>
     <w:sectPr>

--- a/План курсача.docx
+++ b/План курсача.docx
@@ -355,10 +355,10 @@
           <w:szCs w:val="24"/>
         </w:rPr>
         <w:object w:dxaOrig="1440" w:dyaOrig="1440" w14:anchorId="1360A0CB">
-          <v:shape id="_x0000_i1401" type="#_x0000_t75" style="width:16.5pt;height:14pt" o:ole="">
+          <v:shape id="_x0000_i1167" type="#_x0000_t75" style="width:16.5pt;height:14pt" o:ole="">
             <v:imagedata r:id="rId5" o:title=""/>
           </v:shape>
-          <w:control r:id="rId13" w:name="DefaultOcxName7" w:shapeid="_x0000_i1401"/>
+          <w:control r:id="rId13" w:name="DefaultOcxName7" w:shapeid="_x0000_i1167"/>
         </w:object>
       </w:r>
       <w:r>
@@ -890,10 +890,10 @@
           <w:szCs w:val="24"/>
         </w:rPr>
         <w:object w:dxaOrig="1440" w:dyaOrig="1440" w14:anchorId="7A731C0B">
-          <v:shape id="_x0000_i1405" type="#_x0000_t75" style="width:16.5pt;height:14pt" o:ole="">
+          <v:shape id="_x0000_i1206" type="#_x0000_t75" style="width:16.5pt;height:14pt" o:ole="">
             <v:imagedata r:id="rId5" o:title=""/>
           </v:shape>
-          <w:control r:id="rId27" w:name="DefaultOcxName20" w:shapeid="_x0000_i1405"/>
+          <w:control r:id="rId27" w:name="DefaultOcxName20" w:shapeid="_x0000_i1206"/>
         </w:object>
       </w:r>
       <w:r>
@@ -1001,10 +1001,10 @@
           <w:szCs w:val="24"/>
         </w:rPr>
         <w:object w:dxaOrig="1440" w:dyaOrig="1440" w14:anchorId="65D17F89">
-          <v:shape id="_x0000_i1215" type="#_x0000_t75" style="width:16.5pt;height:14pt" o:ole="">
-            <v:imagedata r:id="rId19" o:title=""/>
-          </v:shape>
-          <w:control r:id="rId30" w:name="DefaultOcxName23" w:shapeid="_x0000_i1215"/>
+          <v:shape id="_x0000_i1401" type="#_x0000_t75" style="width:16.5pt;height:14pt" o:ole="">
+            <v:imagedata r:id="rId5" o:title=""/>
+          </v:shape>
+          <w:control r:id="rId30" w:name="DefaultOcxName23" w:shapeid="_x0000_i1401"/>
         </w:object>
       </w:r>
       <w:r>
@@ -1038,10 +1038,10 @@
           <w:szCs w:val="24"/>
         </w:rPr>
         <w:object w:dxaOrig="1440" w:dyaOrig="1440" w14:anchorId="3116953E">
-          <v:shape id="_x0000_i1218" type="#_x0000_t75" style="width:16.5pt;height:14pt" o:ole="">
-            <v:imagedata r:id="rId19" o:title=""/>
-          </v:shape>
-          <w:control r:id="rId31" w:name="DefaultOcxName24" w:shapeid="_x0000_i1218"/>
+          <v:shape id="_x0000_i1400" type="#_x0000_t75" style="width:16.5pt;height:14pt" o:ole="">
+            <v:imagedata r:id="rId5" o:title=""/>
+          </v:shape>
+          <w:control r:id="rId31" w:name="DefaultOcxName24" w:shapeid="_x0000_i1400"/>
         </w:object>
       </w:r>
       <w:r>
@@ -1075,10 +1075,10 @@
           <w:szCs w:val="24"/>
         </w:rPr>
         <w:object w:dxaOrig="1440" w:dyaOrig="1440" w14:anchorId="4A6849A2">
-          <v:shape id="_x0000_i1221" type="#_x0000_t75" style="width:16.5pt;height:14pt" o:ole="">
-            <v:imagedata r:id="rId19" o:title=""/>
-          </v:shape>
-          <w:control r:id="rId32" w:name="DefaultOcxName25" w:shapeid="_x0000_i1221"/>
+          <v:shape id="_x0000_i1402" type="#_x0000_t75" style="width:16.5pt;height:14pt" o:ole="">
+            <v:imagedata r:id="rId5" o:title=""/>
+          </v:shape>
+          <w:control r:id="rId32" w:name="DefaultOcxName25" w:shapeid="_x0000_i1402"/>
         </w:object>
       </w:r>
       <w:r>
@@ -1139,10 +1139,10 @@
           <w:szCs w:val="24"/>
         </w:rPr>
         <w:object w:dxaOrig="1440" w:dyaOrig="1440" w14:anchorId="5BF93FA9">
-          <v:shape id="_x0000_i1406" type="#_x0000_t75" style="width:16.5pt;height:14pt" o:ole="">
+          <v:shape id="_x0000_i1224" type="#_x0000_t75" style="width:16.5pt;height:14pt" o:ole="">
             <v:imagedata r:id="rId5" o:title=""/>
           </v:shape>
-          <w:control r:id="rId33" w:name="DefaultOcxName26" w:shapeid="_x0000_i1406"/>
+          <w:control r:id="rId33" w:name="DefaultOcxName26" w:shapeid="_x0000_i1224"/>
         </w:object>
       </w:r>
       <w:r>
@@ -1213,10 +1213,10 @@
           <w:szCs w:val="24"/>
         </w:rPr>
         <w:object w:dxaOrig="1440" w:dyaOrig="1440" w14:anchorId="5F4D4EA8">
-          <v:shape id="_x0000_i1407" type="#_x0000_t75" style="width:16.5pt;height:14pt" o:ole="">
+          <v:shape id="_x0000_i1230" type="#_x0000_t75" style="width:16.5pt;height:14pt" o:ole="">
             <v:imagedata r:id="rId5" o:title=""/>
           </v:shape>
-          <w:control r:id="rId35" w:name="DefaultOcxName28" w:shapeid="_x0000_i1407"/>
+          <w:control r:id="rId35" w:name="DefaultOcxName28" w:shapeid="_x0000_i1230"/>
         </w:object>
       </w:r>
       <w:r>
@@ -1236,78 +1236,6 @@
           <w:numId w:val="5"/>
         </w:numPr>
         <w:spacing w:before="100" w:beforeAutospacing="1" w:after="100" w:afterAutospacing="1" w:line="240" w:lineRule="auto"/>
-        <w:rPr>
-          <w:rFonts w:ascii="Times New Roman" w:eastAsia="Times New Roman" w:hAnsi="Times New Roman" w:cs="Times New Roman"/>
-          <w:sz w:val="24"/>
-          <w:szCs w:val="24"/>
-          <w:lang w:eastAsia="uk-UA"/>
-        </w:rPr>
-      </w:pPr>
-      <w:r>
-        <w:rPr>
-          <w:rFonts w:ascii="Times New Roman" w:eastAsia="Times New Roman" w:hAnsi="Times New Roman" w:cs="Times New Roman"/>
-          <w:sz w:val="24"/>
-          <w:szCs w:val="24"/>
-        </w:rPr>
-        <w:lastRenderedPageBreak/>
-        <w:object w:dxaOrig="1440" w:dyaOrig="1440" w14:anchorId="33CF5DC5">
-          <v:shape id="_x0000_i1233" type="#_x0000_t75" style="width:16.5pt;height:14pt" o:ole="">
-            <v:imagedata r:id="rId19" o:title=""/>
-          </v:shape>
-          <w:control r:id="rId36" w:name="DefaultOcxName29" w:shapeid="_x0000_i1233"/>
-        </w:object>
-      </w:r>
-      <w:r>
-        <w:rPr>
-          <w:rFonts w:ascii="Times New Roman" w:eastAsia="Times New Roman" w:hAnsi="Times New Roman" w:cs="Times New Roman"/>
-          <w:sz w:val="24"/>
-          <w:szCs w:val="24"/>
-          <w:lang w:eastAsia="uk-UA"/>
-        </w:rPr>
-        <w:t xml:space="preserve">Форматування коду (pre/code) </w:t>
-      </w:r>
-    </w:p>
-    <w:p>
-      <w:pPr>
-        <w:numPr>
-          <w:ilvl w:val="0"/>
-          <w:numId w:val="5"/>
-        </w:numPr>
-        <w:spacing w:before="100" w:beforeAutospacing="1" w:after="100" w:afterAutospacing="1" w:line="240" w:lineRule="auto"/>
-        <w:rPr>
-          <w:rFonts w:ascii="Times New Roman" w:eastAsia="Times New Roman" w:hAnsi="Times New Roman" w:cs="Times New Roman"/>
-          <w:sz w:val="24"/>
-          <w:szCs w:val="24"/>
-          <w:lang w:eastAsia="uk-UA"/>
-        </w:rPr>
-      </w:pPr>
-      <w:r>
-        <w:rPr>
-          <w:rFonts w:ascii="Times New Roman" w:eastAsia="Times New Roman" w:hAnsi="Times New Roman" w:cs="Times New Roman"/>
-          <w:sz w:val="24"/>
-          <w:szCs w:val="24"/>
-        </w:rPr>
-        <w:object w:dxaOrig="1440" w:dyaOrig="1440" w14:anchorId="354D2722">
-          <v:shape id="_x0000_i1236" type="#_x0000_t75" style="width:16.5pt;height:14pt" o:ole="">
-            <v:imagedata r:id="rId19" o:title=""/>
-          </v:shape>
-          <w:control r:id="rId37" w:name="DefaultOcxName30" w:shapeid="_x0000_i1236"/>
-        </w:object>
-      </w:r>
-      <w:r>
-        <w:rPr>
-          <w:rFonts w:ascii="Times New Roman" w:eastAsia="Times New Roman" w:hAnsi="Times New Roman" w:cs="Times New Roman"/>
-          <w:sz w:val="24"/>
-          <w:szCs w:val="24"/>
-          <w:lang w:eastAsia="uk-UA"/>
-        </w:rPr>
-        <w:t xml:space="preserve">Розбиття уроків на рівні </w:t>
-      </w:r>
-    </w:p>
-    <w:p>
-      <w:pPr>
-        <w:spacing w:before="100" w:beforeAutospacing="1" w:after="100" w:afterAutospacing="1" w:line="240" w:lineRule="auto"/>
-        <w:outlineLvl w:val="0"/>
         <w:rPr>
           <w:rFonts w:ascii="Times New Roman" w:eastAsia="Times New Roman" w:hAnsi="Times New Roman" w:cs="Times New Roman"/>
           <w:b/>
@@ -1321,6 +1249,33 @@
       <w:r>
         <w:rPr>
           <w:rFonts w:ascii="Times New Roman" w:eastAsia="Times New Roman" w:hAnsi="Times New Roman" w:cs="Times New Roman"/>
+          <w:sz w:val="24"/>
+          <w:szCs w:val="24"/>
+        </w:rPr>
+        <w:lastRenderedPageBreak/>
+        <w:object w:dxaOrig="1440" w:dyaOrig="1440" w14:anchorId="33CF5DC5">
+          <v:shape id="_x0000_i1403" type="#_x0000_t75" style="width:16.5pt;height:14pt" o:ole="">
+            <v:imagedata r:id="rId5" o:title=""/>
+          </v:shape>
+          <w:control r:id="rId36" w:name="DefaultOcxName29" w:shapeid="_x0000_i1403"/>
+        </w:object>
+      </w:r>
+      <w:r>
+        <w:rPr>
+          <w:rFonts w:ascii="Times New Roman" w:eastAsia="Times New Roman" w:hAnsi="Times New Roman" w:cs="Times New Roman"/>
+          <w:sz w:val="24"/>
+          <w:szCs w:val="24"/>
+          <w:lang w:eastAsia="uk-UA"/>
+        </w:rPr>
+        <w:t xml:space="preserve">Форматування коду (pre/code) </w:t>
+      </w:r>
+    </w:p>
+    <w:p>
+      <w:pPr>
+        <w:spacing w:before="100" w:beforeAutospacing="1" w:after="100" w:afterAutospacing="1" w:line="240" w:lineRule="auto"/>
+        <w:ind w:left="360"/>
+        <w:rPr>
+          <w:rFonts w:ascii="Times New Roman" w:eastAsia="Times New Roman" w:hAnsi="Times New Roman" w:cs="Times New Roman"/>
           <w:b/>
           <w:bCs/>
           <w:kern w:val="36"/>
@@ -1328,235 +1283,8 @@
           <w:szCs w:val="48"/>
           <w:lang w:eastAsia="uk-UA"/>
         </w:rPr>
-        <w:t>6. ІНТЕРАКТИВНІ ЗАВДАННЯ</w:t>
-      </w:r>
-    </w:p>
-    <w:p>
-      <w:pPr>
-        <w:numPr>
-          <w:ilvl w:val="0"/>
-          <w:numId w:val="6"/>
-        </w:numPr>
-        <w:spacing w:before="100" w:beforeAutospacing="1" w:after="100" w:afterAutospacing="1" w:line="240" w:lineRule="auto"/>
-        <w:rPr>
-          <w:rFonts w:ascii="Times New Roman" w:eastAsia="Times New Roman" w:hAnsi="Times New Roman" w:cs="Times New Roman"/>
-          <w:sz w:val="24"/>
-          <w:szCs w:val="24"/>
-          <w:lang w:eastAsia="uk-UA"/>
-        </w:rPr>
-      </w:pPr>
-      <w:r>
-        <w:rPr>
-          <w:rFonts w:ascii="Times New Roman" w:eastAsia="Times New Roman" w:hAnsi="Times New Roman" w:cs="Times New Roman"/>
-          <w:sz w:val="24"/>
-          <w:szCs w:val="24"/>
-        </w:rPr>
-        <w:object w:dxaOrig="1440" w:dyaOrig="1440" w14:anchorId="01290665">
-          <v:shape id="_x0000_i1409" type="#_x0000_t75" style="width:16.5pt;height:14pt" o:ole="">
-            <v:imagedata r:id="rId5" o:title=""/>
-          </v:shape>
-          <w:control r:id="rId38" w:name="DefaultOcxName31" w:shapeid="_x0000_i1409"/>
-        </w:object>
-      </w:r>
-      <w:r>
-        <w:rPr>
-          <w:rFonts w:ascii="Times New Roman" w:eastAsia="Times New Roman" w:hAnsi="Times New Roman" w:cs="Times New Roman"/>
-          <w:sz w:val="24"/>
-          <w:szCs w:val="24"/>
-          <w:lang w:eastAsia="uk-UA"/>
-        </w:rPr>
-        <w:t xml:space="preserve">Типи завдань: </w:t>
-      </w:r>
-    </w:p>
-    <w:p>
-      <w:pPr>
-        <w:numPr>
-          <w:ilvl w:val="1"/>
-          <w:numId w:val="6"/>
-        </w:numPr>
-        <w:spacing w:before="100" w:beforeAutospacing="1" w:after="100" w:afterAutospacing="1" w:line="240" w:lineRule="auto"/>
-        <w:rPr>
-          <w:rFonts w:ascii="Times New Roman" w:eastAsia="Times New Roman" w:hAnsi="Times New Roman" w:cs="Times New Roman"/>
-          <w:sz w:val="24"/>
-          <w:szCs w:val="24"/>
-          <w:lang w:eastAsia="uk-UA"/>
-        </w:rPr>
-      </w:pPr>
-      <w:r>
-        <w:rPr>
-          <w:rFonts w:ascii="Times New Roman" w:eastAsia="Times New Roman" w:hAnsi="Times New Roman" w:cs="Times New Roman"/>
-          <w:sz w:val="24"/>
-          <w:szCs w:val="24"/>
-        </w:rPr>
-        <w:object w:dxaOrig="1440" w:dyaOrig="1440" w14:anchorId="1DE6F230">
-          <v:shape id="_x0000_i1408" type="#_x0000_t75" style="width:16.5pt;height:14pt" o:ole="">
-            <v:imagedata r:id="rId5" o:title=""/>
-          </v:shape>
-          <w:control r:id="rId39" w:name="DefaultOcxName32" w:shapeid="_x0000_i1408"/>
-        </w:object>
-      </w:r>
-      <w:r>
-        <w:rPr>
-          <w:rFonts w:ascii="Times New Roman" w:eastAsia="Times New Roman" w:hAnsi="Times New Roman" w:cs="Times New Roman"/>
-          <w:sz w:val="24"/>
-          <w:szCs w:val="24"/>
-          <w:lang w:eastAsia="uk-UA"/>
-        </w:rPr>
-        <w:t xml:space="preserve">Тести (multiple choice) </w:t>
-      </w:r>
-    </w:p>
-    <w:p>
-      <w:pPr>
-        <w:numPr>
-          <w:ilvl w:val="1"/>
-          <w:numId w:val="6"/>
-        </w:numPr>
-        <w:spacing w:before="100" w:beforeAutospacing="1" w:after="100" w:afterAutospacing="1" w:line="240" w:lineRule="auto"/>
-        <w:rPr>
-          <w:rFonts w:ascii="Times New Roman" w:eastAsia="Times New Roman" w:hAnsi="Times New Roman" w:cs="Times New Roman"/>
-          <w:sz w:val="24"/>
-          <w:szCs w:val="24"/>
-          <w:lang w:eastAsia="uk-UA"/>
-        </w:rPr>
-      </w:pPr>
-      <w:r>
-        <w:rPr>
-          <w:rFonts w:ascii="Times New Roman" w:eastAsia="Times New Roman" w:hAnsi="Times New Roman" w:cs="Times New Roman"/>
-          <w:sz w:val="24"/>
-          <w:szCs w:val="24"/>
-        </w:rPr>
-        <w:object w:dxaOrig="1440" w:dyaOrig="1440" w14:anchorId="3FE5D655">
-          <v:shape id="_x0000_i1410" type="#_x0000_t75" style="width:16.5pt;height:14pt" o:ole="">
-            <v:imagedata r:id="rId5" o:title=""/>
-          </v:shape>
-          <w:control r:id="rId40" w:name="DefaultOcxName33" w:shapeid="_x0000_i1410"/>
-        </w:object>
-      </w:r>
-      <w:r>
-        <w:rPr>
-          <w:rFonts w:ascii="Times New Roman" w:eastAsia="Times New Roman" w:hAnsi="Times New Roman" w:cs="Times New Roman"/>
-          <w:sz w:val="24"/>
-          <w:szCs w:val="24"/>
-          <w:lang w:eastAsia="uk-UA"/>
-        </w:rPr>
-        <w:t xml:space="preserve">Ввід коду </w:t>
-      </w:r>
-    </w:p>
-    <w:p>
-      <w:pPr>
-        <w:numPr>
-          <w:ilvl w:val="1"/>
-          <w:numId w:val="6"/>
-        </w:numPr>
-        <w:spacing w:before="100" w:beforeAutospacing="1" w:after="100" w:afterAutospacing="1" w:line="240" w:lineRule="auto"/>
-        <w:rPr>
-          <w:rFonts w:ascii="Times New Roman" w:eastAsia="Times New Roman" w:hAnsi="Times New Roman" w:cs="Times New Roman"/>
-          <w:sz w:val="24"/>
-          <w:szCs w:val="24"/>
-          <w:lang w:eastAsia="uk-UA"/>
-        </w:rPr>
-      </w:pPr>
-      <w:r>
-        <w:rPr>
-          <w:rFonts w:ascii="Times New Roman" w:eastAsia="Times New Roman" w:hAnsi="Times New Roman" w:cs="Times New Roman"/>
-          <w:sz w:val="24"/>
-          <w:szCs w:val="24"/>
-        </w:rPr>
-        <w:object w:dxaOrig="1440" w:dyaOrig="1440" w14:anchorId="6F5C5760">
-          <v:shape id="_x0000_i1411" type="#_x0000_t75" style="width:16.5pt;height:14pt" o:ole="">
-            <v:imagedata r:id="rId5" o:title=""/>
-          </v:shape>
-          <w:control r:id="rId41" w:name="DefaultOcxName34" w:shapeid="_x0000_i1411"/>
-        </w:object>
-      </w:r>
-      <w:r>
-        <w:rPr>
-          <w:rFonts w:ascii="Times New Roman" w:eastAsia="Times New Roman" w:hAnsi="Times New Roman" w:cs="Times New Roman"/>
-          <w:sz w:val="24"/>
-          <w:szCs w:val="24"/>
-          <w:lang w:eastAsia="uk-UA"/>
-        </w:rPr>
-        <w:t xml:space="preserve">Вставка пропущеного коду </w:t>
-      </w:r>
-    </w:p>
-    <w:p>
-      <w:pPr>
-        <w:numPr>
-          <w:ilvl w:val="0"/>
-          <w:numId w:val="6"/>
-        </w:numPr>
-        <w:spacing w:before="100" w:beforeAutospacing="1" w:after="100" w:afterAutospacing="1" w:line="240" w:lineRule="auto"/>
-        <w:rPr>
-          <w:rFonts w:ascii="Times New Roman" w:eastAsia="Times New Roman" w:hAnsi="Times New Roman" w:cs="Times New Roman"/>
-          <w:sz w:val="24"/>
-          <w:szCs w:val="24"/>
-          <w:lang w:eastAsia="uk-UA"/>
-        </w:rPr>
-      </w:pPr>
-      <w:r>
-        <w:rPr>
-          <w:rFonts w:ascii="Times New Roman" w:eastAsia="Times New Roman" w:hAnsi="Times New Roman" w:cs="Times New Roman"/>
-          <w:sz w:val="24"/>
-          <w:szCs w:val="24"/>
-        </w:rPr>
-        <w:object w:dxaOrig="1440" w:dyaOrig="1440" w14:anchorId="4490F3F6">
-          <v:shape id="_x0000_i1251" type="#_x0000_t75" style="width:16.5pt;height:14pt" o:ole="">
-            <v:imagedata r:id="rId19" o:title=""/>
-          </v:shape>
-          <w:control r:id="rId42" w:name="DefaultOcxName35" w:shapeid="_x0000_i1251"/>
-        </w:object>
-      </w:r>
-      <w:r>
-        <w:rPr>
-          <w:rFonts w:ascii="Times New Roman" w:eastAsia="Times New Roman" w:hAnsi="Times New Roman" w:cs="Times New Roman"/>
-          <w:sz w:val="24"/>
-          <w:szCs w:val="24"/>
-          <w:lang w:eastAsia="uk-UA"/>
-        </w:rPr>
-        <w:t xml:space="preserve">Форма для відповіді </w:t>
-      </w:r>
-    </w:p>
-    <w:p>
-      <w:pPr>
-        <w:numPr>
-          <w:ilvl w:val="0"/>
-          <w:numId w:val="6"/>
-        </w:numPr>
-        <w:spacing w:before="100" w:beforeAutospacing="1" w:after="100" w:afterAutospacing="1" w:line="240" w:lineRule="auto"/>
-        <w:rPr>
-          <w:rFonts w:ascii="Times New Roman" w:eastAsia="Times New Roman" w:hAnsi="Times New Roman" w:cs="Times New Roman"/>
-          <w:sz w:val="24"/>
-          <w:szCs w:val="24"/>
-          <w:lang w:eastAsia="uk-UA"/>
-        </w:rPr>
-      </w:pPr>
-      <w:r>
-        <w:rPr>
-          <w:rFonts w:ascii="Times New Roman" w:eastAsia="Times New Roman" w:hAnsi="Times New Roman" w:cs="Times New Roman"/>
-          <w:sz w:val="24"/>
-          <w:szCs w:val="24"/>
-        </w:rPr>
-        <w:object w:dxaOrig="1440" w:dyaOrig="1440" w14:anchorId="07EC0866">
-          <v:shape id="_x0000_i1254" type="#_x0000_t75" style="width:16.5pt;height:14pt" o:ole="">
-            <v:imagedata r:id="rId19" o:title=""/>
-          </v:shape>
-          <w:control r:id="rId43" w:name="DefaultOcxName36" w:shapeid="_x0000_i1254"/>
-        </w:object>
-      </w:r>
-      <w:r>
-        <w:rPr>
-          <w:rFonts w:ascii="Times New Roman" w:eastAsia="Times New Roman" w:hAnsi="Times New Roman" w:cs="Times New Roman"/>
-          <w:sz w:val="24"/>
-          <w:szCs w:val="24"/>
-          <w:lang w:eastAsia="uk-UA"/>
-        </w:rPr>
-        <w:t xml:space="preserve">Кнопка "Перевірити" </w:t>
-      </w:r>
-    </w:p>
-    <w:p>
-      <w:pPr>
-        <w:spacing w:before="100" w:beforeAutospacing="1" w:after="100" w:afterAutospacing="1" w:line="240" w:lineRule="auto"/>
-        <w:outlineLvl w:val="0"/>
+      </w:pPr>
+      <w:r>
         <w:rPr>
           <w:rFonts w:ascii="Times New Roman" w:eastAsia="Times New Roman" w:hAnsi="Times New Roman" w:cs="Times New Roman"/>
           <w:b/>
@@ -1566,8 +1294,198 @@
           <w:szCs w:val="48"/>
           <w:lang w:eastAsia="uk-UA"/>
         </w:rPr>
-      </w:pPr>
-      <w:r>
+        <w:t>6. ІНТЕРАКТИВНІ ЗАВДАННЯ</w:t>
+      </w:r>
+    </w:p>
+    <w:p>
+      <w:pPr>
+        <w:numPr>
+          <w:ilvl w:val="0"/>
+          <w:numId w:val="6"/>
+        </w:numPr>
+        <w:spacing w:before="100" w:beforeAutospacing="1" w:after="100" w:afterAutospacing="1" w:line="240" w:lineRule="auto"/>
+        <w:rPr>
+          <w:rFonts w:ascii="Times New Roman" w:eastAsia="Times New Roman" w:hAnsi="Times New Roman" w:cs="Times New Roman"/>
+          <w:sz w:val="24"/>
+          <w:szCs w:val="24"/>
+          <w:lang w:eastAsia="uk-UA"/>
+        </w:rPr>
+      </w:pPr>
+      <w:r>
+        <w:rPr>
+          <w:rFonts w:ascii="Times New Roman" w:eastAsia="Times New Roman" w:hAnsi="Times New Roman" w:cs="Times New Roman"/>
+          <w:sz w:val="24"/>
+          <w:szCs w:val="24"/>
+        </w:rPr>
+        <w:object w:dxaOrig="1440" w:dyaOrig="1440" w14:anchorId="01290665">
+          <v:shape id="_x0000_i1239" type="#_x0000_t75" style="width:16.5pt;height:14pt" o:ole="">
+            <v:imagedata r:id="rId5" o:title=""/>
+          </v:shape>
+          <w:control r:id="rId37" w:name="DefaultOcxName31" w:shapeid="_x0000_i1239"/>
+        </w:object>
+      </w:r>
+      <w:r>
+        <w:rPr>
+          <w:rFonts w:ascii="Times New Roman" w:eastAsia="Times New Roman" w:hAnsi="Times New Roman" w:cs="Times New Roman"/>
+          <w:sz w:val="24"/>
+          <w:szCs w:val="24"/>
+          <w:lang w:eastAsia="uk-UA"/>
+        </w:rPr>
+        <w:t xml:space="preserve">Типи завдань: </w:t>
+      </w:r>
+    </w:p>
+    <w:p>
+      <w:pPr>
+        <w:numPr>
+          <w:ilvl w:val="1"/>
+          <w:numId w:val="6"/>
+        </w:numPr>
+        <w:spacing w:before="100" w:beforeAutospacing="1" w:after="100" w:afterAutospacing="1" w:line="240" w:lineRule="auto"/>
+        <w:rPr>
+          <w:rFonts w:ascii="Times New Roman" w:eastAsia="Times New Roman" w:hAnsi="Times New Roman" w:cs="Times New Roman"/>
+          <w:sz w:val="24"/>
+          <w:szCs w:val="24"/>
+          <w:lang w:eastAsia="uk-UA"/>
+        </w:rPr>
+      </w:pPr>
+      <w:r>
+        <w:rPr>
+          <w:rFonts w:ascii="Times New Roman" w:eastAsia="Times New Roman" w:hAnsi="Times New Roman" w:cs="Times New Roman"/>
+          <w:sz w:val="24"/>
+          <w:szCs w:val="24"/>
+        </w:rPr>
+        <w:object w:dxaOrig="1440" w:dyaOrig="1440" w14:anchorId="1DE6F230">
+          <v:shape id="_x0000_i1242" type="#_x0000_t75" style="width:16.5pt;height:14pt" o:ole="">
+            <v:imagedata r:id="rId5" o:title=""/>
+          </v:shape>
+          <w:control r:id="rId38" w:name="DefaultOcxName32" w:shapeid="_x0000_i1242"/>
+        </w:object>
+      </w:r>
+      <w:r>
+        <w:rPr>
+          <w:rFonts w:ascii="Times New Roman" w:eastAsia="Times New Roman" w:hAnsi="Times New Roman" w:cs="Times New Roman"/>
+          <w:sz w:val="24"/>
+          <w:szCs w:val="24"/>
+          <w:lang w:eastAsia="uk-UA"/>
+        </w:rPr>
+        <w:t xml:space="preserve">Тести (multiple choice) </w:t>
+      </w:r>
+    </w:p>
+    <w:p>
+      <w:pPr>
+        <w:numPr>
+          <w:ilvl w:val="1"/>
+          <w:numId w:val="6"/>
+        </w:numPr>
+        <w:spacing w:before="100" w:beforeAutospacing="1" w:after="100" w:afterAutospacing="1" w:line="240" w:lineRule="auto"/>
+        <w:rPr>
+          <w:rFonts w:ascii="Times New Roman" w:eastAsia="Times New Roman" w:hAnsi="Times New Roman" w:cs="Times New Roman"/>
+          <w:sz w:val="24"/>
+          <w:szCs w:val="24"/>
+          <w:lang w:eastAsia="uk-UA"/>
+        </w:rPr>
+      </w:pPr>
+      <w:r>
+        <w:rPr>
+          <w:rFonts w:ascii="Times New Roman" w:eastAsia="Times New Roman" w:hAnsi="Times New Roman" w:cs="Times New Roman"/>
+          <w:sz w:val="24"/>
+          <w:szCs w:val="24"/>
+        </w:rPr>
+        <w:object w:dxaOrig="1440" w:dyaOrig="1440" w14:anchorId="3FE5D655">
+          <v:shape id="_x0000_i1245" type="#_x0000_t75" style="width:16.5pt;height:14pt" o:ole="">
+            <v:imagedata r:id="rId5" o:title=""/>
+          </v:shape>
+          <w:control r:id="rId39" w:name="DefaultOcxName33" w:shapeid="_x0000_i1245"/>
+        </w:object>
+      </w:r>
+      <w:r>
+        <w:rPr>
+          <w:rFonts w:ascii="Times New Roman" w:eastAsia="Times New Roman" w:hAnsi="Times New Roman" w:cs="Times New Roman"/>
+          <w:sz w:val="24"/>
+          <w:szCs w:val="24"/>
+          <w:lang w:eastAsia="uk-UA"/>
+        </w:rPr>
+        <w:t xml:space="preserve">Ввід коду </w:t>
+      </w:r>
+    </w:p>
+    <w:p>
+      <w:pPr>
+        <w:numPr>
+          <w:ilvl w:val="0"/>
+          <w:numId w:val="6"/>
+        </w:numPr>
+        <w:spacing w:before="100" w:beforeAutospacing="1" w:after="100" w:afterAutospacing="1" w:line="240" w:lineRule="auto"/>
+        <w:rPr>
+          <w:rFonts w:ascii="Times New Roman" w:eastAsia="Times New Roman" w:hAnsi="Times New Roman" w:cs="Times New Roman"/>
+          <w:sz w:val="24"/>
+          <w:szCs w:val="24"/>
+          <w:lang w:eastAsia="uk-UA"/>
+        </w:rPr>
+      </w:pPr>
+      <w:r>
+        <w:rPr>
+          <w:rFonts w:ascii="Times New Roman" w:eastAsia="Times New Roman" w:hAnsi="Times New Roman" w:cs="Times New Roman"/>
+          <w:sz w:val="24"/>
+          <w:szCs w:val="24"/>
+        </w:rPr>
+        <w:object w:dxaOrig="1440" w:dyaOrig="1440" w14:anchorId="4490F3F6">
+          <v:shape id="_x0000_i1406" type="#_x0000_t75" style="width:16.5pt;height:14pt" o:ole="">
+            <v:imagedata r:id="rId5" o:title=""/>
+          </v:shape>
+          <w:control r:id="rId40" w:name="DefaultOcxName35" w:shapeid="_x0000_i1406"/>
+        </w:object>
+      </w:r>
+      <w:r>
+        <w:rPr>
+          <w:rFonts w:ascii="Times New Roman" w:eastAsia="Times New Roman" w:hAnsi="Times New Roman" w:cs="Times New Roman"/>
+          <w:sz w:val="24"/>
+          <w:szCs w:val="24"/>
+          <w:lang w:eastAsia="uk-UA"/>
+        </w:rPr>
+        <w:t xml:space="preserve">Форма для відповіді </w:t>
+      </w:r>
+    </w:p>
+    <w:p>
+      <w:pPr>
+        <w:numPr>
+          <w:ilvl w:val="0"/>
+          <w:numId w:val="6"/>
+        </w:numPr>
+        <w:spacing w:before="100" w:beforeAutospacing="1" w:after="100" w:afterAutospacing="1" w:line="240" w:lineRule="auto"/>
+        <w:rPr>
+          <w:rFonts w:ascii="Times New Roman" w:eastAsia="Times New Roman" w:hAnsi="Times New Roman" w:cs="Times New Roman"/>
+          <w:sz w:val="24"/>
+          <w:szCs w:val="24"/>
+          <w:lang w:eastAsia="uk-UA"/>
+        </w:rPr>
+      </w:pPr>
+      <w:r>
+        <w:rPr>
+          <w:rFonts w:ascii="Times New Roman" w:eastAsia="Times New Roman" w:hAnsi="Times New Roman" w:cs="Times New Roman"/>
+          <w:sz w:val="24"/>
+          <w:szCs w:val="24"/>
+        </w:rPr>
+        <w:object w:dxaOrig="1440" w:dyaOrig="1440" w14:anchorId="07EC0866">
+          <v:shape id="_x0000_i1407" type="#_x0000_t75" style="width:16.5pt;height:14pt" o:ole="">
+            <v:imagedata r:id="rId5" o:title=""/>
+          </v:shape>
+          <w:control r:id="rId41" w:name="DefaultOcxName36" w:shapeid="_x0000_i1407"/>
+        </w:object>
+      </w:r>
+      <w:r>
+        <w:rPr>
+          <w:rFonts w:ascii="Times New Roman" w:eastAsia="Times New Roman" w:hAnsi="Times New Roman" w:cs="Times New Roman"/>
+          <w:sz w:val="24"/>
+          <w:szCs w:val="24"/>
+          <w:lang w:eastAsia="uk-UA"/>
+        </w:rPr>
+        <w:t xml:space="preserve">Кнопка "Перевірити" </w:t>
+      </w:r>
+    </w:p>
+    <w:p>
+      <w:pPr>
+        <w:spacing w:before="100" w:beforeAutospacing="1" w:after="100" w:afterAutospacing="1" w:line="240" w:lineRule="auto"/>
+        <w:outlineLvl w:val="0"/>
         <w:rPr>
           <w:rFonts w:ascii="Times New Roman" w:eastAsia="Times New Roman" w:hAnsi="Times New Roman" w:cs="Times New Roman"/>
           <w:b/>
@@ -1577,272 +1495,8 @@
           <w:szCs w:val="48"/>
           <w:lang w:eastAsia="uk-UA"/>
         </w:rPr>
-        <w:t>7. ПЕРЕВІРКА ВІДПОВІДЕЙ</w:t>
-      </w:r>
-    </w:p>
-    <w:p>
-      <w:pPr>
-        <w:numPr>
-          <w:ilvl w:val="0"/>
-          <w:numId w:val="7"/>
-        </w:numPr>
-        <w:spacing w:before="100" w:beforeAutospacing="1" w:after="100" w:afterAutospacing="1" w:line="240" w:lineRule="auto"/>
-        <w:rPr>
-          <w:rFonts w:ascii="Times New Roman" w:eastAsia="Times New Roman" w:hAnsi="Times New Roman" w:cs="Times New Roman"/>
-          <w:sz w:val="24"/>
-          <w:szCs w:val="24"/>
-          <w:lang w:eastAsia="uk-UA"/>
-        </w:rPr>
-      </w:pPr>
-      <w:r>
-        <w:rPr>
-          <w:rFonts w:ascii="Times New Roman" w:eastAsia="Times New Roman" w:hAnsi="Times New Roman" w:cs="Times New Roman"/>
-          <w:sz w:val="24"/>
-          <w:szCs w:val="24"/>
-        </w:rPr>
-        <w:object w:dxaOrig="1440" w:dyaOrig="1440" w14:anchorId="10BF869F">
-          <v:shape id="_x0000_i1257" type="#_x0000_t75" style="width:16.5pt;height:14pt" o:ole="">
-            <v:imagedata r:id="rId19" o:title=""/>
-          </v:shape>
-          <w:control r:id="rId44" w:name="DefaultOcxName37" w:shapeid="_x0000_i1257"/>
-        </w:object>
-      </w:r>
-      <w:r>
-        <w:rPr>
-          <w:rFonts w:ascii="Times New Roman" w:eastAsia="Times New Roman" w:hAnsi="Times New Roman" w:cs="Times New Roman"/>
-          <w:sz w:val="24"/>
-          <w:szCs w:val="24"/>
-          <w:lang w:eastAsia="uk-UA"/>
-        </w:rPr>
-        <w:t xml:space="preserve">Миттєва перевірка відповідей </w:t>
-      </w:r>
-    </w:p>
-    <w:p>
-      <w:pPr>
-        <w:numPr>
-          <w:ilvl w:val="0"/>
-          <w:numId w:val="7"/>
-        </w:numPr>
-        <w:spacing w:before="100" w:beforeAutospacing="1" w:after="100" w:afterAutospacing="1" w:line="240" w:lineRule="auto"/>
-        <w:rPr>
-          <w:rFonts w:ascii="Times New Roman" w:eastAsia="Times New Roman" w:hAnsi="Times New Roman" w:cs="Times New Roman"/>
-          <w:sz w:val="24"/>
-          <w:szCs w:val="24"/>
-          <w:lang w:eastAsia="uk-UA"/>
-        </w:rPr>
-      </w:pPr>
-      <w:r>
-        <w:rPr>
-          <w:rFonts w:ascii="Times New Roman" w:eastAsia="Times New Roman" w:hAnsi="Times New Roman" w:cs="Times New Roman"/>
-          <w:sz w:val="24"/>
-          <w:szCs w:val="24"/>
-        </w:rPr>
-        <w:object w:dxaOrig="1440" w:dyaOrig="1440" w14:anchorId="1E9C3637">
-          <v:shape id="_x0000_i1260" type="#_x0000_t75" style="width:16.5pt;height:14pt" o:ole="">
-            <v:imagedata r:id="rId19" o:title=""/>
-          </v:shape>
-          <w:control r:id="rId45" w:name="DefaultOcxName38" w:shapeid="_x0000_i1260"/>
-        </w:object>
-      </w:r>
-      <w:r>
-        <w:rPr>
-          <w:rFonts w:ascii="Times New Roman" w:eastAsia="Times New Roman" w:hAnsi="Times New Roman" w:cs="Times New Roman"/>
-          <w:sz w:val="24"/>
-          <w:szCs w:val="24"/>
-          <w:lang w:eastAsia="uk-UA"/>
-        </w:rPr>
-        <w:t xml:space="preserve">Порівняння з правильними </w:t>
-      </w:r>
-    </w:p>
-    <w:p>
-      <w:pPr>
-        <w:numPr>
-          <w:ilvl w:val="0"/>
-          <w:numId w:val="7"/>
-        </w:numPr>
-        <w:spacing w:before="100" w:beforeAutospacing="1" w:after="100" w:afterAutospacing="1" w:line="240" w:lineRule="auto"/>
-        <w:rPr>
-          <w:rFonts w:ascii="Times New Roman" w:eastAsia="Times New Roman" w:hAnsi="Times New Roman" w:cs="Times New Roman"/>
-          <w:sz w:val="24"/>
-          <w:szCs w:val="24"/>
-          <w:lang w:eastAsia="uk-UA"/>
-        </w:rPr>
-      </w:pPr>
-      <w:r>
-        <w:rPr>
-          <w:rFonts w:ascii="Times New Roman" w:eastAsia="Times New Roman" w:hAnsi="Times New Roman" w:cs="Times New Roman"/>
-          <w:sz w:val="24"/>
-          <w:szCs w:val="24"/>
-        </w:rPr>
-        <w:object w:dxaOrig="1440" w:dyaOrig="1440" w14:anchorId="69D89526">
-          <v:shape id="_x0000_i1263" type="#_x0000_t75" style="width:16.5pt;height:14pt" o:ole="">
-            <v:imagedata r:id="rId19" o:title=""/>
-          </v:shape>
-          <w:control r:id="rId46" w:name="DefaultOcxName39" w:shapeid="_x0000_i1263"/>
-        </w:object>
-      </w:r>
-      <w:r>
-        <w:rPr>
-          <w:rFonts w:ascii="Times New Roman" w:eastAsia="Times New Roman" w:hAnsi="Times New Roman" w:cs="Times New Roman"/>
-          <w:sz w:val="24"/>
-          <w:szCs w:val="24"/>
-          <w:lang w:eastAsia="uk-UA"/>
-        </w:rPr>
-        <w:t xml:space="preserve">Вивід: </w:t>
-      </w:r>
-    </w:p>
-    <w:p>
-      <w:pPr>
-        <w:numPr>
-          <w:ilvl w:val="1"/>
-          <w:numId w:val="7"/>
-        </w:numPr>
-        <w:spacing w:before="100" w:beforeAutospacing="1" w:after="100" w:afterAutospacing="1" w:line="240" w:lineRule="auto"/>
-        <w:rPr>
-          <w:rFonts w:ascii="Times New Roman" w:eastAsia="Times New Roman" w:hAnsi="Times New Roman" w:cs="Times New Roman"/>
-          <w:sz w:val="24"/>
-          <w:szCs w:val="24"/>
-          <w:lang w:eastAsia="uk-UA"/>
-        </w:rPr>
-      </w:pPr>
-      <w:r>
-        <w:rPr>
-          <w:rFonts w:ascii="Times New Roman" w:eastAsia="Times New Roman" w:hAnsi="Times New Roman" w:cs="Times New Roman"/>
-          <w:sz w:val="24"/>
-          <w:szCs w:val="24"/>
-        </w:rPr>
-        <w:object w:dxaOrig="1440" w:dyaOrig="1440" w14:anchorId="34DEC359">
-          <v:shape id="_x0000_i1266" type="#_x0000_t75" style="width:16.5pt;height:14pt" o:ole="">
-            <v:imagedata r:id="rId19" o:title=""/>
-          </v:shape>
-          <w:control r:id="rId47" w:name="DefaultOcxName40" w:shapeid="_x0000_i1266"/>
-        </w:object>
-      </w:r>
-      <w:r>
-        <w:rPr>
-          <w:rFonts w:ascii="Times New Roman" w:eastAsia="Times New Roman" w:hAnsi="Times New Roman" w:cs="Times New Roman"/>
-          <w:sz w:val="24"/>
-          <w:szCs w:val="24"/>
-          <w:lang w:eastAsia="uk-UA"/>
-        </w:rPr>
-        <w:t xml:space="preserve">правильно / неправильно </w:t>
-      </w:r>
-    </w:p>
-    <w:p>
-      <w:pPr>
-        <w:numPr>
-          <w:ilvl w:val="1"/>
-          <w:numId w:val="7"/>
-        </w:numPr>
-        <w:spacing w:before="100" w:beforeAutospacing="1" w:after="100" w:afterAutospacing="1" w:line="240" w:lineRule="auto"/>
-        <w:rPr>
-          <w:rFonts w:ascii="Times New Roman" w:eastAsia="Times New Roman" w:hAnsi="Times New Roman" w:cs="Times New Roman"/>
-          <w:sz w:val="24"/>
-          <w:szCs w:val="24"/>
-          <w:lang w:eastAsia="uk-UA"/>
-        </w:rPr>
-      </w:pPr>
-      <w:r>
-        <w:rPr>
-          <w:rFonts w:ascii="Times New Roman" w:eastAsia="Times New Roman" w:hAnsi="Times New Roman" w:cs="Times New Roman"/>
-          <w:sz w:val="24"/>
-          <w:szCs w:val="24"/>
-        </w:rPr>
-        <w:object w:dxaOrig="1440" w:dyaOrig="1440" w14:anchorId="60F9006D">
-          <v:shape id="_x0000_i1269" type="#_x0000_t75" style="width:16.5pt;height:14pt" o:ole="">
-            <v:imagedata r:id="rId19" o:title=""/>
-          </v:shape>
-          <w:control r:id="rId48" w:name="DefaultOcxName41" w:shapeid="_x0000_i1269"/>
-        </w:object>
-      </w:r>
-      <w:r>
-        <w:rPr>
-          <w:rFonts w:ascii="Times New Roman" w:eastAsia="Times New Roman" w:hAnsi="Times New Roman" w:cs="Times New Roman"/>
-          <w:sz w:val="24"/>
-          <w:szCs w:val="24"/>
-          <w:lang w:eastAsia="uk-UA"/>
-        </w:rPr>
-        <w:t xml:space="preserve">пояснення помилки </w:t>
-      </w:r>
-    </w:p>
-    <w:p>
-      <w:pPr>
-        <w:numPr>
-          <w:ilvl w:val="0"/>
-          <w:numId w:val="7"/>
-        </w:numPr>
-        <w:spacing w:before="100" w:beforeAutospacing="1" w:after="100" w:afterAutospacing="1" w:line="240" w:lineRule="auto"/>
-        <w:rPr>
-          <w:rFonts w:ascii="Times New Roman" w:eastAsia="Times New Roman" w:hAnsi="Times New Roman" w:cs="Times New Roman"/>
-          <w:sz w:val="24"/>
-          <w:szCs w:val="24"/>
-          <w:lang w:eastAsia="uk-UA"/>
-        </w:rPr>
-      </w:pPr>
-      <w:r>
-        <w:rPr>
-          <w:rFonts w:ascii="Times New Roman" w:eastAsia="Times New Roman" w:hAnsi="Times New Roman" w:cs="Times New Roman"/>
-          <w:sz w:val="24"/>
-          <w:szCs w:val="24"/>
-        </w:rPr>
-        <w:object w:dxaOrig="1440" w:dyaOrig="1440" w14:anchorId="4B92404C">
-          <v:shape id="_x0000_i1272" type="#_x0000_t75" style="width:16.5pt;height:14pt" o:ole="">
-            <v:imagedata r:id="rId19" o:title=""/>
-          </v:shape>
-          <w:control r:id="rId49" w:name="DefaultOcxName42" w:shapeid="_x0000_i1272"/>
-        </w:object>
-      </w:r>
-      <w:r>
-        <w:rPr>
-          <w:rFonts w:ascii="Times New Roman" w:eastAsia="Times New Roman" w:hAnsi="Times New Roman" w:cs="Times New Roman"/>
-          <w:sz w:val="24"/>
-          <w:szCs w:val="24"/>
-          <w:lang w:eastAsia="uk-UA"/>
-        </w:rPr>
-        <w:t xml:space="preserve">Підрахунок правильних відповідей </w:t>
-      </w:r>
-    </w:p>
-    <w:p>
-      <w:pPr>
-        <w:numPr>
-          <w:ilvl w:val="0"/>
-          <w:numId w:val="7"/>
-        </w:numPr>
-        <w:spacing w:before="100" w:beforeAutospacing="1" w:after="100" w:afterAutospacing="1" w:line="240" w:lineRule="auto"/>
-        <w:rPr>
-          <w:rFonts w:ascii="Times New Roman" w:eastAsia="Times New Roman" w:hAnsi="Times New Roman" w:cs="Times New Roman"/>
-          <w:sz w:val="24"/>
-          <w:szCs w:val="24"/>
-          <w:lang w:eastAsia="uk-UA"/>
-        </w:rPr>
-      </w:pPr>
-      <w:r>
-        <w:rPr>
-          <w:rFonts w:ascii="Times New Roman" w:eastAsia="Times New Roman" w:hAnsi="Times New Roman" w:cs="Times New Roman"/>
-          <w:sz w:val="24"/>
-          <w:szCs w:val="24"/>
-        </w:rPr>
-        <w:object w:dxaOrig="1440" w:dyaOrig="1440" w14:anchorId="44B97043">
-          <v:shape id="_x0000_i1275" type="#_x0000_t75" style="width:16.5pt;height:14pt" o:ole="">
-            <v:imagedata r:id="rId19" o:title=""/>
-          </v:shape>
-          <w:control r:id="rId50" w:name="DefaultOcxName43" w:shapeid="_x0000_i1275"/>
-        </w:object>
-      </w:r>
-      <w:r>
-        <w:rPr>
-          <w:rFonts w:ascii="Times New Roman" w:eastAsia="Times New Roman" w:hAnsi="Times New Roman" w:cs="Times New Roman"/>
-          <w:sz w:val="24"/>
-          <w:szCs w:val="24"/>
-          <w:lang w:eastAsia="uk-UA"/>
-        </w:rPr>
-        <w:t xml:space="preserve">Розрахунок % </w:t>
-      </w:r>
-    </w:p>
-    <w:p>
-      <w:pPr>
-        <w:spacing w:before="100" w:beforeAutospacing="1" w:after="100" w:afterAutospacing="1" w:line="240" w:lineRule="auto"/>
-        <w:outlineLvl w:val="0"/>
+      </w:pPr>
+      <w:r>
         <w:rPr>
           <w:rFonts w:ascii="Times New Roman" w:eastAsia="Times New Roman" w:hAnsi="Times New Roman" w:cs="Times New Roman"/>
           <w:b/>
@@ -1852,8 +1506,272 @@
           <w:szCs w:val="48"/>
           <w:lang w:eastAsia="uk-UA"/>
         </w:rPr>
-      </w:pPr>
-      <w:r>
+        <w:t>7. ПЕРЕВІРКА ВІДПОВІДЕЙ</w:t>
+      </w:r>
+    </w:p>
+    <w:p>
+      <w:pPr>
+        <w:numPr>
+          <w:ilvl w:val="0"/>
+          <w:numId w:val="7"/>
+        </w:numPr>
+        <w:spacing w:before="100" w:beforeAutospacing="1" w:after="100" w:afterAutospacing="1" w:line="240" w:lineRule="auto"/>
+        <w:rPr>
+          <w:rFonts w:ascii="Times New Roman" w:eastAsia="Times New Roman" w:hAnsi="Times New Roman" w:cs="Times New Roman"/>
+          <w:sz w:val="24"/>
+          <w:szCs w:val="24"/>
+          <w:lang w:eastAsia="uk-UA"/>
+        </w:rPr>
+      </w:pPr>
+      <w:r>
+        <w:rPr>
+          <w:rFonts w:ascii="Times New Roman" w:eastAsia="Times New Roman" w:hAnsi="Times New Roman" w:cs="Times New Roman"/>
+          <w:sz w:val="24"/>
+          <w:szCs w:val="24"/>
+        </w:rPr>
+        <w:object w:dxaOrig="1440" w:dyaOrig="1440" w14:anchorId="10BF869F">
+          <v:shape id="_x0000_i1408" type="#_x0000_t75" style="width:16.5pt;height:14pt" o:ole="">
+            <v:imagedata r:id="rId5" o:title=""/>
+          </v:shape>
+          <w:control r:id="rId42" w:name="DefaultOcxName37" w:shapeid="_x0000_i1408"/>
+        </w:object>
+      </w:r>
+      <w:r>
+        <w:rPr>
+          <w:rFonts w:ascii="Times New Roman" w:eastAsia="Times New Roman" w:hAnsi="Times New Roman" w:cs="Times New Roman"/>
+          <w:sz w:val="24"/>
+          <w:szCs w:val="24"/>
+          <w:lang w:eastAsia="uk-UA"/>
+        </w:rPr>
+        <w:t xml:space="preserve">Миттєва перевірка відповідей </w:t>
+      </w:r>
+    </w:p>
+    <w:p>
+      <w:pPr>
+        <w:numPr>
+          <w:ilvl w:val="0"/>
+          <w:numId w:val="7"/>
+        </w:numPr>
+        <w:spacing w:before="100" w:beforeAutospacing="1" w:after="100" w:afterAutospacing="1" w:line="240" w:lineRule="auto"/>
+        <w:rPr>
+          <w:rFonts w:ascii="Times New Roman" w:eastAsia="Times New Roman" w:hAnsi="Times New Roman" w:cs="Times New Roman"/>
+          <w:sz w:val="24"/>
+          <w:szCs w:val="24"/>
+          <w:lang w:eastAsia="uk-UA"/>
+        </w:rPr>
+      </w:pPr>
+      <w:r>
+        <w:rPr>
+          <w:rFonts w:ascii="Times New Roman" w:eastAsia="Times New Roman" w:hAnsi="Times New Roman" w:cs="Times New Roman"/>
+          <w:sz w:val="24"/>
+          <w:szCs w:val="24"/>
+        </w:rPr>
+        <w:object w:dxaOrig="1440" w:dyaOrig="1440" w14:anchorId="1E9C3637">
+          <v:shape id="_x0000_i1260" type="#_x0000_t75" style="width:16.5pt;height:14pt" o:ole="">
+            <v:imagedata r:id="rId19" o:title=""/>
+          </v:shape>
+          <w:control r:id="rId43" w:name="DefaultOcxName38" w:shapeid="_x0000_i1260"/>
+        </w:object>
+      </w:r>
+      <w:r>
+        <w:rPr>
+          <w:rFonts w:ascii="Times New Roman" w:eastAsia="Times New Roman" w:hAnsi="Times New Roman" w:cs="Times New Roman"/>
+          <w:sz w:val="24"/>
+          <w:szCs w:val="24"/>
+          <w:lang w:eastAsia="uk-UA"/>
+        </w:rPr>
+        <w:t xml:space="preserve">Порівняння з правильними </w:t>
+      </w:r>
+    </w:p>
+    <w:p>
+      <w:pPr>
+        <w:numPr>
+          <w:ilvl w:val="0"/>
+          <w:numId w:val="7"/>
+        </w:numPr>
+        <w:spacing w:before="100" w:beforeAutospacing="1" w:after="100" w:afterAutospacing="1" w:line="240" w:lineRule="auto"/>
+        <w:rPr>
+          <w:rFonts w:ascii="Times New Roman" w:eastAsia="Times New Roman" w:hAnsi="Times New Roman" w:cs="Times New Roman"/>
+          <w:sz w:val="24"/>
+          <w:szCs w:val="24"/>
+          <w:lang w:eastAsia="uk-UA"/>
+        </w:rPr>
+      </w:pPr>
+      <w:r>
+        <w:rPr>
+          <w:rFonts w:ascii="Times New Roman" w:eastAsia="Times New Roman" w:hAnsi="Times New Roman" w:cs="Times New Roman"/>
+          <w:sz w:val="24"/>
+          <w:szCs w:val="24"/>
+        </w:rPr>
+        <w:object w:dxaOrig="1440" w:dyaOrig="1440" w14:anchorId="69D89526">
+          <v:shape id="_x0000_i1263" type="#_x0000_t75" style="width:16.5pt;height:14pt" o:ole="">
+            <v:imagedata r:id="rId19" o:title=""/>
+          </v:shape>
+          <w:control r:id="rId44" w:name="DefaultOcxName39" w:shapeid="_x0000_i1263"/>
+        </w:object>
+      </w:r>
+      <w:r>
+        <w:rPr>
+          <w:rFonts w:ascii="Times New Roman" w:eastAsia="Times New Roman" w:hAnsi="Times New Roman" w:cs="Times New Roman"/>
+          <w:sz w:val="24"/>
+          <w:szCs w:val="24"/>
+          <w:lang w:eastAsia="uk-UA"/>
+        </w:rPr>
+        <w:t xml:space="preserve">Вивід: </w:t>
+      </w:r>
+    </w:p>
+    <w:p>
+      <w:pPr>
+        <w:numPr>
+          <w:ilvl w:val="1"/>
+          <w:numId w:val="7"/>
+        </w:numPr>
+        <w:spacing w:before="100" w:beforeAutospacing="1" w:after="100" w:afterAutospacing="1" w:line="240" w:lineRule="auto"/>
+        <w:rPr>
+          <w:rFonts w:ascii="Times New Roman" w:eastAsia="Times New Roman" w:hAnsi="Times New Roman" w:cs="Times New Roman"/>
+          <w:sz w:val="24"/>
+          <w:szCs w:val="24"/>
+          <w:lang w:eastAsia="uk-UA"/>
+        </w:rPr>
+      </w:pPr>
+      <w:r>
+        <w:rPr>
+          <w:rFonts w:ascii="Times New Roman" w:eastAsia="Times New Roman" w:hAnsi="Times New Roman" w:cs="Times New Roman"/>
+          <w:sz w:val="24"/>
+          <w:szCs w:val="24"/>
+        </w:rPr>
+        <w:object w:dxaOrig="1440" w:dyaOrig="1440" w14:anchorId="34DEC359">
+          <v:shape id="_x0000_i1409" type="#_x0000_t75" style="width:16.5pt;height:14pt" o:ole="">
+            <v:imagedata r:id="rId5" o:title=""/>
+          </v:shape>
+          <w:control r:id="rId45" w:name="DefaultOcxName40" w:shapeid="_x0000_i1409"/>
+        </w:object>
+      </w:r>
+      <w:r>
+        <w:rPr>
+          <w:rFonts w:ascii="Times New Roman" w:eastAsia="Times New Roman" w:hAnsi="Times New Roman" w:cs="Times New Roman"/>
+          <w:sz w:val="24"/>
+          <w:szCs w:val="24"/>
+          <w:lang w:eastAsia="uk-UA"/>
+        </w:rPr>
+        <w:t xml:space="preserve">правильно / неправильно </w:t>
+      </w:r>
+    </w:p>
+    <w:p>
+      <w:pPr>
+        <w:numPr>
+          <w:ilvl w:val="1"/>
+          <w:numId w:val="7"/>
+        </w:numPr>
+        <w:spacing w:before="100" w:beforeAutospacing="1" w:after="100" w:afterAutospacing="1" w:line="240" w:lineRule="auto"/>
+        <w:rPr>
+          <w:rFonts w:ascii="Times New Roman" w:eastAsia="Times New Roman" w:hAnsi="Times New Roman" w:cs="Times New Roman"/>
+          <w:sz w:val="24"/>
+          <w:szCs w:val="24"/>
+          <w:lang w:eastAsia="uk-UA"/>
+        </w:rPr>
+      </w:pPr>
+      <w:r>
+        <w:rPr>
+          <w:rFonts w:ascii="Times New Roman" w:eastAsia="Times New Roman" w:hAnsi="Times New Roman" w:cs="Times New Roman"/>
+          <w:sz w:val="24"/>
+          <w:szCs w:val="24"/>
+        </w:rPr>
+        <w:object w:dxaOrig="1440" w:dyaOrig="1440" w14:anchorId="60F9006D">
+          <v:shape id="_x0000_i1269" type="#_x0000_t75" style="width:16.5pt;height:14pt" o:ole="">
+            <v:imagedata r:id="rId19" o:title=""/>
+          </v:shape>
+          <w:control r:id="rId46" w:name="DefaultOcxName41" w:shapeid="_x0000_i1269"/>
+        </w:object>
+      </w:r>
+      <w:r>
+        <w:rPr>
+          <w:rFonts w:ascii="Times New Roman" w:eastAsia="Times New Roman" w:hAnsi="Times New Roman" w:cs="Times New Roman"/>
+          <w:sz w:val="24"/>
+          <w:szCs w:val="24"/>
+          <w:lang w:eastAsia="uk-UA"/>
+        </w:rPr>
+        <w:t xml:space="preserve">пояснення помилки </w:t>
+      </w:r>
+    </w:p>
+    <w:p>
+      <w:pPr>
+        <w:numPr>
+          <w:ilvl w:val="0"/>
+          <w:numId w:val="7"/>
+        </w:numPr>
+        <w:spacing w:before="100" w:beforeAutospacing="1" w:after="100" w:afterAutospacing="1" w:line="240" w:lineRule="auto"/>
+        <w:rPr>
+          <w:rFonts w:ascii="Times New Roman" w:eastAsia="Times New Roman" w:hAnsi="Times New Roman" w:cs="Times New Roman"/>
+          <w:sz w:val="24"/>
+          <w:szCs w:val="24"/>
+          <w:lang w:eastAsia="uk-UA"/>
+        </w:rPr>
+      </w:pPr>
+      <w:r>
+        <w:rPr>
+          <w:rFonts w:ascii="Times New Roman" w:eastAsia="Times New Roman" w:hAnsi="Times New Roman" w:cs="Times New Roman"/>
+          <w:sz w:val="24"/>
+          <w:szCs w:val="24"/>
+        </w:rPr>
+        <w:object w:dxaOrig="1440" w:dyaOrig="1440" w14:anchorId="4B92404C">
+          <v:shape id="_x0000_i1272" type="#_x0000_t75" style="width:16.5pt;height:14pt" o:ole="">
+            <v:imagedata r:id="rId19" o:title=""/>
+          </v:shape>
+          <w:control r:id="rId47" w:name="DefaultOcxName42" w:shapeid="_x0000_i1272"/>
+        </w:object>
+      </w:r>
+      <w:r>
+        <w:rPr>
+          <w:rFonts w:ascii="Times New Roman" w:eastAsia="Times New Roman" w:hAnsi="Times New Roman" w:cs="Times New Roman"/>
+          <w:sz w:val="24"/>
+          <w:szCs w:val="24"/>
+          <w:lang w:eastAsia="uk-UA"/>
+        </w:rPr>
+        <w:t xml:space="preserve">Підрахунок правильних відповідей </w:t>
+      </w:r>
+    </w:p>
+    <w:p>
+      <w:pPr>
+        <w:numPr>
+          <w:ilvl w:val="0"/>
+          <w:numId w:val="7"/>
+        </w:numPr>
+        <w:spacing w:before="100" w:beforeAutospacing="1" w:after="100" w:afterAutospacing="1" w:line="240" w:lineRule="auto"/>
+        <w:rPr>
+          <w:rFonts w:ascii="Times New Roman" w:eastAsia="Times New Roman" w:hAnsi="Times New Roman" w:cs="Times New Roman"/>
+          <w:sz w:val="24"/>
+          <w:szCs w:val="24"/>
+          <w:lang w:eastAsia="uk-UA"/>
+        </w:rPr>
+      </w:pPr>
+      <w:r>
+        <w:rPr>
+          <w:rFonts w:ascii="Times New Roman" w:eastAsia="Times New Roman" w:hAnsi="Times New Roman" w:cs="Times New Roman"/>
+          <w:sz w:val="24"/>
+          <w:szCs w:val="24"/>
+        </w:rPr>
+        <w:object w:dxaOrig="1440" w:dyaOrig="1440" w14:anchorId="44B97043">
+          <v:shape id="_x0000_i1275" type="#_x0000_t75" style="width:16.5pt;height:14pt" o:ole="">
+            <v:imagedata r:id="rId19" o:title=""/>
+          </v:shape>
+          <w:control r:id="rId48" w:name="DefaultOcxName43" w:shapeid="_x0000_i1275"/>
+        </w:object>
+      </w:r>
+      <w:r>
+        <w:rPr>
+          <w:rFonts w:ascii="Times New Roman" w:eastAsia="Times New Roman" w:hAnsi="Times New Roman" w:cs="Times New Roman"/>
+          <w:sz w:val="24"/>
+          <w:szCs w:val="24"/>
+          <w:lang w:eastAsia="uk-UA"/>
+        </w:rPr>
+        <w:t xml:space="preserve">Розрахунок % </w:t>
+      </w:r>
+    </w:p>
+    <w:p>
+      <w:pPr>
+        <w:spacing w:before="100" w:beforeAutospacing="1" w:after="100" w:afterAutospacing="1" w:line="240" w:lineRule="auto"/>
+        <w:outlineLvl w:val="0"/>
         <w:rPr>
           <w:rFonts w:ascii="Times New Roman" w:eastAsia="Times New Roman" w:hAnsi="Times New Roman" w:cs="Times New Roman"/>
           <w:b/>
@@ -1863,161 +1781,8 @@
           <w:szCs w:val="48"/>
           <w:lang w:eastAsia="uk-UA"/>
         </w:rPr>
-        <w:t>8. СИСТЕМА НАГОРОД (ДУЖЕ ВАЖЛИВО)</w:t>
-      </w:r>
-    </w:p>
-    <w:p>
-      <w:pPr>
-        <w:numPr>
-          <w:ilvl w:val="0"/>
-          <w:numId w:val="8"/>
-        </w:numPr>
-        <w:spacing w:before="100" w:beforeAutospacing="1" w:after="100" w:afterAutospacing="1" w:line="240" w:lineRule="auto"/>
-        <w:rPr>
-          <w:rFonts w:ascii="Times New Roman" w:eastAsia="Times New Roman" w:hAnsi="Times New Roman" w:cs="Times New Roman"/>
-          <w:sz w:val="24"/>
-          <w:szCs w:val="24"/>
-          <w:lang w:eastAsia="uk-UA"/>
-        </w:rPr>
-      </w:pPr>
-      <w:r>
-        <w:rPr>
-          <w:rFonts w:ascii="Times New Roman" w:eastAsia="Times New Roman" w:hAnsi="Times New Roman" w:cs="Times New Roman"/>
-          <w:sz w:val="24"/>
-          <w:szCs w:val="24"/>
-        </w:rPr>
-        <w:object w:dxaOrig="1440" w:dyaOrig="1440" w14:anchorId="447A2669">
-          <v:shape id="_x0000_i1278" type="#_x0000_t75" style="width:16.5pt;height:14pt" o:ole="">
-            <v:imagedata r:id="rId19" o:title=""/>
-          </v:shape>
-          <w:control r:id="rId51" w:name="DefaultOcxName44" w:shapeid="_x0000_i1278"/>
-        </w:object>
-      </w:r>
-      <w:r>
-        <w:rPr>
-          <w:rFonts w:ascii="Times New Roman" w:eastAsia="Times New Roman" w:hAnsi="Times New Roman" w:cs="Times New Roman"/>
-          <w:sz w:val="24"/>
-          <w:szCs w:val="24"/>
-          <w:lang w:eastAsia="uk-UA"/>
-        </w:rPr>
-        <w:t xml:space="preserve">Створити модель Reward / Currency </w:t>
-      </w:r>
-    </w:p>
-    <w:p>
-      <w:pPr>
-        <w:numPr>
-          <w:ilvl w:val="0"/>
-          <w:numId w:val="8"/>
-        </w:numPr>
-        <w:spacing w:before="100" w:beforeAutospacing="1" w:after="100" w:afterAutospacing="1" w:line="240" w:lineRule="auto"/>
-        <w:rPr>
-          <w:rFonts w:ascii="Times New Roman" w:eastAsia="Times New Roman" w:hAnsi="Times New Roman" w:cs="Times New Roman"/>
-          <w:sz w:val="24"/>
-          <w:szCs w:val="24"/>
-          <w:lang w:eastAsia="uk-UA"/>
-        </w:rPr>
-      </w:pPr>
-      <w:r>
-        <w:rPr>
-          <w:rFonts w:ascii="Times New Roman" w:eastAsia="Times New Roman" w:hAnsi="Times New Roman" w:cs="Times New Roman"/>
-          <w:sz w:val="24"/>
-          <w:szCs w:val="24"/>
-        </w:rPr>
-        <w:object w:dxaOrig="1440" w:dyaOrig="1440" w14:anchorId="1D206329">
-          <v:shape id="_x0000_i1281" type="#_x0000_t75" style="width:16.5pt;height:14pt" o:ole="">
-            <v:imagedata r:id="rId19" o:title=""/>
-          </v:shape>
-          <w:control r:id="rId52" w:name="DefaultOcxName45" w:shapeid="_x0000_i1281"/>
-        </w:object>
-      </w:r>
-      <w:r>
-        <w:rPr>
-          <w:rFonts w:ascii="Times New Roman" w:eastAsia="Times New Roman" w:hAnsi="Times New Roman" w:cs="Times New Roman"/>
-          <w:sz w:val="24"/>
-          <w:szCs w:val="24"/>
-          <w:lang w:eastAsia="uk-UA"/>
-        </w:rPr>
-        <w:t xml:space="preserve">Нарахування валюти за урок </w:t>
-      </w:r>
-    </w:p>
-    <w:p>
-      <w:pPr>
-        <w:numPr>
-          <w:ilvl w:val="0"/>
-          <w:numId w:val="8"/>
-        </w:numPr>
-        <w:spacing w:before="100" w:beforeAutospacing="1" w:after="100" w:afterAutospacing="1" w:line="240" w:lineRule="auto"/>
-        <w:rPr>
-          <w:rFonts w:ascii="Times New Roman" w:eastAsia="Times New Roman" w:hAnsi="Times New Roman" w:cs="Times New Roman"/>
-          <w:sz w:val="24"/>
-          <w:szCs w:val="24"/>
-          <w:lang w:eastAsia="uk-UA"/>
-        </w:rPr>
-      </w:pPr>
-      <w:r>
-        <w:rPr>
-          <w:rFonts w:ascii="Times New Roman" w:eastAsia="Times New Roman" w:hAnsi="Times New Roman" w:cs="Times New Roman"/>
-          <w:sz w:val="24"/>
-          <w:szCs w:val="24"/>
-        </w:rPr>
-        <w:object w:dxaOrig="1440" w:dyaOrig="1440" w14:anchorId="7E88EDA3">
-          <v:shape id="_x0000_i1284" type="#_x0000_t75" style="width:16.5pt;height:14pt" o:ole="">
-            <v:imagedata r:id="rId19" o:title=""/>
-          </v:shape>
-          <w:control r:id="rId53" w:name="DefaultOcxName46" w:shapeid="_x0000_i1284"/>
-        </w:object>
-      </w:r>
-      <w:r>
-        <w:rPr>
-          <w:rFonts w:ascii="Times New Roman" w:eastAsia="Times New Roman" w:hAnsi="Times New Roman" w:cs="Times New Roman"/>
-          <w:sz w:val="24"/>
-          <w:szCs w:val="24"/>
-          <w:lang w:eastAsia="uk-UA"/>
-        </w:rPr>
-        <w:t xml:space="preserve">Залежність нагороди від % </w:t>
-      </w:r>
-    </w:p>
-    <w:p>
-      <w:pPr>
-        <w:numPr>
-          <w:ilvl w:val="0"/>
-          <w:numId w:val="8"/>
-        </w:numPr>
-        <w:spacing w:before="100" w:beforeAutospacing="1" w:after="100" w:afterAutospacing="1" w:line="240" w:lineRule="auto"/>
-        <w:rPr>
-          <w:rFonts w:ascii="Times New Roman" w:eastAsia="Times New Roman" w:hAnsi="Times New Roman" w:cs="Times New Roman"/>
-          <w:sz w:val="24"/>
-          <w:szCs w:val="24"/>
-          <w:lang w:eastAsia="uk-UA"/>
-        </w:rPr>
-      </w:pPr>
-      <w:r>
-        <w:rPr>
-          <w:rFonts w:ascii="Times New Roman" w:eastAsia="Times New Roman" w:hAnsi="Times New Roman" w:cs="Times New Roman"/>
-          <w:sz w:val="24"/>
-          <w:szCs w:val="24"/>
-        </w:rPr>
-        <w:object w:dxaOrig="1440" w:dyaOrig="1440" w14:anchorId="66118CEF">
-          <v:shape id="_x0000_i1287" type="#_x0000_t75" style="width:16.5pt;height:14pt" o:ole="">
-            <v:imagedata r:id="rId19" o:title=""/>
-          </v:shape>
-          <w:control r:id="rId54" w:name="DefaultOcxName47" w:shapeid="_x0000_i1287"/>
-        </w:object>
-      </w:r>
-      <w:r>
-        <w:rPr>
-          <w:rFonts w:ascii="Times New Roman" w:eastAsia="Times New Roman" w:hAnsi="Times New Roman" w:cs="Times New Roman"/>
-          <w:sz w:val="24"/>
-          <w:szCs w:val="24"/>
-          <w:lang w:eastAsia="uk-UA"/>
-        </w:rPr>
-        <w:t xml:space="preserve">Зберігання балансу користувача </w:t>
-      </w:r>
-    </w:p>
-    <w:p>
-      <w:pPr>
-        <w:spacing w:before="100" w:beforeAutospacing="1" w:after="100" w:afterAutospacing="1" w:line="240" w:lineRule="auto"/>
-        <w:outlineLvl w:val="0"/>
+      </w:pPr>
+      <w:r>
         <w:rPr>
           <w:rFonts w:ascii="Times New Roman" w:eastAsia="Times New Roman" w:hAnsi="Times New Roman" w:cs="Times New Roman"/>
           <w:b/>
@@ -2027,8 +1792,161 @@
           <w:szCs w:val="48"/>
           <w:lang w:eastAsia="uk-UA"/>
         </w:rPr>
-      </w:pPr>
-      <w:r>
+        <w:t>8. СИСТЕМА НАГОРОД (ДУЖЕ ВАЖЛИВО)</w:t>
+      </w:r>
+    </w:p>
+    <w:p>
+      <w:pPr>
+        <w:numPr>
+          <w:ilvl w:val="0"/>
+          <w:numId w:val="8"/>
+        </w:numPr>
+        <w:spacing w:before="100" w:beforeAutospacing="1" w:after="100" w:afterAutospacing="1" w:line="240" w:lineRule="auto"/>
+        <w:rPr>
+          <w:rFonts w:ascii="Times New Roman" w:eastAsia="Times New Roman" w:hAnsi="Times New Roman" w:cs="Times New Roman"/>
+          <w:sz w:val="24"/>
+          <w:szCs w:val="24"/>
+          <w:lang w:eastAsia="uk-UA"/>
+        </w:rPr>
+      </w:pPr>
+      <w:r>
+        <w:rPr>
+          <w:rFonts w:ascii="Times New Roman" w:eastAsia="Times New Roman" w:hAnsi="Times New Roman" w:cs="Times New Roman"/>
+          <w:sz w:val="24"/>
+          <w:szCs w:val="24"/>
+        </w:rPr>
+        <w:object w:dxaOrig="1440" w:dyaOrig="1440" w14:anchorId="447A2669">
+          <v:shape id="_x0000_i1278" type="#_x0000_t75" style="width:16.5pt;height:14pt" o:ole="">
+            <v:imagedata r:id="rId19" o:title=""/>
+          </v:shape>
+          <w:control r:id="rId49" w:name="DefaultOcxName44" w:shapeid="_x0000_i1278"/>
+        </w:object>
+      </w:r>
+      <w:r>
+        <w:rPr>
+          <w:rFonts w:ascii="Times New Roman" w:eastAsia="Times New Roman" w:hAnsi="Times New Roman" w:cs="Times New Roman"/>
+          <w:sz w:val="24"/>
+          <w:szCs w:val="24"/>
+          <w:lang w:eastAsia="uk-UA"/>
+        </w:rPr>
+        <w:t xml:space="preserve">Створити модель Reward / Currency </w:t>
+      </w:r>
+    </w:p>
+    <w:p>
+      <w:pPr>
+        <w:numPr>
+          <w:ilvl w:val="0"/>
+          <w:numId w:val="8"/>
+        </w:numPr>
+        <w:spacing w:before="100" w:beforeAutospacing="1" w:after="100" w:afterAutospacing="1" w:line="240" w:lineRule="auto"/>
+        <w:rPr>
+          <w:rFonts w:ascii="Times New Roman" w:eastAsia="Times New Roman" w:hAnsi="Times New Roman" w:cs="Times New Roman"/>
+          <w:sz w:val="24"/>
+          <w:szCs w:val="24"/>
+          <w:lang w:eastAsia="uk-UA"/>
+        </w:rPr>
+      </w:pPr>
+      <w:r>
+        <w:rPr>
+          <w:rFonts w:ascii="Times New Roman" w:eastAsia="Times New Roman" w:hAnsi="Times New Roman" w:cs="Times New Roman"/>
+          <w:sz w:val="24"/>
+          <w:szCs w:val="24"/>
+        </w:rPr>
+        <w:object w:dxaOrig="1440" w:dyaOrig="1440" w14:anchorId="1D206329">
+          <v:shape id="_x0000_i1281" type="#_x0000_t75" style="width:16.5pt;height:14pt" o:ole="">
+            <v:imagedata r:id="rId19" o:title=""/>
+          </v:shape>
+          <w:control r:id="rId50" w:name="DefaultOcxName45" w:shapeid="_x0000_i1281"/>
+        </w:object>
+      </w:r>
+      <w:r>
+        <w:rPr>
+          <w:rFonts w:ascii="Times New Roman" w:eastAsia="Times New Roman" w:hAnsi="Times New Roman" w:cs="Times New Roman"/>
+          <w:sz w:val="24"/>
+          <w:szCs w:val="24"/>
+          <w:lang w:eastAsia="uk-UA"/>
+        </w:rPr>
+        <w:t xml:space="preserve">Нарахування валюти за урок </w:t>
+      </w:r>
+    </w:p>
+    <w:p>
+      <w:pPr>
+        <w:numPr>
+          <w:ilvl w:val="0"/>
+          <w:numId w:val="8"/>
+        </w:numPr>
+        <w:spacing w:before="100" w:beforeAutospacing="1" w:after="100" w:afterAutospacing="1" w:line="240" w:lineRule="auto"/>
+        <w:rPr>
+          <w:rFonts w:ascii="Times New Roman" w:eastAsia="Times New Roman" w:hAnsi="Times New Roman" w:cs="Times New Roman"/>
+          <w:sz w:val="24"/>
+          <w:szCs w:val="24"/>
+          <w:lang w:eastAsia="uk-UA"/>
+        </w:rPr>
+      </w:pPr>
+      <w:r>
+        <w:rPr>
+          <w:rFonts w:ascii="Times New Roman" w:eastAsia="Times New Roman" w:hAnsi="Times New Roman" w:cs="Times New Roman"/>
+          <w:sz w:val="24"/>
+          <w:szCs w:val="24"/>
+        </w:rPr>
+        <w:object w:dxaOrig="1440" w:dyaOrig="1440" w14:anchorId="7E88EDA3">
+          <v:shape id="_x0000_i1284" type="#_x0000_t75" style="width:16.5pt;height:14pt" o:ole="">
+            <v:imagedata r:id="rId19" o:title=""/>
+          </v:shape>
+          <w:control r:id="rId51" w:name="DefaultOcxName46" w:shapeid="_x0000_i1284"/>
+        </w:object>
+      </w:r>
+      <w:r>
+        <w:rPr>
+          <w:rFonts w:ascii="Times New Roman" w:eastAsia="Times New Roman" w:hAnsi="Times New Roman" w:cs="Times New Roman"/>
+          <w:sz w:val="24"/>
+          <w:szCs w:val="24"/>
+          <w:lang w:eastAsia="uk-UA"/>
+        </w:rPr>
+        <w:t xml:space="preserve">Залежність нагороди від % </w:t>
+      </w:r>
+    </w:p>
+    <w:p>
+      <w:pPr>
+        <w:numPr>
+          <w:ilvl w:val="0"/>
+          <w:numId w:val="8"/>
+        </w:numPr>
+        <w:spacing w:before="100" w:beforeAutospacing="1" w:after="100" w:afterAutospacing="1" w:line="240" w:lineRule="auto"/>
+        <w:rPr>
+          <w:rFonts w:ascii="Times New Roman" w:eastAsia="Times New Roman" w:hAnsi="Times New Roman" w:cs="Times New Roman"/>
+          <w:sz w:val="24"/>
+          <w:szCs w:val="24"/>
+          <w:lang w:eastAsia="uk-UA"/>
+        </w:rPr>
+      </w:pPr>
+      <w:r>
+        <w:rPr>
+          <w:rFonts w:ascii="Times New Roman" w:eastAsia="Times New Roman" w:hAnsi="Times New Roman" w:cs="Times New Roman"/>
+          <w:sz w:val="24"/>
+          <w:szCs w:val="24"/>
+        </w:rPr>
+        <w:object w:dxaOrig="1440" w:dyaOrig="1440" w14:anchorId="66118CEF">
+          <v:shape id="_x0000_i1287" type="#_x0000_t75" style="width:16.5pt;height:14pt" o:ole="">
+            <v:imagedata r:id="rId19" o:title=""/>
+          </v:shape>
+          <w:control r:id="rId52" w:name="DefaultOcxName47" w:shapeid="_x0000_i1287"/>
+        </w:object>
+      </w:r>
+      <w:r>
+        <w:rPr>
+          <w:rFonts w:ascii="Times New Roman" w:eastAsia="Times New Roman" w:hAnsi="Times New Roman" w:cs="Times New Roman"/>
+          <w:sz w:val="24"/>
+          <w:szCs w:val="24"/>
+          <w:lang w:eastAsia="uk-UA"/>
+        </w:rPr>
+        <w:t xml:space="preserve">Зберігання балансу користувача </w:t>
+      </w:r>
+    </w:p>
+    <w:p>
+      <w:pPr>
+        <w:spacing w:before="100" w:beforeAutospacing="1" w:after="100" w:afterAutospacing="1" w:line="240" w:lineRule="auto"/>
+        <w:outlineLvl w:val="0"/>
         <w:rPr>
           <w:rFonts w:ascii="Times New Roman" w:eastAsia="Times New Roman" w:hAnsi="Times New Roman" w:cs="Times New Roman"/>
           <w:b/>
@@ -2038,235 +1956,8 @@
           <w:szCs w:val="48"/>
           <w:lang w:eastAsia="uk-UA"/>
         </w:rPr>
-        <w:t>9. ЖИТТЯ (як у Duolingo)</w:t>
-      </w:r>
-    </w:p>
-    <w:p>
-      <w:pPr>
-        <w:numPr>
-          <w:ilvl w:val="0"/>
-          <w:numId w:val="9"/>
-        </w:numPr>
-        <w:spacing w:before="100" w:beforeAutospacing="1" w:after="100" w:afterAutospacing="1" w:line="240" w:lineRule="auto"/>
-        <w:rPr>
-          <w:rFonts w:ascii="Times New Roman" w:eastAsia="Times New Roman" w:hAnsi="Times New Roman" w:cs="Times New Roman"/>
-          <w:sz w:val="24"/>
-          <w:szCs w:val="24"/>
-          <w:lang w:eastAsia="uk-UA"/>
-        </w:rPr>
-      </w:pPr>
-      <w:r>
-        <w:rPr>
-          <w:rFonts w:ascii="Times New Roman" w:eastAsia="Times New Roman" w:hAnsi="Times New Roman" w:cs="Times New Roman"/>
-          <w:sz w:val="24"/>
-          <w:szCs w:val="24"/>
-        </w:rPr>
-        <w:object w:dxaOrig="1440" w:dyaOrig="1440" w14:anchorId="449CD21D">
-          <v:shape id="_x0000_i1290" type="#_x0000_t75" style="width:16.5pt;height:14pt" o:ole="">
-            <v:imagedata r:id="rId19" o:title=""/>
-          </v:shape>
-          <w:control r:id="rId55" w:name="DefaultOcxName48" w:shapeid="_x0000_i1290"/>
-        </w:object>
-      </w:r>
-      <w:r>
-        <w:rPr>
-          <w:rFonts w:ascii="Times New Roman" w:eastAsia="Times New Roman" w:hAnsi="Times New Roman" w:cs="Times New Roman"/>
-          <w:sz w:val="24"/>
-          <w:szCs w:val="24"/>
-          <w:lang w:eastAsia="uk-UA"/>
-        </w:rPr>
-        <w:t xml:space="preserve">Додати поле "життя" користувачу </w:t>
-      </w:r>
-    </w:p>
-    <w:p>
-      <w:pPr>
-        <w:numPr>
-          <w:ilvl w:val="0"/>
-          <w:numId w:val="9"/>
-        </w:numPr>
-        <w:spacing w:before="100" w:beforeAutospacing="1" w:after="100" w:afterAutospacing="1" w:line="240" w:lineRule="auto"/>
-        <w:rPr>
-          <w:rFonts w:ascii="Times New Roman" w:eastAsia="Times New Roman" w:hAnsi="Times New Roman" w:cs="Times New Roman"/>
-          <w:sz w:val="24"/>
-          <w:szCs w:val="24"/>
-          <w:lang w:eastAsia="uk-UA"/>
-        </w:rPr>
-      </w:pPr>
-      <w:r>
-        <w:rPr>
-          <w:rFonts w:ascii="Times New Roman" w:eastAsia="Times New Roman" w:hAnsi="Times New Roman" w:cs="Times New Roman"/>
-          <w:sz w:val="24"/>
-          <w:szCs w:val="24"/>
-        </w:rPr>
-        <w:object w:dxaOrig="1440" w:dyaOrig="1440" w14:anchorId="4F35891D">
-          <v:shape id="_x0000_i1293" type="#_x0000_t75" style="width:16.5pt;height:14pt" o:ole="">
-            <v:imagedata r:id="rId19" o:title=""/>
-          </v:shape>
-          <w:control r:id="rId56" w:name="DefaultOcxName49" w:shapeid="_x0000_i1293"/>
-        </w:object>
-      </w:r>
-      <w:r>
-        <w:rPr>
-          <w:rFonts w:ascii="Times New Roman" w:eastAsia="Times New Roman" w:hAnsi="Times New Roman" w:cs="Times New Roman"/>
-          <w:sz w:val="24"/>
-          <w:szCs w:val="24"/>
-          <w:lang w:eastAsia="uk-UA"/>
-        </w:rPr>
-        <w:t xml:space="preserve">Зменшення життя при помилці </w:t>
-      </w:r>
-    </w:p>
-    <w:p>
-      <w:pPr>
-        <w:numPr>
-          <w:ilvl w:val="0"/>
-          <w:numId w:val="9"/>
-        </w:numPr>
-        <w:spacing w:before="100" w:beforeAutospacing="1" w:after="100" w:afterAutospacing="1" w:line="240" w:lineRule="auto"/>
-        <w:rPr>
-          <w:rFonts w:ascii="Times New Roman" w:eastAsia="Times New Roman" w:hAnsi="Times New Roman" w:cs="Times New Roman"/>
-          <w:sz w:val="24"/>
-          <w:szCs w:val="24"/>
-          <w:lang w:eastAsia="uk-UA"/>
-        </w:rPr>
-      </w:pPr>
-      <w:r>
-        <w:rPr>
-          <w:rFonts w:ascii="Times New Roman" w:eastAsia="Times New Roman" w:hAnsi="Times New Roman" w:cs="Times New Roman"/>
-          <w:sz w:val="24"/>
-          <w:szCs w:val="24"/>
-        </w:rPr>
-        <w:object w:dxaOrig="1440" w:dyaOrig="1440" w14:anchorId="53D9EA90">
-          <v:shape id="_x0000_i1296" type="#_x0000_t75" style="width:16.5pt;height:14pt" o:ole="">
-            <v:imagedata r:id="rId19" o:title=""/>
-          </v:shape>
-          <w:control r:id="rId57" w:name="DefaultOcxName50" w:shapeid="_x0000_i1296"/>
-        </w:object>
-      </w:r>
-      <w:r>
-        <w:rPr>
-          <w:rFonts w:ascii="Times New Roman" w:eastAsia="Times New Roman" w:hAnsi="Times New Roman" w:cs="Times New Roman"/>
-          <w:sz w:val="24"/>
-          <w:szCs w:val="24"/>
-          <w:lang w:eastAsia="uk-UA"/>
-        </w:rPr>
-        <w:t xml:space="preserve">Відновлення життів: </w:t>
-      </w:r>
-    </w:p>
-    <w:p>
-      <w:pPr>
-        <w:numPr>
-          <w:ilvl w:val="1"/>
-          <w:numId w:val="9"/>
-        </w:numPr>
-        <w:spacing w:before="100" w:beforeAutospacing="1" w:after="100" w:afterAutospacing="1" w:line="240" w:lineRule="auto"/>
-        <w:rPr>
-          <w:rFonts w:ascii="Times New Roman" w:eastAsia="Times New Roman" w:hAnsi="Times New Roman" w:cs="Times New Roman"/>
-          <w:sz w:val="24"/>
-          <w:szCs w:val="24"/>
-          <w:lang w:eastAsia="uk-UA"/>
-        </w:rPr>
-      </w:pPr>
-      <w:r>
-        <w:rPr>
-          <w:rFonts w:ascii="Times New Roman" w:eastAsia="Times New Roman" w:hAnsi="Times New Roman" w:cs="Times New Roman"/>
-          <w:sz w:val="24"/>
-          <w:szCs w:val="24"/>
-        </w:rPr>
-        <w:object w:dxaOrig="1440" w:dyaOrig="1440" w14:anchorId="6A0865A9">
-          <v:shape id="_x0000_i1299" type="#_x0000_t75" style="width:16.5pt;height:14pt" o:ole="">
-            <v:imagedata r:id="rId19" o:title=""/>
-          </v:shape>
-          <w:control r:id="rId58" w:name="DefaultOcxName51" w:shapeid="_x0000_i1299"/>
-        </w:object>
-      </w:r>
-      <w:r>
-        <w:rPr>
-          <w:rFonts w:ascii="Times New Roman" w:eastAsia="Times New Roman" w:hAnsi="Times New Roman" w:cs="Times New Roman"/>
-          <w:sz w:val="24"/>
-          <w:szCs w:val="24"/>
-          <w:lang w:eastAsia="uk-UA"/>
-        </w:rPr>
-        <w:t xml:space="preserve">за час </w:t>
-      </w:r>
-    </w:p>
-    <w:p>
-      <w:pPr>
-        <w:numPr>
-          <w:ilvl w:val="1"/>
-          <w:numId w:val="9"/>
-        </w:numPr>
-        <w:spacing w:before="100" w:beforeAutospacing="1" w:after="100" w:afterAutospacing="1" w:line="240" w:lineRule="auto"/>
-        <w:rPr>
-          <w:rFonts w:ascii="Times New Roman" w:eastAsia="Times New Roman" w:hAnsi="Times New Roman" w:cs="Times New Roman"/>
-          <w:sz w:val="24"/>
-          <w:szCs w:val="24"/>
-          <w:lang w:eastAsia="uk-UA"/>
-        </w:rPr>
-      </w:pPr>
-      <w:r>
-        <w:rPr>
-          <w:rFonts w:ascii="Times New Roman" w:eastAsia="Times New Roman" w:hAnsi="Times New Roman" w:cs="Times New Roman"/>
-          <w:sz w:val="24"/>
-          <w:szCs w:val="24"/>
-        </w:rPr>
-        <w:object w:dxaOrig="1440" w:dyaOrig="1440" w14:anchorId="5F30EBF2">
-          <v:shape id="_x0000_i1302" type="#_x0000_t75" style="width:16.5pt;height:14pt" o:ole="">
-            <v:imagedata r:id="rId19" o:title=""/>
-          </v:shape>
-          <w:control r:id="rId59" w:name="DefaultOcxName52" w:shapeid="_x0000_i1302"/>
-        </w:object>
-      </w:r>
-      <w:r>
-        <w:rPr>
-          <w:rFonts w:ascii="Times New Roman" w:eastAsia="Times New Roman" w:hAnsi="Times New Roman" w:cs="Times New Roman"/>
-          <w:sz w:val="24"/>
-          <w:szCs w:val="24"/>
-          <w:lang w:eastAsia="uk-UA"/>
-        </w:rPr>
-        <w:t xml:space="preserve">за валюту </w:t>
-      </w:r>
-    </w:p>
-    <w:p>
-      <w:pPr>
-        <w:numPr>
-          <w:ilvl w:val="0"/>
-          <w:numId w:val="9"/>
-        </w:numPr>
-        <w:spacing w:before="100" w:beforeAutospacing="1" w:after="100" w:afterAutospacing="1" w:line="240" w:lineRule="auto"/>
-        <w:rPr>
-          <w:rFonts w:ascii="Times New Roman" w:eastAsia="Times New Roman" w:hAnsi="Times New Roman" w:cs="Times New Roman"/>
-          <w:sz w:val="24"/>
-          <w:szCs w:val="24"/>
-          <w:lang w:eastAsia="uk-UA"/>
-        </w:rPr>
-      </w:pPr>
-      <w:r>
-        <w:rPr>
-          <w:rFonts w:ascii="Times New Roman" w:eastAsia="Times New Roman" w:hAnsi="Times New Roman" w:cs="Times New Roman"/>
-          <w:sz w:val="24"/>
-          <w:szCs w:val="24"/>
-        </w:rPr>
-        <w:object w:dxaOrig="1440" w:dyaOrig="1440" w14:anchorId="72D87DCD">
-          <v:shape id="_x0000_i1305" type="#_x0000_t75" style="width:16.5pt;height:14pt" o:ole="">
-            <v:imagedata r:id="rId19" o:title=""/>
-          </v:shape>
-          <w:control r:id="rId60" w:name="DefaultOcxName53" w:shapeid="_x0000_i1305"/>
-        </w:object>
-      </w:r>
-      <w:r>
-        <w:rPr>
-          <w:rFonts w:ascii="Times New Roman" w:eastAsia="Times New Roman" w:hAnsi="Times New Roman" w:cs="Times New Roman"/>
-          <w:sz w:val="24"/>
-          <w:szCs w:val="24"/>
-          <w:lang w:eastAsia="uk-UA"/>
-        </w:rPr>
-        <w:t xml:space="preserve">Заборона проходження без життів </w:t>
-      </w:r>
-    </w:p>
-    <w:p>
-      <w:pPr>
-        <w:spacing w:before="100" w:beforeAutospacing="1" w:after="100" w:afterAutospacing="1" w:line="240" w:lineRule="auto"/>
-        <w:outlineLvl w:val="0"/>
+      </w:pPr>
+      <w:r>
         <w:rPr>
           <w:rFonts w:ascii="Times New Roman" w:eastAsia="Times New Roman" w:hAnsi="Times New Roman" w:cs="Times New Roman"/>
           <w:b/>
@@ -2276,8 +1967,235 @@
           <w:szCs w:val="48"/>
           <w:lang w:eastAsia="uk-UA"/>
         </w:rPr>
-      </w:pPr>
-      <w:r>
+        <w:t>9. ЖИТТЯ (як у Duolingo)</w:t>
+      </w:r>
+    </w:p>
+    <w:p>
+      <w:pPr>
+        <w:numPr>
+          <w:ilvl w:val="0"/>
+          <w:numId w:val="9"/>
+        </w:numPr>
+        <w:spacing w:before="100" w:beforeAutospacing="1" w:after="100" w:afterAutospacing="1" w:line="240" w:lineRule="auto"/>
+        <w:rPr>
+          <w:rFonts w:ascii="Times New Roman" w:eastAsia="Times New Roman" w:hAnsi="Times New Roman" w:cs="Times New Roman"/>
+          <w:sz w:val="24"/>
+          <w:szCs w:val="24"/>
+          <w:lang w:eastAsia="uk-UA"/>
+        </w:rPr>
+      </w:pPr>
+      <w:r>
+        <w:rPr>
+          <w:rFonts w:ascii="Times New Roman" w:eastAsia="Times New Roman" w:hAnsi="Times New Roman" w:cs="Times New Roman"/>
+          <w:sz w:val="24"/>
+          <w:szCs w:val="24"/>
+        </w:rPr>
+        <w:object w:dxaOrig="1440" w:dyaOrig="1440" w14:anchorId="449CD21D">
+          <v:shape id="_x0000_i1290" type="#_x0000_t75" style="width:16.5pt;height:14pt" o:ole="">
+            <v:imagedata r:id="rId19" o:title=""/>
+          </v:shape>
+          <w:control r:id="rId53" w:name="DefaultOcxName48" w:shapeid="_x0000_i1290"/>
+        </w:object>
+      </w:r>
+      <w:r>
+        <w:rPr>
+          <w:rFonts w:ascii="Times New Roman" w:eastAsia="Times New Roman" w:hAnsi="Times New Roman" w:cs="Times New Roman"/>
+          <w:sz w:val="24"/>
+          <w:szCs w:val="24"/>
+          <w:lang w:eastAsia="uk-UA"/>
+        </w:rPr>
+        <w:t xml:space="preserve">Додати поле "життя" користувачу </w:t>
+      </w:r>
+    </w:p>
+    <w:p>
+      <w:pPr>
+        <w:numPr>
+          <w:ilvl w:val="0"/>
+          <w:numId w:val="9"/>
+        </w:numPr>
+        <w:spacing w:before="100" w:beforeAutospacing="1" w:after="100" w:afterAutospacing="1" w:line="240" w:lineRule="auto"/>
+        <w:rPr>
+          <w:rFonts w:ascii="Times New Roman" w:eastAsia="Times New Roman" w:hAnsi="Times New Roman" w:cs="Times New Roman"/>
+          <w:sz w:val="24"/>
+          <w:szCs w:val="24"/>
+          <w:lang w:eastAsia="uk-UA"/>
+        </w:rPr>
+      </w:pPr>
+      <w:r>
+        <w:rPr>
+          <w:rFonts w:ascii="Times New Roman" w:eastAsia="Times New Roman" w:hAnsi="Times New Roman" w:cs="Times New Roman"/>
+          <w:sz w:val="24"/>
+          <w:szCs w:val="24"/>
+        </w:rPr>
+        <w:object w:dxaOrig="1440" w:dyaOrig="1440" w14:anchorId="4F35891D">
+          <v:shape id="_x0000_i1293" type="#_x0000_t75" style="width:16.5pt;height:14pt" o:ole="">
+            <v:imagedata r:id="rId19" o:title=""/>
+          </v:shape>
+          <w:control r:id="rId54" w:name="DefaultOcxName49" w:shapeid="_x0000_i1293"/>
+        </w:object>
+      </w:r>
+      <w:r>
+        <w:rPr>
+          <w:rFonts w:ascii="Times New Roman" w:eastAsia="Times New Roman" w:hAnsi="Times New Roman" w:cs="Times New Roman"/>
+          <w:sz w:val="24"/>
+          <w:szCs w:val="24"/>
+          <w:lang w:eastAsia="uk-UA"/>
+        </w:rPr>
+        <w:t xml:space="preserve">Зменшення життя при помилці </w:t>
+      </w:r>
+    </w:p>
+    <w:p>
+      <w:pPr>
+        <w:numPr>
+          <w:ilvl w:val="0"/>
+          <w:numId w:val="9"/>
+        </w:numPr>
+        <w:spacing w:before="100" w:beforeAutospacing="1" w:after="100" w:afterAutospacing="1" w:line="240" w:lineRule="auto"/>
+        <w:rPr>
+          <w:rFonts w:ascii="Times New Roman" w:eastAsia="Times New Roman" w:hAnsi="Times New Roman" w:cs="Times New Roman"/>
+          <w:sz w:val="24"/>
+          <w:szCs w:val="24"/>
+          <w:lang w:eastAsia="uk-UA"/>
+        </w:rPr>
+      </w:pPr>
+      <w:r>
+        <w:rPr>
+          <w:rFonts w:ascii="Times New Roman" w:eastAsia="Times New Roman" w:hAnsi="Times New Roman" w:cs="Times New Roman"/>
+          <w:sz w:val="24"/>
+          <w:szCs w:val="24"/>
+        </w:rPr>
+        <w:object w:dxaOrig="1440" w:dyaOrig="1440" w14:anchorId="53D9EA90">
+          <v:shape id="_x0000_i1296" type="#_x0000_t75" style="width:16.5pt;height:14pt" o:ole="">
+            <v:imagedata r:id="rId19" o:title=""/>
+          </v:shape>
+          <w:control r:id="rId55" w:name="DefaultOcxName50" w:shapeid="_x0000_i1296"/>
+        </w:object>
+      </w:r>
+      <w:r>
+        <w:rPr>
+          <w:rFonts w:ascii="Times New Roman" w:eastAsia="Times New Roman" w:hAnsi="Times New Roman" w:cs="Times New Roman"/>
+          <w:sz w:val="24"/>
+          <w:szCs w:val="24"/>
+          <w:lang w:eastAsia="uk-UA"/>
+        </w:rPr>
+        <w:t xml:space="preserve">Відновлення життів: </w:t>
+      </w:r>
+    </w:p>
+    <w:p>
+      <w:pPr>
+        <w:numPr>
+          <w:ilvl w:val="1"/>
+          <w:numId w:val="9"/>
+        </w:numPr>
+        <w:spacing w:before="100" w:beforeAutospacing="1" w:after="100" w:afterAutospacing="1" w:line="240" w:lineRule="auto"/>
+        <w:rPr>
+          <w:rFonts w:ascii="Times New Roman" w:eastAsia="Times New Roman" w:hAnsi="Times New Roman" w:cs="Times New Roman"/>
+          <w:sz w:val="24"/>
+          <w:szCs w:val="24"/>
+          <w:lang w:eastAsia="uk-UA"/>
+        </w:rPr>
+      </w:pPr>
+      <w:r>
+        <w:rPr>
+          <w:rFonts w:ascii="Times New Roman" w:eastAsia="Times New Roman" w:hAnsi="Times New Roman" w:cs="Times New Roman"/>
+          <w:sz w:val="24"/>
+          <w:szCs w:val="24"/>
+        </w:rPr>
+        <w:object w:dxaOrig="1440" w:dyaOrig="1440" w14:anchorId="6A0865A9">
+          <v:shape id="_x0000_i1299" type="#_x0000_t75" style="width:16.5pt;height:14pt" o:ole="">
+            <v:imagedata r:id="rId19" o:title=""/>
+          </v:shape>
+          <w:control r:id="rId56" w:name="DefaultOcxName51" w:shapeid="_x0000_i1299"/>
+        </w:object>
+      </w:r>
+      <w:r>
+        <w:rPr>
+          <w:rFonts w:ascii="Times New Roman" w:eastAsia="Times New Roman" w:hAnsi="Times New Roman" w:cs="Times New Roman"/>
+          <w:sz w:val="24"/>
+          <w:szCs w:val="24"/>
+          <w:lang w:eastAsia="uk-UA"/>
+        </w:rPr>
+        <w:t xml:space="preserve">за час </w:t>
+      </w:r>
+    </w:p>
+    <w:p>
+      <w:pPr>
+        <w:numPr>
+          <w:ilvl w:val="1"/>
+          <w:numId w:val="9"/>
+        </w:numPr>
+        <w:spacing w:before="100" w:beforeAutospacing="1" w:after="100" w:afterAutospacing="1" w:line="240" w:lineRule="auto"/>
+        <w:rPr>
+          <w:rFonts w:ascii="Times New Roman" w:eastAsia="Times New Roman" w:hAnsi="Times New Roman" w:cs="Times New Roman"/>
+          <w:sz w:val="24"/>
+          <w:szCs w:val="24"/>
+          <w:lang w:eastAsia="uk-UA"/>
+        </w:rPr>
+      </w:pPr>
+      <w:r>
+        <w:rPr>
+          <w:rFonts w:ascii="Times New Roman" w:eastAsia="Times New Roman" w:hAnsi="Times New Roman" w:cs="Times New Roman"/>
+          <w:sz w:val="24"/>
+          <w:szCs w:val="24"/>
+        </w:rPr>
+        <w:object w:dxaOrig="1440" w:dyaOrig="1440" w14:anchorId="5F30EBF2">
+          <v:shape id="_x0000_i1302" type="#_x0000_t75" style="width:16.5pt;height:14pt" o:ole="">
+            <v:imagedata r:id="rId19" o:title=""/>
+          </v:shape>
+          <w:control r:id="rId57" w:name="DefaultOcxName52" w:shapeid="_x0000_i1302"/>
+        </w:object>
+      </w:r>
+      <w:r>
+        <w:rPr>
+          <w:rFonts w:ascii="Times New Roman" w:eastAsia="Times New Roman" w:hAnsi="Times New Roman" w:cs="Times New Roman"/>
+          <w:sz w:val="24"/>
+          <w:szCs w:val="24"/>
+          <w:lang w:eastAsia="uk-UA"/>
+        </w:rPr>
+        <w:t xml:space="preserve">за валюту </w:t>
+      </w:r>
+    </w:p>
+    <w:p>
+      <w:pPr>
+        <w:numPr>
+          <w:ilvl w:val="0"/>
+          <w:numId w:val="9"/>
+        </w:numPr>
+        <w:spacing w:before="100" w:beforeAutospacing="1" w:after="100" w:afterAutospacing="1" w:line="240" w:lineRule="auto"/>
+        <w:rPr>
+          <w:rFonts w:ascii="Times New Roman" w:eastAsia="Times New Roman" w:hAnsi="Times New Roman" w:cs="Times New Roman"/>
+          <w:sz w:val="24"/>
+          <w:szCs w:val="24"/>
+          <w:lang w:eastAsia="uk-UA"/>
+        </w:rPr>
+      </w:pPr>
+      <w:r>
+        <w:rPr>
+          <w:rFonts w:ascii="Times New Roman" w:eastAsia="Times New Roman" w:hAnsi="Times New Roman" w:cs="Times New Roman"/>
+          <w:sz w:val="24"/>
+          <w:szCs w:val="24"/>
+        </w:rPr>
+        <w:object w:dxaOrig="1440" w:dyaOrig="1440" w14:anchorId="72D87DCD">
+          <v:shape id="_x0000_i1305" type="#_x0000_t75" style="width:16.5pt;height:14pt" o:ole="">
+            <v:imagedata r:id="rId19" o:title=""/>
+          </v:shape>
+          <w:control r:id="rId58" w:name="DefaultOcxName53" w:shapeid="_x0000_i1305"/>
+        </w:object>
+      </w:r>
+      <w:r>
+        <w:rPr>
+          <w:rFonts w:ascii="Times New Roman" w:eastAsia="Times New Roman" w:hAnsi="Times New Roman" w:cs="Times New Roman"/>
+          <w:sz w:val="24"/>
+          <w:szCs w:val="24"/>
+          <w:lang w:eastAsia="uk-UA"/>
+        </w:rPr>
+        <w:t xml:space="preserve">Заборона проходження без життів </w:t>
+      </w:r>
+    </w:p>
+    <w:p>
+      <w:pPr>
+        <w:spacing w:before="100" w:beforeAutospacing="1" w:after="100" w:afterAutospacing="1" w:line="240" w:lineRule="auto"/>
+        <w:outlineLvl w:val="0"/>
         <w:rPr>
           <w:rFonts w:ascii="Times New Roman" w:eastAsia="Times New Roman" w:hAnsi="Times New Roman" w:cs="Times New Roman"/>
           <w:b/>
@@ -2287,162 +2205,8 @@
           <w:szCs w:val="48"/>
           <w:lang w:eastAsia="uk-UA"/>
         </w:rPr>
-        <w:t>10. ВОГНИК (STREAK)</w:t>
-      </w:r>
-    </w:p>
-    <w:p>
-      <w:pPr>
-        <w:numPr>
-          <w:ilvl w:val="0"/>
-          <w:numId w:val="10"/>
-        </w:numPr>
-        <w:spacing w:before="100" w:beforeAutospacing="1" w:after="100" w:afterAutospacing="1" w:line="240" w:lineRule="auto"/>
-        <w:rPr>
-          <w:rFonts w:ascii="Times New Roman" w:eastAsia="Times New Roman" w:hAnsi="Times New Roman" w:cs="Times New Roman"/>
-          <w:sz w:val="24"/>
-          <w:szCs w:val="24"/>
-          <w:lang w:eastAsia="uk-UA"/>
-        </w:rPr>
-      </w:pPr>
-      <w:r>
-        <w:rPr>
-          <w:rFonts w:ascii="Times New Roman" w:eastAsia="Times New Roman" w:hAnsi="Times New Roman" w:cs="Times New Roman"/>
-          <w:sz w:val="24"/>
-          <w:szCs w:val="24"/>
-        </w:rPr>
-        <w:object w:dxaOrig="1440" w:dyaOrig="1440" w14:anchorId="36C1C7E1">
-          <v:shape id="_x0000_i1308" type="#_x0000_t75" style="width:16.5pt;height:14pt" o:ole="">
-            <v:imagedata r:id="rId19" o:title=""/>
-          </v:shape>
-          <w:control r:id="rId61" w:name="DefaultOcxName54" w:shapeid="_x0000_i1308"/>
-        </w:object>
-      </w:r>
-      <w:r>
-        <w:rPr>
-          <w:rFonts w:ascii="Times New Roman" w:eastAsia="Times New Roman" w:hAnsi="Times New Roman" w:cs="Times New Roman"/>
-          <w:sz w:val="24"/>
-          <w:szCs w:val="24"/>
-          <w:lang w:eastAsia="uk-UA"/>
-        </w:rPr>
-        <w:t xml:space="preserve">Зберігати кількість днів підряд </w:t>
-      </w:r>
-    </w:p>
-    <w:p>
-      <w:pPr>
-        <w:numPr>
-          <w:ilvl w:val="0"/>
-          <w:numId w:val="10"/>
-        </w:numPr>
-        <w:spacing w:before="100" w:beforeAutospacing="1" w:after="100" w:afterAutospacing="1" w:line="240" w:lineRule="auto"/>
-        <w:rPr>
-          <w:rFonts w:ascii="Times New Roman" w:eastAsia="Times New Roman" w:hAnsi="Times New Roman" w:cs="Times New Roman"/>
-          <w:sz w:val="24"/>
-          <w:szCs w:val="24"/>
-          <w:lang w:eastAsia="uk-UA"/>
-        </w:rPr>
-      </w:pPr>
-      <w:r>
-        <w:rPr>
-          <w:rFonts w:ascii="Times New Roman" w:eastAsia="Times New Roman" w:hAnsi="Times New Roman" w:cs="Times New Roman"/>
-          <w:sz w:val="24"/>
-          <w:szCs w:val="24"/>
-        </w:rPr>
-        <w:object w:dxaOrig="1440" w:dyaOrig="1440" w14:anchorId="431DD649">
-          <v:shape id="_x0000_i1311" type="#_x0000_t75" style="width:16.5pt;height:14pt" o:ole="">
-            <v:imagedata r:id="rId19" o:title=""/>
-          </v:shape>
-          <w:control r:id="rId62" w:name="DefaultOcxName55" w:shapeid="_x0000_i1311"/>
-        </w:object>
-      </w:r>
-      <w:r>
-        <w:rPr>
-          <w:rFonts w:ascii="Times New Roman" w:eastAsia="Times New Roman" w:hAnsi="Times New Roman" w:cs="Times New Roman"/>
-          <w:sz w:val="24"/>
-          <w:szCs w:val="24"/>
-          <w:lang w:eastAsia="uk-UA"/>
-        </w:rPr>
-        <w:t xml:space="preserve">Оновлення streak при вході </w:t>
-      </w:r>
-    </w:p>
-    <w:p>
-      <w:pPr>
-        <w:numPr>
-          <w:ilvl w:val="0"/>
-          <w:numId w:val="10"/>
-        </w:numPr>
-        <w:spacing w:before="100" w:beforeAutospacing="1" w:after="100" w:afterAutospacing="1" w:line="240" w:lineRule="auto"/>
-        <w:rPr>
-          <w:rFonts w:ascii="Times New Roman" w:eastAsia="Times New Roman" w:hAnsi="Times New Roman" w:cs="Times New Roman"/>
-          <w:sz w:val="24"/>
-          <w:szCs w:val="24"/>
-          <w:lang w:eastAsia="uk-UA"/>
-        </w:rPr>
-      </w:pPr>
-      <w:r>
-        <w:rPr>
-          <w:rFonts w:ascii="Times New Roman" w:eastAsia="Times New Roman" w:hAnsi="Times New Roman" w:cs="Times New Roman"/>
-          <w:sz w:val="24"/>
-          <w:szCs w:val="24"/>
-        </w:rPr>
-        <w:lastRenderedPageBreak/>
-        <w:object w:dxaOrig="1440" w:dyaOrig="1440" w14:anchorId="6AB2764C">
-          <v:shape id="_x0000_i1314" type="#_x0000_t75" style="width:16.5pt;height:14pt" o:ole="">
-            <v:imagedata r:id="rId19" o:title=""/>
-          </v:shape>
-          <w:control r:id="rId63" w:name="DefaultOcxName56" w:shapeid="_x0000_i1314"/>
-        </w:object>
-      </w:r>
-      <w:r>
-        <w:rPr>
-          <w:rFonts w:ascii="Times New Roman" w:eastAsia="Times New Roman" w:hAnsi="Times New Roman" w:cs="Times New Roman"/>
-          <w:sz w:val="24"/>
-          <w:szCs w:val="24"/>
-          <w:lang w:eastAsia="uk-UA"/>
-        </w:rPr>
-        <w:t xml:space="preserve">Скидання streak при пропуску </w:t>
-      </w:r>
-    </w:p>
-    <w:p>
-      <w:pPr>
-        <w:numPr>
-          <w:ilvl w:val="0"/>
-          <w:numId w:val="10"/>
-        </w:numPr>
-        <w:spacing w:before="100" w:beforeAutospacing="1" w:after="100" w:afterAutospacing="1" w:line="240" w:lineRule="auto"/>
-        <w:rPr>
-          <w:rFonts w:ascii="Times New Roman" w:eastAsia="Times New Roman" w:hAnsi="Times New Roman" w:cs="Times New Roman"/>
-          <w:sz w:val="24"/>
-          <w:szCs w:val="24"/>
-          <w:lang w:eastAsia="uk-UA"/>
-        </w:rPr>
-      </w:pPr>
-      <w:r>
-        <w:rPr>
-          <w:rFonts w:ascii="Times New Roman" w:eastAsia="Times New Roman" w:hAnsi="Times New Roman" w:cs="Times New Roman"/>
-          <w:sz w:val="24"/>
-          <w:szCs w:val="24"/>
-        </w:rPr>
-        <w:object w:dxaOrig="1440" w:dyaOrig="1440" w14:anchorId="5B714243">
-          <v:shape id="_x0000_i1317" type="#_x0000_t75" style="width:16.5pt;height:14pt" o:ole="">
-            <v:imagedata r:id="rId19" o:title=""/>
-          </v:shape>
-          <w:control r:id="rId64" w:name="DefaultOcxName57" w:shapeid="_x0000_i1317"/>
-        </w:object>
-      </w:r>
-      <w:r>
-        <w:rPr>
-          <w:rFonts w:ascii="Times New Roman" w:eastAsia="Times New Roman" w:hAnsi="Times New Roman" w:cs="Times New Roman"/>
-          <w:sz w:val="24"/>
-          <w:szCs w:val="24"/>
-          <w:lang w:eastAsia="uk-UA"/>
-        </w:rPr>
-        <w:t xml:space="preserve">Відновлення streak за валюту </w:t>
-      </w:r>
-    </w:p>
-    <w:p>
-      <w:pPr>
-        <w:spacing w:before="100" w:beforeAutospacing="1" w:after="100" w:afterAutospacing="1" w:line="240" w:lineRule="auto"/>
-        <w:outlineLvl w:val="0"/>
+      </w:pPr>
+      <w:r>
         <w:rPr>
           <w:rFonts w:ascii="Times New Roman" w:eastAsia="Times New Roman" w:hAnsi="Times New Roman" w:cs="Times New Roman"/>
           <w:b/>
@@ -2452,8 +2216,161 @@
           <w:szCs w:val="48"/>
           <w:lang w:eastAsia="uk-UA"/>
         </w:rPr>
-      </w:pPr>
-      <w:r>
+        <w:t>10. ВОГНИК (STREAK)</w:t>
+      </w:r>
+    </w:p>
+    <w:p>
+      <w:pPr>
+        <w:numPr>
+          <w:ilvl w:val="0"/>
+          <w:numId w:val="10"/>
+        </w:numPr>
+        <w:spacing w:before="100" w:beforeAutospacing="1" w:after="100" w:afterAutospacing="1" w:line="240" w:lineRule="auto"/>
+        <w:rPr>
+          <w:rFonts w:ascii="Times New Roman" w:eastAsia="Times New Roman" w:hAnsi="Times New Roman" w:cs="Times New Roman"/>
+          <w:sz w:val="24"/>
+          <w:szCs w:val="24"/>
+          <w:lang w:eastAsia="uk-UA"/>
+        </w:rPr>
+      </w:pPr>
+      <w:r>
+        <w:rPr>
+          <w:rFonts w:ascii="Times New Roman" w:eastAsia="Times New Roman" w:hAnsi="Times New Roman" w:cs="Times New Roman"/>
+          <w:sz w:val="24"/>
+          <w:szCs w:val="24"/>
+        </w:rPr>
+        <w:object w:dxaOrig="1440" w:dyaOrig="1440" w14:anchorId="36C1C7E1">
+          <v:shape id="_x0000_i1308" type="#_x0000_t75" style="width:16.5pt;height:14pt" o:ole="">
+            <v:imagedata r:id="rId19" o:title=""/>
+          </v:shape>
+          <w:control r:id="rId59" w:name="DefaultOcxName54" w:shapeid="_x0000_i1308"/>
+        </w:object>
+      </w:r>
+      <w:r>
+        <w:rPr>
+          <w:rFonts w:ascii="Times New Roman" w:eastAsia="Times New Roman" w:hAnsi="Times New Roman" w:cs="Times New Roman"/>
+          <w:sz w:val="24"/>
+          <w:szCs w:val="24"/>
+          <w:lang w:eastAsia="uk-UA"/>
+        </w:rPr>
+        <w:t xml:space="preserve">Зберігати кількість днів підряд </w:t>
+      </w:r>
+    </w:p>
+    <w:p>
+      <w:pPr>
+        <w:numPr>
+          <w:ilvl w:val="0"/>
+          <w:numId w:val="10"/>
+        </w:numPr>
+        <w:spacing w:before="100" w:beforeAutospacing="1" w:after="100" w:afterAutospacing="1" w:line="240" w:lineRule="auto"/>
+        <w:rPr>
+          <w:rFonts w:ascii="Times New Roman" w:eastAsia="Times New Roman" w:hAnsi="Times New Roman" w:cs="Times New Roman"/>
+          <w:sz w:val="24"/>
+          <w:szCs w:val="24"/>
+          <w:lang w:eastAsia="uk-UA"/>
+        </w:rPr>
+      </w:pPr>
+      <w:r>
+        <w:rPr>
+          <w:rFonts w:ascii="Times New Roman" w:eastAsia="Times New Roman" w:hAnsi="Times New Roman" w:cs="Times New Roman"/>
+          <w:sz w:val="24"/>
+          <w:szCs w:val="24"/>
+        </w:rPr>
+        <w:object w:dxaOrig="1440" w:dyaOrig="1440" w14:anchorId="431DD649">
+          <v:shape id="_x0000_i1311" type="#_x0000_t75" style="width:16.5pt;height:14pt" o:ole="">
+            <v:imagedata r:id="rId19" o:title=""/>
+          </v:shape>
+          <w:control r:id="rId60" w:name="DefaultOcxName55" w:shapeid="_x0000_i1311"/>
+        </w:object>
+      </w:r>
+      <w:r>
+        <w:rPr>
+          <w:rFonts w:ascii="Times New Roman" w:eastAsia="Times New Roman" w:hAnsi="Times New Roman" w:cs="Times New Roman"/>
+          <w:sz w:val="24"/>
+          <w:szCs w:val="24"/>
+          <w:lang w:eastAsia="uk-UA"/>
+        </w:rPr>
+        <w:t xml:space="preserve">Оновлення streak при вході </w:t>
+      </w:r>
+    </w:p>
+    <w:p>
+      <w:pPr>
+        <w:numPr>
+          <w:ilvl w:val="0"/>
+          <w:numId w:val="10"/>
+        </w:numPr>
+        <w:spacing w:before="100" w:beforeAutospacing="1" w:after="100" w:afterAutospacing="1" w:line="240" w:lineRule="auto"/>
+        <w:rPr>
+          <w:rFonts w:ascii="Times New Roman" w:eastAsia="Times New Roman" w:hAnsi="Times New Roman" w:cs="Times New Roman"/>
+          <w:sz w:val="24"/>
+          <w:szCs w:val="24"/>
+          <w:lang w:eastAsia="uk-UA"/>
+        </w:rPr>
+      </w:pPr>
+      <w:r>
+        <w:rPr>
+          <w:rFonts w:ascii="Times New Roman" w:eastAsia="Times New Roman" w:hAnsi="Times New Roman" w:cs="Times New Roman"/>
+          <w:sz w:val="24"/>
+          <w:szCs w:val="24"/>
+        </w:rPr>
+        <w:object w:dxaOrig="1440" w:dyaOrig="1440" w14:anchorId="6AB2764C">
+          <v:shape id="_x0000_i1314" type="#_x0000_t75" style="width:16.5pt;height:14pt" o:ole="">
+            <v:imagedata r:id="rId19" o:title=""/>
+          </v:shape>
+          <w:control r:id="rId61" w:name="DefaultOcxName56" w:shapeid="_x0000_i1314"/>
+        </w:object>
+      </w:r>
+      <w:r>
+        <w:rPr>
+          <w:rFonts w:ascii="Times New Roman" w:eastAsia="Times New Roman" w:hAnsi="Times New Roman" w:cs="Times New Roman"/>
+          <w:sz w:val="24"/>
+          <w:szCs w:val="24"/>
+          <w:lang w:eastAsia="uk-UA"/>
+        </w:rPr>
+        <w:t xml:space="preserve">Скидання streak при пропуску </w:t>
+      </w:r>
+    </w:p>
+    <w:p>
+      <w:pPr>
+        <w:numPr>
+          <w:ilvl w:val="0"/>
+          <w:numId w:val="10"/>
+        </w:numPr>
+        <w:spacing w:before="100" w:beforeAutospacing="1" w:after="100" w:afterAutospacing="1" w:line="240" w:lineRule="auto"/>
+        <w:rPr>
+          <w:rFonts w:ascii="Times New Roman" w:eastAsia="Times New Roman" w:hAnsi="Times New Roman" w:cs="Times New Roman"/>
+          <w:sz w:val="24"/>
+          <w:szCs w:val="24"/>
+          <w:lang w:eastAsia="uk-UA"/>
+        </w:rPr>
+      </w:pPr>
+      <w:r>
+        <w:rPr>
+          <w:rFonts w:ascii="Times New Roman" w:eastAsia="Times New Roman" w:hAnsi="Times New Roman" w:cs="Times New Roman"/>
+          <w:sz w:val="24"/>
+          <w:szCs w:val="24"/>
+        </w:rPr>
+        <w:object w:dxaOrig="1440" w:dyaOrig="1440" w14:anchorId="5B714243">
+          <v:shape id="_x0000_i1317" type="#_x0000_t75" style="width:16.5pt;height:14pt" o:ole="">
+            <v:imagedata r:id="rId19" o:title=""/>
+          </v:shape>
+          <w:control r:id="rId62" w:name="DefaultOcxName57" w:shapeid="_x0000_i1317"/>
+        </w:object>
+      </w:r>
+      <w:r>
+        <w:rPr>
+          <w:rFonts w:ascii="Times New Roman" w:eastAsia="Times New Roman" w:hAnsi="Times New Roman" w:cs="Times New Roman"/>
+          <w:sz w:val="24"/>
+          <w:szCs w:val="24"/>
+          <w:lang w:eastAsia="uk-UA"/>
+        </w:rPr>
+        <w:t xml:space="preserve">Відновлення streak за валюту </w:t>
+      </w:r>
+    </w:p>
+    <w:p>
+      <w:pPr>
+        <w:spacing w:before="100" w:beforeAutospacing="1" w:after="100" w:afterAutospacing="1" w:line="240" w:lineRule="auto"/>
+        <w:outlineLvl w:val="0"/>
         <w:rPr>
           <w:rFonts w:ascii="Times New Roman" w:eastAsia="Times New Roman" w:hAnsi="Times New Roman" w:cs="Times New Roman"/>
           <w:b/>
@@ -2463,161 +2380,8 @@
           <w:szCs w:val="48"/>
           <w:lang w:eastAsia="uk-UA"/>
         </w:rPr>
-        <w:t>11. ВНУТРІШНІ ПОКУПКИ</w:t>
-      </w:r>
-    </w:p>
-    <w:p>
-      <w:pPr>
-        <w:numPr>
-          <w:ilvl w:val="0"/>
-          <w:numId w:val="11"/>
-        </w:numPr>
-        <w:spacing w:before="100" w:beforeAutospacing="1" w:after="100" w:afterAutospacing="1" w:line="240" w:lineRule="auto"/>
-        <w:rPr>
-          <w:rFonts w:ascii="Times New Roman" w:eastAsia="Times New Roman" w:hAnsi="Times New Roman" w:cs="Times New Roman"/>
-          <w:sz w:val="24"/>
-          <w:szCs w:val="24"/>
-          <w:lang w:eastAsia="uk-UA"/>
-        </w:rPr>
-      </w:pPr>
-      <w:r>
-        <w:rPr>
-          <w:rFonts w:ascii="Times New Roman" w:eastAsia="Times New Roman" w:hAnsi="Times New Roman" w:cs="Times New Roman"/>
-          <w:sz w:val="24"/>
-          <w:szCs w:val="24"/>
-        </w:rPr>
-        <w:object w:dxaOrig="1440" w:dyaOrig="1440" w14:anchorId="7F2E4487">
-          <v:shape id="_x0000_i1320" type="#_x0000_t75" style="width:16.5pt;height:14pt" o:ole="">
-            <v:imagedata r:id="rId19" o:title=""/>
-          </v:shape>
-          <w:control r:id="rId65" w:name="DefaultOcxName58" w:shapeid="_x0000_i1320"/>
-        </w:object>
-      </w:r>
-      <w:r>
-        <w:rPr>
-          <w:rFonts w:ascii="Times New Roman" w:eastAsia="Times New Roman" w:hAnsi="Times New Roman" w:cs="Times New Roman"/>
-          <w:sz w:val="24"/>
-          <w:szCs w:val="24"/>
-          <w:lang w:eastAsia="uk-UA"/>
-        </w:rPr>
-        <w:t xml:space="preserve">Купівля життів </w:t>
-      </w:r>
-    </w:p>
-    <w:p>
-      <w:pPr>
-        <w:numPr>
-          <w:ilvl w:val="0"/>
-          <w:numId w:val="11"/>
-        </w:numPr>
-        <w:spacing w:before="100" w:beforeAutospacing="1" w:after="100" w:afterAutospacing="1" w:line="240" w:lineRule="auto"/>
-        <w:rPr>
-          <w:rFonts w:ascii="Times New Roman" w:eastAsia="Times New Roman" w:hAnsi="Times New Roman" w:cs="Times New Roman"/>
-          <w:sz w:val="24"/>
-          <w:szCs w:val="24"/>
-          <w:lang w:eastAsia="uk-UA"/>
-        </w:rPr>
-      </w:pPr>
-      <w:r>
-        <w:rPr>
-          <w:rFonts w:ascii="Times New Roman" w:eastAsia="Times New Roman" w:hAnsi="Times New Roman" w:cs="Times New Roman"/>
-          <w:sz w:val="24"/>
-          <w:szCs w:val="24"/>
-        </w:rPr>
-        <w:object w:dxaOrig="1440" w:dyaOrig="1440" w14:anchorId="2D07E5E1">
-          <v:shape id="_x0000_i1323" type="#_x0000_t75" style="width:16.5pt;height:14pt" o:ole="">
-            <v:imagedata r:id="rId19" o:title=""/>
-          </v:shape>
-          <w:control r:id="rId66" w:name="DefaultOcxName59" w:shapeid="_x0000_i1323"/>
-        </w:object>
-      </w:r>
-      <w:r>
-        <w:rPr>
-          <w:rFonts w:ascii="Times New Roman" w:eastAsia="Times New Roman" w:hAnsi="Times New Roman" w:cs="Times New Roman"/>
-          <w:sz w:val="24"/>
-          <w:szCs w:val="24"/>
-          <w:lang w:eastAsia="uk-UA"/>
-        </w:rPr>
-        <w:t xml:space="preserve">Купівля відновлення streak </w:t>
-      </w:r>
-    </w:p>
-    <w:p>
-      <w:pPr>
-        <w:numPr>
-          <w:ilvl w:val="0"/>
-          <w:numId w:val="11"/>
-        </w:numPr>
-        <w:spacing w:before="100" w:beforeAutospacing="1" w:after="100" w:afterAutospacing="1" w:line="240" w:lineRule="auto"/>
-        <w:rPr>
-          <w:rFonts w:ascii="Times New Roman" w:eastAsia="Times New Roman" w:hAnsi="Times New Roman" w:cs="Times New Roman"/>
-          <w:sz w:val="24"/>
-          <w:szCs w:val="24"/>
-          <w:lang w:eastAsia="uk-UA"/>
-        </w:rPr>
-      </w:pPr>
-      <w:r>
-        <w:rPr>
-          <w:rFonts w:ascii="Times New Roman" w:eastAsia="Times New Roman" w:hAnsi="Times New Roman" w:cs="Times New Roman"/>
-          <w:sz w:val="24"/>
-          <w:szCs w:val="24"/>
-        </w:rPr>
-        <w:object w:dxaOrig="1440" w:dyaOrig="1440" w14:anchorId="230AC5E0">
-          <v:shape id="_x0000_i1326" type="#_x0000_t75" style="width:16.5pt;height:14pt" o:ole="">
-            <v:imagedata r:id="rId19" o:title=""/>
-          </v:shape>
-          <w:control r:id="rId67" w:name="DefaultOcxName60" w:shapeid="_x0000_i1326"/>
-        </w:object>
-      </w:r>
-      <w:r>
-        <w:rPr>
-          <w:rFonts w:ascii="Times New Roman" w:eastAsia="Times New Roman" w:hAnsi="Times New Roman" w:cs="Times New Roman"/>
-          <w:sz w:val="24"/>
-          <w:szCs w:val="24"/>
-          <w:lang w:eastAsia="uk-UA"/>
-        </w:rPr>
-        <w:t xml:space="preserve">Списання валюти </w:t>
-      </w:r>
-    </w:p>
-    <w:p>
-      <w:pPr>
-        <w:numPr>
-          <w:ilvl w:val="0"/>
-          <w:numId w:val="11"/>
-        </w:numPr>
-        <w:spacing w:before="100" w:beforeAutospacing="1" w:after="100" w:afterAutospacing="1" w:line="240" w:lineRule="auto"/>
-        <w:rPr>
-          <w:rFonts w:ascii="Times New Roman" w:eastAsia="Times New Roman" w:hAnsi="Times New Roman" w:cs="Times New Roman"/>
-          <w:sz w:val="24"/>
-          <w:szCs w:val="24"/>
-          <w:lang w:eastAsia="uk-UA"/>
-        </w:rPr>
-      </w:pPr>
-      <w:r>
-        <w:rPr>
-          <w:rFonts w:ascii="Times New Roman" w:eastAsia="Times New Roman" w:hAnsi="Times New Roman" w:cs="Times New Roman"/>
-          <w:sz w:val="24"/>
-          <w:szCs w:val="24"/>
-        </w:rPr>
-        <w:object w:dxaOrig="1440" w:dyaOrig="1440" w14:anchorId="6F55F3BF">
-          <v:shape id="_x0000_i1329" type="#_x0000_t75" style="width:16.5pt;height:14pt" o:ole="">
-            <v:imagedata r:id="rId19" o:title=""/>
-          </v:shape>
-          <w:control r:id="rId68" w:name="DefaultOcxName61" w:shapeid="_x0000_i1329"/>
-        </w:object>
-      </w:r>
-      <w:r>
-        <w:rPr>
-          <w:rFonts w:ascii="Times New Roman" w:eastAsia="Times New Roman" w:hAnsi="Times New Roman" w:cs="Times New Roman"/>
-          <w:sz w:val="24"/>
-          <w:szCs w:val="24"/>
-          <w:lang w:eastAsia="uk-UA"/>
-        </w:rPr>
-        <w:t xml:space="preserve">Перевірка достатності коштів </w:t>
-      </w:r>
-    </w:p>
-    <w:p>
-      <w:pPr>
-        <w:spacing w:before="100" w:beforeAutospacing="1" w:after="100" w:afterAutospacing="1" w:line="240" w:lineRule="auto"/>
-        <w:outlineLvl w:val="0"/>
+      </w:pPr>
+      <w:r>
         <w:rPr>
           <w:rFonts w:ascii="Times New Roman" w:eastAsia="Times New Roman" w:hAnsi="Times New Roman" w:cs="Times New Roman"/>
           <w:b/>
@@ -2627,8 +2391,162 @@
           <w:szCs w:val="48"/>
           <w:lang w:eastAsia="uk-UA"/>
         </w:rPr>
-      </w:pPr>
-      <w:r>
+        <w:lastRenderedPageBreak/>
+        <w:t>11. ВНУТРІШНІ ПОКУПКИ</w:t>
+      </w:r>
+    </w:p>
+    <w:p>
+      <w:pPr>
+        <w:numPr>
+          <w:ilvl w:val="0"/>
+          <w:numId w:val="11"/>
+        </w:numPr>
+        <w:spacing w:before="100" w:beforeAutospacing="1" w:after="100" w:afterAutospacing="1" w:line="240" w:lineRule="auto"/>
+        <w:rPr>
+          <w:rFonts w:ascii="Times New Roman" w:eastAsia="Times New Roman" w:hAnsi="Times New Roman" w:cs="Times New Roman"/>
+          <w:sz w:val="24"/>
+          <w:szCs w:val="24"/>
+          <w:lang w:eastAsia="uk-UA"/>
+        </w:rPr>
+      </w:pPr>
+      <w:r>
+        <w:rPr>
+          <w:rFonts w:ascii="Times New Roman" w:eastAsia="Times New Roman" w:hAnsi="Times New Roman" w:cs="Times New Roman"/>
+          <w:sz w:val="24"/>
+          <w:szCs w:val="24"/>
+        </w:rPr>
+        <w:object w:dxaOrig="1440" w:dyaOrig="1440" w14:anchorId="7F2E4487">
+          <v:shape id="_x0000_i1320" type="#_x0000_t75" style="width:16.5pt;height:14pt" o:ole="">
+            <v:imagedata r:id="rId19" o:title=""/>
+          </v:shape>
+          <w:control r:id="rId63" w:name="DefaultOcxName58" w:shapeid="_x0000_i1320"/>
+        </w:object>
+      </w:r>
+      <w:r>
+        <w:rPr>
+          <w:rFonts w:ascii="Times New Roman" w:eastAsia="Times New Roman" w:hAnsi="Times New Roman" w:cs="Times New Roman"/>
+          <w:sz w:val="24"/>
+          <w:szCs w:val="24"/>
+          <w:lang w:eastAsia="uk-UA"/>
+        </w:rPr>
+        <w:t xml:space="preserve">Купівля життів </w:t>
+      </w:r>
+    </w:p>
+    <w:p>
+      <w:pPr>
+        <w:numPr>
+          <w:ilvl w:val="0"/>
+          <w:numId w:val="11"/>
+        </w:numPr>
+        <w:spacing w:before="100" w:beforeAutospacing="1" w:after="100" w:afterAutospacing="1" w:line="240" w:lineRule="auto"/>
+        <w:rPr>
+          <w:rFonts w:ascii="Times New Roman" w:eastAsia="Times New Roman" w:hAnsi="Times New Roman" w:cs="Times New Roman"/>
+          <w:sz w:val="24"/>
+          <w:szCs w:val="24"/>
+          <w:lang w:eastAsia="uk-UA"/>
+        </w:rPr>
+      </w:pPr>
+      <w:r>
+        <w:rPr>
+          <w:rFonts w:ascii="Times New Roman" w:eastAsia="Times New Roman" w:hAnsi="Times New Roman" w:cs="Times New Roman"/>
+          <w:sz w:val="24"/>
+          <w:szCs w:val="24"/>
+        </w:rPr>
+        <w:object w:dxaOrig="1440" w:dyaOrig="1440" w14:anchorId="2D07E5E1">
+          <v:shape id="_x0000_i1323" type="#_x0000_t75" style="width:16.5pt;height:14pt" o:ole="">
+            <v:imagedata r:id="rId19" o:title=""/>
+          </v:shape>
+          <w:control r:id="rId64" w:name="DefaultOcxName59" w:shapeid="_x0000_i1323"/>
+        </w:object>
+      </w:r>
+      <w:r>
+        <w:rPr>
+          <w:rFonts w:ascii="Times New Roman" w:eastAsia="Times New Roman" w:hAnsi="Times New Roman" w:cs="Times New Roman"/>
+          <w:sz w:val="24"/>
+          <w:szCs w:val="24"/>
+          <w:lang w:eastAsia="uk-UA"/>
+        </w:rPr>
+        <w:t xml:space="preserve">Купівля відновлення streak </w:t>
+      </w:r>
+    </w:p>
+    <w:p>
+      <w:pPr>
+        <w:numPr>
+          <w:ilvl w:val="0"/>
+          <w:numId w:val="11"/>
+        </w:numPr>
+        <w:spacing w:before="100" w:beforeAutospacing="1" w:after="100" w:afterAutospacing="1" w:line="240" w:lineRule="auto"/>
+        <w:rPr>
+          <w:rFonts w:ascii="Times New Roman" w:eastAsia="Times New Roman" w:hAnsi="Times New Roman" w:cs="Times New Roman"/>
+          <w:sz w:val="24"/>
+          <w:szCs w:val="24"/>
+          <w:lang w:eastAsia="uk-UA"/>
+        </w:rPr>
+      </w:pPr>
+      <w:r>
+        <w:rPr>
+          <w:rFonts w:ascii="Times New Roman" w:eastAsia="Times New Roman" w:hAnsi="Times New Roman" w:cs="Times New Roman"/>
+          <w:sz w:val="24"/>
+          <w:szCs w:val="24"/>
+        </w:rPr>
+        <w:object w:dxaOrig="1440" w:dyaOrig="1440" w14:anchorId="230AC5E0">
+          <v:shape id="_x0000_i1326" type="#_x0000_t75" style="width:16.5pt;height:14pt" o:ole="">
+            <v:imagedata r:id="rId19" o:title=""/>
+          </v:shape>
+          <w:control r:id="rId65" w:name="DefaultOcxName60" w:shapeid="_x0000_i1326"/>
+        </w:object>
+      </w:r>
+      <w:r>
+        <w:rPr>
+          <w:rFonts w:ascii="Times New Roman" w:eastAsia="Times New Roman" w:hAnsi="Times New Roman" w:cs="Times New Roman"/>
+          <w:sz w:val="24"/>
+          <w:szCs w:val="24"/>
+          <w:lang w:eastAsia="uk-UA"/>
+        </w:rPr>
+        <w:t xml:space="preserve">Списання валюти </w:t>
+      </w:r>
+    </w:p>
+    <w:p>
+      <w:pPr>
+        <w:numPr>
+          <w:ilvl w:val="0"/>
+          <w:numId w:val="11"/>
+        </w:numPr>
+        <w:spacing w:before="100" w:beforeAutospacing="1" w:after="100" w:afterAutospacing="1" w:line="240" w:lineRule="auto"/>
+        <w:rPr>
+          <w:rFonts w:ascii="Times New Roman" w:eastAsia="Times New Roman" w:hAnsi="Times New Roman" w:cs="Times New Roman"/>
+          <w:sz w:val="24"/>
+          <w:szCs w:val="24"/>
+          <w:lang w:eastAsia="uk-UA"/>
+        </w:rPr>
+      </w:pPr>
+      <w:r>
+        <w:rPr>
+          <w:rFonts w:ascii="Times New Roman" w:eastAsia="Times New Roman" w:hAnsi="Times New Roman" w:cs="Times New Roman"/>
+          <w:sz w:val="24"/>
+          <w:szCs w:val="24"/>
+        </w:rPr>
+        <w:object w:dxaOrig="1440" w:dyaOrig="1440" w14:anchorId="6F55F3BF">
+          <v:shape id="_x0000_i1329" type="#_x0000_t75" style="width:16.5pt;height:14pt" o:ole="">
+            <v:imagedata r:id="rId19" o:title=""/>
+          </v:shape>
+          <w:control r:id="rId66" w:name="DefaultOcxName61" w:shapeid="_x0000_i1329"/>
+        </w:object>
+      </w:r>
+      <w:r>
+        <w:rPr>
+          <w:rFonts w:ascii="Times New Roman" w:eastAsia="Times New Roman" w:hAnsi="Times New Roman" w:cs="Times New Roman"/>
+          <w:sz w:val="24"/>
+          <w:szCs w:val="24"/>
+          <w:lang w:eastAsia="uk-UA"/>
+        </w:rPr>
+        <w:t xml:space="preserve">Перевірка достатності коштів </w:t>
+      </w:r>
+    </w:p>
+    <w:p>
+      <w:pPr>
+        <w:spacing w:before="100" w:beforeAutospacing="1" w:after="100" w:afterAutospacing="1" w:line="240" w:lineRule="auto"/>
+        <w:outlineLvl w:val="0"/>
         <w:rPr>
           <w:rFonts w:ascii="Times New Roman" w:eastAsia="Times New Roman" w:hAnsi="Times New Roman" w:cs="Times New Roman"/>
           <w:b/>
@@ -2638,271 +2556,8 @@
           <w:szCs w:val="48"/>
           <w:lang w:eastAsia="uk-UA"/>
         </w:rPr>
-        <w:t>12. ІНТЕРФЕЙС (DUOLINGO STYLE)</w:t>
-      </w:r>
-    </w:p>
-    <w:p>
-      <w:pPr>
-        <w:numPr>
-          <w:ilvl w:val="0"/>
-          <w:numId w:val="12"/>
-        </w:numPr>
-        <w:spacing w:before="100" w:beforeAutospacing="1" w:after="100" w:afterAutospacing="1" w:line="240" w:lineRule="auto"/>
-        <w:rPr>
-          <w:rFonts w:ascii="Times New Roman" w:eastAsia="Times New Roman" w:hAnsi="Times New Roman" w:cs="Times New Roman"/>
-          <w:sz w:val="24"/>
-          <w:szCs w:val="24"/>
-          <w:lang w:eastAsia="uk-UA"/>
-        </w:rPr>
-      </w:pPr>
-      <w:r>
-        <w:rPr>
-          <w:rFonts w:ascii="Times New Roman" w:eastAsia="Times New Roman" w:hAnsi="Times New Roman" w:cs="Times New Roman"/>
-          <w:sz w:val="24"/>
-          <w:szCs w:val="24"/>
-        </w:rPr>
-        <w:object w:dxaOrig="1440" w:dyaOrig="1440" w14:anchorId="4E80717D">
-          <v:shape id="_x0000_i1332" type="#_x0000_t75" style="width:16.5pt;height:14pt" o:ole="">
-            <v:imagedata r:id="rId5" o:title=""/>
-          </v:shape>
-          <w:control r:id="rId69" w:name="DefaultOcxName62" w:shapeid="_x0000_i1332"/>
-        </w:object>
-      </w:r>
-      <w:r>
-        <w:rPr>
-          <w:rFonts w:ascii="Times New Roman" w:eastAsia="Times New Roman" w:hAnsi="Times New Roman" w:cs="Times New Roman"/>
-          <w:sz w:val="24"/>
-          <w:szCs w:val="24"/>
-          <w:lang w:eastAsia="uk-UA"/>
-        </w:rPr>
-        <w:t xml:space="preserve">Головна сторінка </w:t>
-      </w:r>
-    </w:p>
-    <w:p>
-      <w:pPr>
-        <w:numPr>
-          <w:ilvl w:val="0"/>
-          <w:numId w:val="12"/>
-        </w:numPr>
-        <w:spacing w:before="100" w:beforeAutospacing="1" w:after="100" w:afterAutospacing="1" w:line="240" w:lineRule="auto"/>
-        <w:rPr>
-          <w:rFonts w:ascii="Times New Roman" w:eastAsia="Times New Roman" w:hAnsi="Times New Roman" w:cs="Times New Roman"/>
-          <w:sz w:val="24"/>
-          <w:szCs w:val="24"/>
-          <w:lang w:eastAsia="uk-UA"/>
-        </w:rPr>
-      </w:pPr>
-      <w:r>
-        <w:rPr>
-          <w:rFonts w:ascii="Times New Roman" w:eastAsia="Times New Roman" w:hAnsi="Times New Roman" w:cs="Times New Roman"/>
-          <w:sz w:val="24"/>
-          <w:szCs w:val="24"/>
-        </w:rPr>
-        <w:object w:dxaOrig="1440" w:dyaOrig="1440" w14:anchorId="69A8B1CB">
-          <v:shape id="_x0000_i1335" type="#_x0000_t75" style="width:16.5pt;height:14pt" o:ole="">
-            <v:imagedata r:id="rId5" o:title=""/>
-          </v:shape>
-          <w:control r:id="rId70" w:name="DefaultOcxName64" w:shapeid="_x0000_i1335"/>
-        </w:object>
-      </w:r>
-      <w:r>
-        <w:rPr>
-          <w:rFonts w:ascii="Times New Roman" w:eastAsia="Times New Roman" w:hAnsi="Times New Roman" w:cs="Times New Roman"/>
-          <w:sz w:val="24"/>
-          <w:szCs w:val="24"/>
-          <w:lang w:eastAsia="uk-UA"/>
-        </w:rPr>
-        <w:t xml:space="preserve">Кнопки уроків </w:t>
-      </w:r>
-    </w:p>
-    <w:p>
-      <w:pPr>
-        <w:numPr>
-          <w:ilvl w:val="0"/>
-          <w:numId w:val="12"/>
-        </w:numPr>
-        <w:spacing w:before="100" w:beforeAutospacing="1" w:after="100" w:afterAutospacing="1" w:line="240" w:lineRule="auto"/>
-        <w:rPr>
-          <w:rFonts w:ascii="Times New Roman" w:eastAsia="Times New Roman" w:hAnsi="Times New Roman" w:cs="Times New Roman"/>
-          <w:sz w:val="24"/>
-          <w:szCs w:val="24"/>
-          <w:lang w:eastAsia="uk-UA"/>
-        </w:rPr>
-      </w:pPr>
-      <w:r>
-        <w:rPr>
-          <w:rFonts w:ascii="Times New Roman" w:eastAsia="Times New Roman" w:hAnsi="Times New Roman" w:cs="Times New Roman"/>
-          <w:sz w:val="24"/>
-          <w:szCs w:val="24"/>
-        </w:rPr>
-        <w:object w:dxaOrig="1440" w:dyaOrig="1440" w14:anchorId="5263BC78">
-          <v:shape id="_x0000_i1338" type="#_x0000_t75" style="width:16.5pt;height:14pt" o:ole="">
-            <v:imagedata r:id="rId19" o:title=""/>
-          </v:shape>
-          <w:control r:id="rId71" w:name="DefaultOcxName671" w:shapeid="_x0000_i1338"/>
-        </w:object>
-      </w:r>
-      <w:r>
-        <w:rPr>
-          <w:rFonts w:ascii="Times New Roman" w:eastAsia="Times New Roman" w:hAnsi="Times New Roman" w:cs="Times New Roman"/>
-          <w:sz w:val="24"/>
-          <w:szCs w:val="24"/>
-          <w:lang w:eastAsia="uk-UA"/>
-        </w:rPr>
-        <w:t>Дизайн уроків</w:t>
-      </w:r>
-    </w:p>
-    <w:p>
-      <w:pPr>
-        <w:numPr>
-          <w:ilvl w:val="0"/>
-          <w:numId w:val="12"/>
-        </w:numPr>
-        <w:spacing w:before="100" w:beforeAutospacing="1" w:after="100" w:afterAutospacing="1" w:line="240" w:lineRule="auto"/>
-        <w:rPr>
-          <w:rFonts w:ascii="Times New Roman" w:eastAsia="Times New Roman" w:hAnsi="Times New Roman" w:cs="Times New Roman"/>
-          <w:sz w:val="24"/>
-          <w:szCs w:val="24"/>
-          <w:lang w:eastAsia="uk-UA"/>
-        </w:rPr>
-      </w:pPr>
-      <w:r>
-        <w:rPr>
-          <w:rFonts w:ascii="Times New Roman" w:eastAsia="Times New Roman" w:hAnsi="Times New Roman" w:cs="Times New Roman"/>
-          <w:sz w:val="24"/>
-          <w:szCs w:val="24"/>
-        </w:rPr>
-        <w:object w:dxaOrig="1440" w:dyaOrig="1440" w14:anchorId="5B9624A5">
-          <v:shape id="_x0000_i1341" type="#_x0000_t75" style="width:16.5pt;height:14pt" o:ole="">
-            <v:imagedata r:id="rId5" o:title=""/>
-          </v:shape>
-          <w:control r:id="rId72" w:name="DefaultOcxName672" w:shapeid="_x0000_i1341"/>
-        </w:object>
-      </w:r>
-      <w:r>
-        <w:rPr>
-          <w:rFonts w:ascii="Times New Roman" w:eastAsia="Times New Roman" w:hAnsi="Times New Roman" w:cs="Times New Roman"/>
-          <w:sz w:val="24"/>
-          <w:szCs w:val="24"/>
-        </w:rPr>
-        <w:t>Магазин</w:t>
-      </w:r>
-    </w:p>
-    <w:p>
-      <w:pPr>
-        <w:numPr>
-          <w:ilvl w:val="0"/>
-          <w:numId w:val="12"/>
-        </w:numPr>
-        <w:spacing w:before="100" w:beforeAutospacing="1" w:after="100" w:afterAutospacing="1" w:line="240" w:lineRule="auto"/>
-        <w:rPr>
-          <w:rFonts w:ascii="Times New Roman" w:eastAsia="Times New Roman" w:hAnsi="Times New Roman" w:cs="Times New Roman"/>
-          <w:sz w:val="24"/>
-          <w:szCs w:val="24"/>
-          <w:lang w:eastAsia="uk-UA"/>
-        </w:rPr>
-      </w:pPr>
-      <w:r>
-        <w:rPr>
-          <w:rFonts w:ascii="Times New Roman" w:eastAsia="Times New Roman" w:hAnsi="Times New Roman" w:cs="Times New Roman"/>
-          <w:sz w:val="24"/>
-          <w:szCs w:val="24"/>
-        </w:rPr>
-        <w:object w:dxaOrig="1440" w:dyaOrig="1440" w14:anchorId="07B99FB4">
-          <v:shape id="_x0000_i1344" type="#_x0000_t75" style="width:16.5pt;height:14pt" o:ole="">
-            <v:imagedata r:id="rId5" o:title=""/>
-          </v:shape>
-          <w:control r:id="rId73" w:name="DefaultOcxName65" w:shapeid="_x0000_i1344"/>
-        </w:object>
-      </w:r>
-      <w:r>
-        <w:rPr>
-          <w:rFonts w:ascii="Times New Roman" w:eastAsia="Times New Roman" w:hAnsi="Times New Roman" w:cs="Times New Roman"/>
-          <w:sz w:val="24"/>
-          <w:szCs w:val="24"/>
-          <w:lang w:eastAsia="uk-UA"/>
-        </w:rPr>
-        <w:t xml:space="preserve">Індикатор прогресу </w:t>
-      </w:r>
-    </w:p>
-    <w:p>
-      <w:pPr>
-        <w:numPr>
-          <w:ilvl w:val="0"/>
-          <w:numId w:val="12"/>
-        </w:numPr>
-        <w:spacing w:before="100" w:beforeAutospacing="1" w:after="100" w:afterAutospacing="1" w:line="240" w:lineRule="auto"/>
-        <w:rPr>
-          <w:rFonts w:ascii="Times New Roman" w:eastAsia="Times New Roman" w:hAnsi="Times New Roman" w:cs="Times New Roman"/>
-          <w:sz w:val="24"/>
-          <w:szCs w:val="24"/>
-          <w:lang w:eastAsia="uk-UA"/>
-        </w:rPr>
-      </w:pPr>
-      <w:r>
-        <w:rPr>
-          <w:rFonts w:ascii="Times New Roman" w:eastAsia="Times New Roman" w:hAnsi="Times New Roman" w:cs="Times New Roman"/>
-          <w:sz w:val="24"/>
-          <w:szCs w:val="24"/>
-        </w:rPr>
-        <w:object w:dxaOrig="1440" w:dyaOrig="1440" w14:anchorId="77305F87">
-          <v:shape id="_x0000_i1347" type="#_x0000_t75" style="width:16.5pt;height:14pt" o:ole="">
-            <v:imagedata r:id="rId5" o:title=""/>
-          </v:shape>
-          <w:control r:id="rId74" w:name="DefaultOcxName66" w:shapeid="_x0000_i1347"/>
-        </w:object>
-      </w:r>
-      <w:r>
-        <w:rPr>
-          <w:rFonts w:ascii="Times New Roman" w:eastAsia="Times New Roman" w:hAnsi="Times New Roman" w:cs="Times New Roman"/>
-          <w:sz w:val="24"/>
-          <w:szCs w:val="24"/>
-          <w:lang w:eastAsia="uk-UA"/>
-        </w:rPr>
-        <w:t xml:space="preserve">Анімації (hover, кліки) </w:t>
-      </w:r>
-    </w:p>
-    <w:p>
-      <w:pPr>
-        <w:numPr>
-          <w:ilvl w:val="0"/>
-          <w:numId w:val="12"/>
-        </w:numPr>
-        <w:spacing w:before="100" w:beforeAutospacing="1" w:after="100" w:afterAutospacing="1" w:line="240" w:lineRule="auto"/>
-        <w:rPr>
-          <w:rFonts w:ascii="Times New Roman" w:eastAsia="Times New Roman" w:hAnsi="Times New Roman" w:cs="Times New Roman"/>
-          <w:sz w:val="24"/>
-          <w:szCs w:val="24"/>
-          <w:lang w:eastAsia="uk-UA"/>
-        </w:rPr>
-      </w:pPr>
-      <w:r>
-        <w:rPr>
-          <w:rFonts w:ascii="Times New Roman" w:eastAsia="Times New Roman" w:hAnsi="Times New Roman" w:cs="Times New Roman"/>
-          <w:sz w:val="24"/>
-          <w:szCs w:val="24"/>
-        </w:rPr>
-        <w:object w:dxaOrig="1440" w:dyaOrig="1440" w14:anchorId="15CDC584">
-          <v:shape id="_x0000_i1350" type="#_x0000_t75" style="width:16.5pt;height:14pt" o:ole="">
-            <v:imagedata r:id="rId19" o:title=""/>
-          </v:shape>
-          <w:control r:id="rId75" w:name="DefaultOcxName67" w:shapeid="_x0000_i1350"/>
-        </w:object>
-      </w:r>
-      <w:r>
-        <w:rPr>
-          <w:rFonts w:ascii="Times New Roman" w:eastAsia="Times New Roman" w:hAnsi="Times New Roman" w:cs="Times New Roman"/>
-          <w:sz w:val="24"/>
-          <w:szCs w:val="24"/>
-          <w:lang w:eastAsia="uk-UA"/>
-        </w:rPr>
-        <w:t xml:space="preserve">Адаптивність </w:t>
-      </w:r>
-    </w:p>
-    <w:p>
-      <w:pPr>
-        <w:spacing w:before="100" w:beforeAutospacing="1" w:after="100" w:afterAutospacing="1" w:line="240" w:lineRule="auto"/>
-        <w:outlineLvl w:val="0"/>
+      </w:pPr>
+      <w:r>
         <w:rPr>
           <w:rFonts w:ascii="Times New Roman" w:eastAsia="Times New Roman" w:hAnsi="Times New Roman" w:cs="Times New Roman"/>
           <w:b/>
@@ -2912,8 +2567,271 @@
           <w:szCs w:val="48"/>
           <w:lang w:eastAsia="uk-UA"/>
         </w:rPr>
-      </w:pPr>
-      <w:r>
+        <w:t>12. ІНТЕРФЕЙС (DUOLINGO STYLE)</w:t>
+      </w:r>
+    </w:p>
+    <w:p>
+      <w:pPr>
+        <w:numPr>
+          <w:ilvl w:val="0"/>
+          <w:numId w:val="12"/>
+        </w:numPr>
+        <w:spacing w:before="100" w:beforeAutospacing="1" w:after="100" w:afterAutospacing="1" w:line="240" w:lineRule="auto"/>
+        <w:rPr>
+          <w:rFonts w:ascii="Times New Roman" w:eastAsia="Times New Roman" w:hAnsi="Times New Roman" w:cs="Times New Roman"/>
+          <w:sz w:val="24"/>
+          <w:szCs w:val="24"/>
+          <w:lang w:eastAsia="uk-UA"/>
+        </w:rPr>
+      </w:pPr>
+      <w:r>
+        <w:rPr>
+          <w:rFonts w:ascii="Times New Roman" w:eastAsia="Times New Roman" w:hAnsi="Times New Roman" w:cs="Times New Roman"/>
+          <w:sz w:val="24"/>
+          <w:szCs w:val="24"/>
+        </w:rPr>
+        <w:object w:dxaOrig="1440" w:dyaOrig="1440" w14:anchorId="4E80717D">
+          <v:shape id="_x0000_i1332" type="#_x0000_t75" style="width:16.5pt;height:14pt" o:ole="">
+            <v:imagedata r:id="rId5" o:title=""/>
+          </v:shape>
+          <w:control r:id="rId67" w:name="DefaultOcxName62" w:shapeid="_x0000_i1332"/>
+        </w:object>
+      </w:r>
+      <w:r>
+        <w:rPr>
+          <w:rFonts w:ascii="Times New Roman" w:eastAsia="Times New Roman" w:hAnsi="Times New Roman" w:cs="Times New Roman"/>
+          <w:sz w:val="24"/>
+          <w:szCs w:val="24"/>
+          <w:lang w:eastAsia="uk-UA"/>
+        </w:rPr>
+        <w:t xml:space="preserve">Головна сторінка </w:t>
+      </w:r>
+    </w:p>
+    <w:p>
+      <w:pPr>
+        <w:numPr>
+          <w:ilvl w:val="0"/>
+          <w:numId w:val="12"/>
+        </w:numPr>
+        <w:spacing w:before="100" w:beforeAutospacing="1" w:after="100" w:afterAutospacing="1" w:line="240" w:lineRule="auto"/>
+        <w:rPr>
+          <w:rFonts w:ascii="Times New Roman" w:eastAsia="Times New Roman" w:hAnsi="Times New Roman" w:cs="Times New Roman"/>
+          <w:sz w:val="24"/>
+          <w:szCs w:val="24"/>
+          <w:lang w:eastAsia="uk-UA"/>
+        </w:rPr>
+      </w:pPr>
+      <w:r>
+        <w:rPr>
+          <w:rFonts w:ascii="Times New Roman" w:eastAsia="Times New Roman" w:hAnsi="Times New Roman" w:cs="Times New Roman"/>
+          <w:sz w:val="24"/>
+          <w:szCs w:val="24"/>
+        </w:rPr>
+        <w:object w:dxaOrig="1440" w:dyaOrig="1440" w14:anchorId="69A8B1CB">
+          <v:shape id="_x0000_i1335" type="#_x0000_t75" style="width:16.5pt;height:14pt" o:ole="">
+            <v:imagedata r:id="rId5" o:title=""/>
+          </v:shape>
+          <w:control r:id="rId68" w:name="DefaultOcxName64" w:shapeid="_x0000_i1335"/>
+        </w:object>
+      </w:r>
+      <w:r>
+        <w:rPr>
+          <w:rFonts w:ascii="Times New Roman" w:eastAsia="Times New Roman" w:hAnsi="Times New Roman" w:cs="Times New Roman"/>
+          <w:sz w:val="24"/>
+          <w:szCs w:val="24"/>
+          <w:lang w:eastAsia="uk-UA"/>
+        </w:rPr>
+        <w:t xml:space="preserve">Кнопки уроків </w:t>
+      </w:r>
+    </w:p>
+    <w:p>
+      <w:pPr>
+        <w:numPr>
+          <w:ilvl w:val="0"/>
+          <w:numId w:val="12"/>
+        </w:numPr>
+        <w:spacing w:before="100" w:beforeAutospacing="1" w:after="100" w:afterAutospacing="1" w:line="240" w:lineRule="auto"/>
+        <w:rPr>
+          <w:rFonts w:ascii="Times New Roman" w:eastAsia="Times New Roman" w:hAnsi="Times New Roman" w:cs="Times New Roman"/>
+          <w:sz w:val="24"/>
+          <w:szCs w:val="24"/>
+          <w:lang w:eastAsia="uk-UA"/>
+        </w:rPr>
+      </w:pPr>
+      <w:r>
+        <w:rPr>
+          <w:rFonts w:ascii="Times New Roman" w:eastAsia="Times New Roman" w:hAnsi="Times New Roman" w:cs="Times New Roman"/>
+          <w:sz w:val="24"/>
+          <w:szCs w:val="24"/>
+        </w:rPr>
+        <w:object w:dxaOrig="1440" w:dyaOrig="1440" w14:anchorId="5263BC78">
+          <v:shape id="_x0000_i1410" type="#_x0000_t75" style="width:16.5pt;height:14pt" o:ole="">
+            <v:imagedata r:id="rId5" o:title=""/>
+          </v:shape>
+          <w:control r:id="rId69" w:name="DefaultOcxName671" w:shapeid="_x0000_i1410"/>
+        </w:object>
+      </w:r>
+      <w:r>
+        <w:rPr>
+          <w:rFonts w:ascii="Times New Roman" w:eastAsia="Times New Roman" w:hAnsi="Times New Roman" w:cs="Times New Roman"/>
+          <w:sz w:val="24"/>
+          <w:szCs w:val="24"/>
+          <w:lang w:eastAsia="uk-UA"/>
+        </w:rPr>
+        <w:t>Дизайн уроків</w:t>
+      </w:r>
+    </w:p>
+    <w:p>
+      <w:pPr>
+        <w:numPr>
+          <w:ilvl w:val="0"/>
+          <w:numId w:val="12"/>
+        </w:numPr>
+        <w:spacing w:before="100" w:beforeAutospacing="1" w:after="100" w:afterAutospacing="1" w:line="240" w:lineRule="auto"/>
+        <w:rPr>
+          <w:rFonts w:ascii="Times New Roman" w:eastAsia="Times New Roman" w:hAnsi="Times New Roman" w:cs="Times New Roman"/>
+          <w:sz w:val="24"/>
+          <w:szCs w:val="24"/>
+          <w:lang w:eastAsia="uk-UA"/>
+        </w:rPr>
+      </w:pPr>
+      <w:r>
+        <w:rPr>
+          <w:rFonts w:ascii="Times New Roman" w:eastAsia="Times New Roman" w:hAnsi="Times New Roman" w:cs="Times New Roman"/>
+          <w:sz w:val="24"/>
+          <w:szCs w:val="24"/>
+        </w:rPr>
+        <w:object w:dxaOrig="1440" w:dyaOrig="1440" w14:anchorId="5B9624A5">
+          <v:shape id="_x0000_i1341" type="#_x0000_t75" style="width:16.5pt;height:14pt" o:ole="">
+            <v:imagedata r:id="rId5" o:title=""/>
+          </v:shape>
+          <w:control r:id="rId70" w:name="DefaultOcxName672" w:shapeid="_x0000_i1341"/>
+        </w:object>
+      </w:r>
+      <w:r>
+        <w:rPr>
+          <w:rFonts w:ascii="Times New Roman" w:eastAsia="Times New Roman" w:hAnsi="Times New Roman" w:cs="Times New Roman"/>
+          <w:sz w:val="24"/>
+          <w:szCs w:val="24"/>
+        </w:rPr>
+        <w:t>Магазин</w:t>
+      </w:r>
+    </w:p>
+    <w:p>
+      <w:pPr>
+        <w:numPr>
+          <w:ilvl w:val="0"/>
+          <w:numId w:val="12"/>
+        </w:numPr>
+        <w:spacing w:before="100" w:beforeAutospacing="1" w:after="100" w:afterAutospacing="1" w:line="240" w:lineRule="auto"/>
+        <w:rPr>
+          <w:rFonts w:ascii="Times New Roman" w:eastAsia="Times New Roman" w:hAnsi="Times New Roman" w:cs="Times New Roman"/>
+          <w:sz w:val="24"/>
+          <w:szCs w:val="24"/>
+          <w:lang w:eastAsia="uk-UA"/>
+        </w:rPr>
+      </w:pPr>
+      <w:r>
+        <w:rPr>
+          <w:rFonts w:ascii="Times New Roman" w:eastAsia="Times New Roman" w:hAnsi="Times New Roman" w:cs="Times New Roman"/>
+          <w:sz w:val="24"/>
+          <w:szCs w:val="24"/>
+        </w:rPr>
+        <w:object w:dxaOrig="1440" w:dyaOrig="1440" w14:anchorId="07B99FB4">
+          <v:shape id="_x0000_i1344" type="#_x0000_t75" style="width:16.5pt;height:14pt" o:ole="">
+            <v:imagedata r:id="rId5" o:title=""/>
+          </v:shape>
+          <w:control r:id="rId71" w:name="DefaultOcxName65" w:shapeid="_x0000_i1344"/>
+        </w:object>
+      </w:r>
+      <w:r>
+        <w:rPr>
+          <w:rFonts w:ascii="Times New Roman" w:eastAsia="Times New Roman" w:hAnsi="Times New Roman" w:cs="Times New Roman"/>
+          <w:sz w:val="24"/>
+          <w:szCs w:val="24"/>
+          <w:lang w:eastAsia="uk-UA"/>
+        </w:rPr>
+        <w:t xml:space="preserve">Індикатор прогресу </w:t>
+      </w:r>
+    </w:p>
+    <w:p>
+      <w:pPr>
+        <w:numPr>
+          <w:ilvl w:val="0"/>
+          <w:numId w:val="12"/>
+        </w:numPr>
+        <w:spacing w:before="100" w:beforeAutospacing="1" w:after="100" w:afterAutospacing="1" w:line="240" w:lineRule="auto"/>
+        <w:rPr>
+          <w:rFonts w:ascii="Times New Roman" w:eastAsia="Times New Roman" w:hAnsi="Times New Roman" w:cs="Times New Roman"/>
+          <w:sz w:val="24"/>
+          <w:szCs w:val="24"/>
+          <w:lang w:eastAsia="uk-UA"/>
+        </w:rPr>
+      </w:pPr>
+      <w:r>
+        <w:rPr>
+          <w:rFonts w:ascii="Times New Roman" w:eastAsia="Times New Roman" w:hAnsi="Times New Roman" w:cs="Times New Roman"/>
+          <w:sz w:val="24"/>
+          <w:szCs w:val="24"/>
+        </w:rPr>
+        <w:object w:dxaOrig="1440" w:dyaOrig="1440" w14:anchorId="77305F87">
+          <v:shape id="_x0000_i1347" type="#_x0000_t75" style="width:16.5pt;height:14pt" o:ole="">
+            <v:imagedata r:id="rId5" o:title=""/>
+          </v:shape>
+          <w:control r:id="rId72" w:name="DefaultOcxName66" w:shapeid="_x0000_i1347"/>
+        </w:object>
+      </w:r>
+      <w:r>
+        <w:rPr>
+          <w:rFonts w:ascii="Times New Roman" w:eastAsia="Times New Roman" w:hAnsi="Times New Roman" w:cs="Times New Roman"/>
+          <w:sz w:val="24"/>
+          <w:szCs w:val="24"/>
+          <w:lang w:eastAsia="uk-UA"/>
+        </w:rPr>
+        <w:t xml:space="preserve">Анімації (hover, кліки) </w:t>
+      </w:r>
+    </w:p>
+    <w:p>
+      <w:pPr>
+        <w:numPr>
+          <w:ilvl w:val="0"/>
+          <w:numId w:val="12"/>
+        </w:numPr>
+        <w:spacing w:before="100" w:beforeAutospacing="1" w:after="100" w:afterAutospacing="1" w:line="240" w:lineRule="auto"/>
+        <w:rPr>
+          <w:rFonts w:ascii="Times New Roman" w:eastAsia="Times New Roman" w:hAnsi="Times New Roman" w:cs="Times New Roman"/>
+          <w:sz w:val="24"/>
+          <w:szCs w:val="24"/>
+          <w:lang w:eastAsia="uk-UA"/>
+        </w:rPr>
+      </w:pPr>
+      <w:r>
+        <w:rPr>
+          <w:rFonts w:ascii="Times New Roman" w:eastAsia="Times New Roman" w:hAnsi="Times New Roman" w:cs="Times New Roman"/>
+          <w:sz w:val="24"/>
+          <w:szCs w:val="24"/>
+        </w:rPr>
+        <w:object w:dxaOrig="1440" w:dyaOrig="1440" w14:anchorId="15CDC584">
+          <v:shape id="_x0000_i1350" type="#_x0000_t75" style="width:16.5pt;height:14pt" o:ole="">
+            <v:imagedata r:id="rId19" o:title=""/>
+          </v:shape>
+          <w:control r:id="rId73" w:name="DefaultOcxName67" w:shapeid="_x0000_i1350"/>
+        </w:object>
+      </w:r>
+      <w:r>
+        <w:rPr>
+          <w:rFonts w:ascii="Times New Roman" w:eastAsia="Times New Roman" w:hAnsi="Times New Roman" w:cs="Times New Roman"/>
+          <w:sz w:val="24"/>
+          <w:szCs w:val="24"/>
+          <w:lang w:eastAsia="uk-UA"/>
+        </w:rPr>
+        <w:t xml:space="preserve">Адаптивність </w:t>
+      </w:r>
+    </w:p>
+    <w:p>
+      <w:pPr>
+        <w:spacing w:before="100" w:beforeAutospacing="1" w:after="100" w:afterAutospacing="1" w:line="240" w:lineRule="auto"/>
+        <w:outlineLvl w:val="0"/>
         <w:rPr>
           <w:rFonts w:ascii="Times New Roman" w:eastAsia="Times New Roman" w:hAnsi="Times New Roman" w:cs="Times New Roman"/>
           <w:b/>
@@ -2923,235 +2841,8 @@
           <w:szCs w:val="48"/>
           <w:lang w:eastAsia="uk-UA"/>
         </w:rPr>
-        <w:t>13. БЕКЕНД (C# / OOP)</w:t>
-      </w:r>
-    </w:p>
-    <w:p>
-      <w:pPr>
-        <w:numPr>
-          <w:ilvl w:val="0"/>
-          <w:numId w:val="13"/>
-        </w:numPr>
-        <w:spacing w:before="100" w:beforeAutospacing="1" w:after="100" w:afterAutospacing="1" w:line="240" w:lineRule="auto"/>
-        <w:rPr>
-          <w:rFonts w:ascii="Times New Roman" w:eastAsia="Times New Roman" w:hAnsi="Times New Roman" w:cs="Times New Roman"/>
-          <w:sz w:val="24"/>
-          <w:szCs w:val="24"/>
-          <w:lang w:eastAsia="uk-UA"/>
-        </w:rPr>
-      </w:pPr>
-      <w:r>
-        <w:rPr>
-          <w:rFonts w:ascii="Times New Roman" w:eastAsia="Times New Roman" w:hAnsi="Times New Roman" w:cs="Times New Roman"/>
-          <w:sz w:val="24"/>
-          <w:szCs w:val="24"/>
-        </w:rPr>
-        <w:object w:dxaOrig="1440" w:dyaOrig="1440" w14:anchorId="4E828EBC">
-          <v:shape id="_x0000_i1353" type="#_x0000_t75" style="width:16.5pt;height:14pt" o:ole="">
-            <v:imagedata r:id="rId5" o:title=""/>
-          </v:shape>
-          <w:control r:id="rId76" w:name="DefaultOcxName68" w:shapeid="_x0000_i1353"/>
-        </w:object>
-      </w:r>
-      <w:r>
-        <w:rPr>
-          <w:rFonts w:ascii="Times New Roman" w:eastAsia="Times New Roman" w:hAnsi="Times New Roman" w:cs="Times New Roman"/>
-          <w:sz w:val="24"/>
-          <w:szCs w:val="24"/>
-          <w:lang w:eastAsia="uk-UA"/>
-        </w:rPr>
-        <w:t xml:space="preserve">Класи моделей (User, Course, Lesson...) </w:t>
-      </w:r>
-    </w:p>
-    <w:p>
-      <w:pPr>
-        <w:numPr>
-          <w:ilvl w:val="0"/>
-          <w:numId w:val="13"/>
-        </w:numPr>
-        <w:spacing w:before="100" w:beforeAutospacing="1" w:after="100" w:afterAutospacing="1" w:line="240" w:lineRule="auto"/>
-        <w:rPr>
-          <w:rFonts w:ascii="Times New Roman" w:eastAsia="Times New Roman" w:hAnsi="Times New Roman" w:cs="Times New Roman"/>
-          <w:sz w:val="24"/>
-          <w:szCs w:val="24"/>
-          <w:lang w:eastAsia="uk-UA"/>
-        </w:rPr>
-      </w:pPr>
-      <w:r>
-        <w:rPr>
-          <w:rFonts w:ascii="Times New Roman" w:eastAsia="Times New Roman" w:hAnsi="Times New Roman" w:cs="Times New Roman"/>
-          <w:sz w:val="24"/>
-          <w:szCs w:val="24"/>
-        </w:rPr>
-        <w:object w:dxaOrig="1440" w:dyaOrig="1440" w14:anchorId="01AA8E81">
-          <v:shape id="_x0000_i1356" type="#_x0000_t75" style="width:16.5pt;height:14pt" o:ole="">
-            <v:imagedata r:id="rId5" o:title=""/>
-          </v:shape>
-          <w:control r:id="rId77" w:name="DefaultOcxName69" w:shapeid="_x0000_i1356"/>
-        </w:object>
-      </w:r>
-      <w:r>
-        <w:rPr>
-          <w:rFonts w:ascii="Times New Roman" w:eastAsia="Times New Roman" w:hAnsi="Times New Roman" w:cs="Times New Roman"/>
-          <w:sz w:val="24"/>
-          <w:szCs w:val="24"/>
-          <w:lang w:eastAsia="uk-UA"/>
-        </w:rPr>
-        <w:t xml:space="preserve">Репозиторії </w:t>
-      </w:r>
-    </w:p>
-    <w:p>
-      <w:pPr>
-        <w:numPr>
-          <w:ilvl w:val="0"/>
-          <w:numId w:val="13"/>
-        </w:numPr>
-        <w:spacing w:before="100" w:beforeAutospacing="1" w:after="100" w:afterAutospacing="1" w:line="240" w:lineRule="auto"/>
-        <w:rPr>
-          <w:rFonts w:ascii="Times New Roman" w:eastAsia="Times New Roman" w:hAnsi="Times New Roman" w:cs="Times New Roman"/>
-          <w:sz w:val="24"/>
-          <w:szCs w:val="24"/>
-          <w:lang w:eastAsia="uk-UA"/>
-        </w:rPr>
-      </w:pPr>
-      <w:r>
-        <w:rPr>
-          <w:rFonts w:ascii="Times New Roman" w:eastAsia="Times New Roman" w:hAnsi="Times New Roman" w:cs="Times New Roman"/>
-          <w:sz w:val="24"/>
-          <w:szCs w:val="24"/>
-        </w:rPr>
-        <w:object w:dxaOrig="1440" w:dyaOrig="1440" w14:anchorId="072993EE">
-          <v:shape id="_x0000_i1359" type="#_x0000_t75" style="width:16.5pt;height:14pt" o:ole="">
-            <v:imagedata r:id="rId19" o:title=""/>
-          </v:shape>
-          <w:control r:id="rId78" w:name="DefaultOcxName70" w:shapeid="_x0000_i1359"/>
-        </w:object>
-      </w:r>
-      <w:r>
-        <w:rPr>
-          <w:rFonts w:ascii="Times New Roman" w:eastAsia="Times New Roman" w:hAnsi="Times New Roman" w:cs="Times New Roman"/>
-          <w:sz w:val="24"/>
-          <w:szCs w:val="24"/>
-          <w:lang w:eastAsia="uk-UA"/>
-        </w:rPr>
-        <w:t xml:space="preserve">Сервіси (логіка) </w:t>
-      </w:r>
-    </w:p>
-    <w:p>
-      <w:pPr>
-        <w:numPr>
-          <w:ilvl w:val="0"/>
-          <w:numId w:val="13"/>
-        </w:numPr>
-        <w:spacing w:before="100" w:beforeAutospacing="1" w:after="100" w:afterAutospacing="1" w:line="240" w:lineRule="auto"/>
-        <w:rPr>
-          <w:rFonts w:ascii="Times New Roman" w:eastAsia="Times New Roman" w:hAnsi="Times New Roman" w:cs="Times New Roman"/>
-          <w:sz w:val="24"/>
-          <w:szCs w:val="24"/>
-          <w:lang w:eastAsia="uk-UA"/>
-        </w:rPr>
-      </w:pPr>
-      <w:r>
-        <w:rPr>
-          <w:rFonts w:ascii="Times New Roman" w:eastAsia="Times New Roman" w:hAnsi="Times New Roman" w:cs="Times New Roman"/>
-          <w:sz w:val="24"/>
-          <w:szCs w:val="24"/>
-        </w:rPr>
-        <w:object w:dxaOrig="1440" w:dyaOrig="1440" w14:anchorId="611CB341">
-          <v:shape id="_x0000_i1362" type="#_x0000_t75" style="width:16.5pt;height:14pt" o:ole="">
-            <v:imagedata r:id="rId19" o:title=""/>
-          </v:shape>
-          <w:control r:id="rId79" w:name="DefaultOcxName71" w:shapeid="_x0000_i1362"/>
-        </w:object>
-      </w:r>
-      <w:r>
-        <w:rPr>
-          <w:rFonts w:ascii="Times New Roman" w:eastAsia="Times New Roman" w:hAnsi="Times New Roman" w:cs="Times New Roman"/>
-          <w:sz w:val="24"/>
-          <w:szCs w:val="24"/>
-          <w:lang w:eastAsia="uk-UA"/>
-        </w:rPr>
-        <w:t xml:space="preserve">Контролери (API) </w:t>
-      </w:r>
-    </w:p>
-    <w:p>
-      <w:pPr>
-        <w:numPr>
-          <w:ilvl w:val="0"/>
-          <w:numId w:val="13"/>
-        </w:numPr>
-        <w:spacing w:before="100" w:beforeAutospacing="1" w:after="100" w:afterAutospacing="1" w:line="240" w:lineRule="auto"/>
-        <w:rPr>
-          <w:rFonts w:ascii="Times New Roman" w:eastAsia="Times New Roman" w:hAnsi="Times New Roman" w:cs="Times New Roman"/>
-          <w:sz w:val="24"/>
-          <w:szCs w:val="24"/>
-          <w:lang w:eastAsia="uk-UA"/>
-        </w:rPr>
-      </w:pPr>
-      <w:r>
-        <w:rPr>
-          <w:rFonts w:ascii="Times New Roman" w:eastAsia="Times New Roman" w:hAnsi="Times New Roman" w:cs="Times New Roman"/>
-          <w:sz w:val="24"/>
-          <w:szCs w:val="24"/>
-        </w:rPr>
-        <w:object w:dxaOrig="1440" w:dyaOrig="1440" w14:anchorId="2515B260">
-          <v:shape id="_x0000_i1412" type="#_x0000_t75" style="width:16.5pt;height:14pt" o:ole="">
-            <v:imagedata r:id="rId5" o:title=""/>
-          </v:shape>
-          <w:control r:id="rId80" w:name="DefaultOcxName72" w:shapeid="_x0000_i1412"/>
-        </w:object>
-      </w:r>
-      <w:r>
-        <w:rPr>
-          <w:rFonts w:ascii="Times New Roman" w:eastAsia="Times New Roman" w:hAnsi="Times New Roman" w:cs="Times New Roman"/>
-          <w:sz w:val="24"/>
-          <w:szCs w:val="24"/>
-          <w:lang w:eastAsia="uk-UA"/>
-        </w:rPr>
-        <w:t xml:space="preserve">DTO (за бажанням) </w:t>
-      </w:r>
-    </w:p>
-    <w:p>
-      <w:pPr>
-        <w:numPr>
-          <w:ilvl w:val="0"/>
-          <w:numId w:val="13"/>
-        </w:numPr>
-        <w:spacing w:before="100" w:beforeAutospacing="1" w:after="100" w:afterAutospacing="1" w:line="240" w:lineRule="auto"/>
-        <w:rPr>
-          <w:rFonts w:ascii="Times New Roman" w:eastAsia="Times New Roman" w:hAnsi="Times New Roman" w:cs="Times New Roman"/>
-          <w:sz w:val="24"/>
-          <w:szCs w:val="24"/>
-          <w:lang w:eastAsia="uk-UA"/>
-        </w:rPr>
-      </w:pPr>
-      <w:r>
-        <w:rPr>
-          <w:rFonts w:ascii="Times New Roman" w:eastAsia="Times New Roman" w:hAnsi="Times New Roman" w:cs="Times New Roman"/>
-          <w:sz w:val="24"/>
-          <w:szCs w:val="24"/>
-        </w:rPr>
-        <w:object w:dxaOrig="1440" w:dyaOrig="1440" w14:anchorId="4C68DB66">
-          <v:shape id="_x0000_i1368" type="#_x0000_t75" style="width:16.5pt;height:14pt" o:ole="">
-            <v:imagedata r:id="rId19" o:title=""/>
-          </v:shape>
-          <w:control r:id="rId81" w:name="DefaultOcxName73" w:shapeid="_x0000_i1368"/>
-        </w:object>
-      </w:r>
-      <w:r>
-        <w:rPr>
-          <w:rFonts w:ascii="Times New Roman" w:eastAsia="Times New Roman" w:hAnsi="Times New Roman" w:cs="Times New Roman"/>
-          <w:sz w:val="24"/>
-          <w:szCs w:val="24"/>
-          <w:lang w:eastAsia="uk-UA"/>
-        </w:rPr>
-        <w:t xml:space="preserve">Dependency Injection </w:t>
-      </w:r>
-    </w:p>
-    <w:p>
-      <w:pPr>
-        <w:spacing w:before="100" w:beforeAutospacing="1" w:after="100" w:afterAutospacing="1" w:line="240" w:lineRule="auto"/>
-        <w:outlineLvl w:val="0"/>
+      </w:pPr>
+      <w:r>
         <w:rPr>
           <w:rFonts w:ascii="Times New Roman" w:eastAsia="Times New Roman" w:hAnsi="Times New Roman" w:cs="Times New Roman"/>
           <w:b/>
@@ -3161,8 +2852,235 @@
           <w:szCs w:val="48"/>
           <w:lang w:eastAsia="uk-UA"/>
         </w:rPr>
-      </w:pPr>
-      <w:r>
+        <w:t>13. БЕКЕНД (C# / OOP)</w:t>
+      </w:r>
+    </w:p>
+    <w:p>
+      <w:pPr>
+        <w:numPr>
+          <w:ilvl w:val="0"/>
+          <w:numId w:val="13"/>
+        </w:numPr>
+        <w:spacing w:before="100" w:beforeAutospacing="1" w:after="100" w:afterAutospacing="1" w:line="240" w:lineRule="auto"/>
+        <w:rPr>
+          <w:rFonts w:ascii="Times New Roman" w:eastAsia="Times New Roman" w:hAnsi="Times New Roman" w:cs="Times New Roman"/>
+          <w:sz w:val="24"/>
+          <w:szCs w:val="24"/>
+          <w:lang w:eastAsia="uk-UA"/>
+        </w:rPr>
+      </w:pPr>
+      <w:r>
+        <w:rPr>
+          <w:rFonts w:ascii="Times New Roman" w:eastAsia="Times New Roman" w:hAnsi="Times New Roman" w:cs="Times New Roman"/>
+          <w:sz w:val="24"/>
+          <w:szCs w:val="24"/>
+        </w:rPr>
+        <w:object w:dxaOrig="1440" w:dyaOrig="1440" w14:anchorId="4E828EBC">
+          <v:shape id="_x0000_i1353" type="#_x0000_t75" style="width:16.5pt;height:14pt" o:ole="">
+            <v:imagedata r:id="rId5" o:title=""/>
+          </v:shape>
+          <w:control r:id="rId74" w:name="DefaultOcxName68" w:shapeid="_x0000_i1353"/>
+        </w:object>
+      </w:r>
+      <w:r>
+        <w:rPr>
+          <w:rFonts w:ascii="Times New Roman" w:eastAsia="Times New Roman" w:hAnsi="Times New Roman" w:cs="Times New Roman"/>
+          <w:sz w:val="24"/>
+          <w:szCs w:val="24"/>
+          <w:lang w:eastAsia="uk-UA"/>
+        </w:rPr>
+        <w:t xml:space="preserve">Класи моделей (User, Course, Lesson...) </w:t>
+      </w:r>
+    </w:p>
+    <w:p>
+      <w:pPr>
+        <w:numPr>
+          <w:ilvl w:val="0"/>
+          <w:numId w:val="13"/>
+        </w:numPr>
+        <w:spacing w:before="100" w:beforeAutospacing="1" w:after="100" w:afterAutospacing="1" w:line="240" w:lineRule="auto"/>
+        <w:rPr>
+          <w:rFonts w:ascii="Times New Roman" w:eastAsia="Times New Roman" w:hAnsi="Times New Roman" w:cs="Times New Roman"/>
+          <w:sz w:val="24"/>
+          <w:szCs w:val="24"/>
+          <w:lang w:eastAsia="uk-UA"/>
+        </w:rPr>
+      </w:pPr>
+      <w:r>
+        <w:rPr>
+          <w:rFonts w:ascii="Times New Roman" w:eastAsia="Times New Roman" w:hAnsi="Times New Roman" w:cs="Times New Roman"/>
+          <w:sz w:val="24"/>
+          <w:szCs w:val="24"/>
+        </w:rPr>
+        <w:object w:dxaOrig="1440" w:dyaOrig="1440" w14:anchorId="01AA8E81">
+          <v:shape id="_x0000_i1356" type="#_x0000_t75" style="width:16.5pt;height:14pt" o:ole="">
+            <v:imagedata r:id="rId5" o:title=""/>
+          </v:shape>
+          <w:control r:id="rId75" w:name="DefaultOcxName69" w:shapeid="_x0000_i1356"/>
+        </w:object>
+      </w:r>
+      <w:r>
+        <w:rPr>
+          <w:rFonts w:ascii="Times New Roman" w:eastAsia="Times New Roman" w:hAnsi="Times New Roman" w:cs="Times New Roman"/>
+          <w:sz w:val="24"/>
+          <w:szCs w:val="24"/>
+          <w:lang w:eastAsia="uk-UA"/>
+        </w:rPr>
+        <w:t xml:space="preserve">Репозиторії </w:t>
+      </w:r>
+    </w:p>
+    <w:p>
+      <w:pPr>
+        <w:numPr>
+          <w:ilvl w:val="0"/>
+          <w:numId w:val="13"/>
+        </w:numPr>
+        <w:spacing w:before="100" w:beforeAutospacing="1" w:after="100" w:afterAutospacing="1" w:line="240" w:lineRule="auto"/>
+        <w:rPr>
+          <w:rFonts w:ascii="Times New Roman" w:eastAsia="Times New Roman" w:hAnsi="Times New Roman" w:cs="Times New Roman"/>
+          <w:sz w:val="24"/>
+          <w:szCs w:val="24"/>
+          <w:lang w:eastAsia="uk-UA"/>
+        </w:rPr>
+      </w:pPr>
+      <w:r>
+        <w:rPr>
+          <w:rFonts w:ascii="Times New Roman" w:eastAsia="Times New Roman" w:hAnsi="Times New Roman" w:cs="Times New Roman"/>
+          <w:sz w:val="24"/>
+          <w:szCs w:val="24"/>
+        </w:rPr>
+        <w:object w:dxaOrig="1440" w:dyaOrig="1440" w14:anchorId="072993EE">
+          <v:shape id="_x0000_i1359" type="#_x0000_t75" style="width:16.5pt;height:14pt" o:ole="">
+            <v:imagedata r:id="rId19" o:title=""/>
+          </v:shape>
+          <w:control r:id="rId76" w:name="DefaultOcxName70" w:shapeid="_x0000_i1359"/>
+        </w:object>
+      </w:r>
+      <w:r>
+        <w:rPr>
+          <w:rFonts w:ascii="Times New Roman" w:eastAsia="Times New Roman" w:hAnsi="Times New Roman" w:cs="Times New Roman"/>
+          <w:sz w:val="24"/>
+          <w:szCs w:val="24"/>
+          <w:lang w:eastAsia="uk-UA"/>
+        </w:rPr>
+        <w:t xml:space="preserve">Сервіси (логіка) </w:t>
+      </w:r>
+    </w:p>
+    <w:p>
+      <w:pPr>
+        <w:numPr>
+          <w:ilvl w:val="0"/>
+          <w:numId w:val="13"/>
+        </w:numPr>
+        <w:spacing w:before="100" w:beforeAutospacing="1" w:after="100" w:afterAutospacing="1" w:line="240" w:lineRule="auto"/>
+        <w:rPr>
+          <w:rFonts w:ascii="Times New Roman" w:eastAsia="Times New Roman" w:hAnsi="Times New Roman" w:cs="Times New Roman"/>
+          <w:sz w:val="24"/>
+          <w:szCs w:val="24"/>
+          <w:lang w:eastAsia="uk-UA"/>
+        </w:rPr>
+      </w:pPr>
+      <w:r>
+        <w:rPr>
+          <w:rFonts w:ascii="Times New Roman" w:eastAsia="Times New Roman" w:hAnsi="Times New Roman" w:cs="Times New Roman"/>
+          <w:sz w:val="24"/>
+          <w:szCs w:val="24"/>
+        </w:rPr>
+        <w:object w:dxaOrig="1440" w:dyaOrig="1440" w14:anchorId="611CB341">
+          <v:shape id="_x0000_i1411" type="#_x0000_t75" style="width:16.5pt;height:14pt" o:ole="">
+            <v:imagedata r:id="rId5" o:title=""/>
+          </v:shape>
+          <w:control r:id="rId77" w:name="DefaultOcxName71" w:shapeid="_x0000_i1411"/>
+        </w:object>
+      </w:r>
+      <w:r>
+        <w:rPr>
+          <w:rFonts w:ascii="Times New Roman" w:eastAsia="Times New Roman" w:hAnsi="Times New Roman" w:cs="Times New Roman"/>
+          <w:sz w:val="24"/>
+          <w:szCs w:val="24"/>
+          <w:lang w:eastAsia="uk-UA"/>
+        </w:rPr>
+        <w:t xml:space="preserve">Контролери (API) </w:t>
+      </w:r>
+    </w:p>
+    <w:p>
+      <w:pPr>
+        <w:numPr>
+          <w:ilvl w:val="0"/>
+          <w:numId w:val="13"/>
+        </w:numPr>
+        <w:spacing w:before="100" w:beforeAutospacing="1" w:after="100" w:afterAutospacing="1" w:line="240" w:lineRule="auto"/>
+        <w:rPr>
+          <w:rFonts w:ascii="Times New Roman" w:eastAsia="Times New Roman" w:hAnsi="Times New Roman" w:cs="Times New Roman"/>
+          <w:sz w:val="24"/>
+          <w:szCs w:val="24"/>
+          <w:lang w:eastAsia="uk-UA"/>
+        </w:rPr>
+      </w:pPr>
+      <w:r>
+        <w:rPr>
+          <w:rFonts w:ascii="Times New Roman" w:eastAsia="Times New Roman" w:hAnsi="Times New Roman" w:cs="Times New Roman"/>
+          <w:sz w:val="24"/>
+          <w:szCs w:val="24"/>
+        </w:rPr>
+        <w:object w:dxaOrig="1440" w:dyaOrig="1440" w14:anchorId="2515B260">
+          <v:shape id="_x0000_i1365" type="#_x0000_t75" style="width:16.5pt;height:14pt" o:ole="">
+            <v:imagedata r:id="rId5" o:title=""/>
+          </v:shape>
+          <w:control r:id="rId78" w:name="DefaultOcxName72" w:shapeid="_x0000_i1365"/>
+        </w:object>
+      </w:r>
+      <w:r>
+        <w:rPr>
+          <w:rFonts w:ascii="Times New Roman" w:eastAsia="Times New Roman" w:hAnsi="Times New Roman" w:cs="Times New Roman"/>
+          <w:sz w:val="24"/>
+          <w:szCs w:val="24"/>
+          <w:lang w:eastAsia="uk-UA"/>
+        </w:rPr>
+        <w:t xml:space="preserve">DTO (за бажанням) </w:t>
+      </w:r>
+    </w:p>
+    <w:p>
+      <w:pPr>
+        <w:numPr>
+          <w:ilvl w:val="0"/>
+          <w:numId w:val="13"/>
+        </w:numPr>
+        <w:spacing w:before="100" w:beforeAutospacing="1" w:after="100" w:afterAutospacing="1" w:line="240" w:lineRule="auto"/>
+        <w:rPr>
+          <w:rFonts w:ascii="Times New Roman" w:eastAsia="Times New Roman" w:hAnsi="Times New Roman" w:cs="Times New Roman"/>
+          <w:sz w:val="24"/>
+          <w:szCs w:val="24"/>
+          <w:lang w:eastAsia="uk-UA"/>
+        </w:rPr>
+      </w:pPr>
+      <w:r>
+        <w:rPr>
+          <w:rFonts w:ascii="Times New Roman" w:eastAsia="Times New Roman" w:hAnsi="Times New Roman" w:cs="Times New Roman"/>
+          <w:sz w:val="24"/>
+          <w:szCs w:val="24"/>
+        </w:rPr>
+        <w:object w:dxaOrig="1440" w:dyaOrig="1440" w14:anchorId="4C68DB66">
+          <v:shape id="_x0000_i1368" type="#_x0000_t75" style="width:16.5pt;height:14pt" o:ole="">
+            <v:imagedata r:id="rId19" o:title=""/>
+          </v:shape>
+          <w:control r:id="rId79" w:name="DefaultOcxName73" w:shapeid="_x0000_i1368"/>
+        </w:object>
+      </w:r>
+      <w:r>
+        <w:rPr>
+          <w:rFonts w:ascii="Times New Roman" w:eastAsia="Times New Roman" w:hAnsi="Times New Roman" w:cs="Times New Roman"/>
+          <w:sz w:val="24"/>
+          <w:szCs w:val="24"/>
+          <w:lang w:eastAsia="uk-UA"/>
+        </w:rPr>
+        <w:t xml:space="preserve">Dependency Injection </w:t>
+      </w:r>
+    </w:p>
+    <w:p>
+      <w:pPr>
+        <w:spacing w:before="100" w:beforeAutospacing="1" w:after="100" w:afterAutospacing="1" w:line="240" w:lineRule="auto"/>
+        <w:outlineLvl w:val="0"/>
         <w:rPr>
           <w:rFonts w:ascii="Times New Roman" w:eastAsia="Times New Roman" w:hAnsi="Times New Roman" w:cs="Times New Roman"/>
           <w:b/>
@@ -3172,198 +3090,8 @@
           <w:szCs w:val="48"/>
           <w:lang w:eastAsia="uk-UA"/>
         </w:rPr>
-        <w:t>14. ТЕСТУВАННЯ</w:t>
-      </w:r>
-    </w:p>
-    <w:p>
-      <w:pPr>
-        <w:numPr>
-          <w:ilvl w:val="0"/>
-          <w:numId w:val="14"/>
-        </w:numPr>
-        <w:spacing w:before="100" w:beforeAutospacing="1" w:after="100" w:afterAutospacing="1" w:line="240" w:lineRule="auto"/>
-        <w:rPr>
-          <w:rFonts w:ascii="Times New Roman" w:eastAsia="Times New Roman" w:hAnsi="Times New Roman" w:cs="Times New Roman"/>
-          <w:sz w:val="24"/>
-          <w:szCs w:val="24"/>
-          <w:lang w:eastAsia="uk-UA"/>
-        </w:rPr>
-      </w:pPr>
-      <w:r>
-        <w:rPr>
-          <w:rFonts w:ascii="Times New Roman" w:eastAsia="Times New Roman" w:hAnsi="Times New Roman" w:cs="Times New Roman"/>
-          <w:sz w:val="24"/>
-          <w:szCs w:val="24"/>
-        </w:rPr>
-        <w:object w:dxaOrig="1440" w:dyaOrig="1440" w14:anchorId="70875811">
-          <v:shape id="_x0000_i1371" type="#_x0000_t75" style="width:16.5pt;height:14pt" o:ole="">
-            <v:imagedata r:id="rId19" o:title=""/>
-          </v:shape>
-          <w:control r:id="rId82" w:name="DefaultOcxName74" w:shapeid="_x0000_i1371"/>
-        </w:object>
-      </w:r>
-      <w:r>
-        <w:rPr>
-          <w:rFonts w:ascii="Times New Roman" w:eastAsia="Times New Roman" w:hAnsi="Times New Roman" w:cs="Times New Roman"/>
-          <w:sz w:val="24"/>
-          <w:szCs w:val="24"/>
-          <w:lang w:eastAsia="uk-UA"/>
-        </w:rPr>
-        <w:t xml:space="preserve">Перевірка реєстрації </w:t>
-      </w:r>
-    </w:p>
-    <w:p>
-      <w:pPr>
-        <w:numPr>
-          <w:ilvl w:val="0"/>
-          <w:numId w:val="14"/>
-        </w:numPr>
-        <w:spacing w:before="100" w:beforeAutospacing="1" w:after="100" w:afterAutospacing="1" w:line="240" w:lineRule="auto"/>
-        <w:rPr>
-          <w:rFonts w:ascii="Times New Roman" w:eastAsia="Times New Roman" w:hAnsi="Times New Roman" w:cs="Times New Roman"/>
-          <w:sz w:val="24"/>
-          <w:szCs w:val="24"/>
-          <w:lang w:eastAsia="uk-UA"/>
-        </w:rPr>
-      </w:pPr>
-      <w:r>
-        <w:rPr>
-          <w:rFonts w:ascii="Times New Roman" w:eastAsia="Times New Roman" w:hAnsi="Times New Roman" w:cs="Times New Roman"/>
-          <w:sz w:val="24"/>
-          <w:szCs w:val="24"/>
-        </w:rPr>
-        <w:object w:dxaOrig="1440" w:dyaOrig="1440" w14:anchorId="134A66B6">
-          <v:shape id="_x0000_i1374" type="#_x0000_t75" style="width:16.5pt;height:14pt" o:ole="">
-            <v:imagedata r:id="rId19" o:title=""/>
-          </v:shape>
-          <w:control r:id="rId83" w:name="DefaultOcxName75" w:shapeid="_x0000_i1374"/>
-        </w:object>
-      </w:r>
-      <w:r>
-        <w:rPr>
-          <w:rFonts w:ascii="Times New Roman" w:eastAsia="Times New Roman" w:hAnsi="Times New Roman" w:cs="Times New Roman"/>
-          <w:sz w:val="24"/>
-          <w:szCs w:val="24"/>
-          <w:lang w:eastAsia="uk-UA"/>
-        </w:rPr>
-        <w:t xml:space="preserve">Перевірка логіну </w:t>
-      </w:r>
-    </w:p>
-    <w:p>
-      <w:pPr>
-        <w:numPr>
-          <w:ilvl w:val="0"/>
-          <w:numId w:val="14"/>
-        </w:numPr>
-        <w:spacing w:before="100" w:beforeAutospacing="1" w:after="100" w:afterAutospacing="1" w:line="240" w:lineRule="auto"/>
-        <w:rPr>
-          <w:rFonts w:ascii="Times New Roman" w:eastAsia="Times New Roman" w:hAnsi="Times New Roman" w:cs="Times New Roman"/>
-          <w:sz w:val="24"/>
-          <w:szCs w:val="24"/>
-          <w:lang w:eastAsia="uk-UA"/>
-        </w:rPr>
-      </w:pPr>
-      <w:r>
-        <w:rPr>
-          <w:rFonts w:ascii="Times New Roman" w:eastAsia="Times New Roman" w:hAnsi="Times New Roman" w:cs="Times New Roman"/>
-          <w:sz w:val="24"/>
-          <w:szCs w:val="24"/>
-        </w:rPr>
-        <w:object w:dxaOrig="1440" w:dyaOrig="1440" w14:anchorId="28530233">
-          <v:shape id="_x0000_i1377" type="#_x0000_t75" style="width:16.5pt;height:14pt" o:ole="">
-            <v:imagedata r:id="rId19" o:title=""/>
-          </v:shape>
-          <w:control r:id="rId84" w:name="DefaultOcxName76" w:shapeid="_x0000_i1377"/>
-        </w:object>
-      </w:r>
-      <w:r>
-        <w:rPr>
-          <w:rFonts w:ascii="Times New Roman" w:eastAsia="Times New Roman" w:hAnsi="Times New Roman" w:cs="Times New Roman"/>
-          <w:sz w:val="24"/>
-          <w:szCs w:val="24"/>
-          <w:lang w:eastAsia="uk-UA"/>
-        </w:rPr>
-        <w:t xml:space="preserve">Перевірка уроків </w:t>
-      </w:r>
-    </w:p>
-    <w:p>
-      <w:pPr>
-        <w:numPr>
-          <w:ilvl w:val="0"/>
-          <w:numId w:val="14"/>
-        </w:numPr>
-        <w:spacing w:before="100" w:beforeAutospacing="1" w:after="100" w:afterAutospacing="1" w:line="240" w:lineRule="auto"/>
-        <w:rPr>
-          <w:rFonts w:ascii="Times New Roman" w:eastAsia="Times New Roman" w:hAnsi="Times New Roman" w:cs="Times New Roman"/>
-          <w:sz w:val="24"/>
-          <w:szCs w:val="24"/>
-          <w:lang w:eastAsia="uk-UA"/>
-        </w:rPr>
-      </w:pPr>
-      <w:r>
-        <w:rPr>
-          <w:rFonts w:ascii="Times New Roman" w:eastAsia="Times New Roman" w:hAnsi="Times New Roman" w:cs="Times New Roman"/>
-          <w:sz w:val="24"/>
-          <w:szCs w:val="24"/>
-        </w:rPr>
-        <w:object w:dxaOrig="1440" w:dyaOrig="1440" w14:anchorId="13882D35">
-          <v:shape id="_x0000_i1380" type="#_x0000_t75" style="width:16.5pt;height:14pt" o:ole="">
-            <v:imagedata r:id="rId19" o:title=""/>
-          </v:shape>
-          <w:control r:id="rId85" w:name="DefaultOcxName77" w:shapeid="_x0000_i1380"/>
-        </w:object>
-      </w:r>
-      <w:r>
-        <w:rPr>
-          <w:rFonts w:ascii="Times New Roman" w:eastAsia="Times New Roman" w:hAnsi="Times New Roman" w:cs="Times New Roman"/>
-          <w:sz w:val="24"/>
-          <w:szCs w:val="24"/>
-          <w:lang w:eastAsia="uk-UA"/>
-        </w:rPr>
-        <w:t xml:space="preserve">Перевірка нарахування нагород </w:t>
-      </w:r>
-    </w:p>
-    <w:p>
-      <w:pPr>
-        <w:numPr>
-          <w:ilvl w:val="0"/>
-          <w:numId w:val="14"/>
-        </w:numPr>
-        <w:spacing w:before="100" w:beforeAutospacing="1" w:after="100" w:afterAutospacing="1" w:line="240" w:lineRule="auto"/>
-        <w:rPr>
-          <w:rFonts w:ascii="Times New Roman" w:eastAsia="Times New Roman" w:hAnsi="Times New Roman" w:cs="Times New Roman"/>
-          <w:sz w:val="24"/>
-          <w:szCs w:val="24"/>
-          <w:lang w:eastAsia="uk-UA"/>
-        </w:rPr>
-      </w:pPr>
-      <w:r>
-        <w:rPr>
-          <w:rFonts w:ascii="Times New Roman" w:eastAsia="Times New Roman" w:hAnsi="Times New Roman" w:cs="Times New Roman"/>
-          <w:sz w:val="24"/>
-          <w:szCs w:val="24"/>
-        </w:rPr>
-        <w:object w:dxaOrig="1440" w:dyaOrig="1440" w14:anchorId="6A3AF316">
-          <v:shape id="_x0000_i1383" type="#_x0000_t75" style="width:16.5pt;height:14pt" o:ole="">
-            <v:imagedata r:id="rId19" o:title=""/>
-          </v:shape>
-          <w:control r:id="rId86" w:name="DefaultOcxName78" w:shapeid="_x0000_i1383"/>
-        </w:object>
-      </w:r>
-      <w:r>
-        <w:rPr>
-          <w:rFonts w:ascii="Times New Roman" w:eastAsia="Times New Roman" w:hAnsi="Times New Roman" w:cs="Times New Roman"/>
-          <w:sz w:val="24"/>
-          <w:szCs w:val="24"/>
-          <w:lang w:eastAsia="uk-UA"/>
-        </w:rPr>
-        <w:t xml:space="preserve">Перевірка edge cases </w:t>
-      </w:r>
-    </w:p>
-    <w:p>
-      <w:pPr>
-        <w:spacing w:before="100" w:beforeAutospacing="1" w:after="100" w:afterAutospacing="1" w:line="240" w:lineRule="auto"/>
-        <w:outlineLvl w:val="0"/>
+      </w:pPr>
+      <w:r>
         <w:rPr>
           <w:rFonts w:ascii="Times New Roman" w:eastAsia="Times New Roman" w:hAnsi="Times New Roman" w:cs="Times New Roman"/>
           <w:b/>
@@ -3373,8 +3101,198 @@
           <w:szCs w:val="48"/>
           <w:lang w:eastAsia="uk-UA"/>
         </w:rPr>
-      </w:pPr>
-      <w:r>
+        <w:t>14. ТЕСТУВАННЯ</w:t>
+      </w:r>
+    </w:p>
+    <w:p>
+      <w:pPr>
+        <w:numPr>
+          <w:ilvl w:val="0"/>
+          <w:numId w:val="14"/>
+        </w:numPr>
+        <w:spacing w:before="100" w:beforeAutospacing="1" w:after="100" w:afterAutospacing="1" w:line="240" w:lineRule="auto"/>
+        <w:rPr>
+          <w:rFonts w:ascii="Times New Roman" w:eastAsia="Times New Roman" w:hAnsi="Times New Roman" w:cs="Times New Roman"/>
+          <w:sz w:val="24"/>
+          <w:szCs w:val="24"/>
+          <w:lang w:eastAsia="uk-UA"/>
+        </w:rPr>
+      </w:pPr>
+      <w:r>
+        <w:rPr>
+          <w:rFonts w:ascii="Times New Roman" w:eastAsia="Times New Roman" w:hAnsi="Times New Roman" w:cs="Times New Roman"/>
+          <w:sz w:val="24"/>
+          <w:szCs w:val="24"/>
+        </w:rPr>
+        <w:object w:dxaOrig="1440" w:dyaOrig="1440" w14:anchorId="70875811">
+          <v:shape id="_x0000_i1371" type="#_x0000_t75" style="width:16.5pt;height:14pt" o:ole="">
+            <v:imagedata r:id="rId19" o:title=""/>
+          </v:shape>
+          <w:control r:id="rId80" w:name="DefaultOcxName74" w:shapeid="_x0000_i1371"/>
+        </w:object>
+      </w:r>
+      <w:r>
+        <w:rPr>
+          <w:rFonts w:ascii="Times New Roman" w:eastAsia="Times New Roman" w:hAnsi="Times New Roman" w:cs="Times New Roman"/>
+          <w:sz w:val="24"/>
+          <w:szCs w:val="24"/>
+          <w:lang w:eastAsia="uk-UA"/>
+        </w:rPr>
+        <w:t xml:space="preserve">Перевірка реєстрації </w:t>
+      </w:r>
+    </w:p>
+    <w:p>
+      <w:pPr>
+        <w:numPr>
+          <w:ilvl w:val="0"/>
+          <w:numId w:val="14"/>
+        </w:numPr>
+        <w:spacing w:before="100" w:beforeAutospacing="1" w:after="100" w:afterAutospacing="1" w:line="240" w:lineRule="auto"/>
+        <w:rPr>
+          <w:rFonts w:ascii="Times New Roman" w:eastAsia="Times New Roman" w:hAnsi="Times New Roman" w:cs="Times New Roman"/>
+          <w:sz w:val="24"/>
+          <w:szCs w:val="24"/>
+          <w:lang w:eastAsia="uk-UA"/>
+        </w:rPr>
+      </w:pPr>
+      <w:r>
+        <w:rPr>
+          <w:rFonts w:ascii="Times New Roman" w:eastAsia="Times New Roman" w:hAnsi="Times New Roman" w:cs="Times New Roman"/>
+          <w:sz w:val="24"/>
+          <w:szCs w:val="24"/>
+        </w:rPr>
+        <w:object w:dxaOrig="1440" w:dyaOrig="1440" w14:anchorId="134A66B6">
+          <v:shape id="_x0000_i1374" type="#_x0000_t75" style="width:16.5pt;height:14pt" o:ole="">
+            <v:imagedata r:id="rId19" o:title=""/>
+          </v:shape>
+          <w:control r:id="rId81" w:name="DefaultOcxName75" w:shapeid="_x0000_i1374"/>
+        </w:object>
+      </w:r>
+      <w:r>
+        <w:rPr>
+          <w:rFonts w:ascii="Times New Roman" w:eastAsia="Times New Roman" w:hAnsi="Times New Roman" w:cs="Times New Roman"/>
+          <w:sz w:val="24"/>
+          <w:szCs w:val="24"/>
+          <w:lang w:eastAsia="uk-UA"/>
+        </w:rPr>
+        <w:t xml:space="preserve">Перевірка логіну </w:t>
+      </w:r>
+    </w:p>
+    <w:p>
+      <w:pPr>
+        <w:numPr>
+          <w:ilvl w:val="0"/>
+          <w:numId w:val="14"/>
+        </w:numPr>
+        <w:spacing w:before="100" w:beforeAutospacing="1" w:after="100" w:afterAutospacing="1" w:line="240" w:lineRule="auto"/>
+        <w:rPr>
+          <w:rFonts w:ascii="Times New Roman" w:eastAsia="Times New Roman" w:hAnsi="Times New Roman" w:cs="Times New Roman"/>
+          <w:sz w:val="24"/>
+          <w:szCs w:val="24"/>
+          <w:lang w:eastAsia="uk-UA"/>
+        </w:rPr>
+      </w:pPr>
+      <w:r>
+        <w:rPr>
+          <w:rFonts w:ascii="Times New Roman" w:eastAsia="Times New Roman" w:hAnsi="Times New Roman" w:cs="Times New Roman"/>
+          <w:sz w:val="24"/>
+          <w:szCs w:val="24"/>
+        </w:rPr>
+        <w:object w:dxaOrig="1440" w:dyaOrig="1440" w14:anchorId="28530233">
+          <v:shape id="_x0000_i1377" type="#_x0000_t75" style="width:16.5pt;height:14pt" o:ole="">
+            <v:imagedata r:id="rId19" o:title=""/>
+          </v:shape>
+          <w:control r:id="rId82" w:name="DefaultOcxName76" w:shapeid="_x0000_i1377"/>
+        </w:object>
+      </w:r>
+      <w:r>
+        <w:rPr>
+          <w:rFonts w:ascii="Times New Roman" w:eastAsia="Times New Roman" w:hAnsi="Times New Roman" w:cs="Times New Roman"/>
+          <w:sz w:val="24"/>
+          <w:szCs w:val="24"/>
+          <w:lang w:eastAsia="uk-UA"/>
+        </w:rPr>
+        <w:t xml:space="preserve">Перевірка уроків </w:t>
+      </w:r>
+    </w:p>
+    <w:p>
+      <w:pPr>
+        <w:numPr>
+          <w:ilvl w:val="0"/>
+          <w:numId w:val="14"/>
+        </w:numPr>
+        <w:spacing w:before="100" w:beforeAutospacing="1" w:after="100" w:afterAutospacing="1" w:line="240" w:lineRule="auto"/>
+        <w:rPr>
+          <w:rFonts w:ascii="Times New Roman" w:eastAsia="Times New Roman" w:hAnsi="Times New Roman" w:cs="Times New Roman"/>
+          <w:sz w:val="24"/>
+          <w:szCs w:val="24"/>
+          <w:lang w:eastAsia="uk-UA"/>
+        </w:rPr>
+      </w:pPr>
+      <w:r>
+        <w:rPr>
+          <w:rFonts w:ascii="Times New Roman" w:eastAsia="Times New Roman" w:hAnsi="Times New Roman" w:cs="Times New Roman"/>
+          <w:sz w:val="24"/>
+          <w:szCs w:val="24"/>
+        </w:rPr>
+        <w:object w:dxaOrig="1440" w:dyaOrig="1440" w14:anchorId="13882D35">
+          <v:shape id="_x0000_i1380" type="#_x0000_t75" style="width:16.5pt;height:14pt" o:ole="">
+            <v:imagedata r:id="rId19" o:title=""/>
+          </v:shape>
+          <w:control r:id="rId83" w:name="DefaultOcxName77" w:shapeid="_x0000_i1380"/>
+        </w:object>
+      </w:r>
+      <w:r>
+        <w:rPr>
+          <w:rFonts w:ascii="Times New Roman" w:eastAsia="Times New Roman" w:hAnsi="Times New Roman" w:cs="Times New Roman"/>
+          <w:sz w:val="24"/>
+          <w:szCs w:val="24"/>
+          <w:lang w:eastAsia="uk-UA"/>
+        </w:rPr>
+        <w:t xml:space="preserve">Перевірка нарахування нагород </w:t>
+      </w:r>
+    </w:p>
+    <w:p>
+      <w:pPr>
+        <w:numPr>
+          <w:ilvl w:val="0"/>
+          <w:numId w:val="14"/>
+        </w:numPr>
+        <w:spacing w:before="100" w:beforeAutospacing="1" w:after="100" w:afterAutospacing="1" w:line="240" w:lineRule="auto"/>
+        <w:rPr>
+          <w:rFonts w:ascii="Times New Roman" w:eastAsia="Times New Roman" w:hAnsi="Times New Roman" w:cs="Times New Roman"/>
+          <w:sz w:val="24"/>
+          <w:szCs w:val="24"/>
+          <w:lang w:eastAsia="uk-UA"/>
+        </w:rPr>
+      </w:pPr>
+      <w:r>
+        <w:rPr>
+          <w:rFonts w:ascii="Times New Roman" w:eastAsia="Times New Roman" w:hAnsi="Times New Roman" w:cs="Times New Roman"/>
+          <w:sz w:val="24"/>
+          <w:szCs w:val="24"/>
+        </w:rPr>
+        <w:object w:dxaOrig="1440" w:dyaOrig="1440" w14:anchorId="6A3AF316">
+          <v:shape id="_x0000_i1383" type="#_x0000_t75" style="width:16.5pt;height:14pt" o:ole="">
+            <v:imagedata r:id="rId19" o:title=""/>
+          </v:shape>
+          <w:control r:id="rId84" w:name="DefaultOcxName78" w:shapeid="_x0000_i1383"/>
+        </w:object>
+      </w:r>
+      <w:r>
+        <w:rPr>
+          <w:rFonts w:ascii="Times New Roman" w:eastAsia="Times New Roman" w:hAnsi="Times New Roman" w:cs="Times New Roman"/>
+          <w:sz w:val="24"/>
+          <w:szCs w:val="24"/>
+          <w:lang w:eastAsia="uk-UA"/>
+        </w:rPr>
+        <w:t xml:space="preserve">Перевірка edge cases </w:t>
+      </w:r>
+    </w:p>
+    <w:p>
+      <w:pPr>
+        <w:spacing w:before="100" w:beforeAutospacing="1" w:after="100" w:afterAutospacing="1" w:line="240" w:lineRule="auto"/>
+        <w:outlineLvl w:val="0"/>
         <w:rPr>
           <w:rFonts w:ascii="Times New Roman" w:eastAsia="Times New Roman" w:hAnsi="Times New Roman" w:cs="Times New Roman"/>
           <w:b/>
@@ -3384,6 +3302,17 @@
           <w:szCs w:val="48"/>
           <w:lang w:eastAsia="uk-UA"/>
         </w:rPr>
+      </w:pPr>
+      <w:r>
+        <w:rPr>
+          <w:rFonts w:ascii="Times New Roman" w:eastAsia="Times New Roman" w:hAnsi="Times New Roman" w:cs="Times New Roman"/>
+          <w:b/>
+          <w:bCs/>
+          <w:kern w:val="36"/>
+          <w:sz w:val="48"/>
+          <w:szCs w:val="48"/>
+          <w:lang w:eastAsia="uk-UA"/>
+        </w:rPr>
         <w:t xml:space="preserve"> 15. ФІНАЛ</w:t>
       </w:r>
     </w:p>
@@ -3411,7 +3340,7 @@
           <v:shape id="_x0000_i1386" type="#_x0000_t75" style="width:16.5pt;height:14pt" o:ole="">
             <v:imagedata r:id="rId19" o:title=""/>
           </v:shape>
-          <w:control r:id="rId87" w:name="DefaultOcxName79" w:shapeid="_x0000_i1386"/>
+          <w:control r:id="rId85" w:name="DefaultOcxName79" w:shapeid="_x0000_i1386"/>
         </w:object>
       </w:r>
       <w:r>
@@ -3448,7 +3377,7 @@
           <v:shape id="_x0000_i1389" type="#_x0000_t75" style="width:16.5pt;height:14pt" o:ole="">
             <v:imagedata r:id="rId19" o:title=""/>
           </v:shape>
-          <w:control r:id="rId88" w:name="DefaultOcxName80" w:shapeid="_x0000_i1389"/>
+          <w:control r:id="rId86" w:name="DefaultOcxName80" w:shapeid="_x0000_i1389"/>
         </w:object>
       </w:r>
       <w:r>
@@ -3485,7 +3414,7 @@
           <v:shape id="_x0000_i1392" type="#_x0000_t75" style="width:16.5pt;height:14pt" o:ole="">
             <v:imagedata r:id="rId19" o:title=""/>
           </v:shape>
-          <w:control r:id="rId89" w:name="DefaultOcxName81" w:shapeid="_x0000_i1392"/>
+          <w:control r:id="rId87" w:name="DefaultOcxName81" w:shapeid="_x0000_i1392"/>
         </w:object>
       </w:r>
       <w:r>
@@ -3522,7 +3451,7 @@
           <v:shape id="_x0000_i1395" type="#_x0000_t75" style="width:16.5pt;height:14pt" o:ole="">
             <v:imagedata r:id="rId19" o:title=""/>
           </v:shape>
-          <w:control r:id="rId90" w:name="DefaultOcxName82" w:shapeid="_x0000_i1395"/>
+          <w:control r:id="rId88" w:name="DefaultOcxName82" w:shapeid="_x0000_i1395"/>
         </w:object>
       </w:r>
       <w:r>
@@ -3556,10 +3485,10 @@
           <w:szCs w:val="24"/>
         </w:rPr>
         <w:object w:dxaOrig="1440" w:dyaOrig="1440" w14:anchorId="0DAE79C8">
-          <v:shape id="_x0000_i1404" type="#_x0000_t75" style="width:16.5pt;height:14pt" o:ole="">
+          <v:shape id="_x0000_i1412" type="#_x0000_t75" style="width:16.5pt;height:14pt" o:ole="">
             <v:imagedata r:id="rId19" o:title=""/>
           </v:shape>
-          <w:control r:id="rId91" w:name="DefaultOcxName83" w:shapeid="_x0000_i1404"/>
+          <w:control r:id="rId89" w:name="DefaultOcxName83" w:shapeid="_x0000_i1412"/>
         </w:object>
       </w:r>
     </w:p>
@@ -6697,14 +6626,6 @@
 <ax:ocx xmlns:ax="http://schemas.microsoft.com/office/2006/activeX" xmlns:r="http://schemas.openxmlformats.org/officeDocument/2006/relationships" ax:classid="{5512D116-5CC6-11CF-8D67-00AA00BDCE1D}" ax:persistence="persistStream" r:id="rId1"/>
 </file>
 
-<file path=word/activeX/activeX84.xml><?xml version="1.0" encoding="utf-8"?>
-<ax:ocx xmlns:ax="http://schemas.microsoft.com/office/2006/activeX" xmlns:r="http://schemas.openxmlformats.org/officeDocument/2006/relationships" ax:classid="{5512D116-5CC6-11CF-8D67-00AA00BDCE1D}" ax:persistence="persistStream" r:id="rId1"/>
-</file>
-
-<file path=word/activeX/activeX85.xml><?xml version="1.0" encoding="utf-8"?>
-<ax:ocx xmlns:ax="http://schemas.microsoft.com/office/2006/activeX" xmlns:r="http://schemas.openxmlformats.org/officeDocument/2006/relationships" ax:classid="{5512D116-5CC6-11CF-8D67-00AA00BDCE1D}" ax:persistence="persistStream" r:id="rId1"/>
-</file>
-
 <file path=word/activeX/activeX9.xml><?xml version="1.0" encoding="utf-8"?>
 <ax:ocx xmlns:ax="http://schemas.microsoft.com/office/2006/activeX" xmlns:r="http://schemas.openxmlformats.org/officeDocument/2006/relationships" ax:classid="{5512D116-5CC6-11CF-8D67-00AA00BDCE1D}" ax:persistence="persistStream" r:id="rId1"/>
 </file>
